--- a/VuHoangChinh-2122110380.docx
+++ b/VuHoangChinh-2122110380.docx
@@ -42496,44 +42496,45 @@
       <w:pPr>
         <w:jc w:val="both"/>
       </w:pPr>
-      <w:r>
-        <w:t>Video provides a powerful way to help you prove your point. When you click Online Video, you can paste in the embed code for the video you want to add. You can also type a keyword to search online for the video that best fits your document.</w:t>
+      <w:r/>
+      <w:r>
+        <w:t>Hệ thống Backend được phát triển bằng ngôn ngữ lập trình Java kết hợp framework Spring Boot, thiết kế theo kiến trúc phân tầng (Layered Architecture) chuẩn công nghiệp nhằm tách biệt rõ ràng các nhiệm vụ và nâng cao tính bảo trì, khả năng mở rộng hệ thống.</w:t>
       </w:r>
     </w:p>
     <w:p>
       <w:pPr>
         <w:jc w:val="both"/>
       </w:pPr>
-      <w:r>
-        <w:t>To make your document look professionally produced, Word provides header, footer, cover page, and text box designs that complement each other. For example, you can add a matching cover page, header, and sidebar. Click Insert and then choose the elements you want from the different galleries.</w:t>
+      <w:r/>
+      <w:r>
+        <w:t>Tầng cấu hình và bảo mật (Config &amp; Security) chứa các lớp thiết lập hệ thống như SecurityConfig.java, JwtAuthenticationFilter.java, và GlobalExceptionHandler.java. Tầng này chịu trách nhiệm định nghĩa các bộ lọc kiểm soát truy cập, cấu hình CORS chia sẻ tài nguyên và xử lý các lỗi runtime một cách tập trung trước khi dữ liệu đi vào logic nghiệp vụ.</w:t>
       </w:r>
     </w:p>
     <w:p>
       <w:pPr>
         <w:jc w:val="both"/>
       </w:pPr>
-      <w:r>
-        <w:t>Themes and styles also help keep your document coordinated. When you click Design and choose a new Theme, the pictures, charts, and SmartArt graphics change to match your new theme. When you apply styles, your headings change to match the new theme.</w:t>
+      <w:r/>
+      <w:r>
+        <w:t>Tầng thực thể (Entities) đóng vai trò định nghĩa mô hình dữ liệu quan hệ, tương thích hoàn toàn với các bảng trong cơ sở dữ liệu MySQL thông qua Java Persistence API (JPA). Các lớp thực thể như Product.java, CategoryProduct.java, Order.java, User.java được cấu hình các ràng buộc toàn vẹn dữ liệu trực tiếp bằng cách sử dụng các annotations như @Column, @ManyToOne, @OneToMany.</w:t>
       </w:r>
     </w:p>
     <w:p>
       <w:pPr>
         <w:jc w:val="both"/>
       </w:pPr>
-      <w:r>
-        <w:t xml:space="preserve">Save time in Word with new buttons that show up where you need them. To change the way a picture fits in your document, click it and a button for layout options appears next to it. When </w:t>
-      </w:r>
-      <w:r>
-        <w:lastRenderedPageBreak/>
-        <w:t>you work on a table, click where you want to add a row or a column, and then click the plus sign.</w:t>
+      <w:r/>
+      <w:r>
+        <w:t>Tầng kho lưu trữ (Repositories) định nghĩa các interface kế thừa từ JpaRepository (ví dụ: ProductRepository.java, CustomerRepository.java). Tầng này tự động cung cấp các phương thức thao tác CRUD cơ bản và cho phép định nghĩa các truy vấn tùy biến bất đồng bộ (Query Methods) mà không cần viết các câu lệnh SQL thuần túy.</w:t>
       </w:r>
     </w:p>
     <w:p>
       <w:pPr>
         <w:jc w:val="both"/>
       </w:pPr>
-      <w:r>
-        <w:t>Reading is easier, too, in the new Reading view. You can collapse parts of the document and focus on the text you want. If you need to stop reading before you reach the end, Word remembers where you left off - even on another device.</w:t>
+      <w:r/>
+      <w:r>
+        <w:t>Tầng điều khiển (Controllers) chứa các REST Controllers tiếp nhận các yêu cầu HTTP từ Frontend ReactJS, giải mã chuỗi JSON đầu vào, thực hiện kiểm tra tính hợp lệ dữ liệu (Jakarta Validation) và trả về phản hồi chuẩn hóa kèm theo mã trạng thái HTTP thích hợp.</w:t>
       </w:r>
     </w:p>
     <w:p>
@@ -42631,40 +42632,45 @@
       <w:pPr>
         <w:jc w:val="both"/>
       </w:pPr>
-      <w:r>
-        <w:t>Video provides a powerful way to help you prove your point. When you click Online Video, you can paste in the embed code for the video you want to add. You can also type a keyword to search online for the video that best fits your document.</w:t>
+      <w:r/>
+      <w:r>
+        <w:t>Ứng dụng Spring Boot kết nối với hệ quản trị cơ sở dữ liệu MySQL thông qua Hibernate ORM, tự động cập nhật cấu trúc bảng dữ liệu lúc khởi động dựa trên cấu hình spring.jpa.hibernate.ddl-auto=update. Điều này giúp đồng bộ hóa các lớp thực thể Java thành bảng CSDL một cách nhanh chóng.</w:t>
       </w:r>
     </w:p>
     <w:p>
       <w:pPr>
         <w:jc w:val="both"/>
       </w:pPr>
-      <w:r>
-        <w:t>To make your document look professionally produced, Word provides header, footer, cover page, and text box designs that complement each other. For example, you can add a matching cover page, header, and sidebar. Click Insert and then choose the elements you want from the different galleries.</w:t>
+      <w:r/>
+      <w:r>
+        <w:t>Do Hibernate không tự động thay đổi kiểu dữ liệu cột từ VARCHAR(255) sang LONGTEXT khi cột đã tồn tại, hệ thống triển khai lớp DatabaseMigration.java chạy ở mức ưu tiên cao nhất (@Order(-1)) lúc khởi động. Lớp này sử dụng JdbcTemplate để kiểm tra và nâng cấp các cột hình ảnh thành LONGTEXT, đảm bảo CSDL có khả năng lưu trữ ảnh Base64 dung lượng lớn.</w:t>
       </w:r>
     </w:p>
     <w:p>
       <w:pPr>
         <w:jc w:val="both"/>
       </w:pPr>
-      <w:r>
-        <w:t>Themes and styles also help keep your document coordinated. When you click Design and choose a new Theme, the pictures, charts, and SmartArt graphics change to match your new theme. When you apply styles, your headings change to match the new theme.</w:t>
+      <w:r/>
+      <w:r>
+        <w:t>Sau khi cấu trúc cơ sở dữ liệu được khởi tạo và cập nhật hoàn chỉnh, lớp DataSeeder.java (kế thừa CommandLineRunner) được kích hoạt để gieo dữ liệu mẫu nếu MySQL chưa có dữ liệu.</w:t>
       </w:r>
     </w:p>
     <w:p>
       <w:pPr>
         <w:jc w:val="both"/>
       </w:pPr>
-      <w:r>
-        <w:t>Save time in Word with new buttons that show up where you need them. To change the way a picture fits in your document, click it and a button for layout options appears next to it. When you work on a table, click where you want to add a row or a column, and then click the plus sign.</w:t>
+      <w:r/>
+      <w:r>
+        <w:t>DataSeeder tự động tạo các vai trò bảo mật mặc định (ROLE_ADMIN, ROLE_EDITOR, ROLE_EMPLOYEE) cùng danh sách các quyền hạn chi tiết tương ứng (permissions). Sau đó, một tài khoản quản trị viên mặc định tên đăng nhập là 'admin' với mật khẩu băm bảo mật BCrypt được tạo ra.</w:t>
       </w:r>
     </w:p>
     <w:p>
       <w:pPr>
         <w:jc w:val="both"/>
       </w:pPr>
-      <w:r>
-        <w:t>Reading is easier, too, in the new Reading view. You can collapse parts of the document and focus on the text you want. If you need to stop reading before you reach the end, Word remembers where you left off - even on another device.</w:t>
+      <w:r/>
+      <w:r>
+        <w:t>Đồng thời, hệ thống tự động gieo sẵn các danh mục sản phẩm (Giày bóng rổ, Áo, Quần, Vớ) cùng hàng loạt sản phẩm giày thể thao mẫu giúp giao diện bán hàng của website sẵn sàng hiển thị thông tin ngay lập tức khi khởi chạy dự án.</w:t>
       </w:r>
     </w:p>
     <w:p>
@@ -42738,40 +42744,45 @@
       <w:pPr>
         <w:jc w:val="both"/>
       </w:pPr>
-      <w:r>
-        <w:t>Video provides a powerful way to help you prove your point. When you click Online Video, you can paste in the embed code for the video you want to add. You can also type a keyword to search online for the video that best fits your document.</w:t>
+      <w:r/>
+      <w:r>
+        <w:t>Hệ thống REST API được triển khai tại tầng Controller nhằm cung cấp các giao tiếp chuẩn hóa JSON. Lớp ProductController.java cung cấp các API lấy danh sách sản phẩm hỗ trợ phân trang (Page), lọc theo danh mục, và tìm kiếm theo Slug chuẩn SEO hoặc tên sản phẩm.</w:t>
       </w:r>
     </w:p>
     <w:p>
       <w:pPr>
         <w:jc w:val="both"/>
       </w:pPr>
-      <w:r>
-        <w:t>To make your document look professionally produced, Word provides header, footer, cover page, and text box designs that complement each other. For example, you can add a matching cover page, header, and sidebar. Click Insert and then choose the elements you want from the different galleries.</w:t>
+      <w:r/>
+      <w:r>
+        <w:t>ProductController cũng tiếp nhận các yêu cầu POST/PUT để thêm mới và cập nhật sản phẩm. Khi nhận request, controller tự động chuẩn hóa và sinh chuỗi Slug thân thiện với SEO từ tên sản phẩm tiếng Việt có dấu, đồng thời kiểm tra tính duy nhất của Slug trước khi lưu.</w:t>
       </w:r>
     </w:p>
     <w:p>
       <w:pPr>
         <w:jc w:val="both"/>
       </w:pPr>
-      <w:r>
-        <w:t>Themes and styles also help keep your document coordinated. When you click Design and choose a new Theme, the pictures, charts, and SmartArt graphics change to match your new theme. When you apply styles, your headings change to match the new theme.</w:t>
+      <w:r/>
+      <w:r>
+        <w:t>Quy trình đặt đơn hàng trực tuyến được xử lý tập trung tại OrderController.java thông qua API POST /api/orders. Khi nhận yêu cầu checkout, controller khởi tạo một database transaction để thực hiện kiểm tra và đồng bộ kho hàng.</w:t>
       </w:r>
     </w:p>
     <w:p>
       <w:pPr>
         <w:jc w:val="both"/>
       </w:pPr>
-      <w:r>
-        <w:t>Save time in Word with new buttons that show up where you need them. To change the way a picture fits in your document, click it and a button for layout options appears next to it. When you work on a table, click where you want to add a row or a column, and then click the plus sign.</w:t>
+      <w:r/>
+      <w:r>
+        <w:t>Controller duyệt qua danh sách các sản phẩm và số lượng đặt mua, truy vấn dữ liệu tồn kho thực tế của từng biến thể sản phẩm (ProductVariant). Nếu số lượng tồn kho không đủ đáp ứng, transaction sẽ lập tức bị hủy bỏ (Rollback) và trả về mã lỗi HTTP 400 Bad Request kèm thông điệp chi tiết.</w:t>
       </w:r>
     </w:p>
     <w:p>
       <w:pPr>
         <w:jc w:val="both"/>
       </w:pPr>
-      <w:r>
-        <w:t>Reading is easier, too, in the new Reading view. You can collapse parts of the document and focus on the text you want. If you need to stop reading before you reach the end, Word remembers where you left off - even on another device.</w:t>
+      <w:r/>
+      <w:r>
+        <w:t>Nếu tồn kho đáp ứng đủ, hệ thống tự động thực hiện trừ số lượng tồn kho tương ứng, tạo bản ghi đơn hàng mới (Order) và chi tiết đơn hàng (OrderDetail), sau đó lưu vào MySQL và phản hồi thành công về phía Frontend.</w:t>
       </w:r>
     </w:p>
     <w:p>
@@ -42893,47 +42904,46 @@
       <w:pPr>
         <w:jc w:val="both"/>
       </w:pPr>
-      <w:r>
-        <w:t>Video provides a powerful way to help you prove your point. When you click Online Video, you can paste in the embed code for the video you want to add. You can also type a keyword to search online for the video that best fits your document.</w:t>
+      <w:r/>
+      <w:r>
+        <w:t>Bảo mật hệ thống được thiết lập chặt chẽ thông qua Spring Security kết hợp với mã hóa băm mật khẩu và xác thực phi trạng thái bằng JSON Web Token (JWT). Toàn bộ mật khẩu của khách hàng và nhân viên đều được mã hóa bằng thuật toán băm BCrypt mạnh mẽ trước khi lưu vào cơ sở dữ liệu.</w:t>
       </w:r>
     </w:p>
     <w:p>
       <w:pPr>
         <w:jc w:val="both"/>
       </w:pPr>
-      <w:r>
-        <w:lastRenderedPageBreak/>
-        <w:t>To make your document look professionally produced, Word provides header, footer, cover page, and text box designs that complement each other. For example, you can add a matching cover page, header, and sidebar. Click Insert and then choose the elements you want from the different galleries.</w:t>
+      <w:r/>
+      <w:r>
+        <w:t>Khi người dùng đăng nhập qua AuthController hoặc CustomerController, hệ thống xác minh mật khẩu bằng BCryptPasswordEncoder. Nếu thông tin đăng nhập chính xác, JwtTokenProvider sẽ tạo ra một chuỗi JWT Token có thời hạn sử dụng, chứa các claims về tên đăng nhập và danh sách vai trò (Roles).</w:t>
       </w:r>
     </w:p>
     <w:p>
       <w:pPr>
         <w:jc w:val="both"/>
       </w:pPr>
-      <w:r>
-        <w:t>Themes and styles also help keep your document coordinated. When you click Design and choose a new Theme, the pictures, charts, and SmartArt graphics change to match your new theme. When you apply styles, your headings change to match the new theme.</w:t>
+      <w:r/>
+      <w:r>
+        <w:t>Client nhận Token và đính kèm vào tiêu đề 'Authorization: Bearer &lt;token&gt;' của các yêu cầu HTTP tiếp theo. Tại Backend, JwtAuthenticationFilter sẽ đánh chặn các request để giải mã, xác thực Token và nạp thông tin người dùng vào SecurityContextHolder của Spring.</w:t>
       </w:r>
     </w:p>
     <w:p>
       <w:pPr>
         <w:jc w:val="both"/>
       </w:pPr>
-      <w:r>
-        <w:t>Save time in Word with new buttons that show up where you need them. To change the way a picture fits in your document, click it and a button for layout options appears next to it. When you work on a table, click where you want to add a row or a column, and then click the plus sign.</w:t>
+      <w:r/>
+      <w:r>
+        <w:t>Quy định phân quyền chi tiết được cấu hình trong lớp SecurityConfig.java. Các API công khai phục vụ hiển thị sản phẩm, danh mục, tin tức và đăng ký tài khoản được cấp quyền truy cập công cộng (permitAll).</w:t>
       </w:r>
     </w:p>
     <w:p>
       <w:pPr>
         <w:jc w:val="both"/>
       </w:pPr>
-      <w:r>
-        <w:t>Reading is easier, too, in the new Reading view. You can collapse parts of the document and focus on the text you want. If you need to stop reading before you reach the end, Word remembers where you left off - even on another device.</w:t>
-      </w:r>
-    </w:p>
-    <w:p>
-      <w:pPr>
-        <w:jc w:val="both"/>
-      </w:pPr>
+      <w:r/>
+      <w:r>
+        <w:t>Các API liên quan đến quản lý hệ thống như User và Role yêu cầu phải đăng nhập (authenticated) và có vai trò phù hợp. Tài khoản có quyền Editor khi cố truy cập các API nhạy cảm của Admin sẽ lập tức bị chặn lại bởi bộ lọc bảo mật và trả về lỗi HTTP 403 Forbidden.</w:t>
+      </w:r>
     </w:p>
     <w:p>
       <w:pPr>
@@ -43051,40 +43061,45 @@
       <w:pPr>
         <w:jc w:val="both"/>
       </w:pPr>
-      <w:r>
-        <w:t>Video provides a powerful way to help you prove your point. When you click Online Video, you can paste in the embed code for the video you want to add. You can also type a keyword to search online for the video that best fits your document.</w:t>
+      <w:r/>
+      <w:r>
+        <w:t>Hệ thống hỗ trợ công cụ soạn thảo giàu văn bản CKEditor ở phía giao diện Frontend giúp biên tập viên dễ dàng trình bày mô tả sản phẩm và viết bài viết tin tức dưới dạng mã HTML định dạng sẵn.</w:t>
       </w:r>
     </w:p>
     <w:p>
       <w:pPr>
         <w:jc w:val="both"/>
       </w:pPr>
-      <w:r>
-        <w:t>To make your document look professionally produced, Word provides header, footer, cover page, and text box designs that complement each other. For example, you can add a matching cover page, header, and sidebar. Click Insert and then choose the elements you want from the different galleries.</w:t>
+      <w:r/>
+      <w:r>
+        <w:t>Về cơ chế xử lý hình ảnh, hệ thống cung cấp giải pháp linh hoạt bao gồm cả tải ảnh tĩnh vật lý lên máy chủ và lưu trữ trực tiếp chuỗi Base64 vào cơ sở dữ liệu.</w:t>
       </w:r>
     </w:p>
     <w:p>
       <w:pPr>
         <w:jc w:val="both"/>
       </w:pPr>
-      <w:r>
-        <w:t>Themes and styles also help keep your document coordinated. When you click Design and choose a new Theme, the pictures, charts, and SmartArt graphics change to match your new theme. When you apply styles, your headings change to match the new theme.</w:t>
+      <w:r/>
+      <w:r>
+        <w:t>Với cơ chế tải ảnh vật lý, FileUploadController.java tiếp nhận tệp tin từ yêu cầu Multipart. Tên file được đổi ngẫu nhiên bằng chuỗi UUID để tránh trùng lặp, sau đó được lưu trực tiếp vào thư mục tĩnh src/main/resources/static/image trên server và trả về đường dẫn tương đối để lưu vào DB.</w:t>
       </w:r>
     </w:p>
     <w:p>
       <w:pPr>
         <w:jc w:val="both"/>
       </w:pPr>
-      <w:r>
-        <w:t>Save time in Word with new buttons that show up where you need them. To change the way a picture fits in your document, click it and a button for layout options appears next to it. When you work on a table, click where you want to add a row or a column, and then click the plus sign.</w:t>
+      <w:r/>
+      <w:r>
+        <w:t>Với cơ chế lưu trữ Base64, Frontend chuyển đổi tệp ảnh thành chuỗi Base64 mã hóa ký tự thô và gửi trực tiếp trong chuỗi JSON của request API. Cột thumbnail trong bảng products được cấu hình kiểu LONGTEXT giúp lưu trữ toàn vẹn chuỗi Base64 dung lượng lớn trong MySQL.</w:t>
       </w:r>
     </w:p>
     <w:p>
       <w:pPr>
         <w:jc w:val="both"/>
       </w:pPr>
-      <w:r>
-        <w:t>Reading is easier, too, in the new Reading view. You can collapse parts of the document and focus on the text you want. If you need to stop reading before you reach the end, Word remembers where you left off - even on another device.</w:t>
+      <w:r/>
+      <w:r>
+        <w:t>Giải pháp lưu trữ Base64 giúp toàn bộ dữ liệu hình ảnh được chứa tự động (Self-Contained) trong cơ sở dữ liệu MySQL, đơn giản hóa việc triển khai hệ thống mà không cần phụ thuộc vào cấu hình lưu trữ ngoài hay dịch vụ đám mây.</w:t>
       </w:r>
     </w:p>
     <w:p>
@@ -43190,41 +43205,45 @@
       <w:pPr>
         <w:jc w:val="both"/>
       </w:pPr>
-      <w:r>
-        <w:t>Video provides a powerful way to help you prove your point. When you click Online Video, you can paste in the embed code for the video you want to add. You can also type a keyword to search online for the video that best fits your document.</w:t>
+      <w:r/>
+      <w:r>
+        <w:t>Do kiến trúc hệ thống được thiết kế tách biệt hoàn toàn, Backend Spring Boot chạy độc lập tại cổng 8080 trong khi hai ứng dụng Frontend ReactJS chạy tại cổng 5173 (Client Storefront) và cổng 5174 (Admin Dashboard). Theo chính sách bảo mật nguồn gốc của trình duyệt (Same-Origin Policy), các yêu cầu mạng AJAX xuyên nguồn gốc sẽ bị chặn lại.</w:t>
       </w:r>
     </w:p>
     <w:p>
       <w:pPr>
         <w:jc w:val="both"/>
       </w:pPr>
-      <w:r>
-        <w:t>To make your document look professionally produced, Word provides header, footer, cover page, and text box designs that complement each other. For example, you can add a matching cover page, header, and sidebar. Click Insert and then choose the elements you want from the different galleries.</w:t>
+      <w:r/>
+      <w:r>
+        <w:t>Để giải quyết vấn đề giao tiếp xuyên cổng này, chính sách CORS (Cross-Origin Resource Sharing) được cấu hình rõ ràng trong SecurityConfig.java của Spring Boot.</w:t>
       </w:r>
     </w:p>
     <w:p>
       <w:pPr>
         <w:jc w:val="both"/>
       </w:pPr>
-      <w:r>
-        <w:t>Themes and styles also help keep your document coordinated. When you click Design and choose a new Theme, the pictures, charts, and SmartArt graphics change to match your new theme. When you apply styles, your headings change to match the new theme.</w:t>
+      <w:r/>
+      <w:r>
+        <w:t>Hệ thống định nghĩa các quy tắc CORS cho phép chấp nhận các yêu cầu HTTP từ các địa chỉ Client được chỉ định, hỗ trợ đầy đủ các phương thức HTTP chuẩn (GET, POST, PUT, DELETE, OPTIONS).</w:t>
       </w:r>
     </w:p>
     <w:p>
       <w:pPr>
         <w:jc w:val="both"/>
       </w:pPr>
-      <w:r>
-        <w:lastRenderedPageBreak/>
-        <w:t>Save time in Word with new buttons that show up where you need them. To change the way a picture fits in your document, click it and a button for layout options appears next to it. When you work on a table, click where you want to add a row or a column, and then click the plus sign.</w:t>
+      <w:r/>
+      <w:r>
+        <w:t>Cấu hình CORS cũng cho phép truyền nhận đầy đủ các thông tin tiêu đề (Headers) cần thiết như Authorization (chứa JWT Token) và Content-Type, đảm bảo Frontend ReactJS có thể gửi các yêu cầu bất đồng bộ một cách an toàn.</w:t>
       </w:r>
     </w:p>
     <w:p>
       <w:pPr>
         <w:jc w:val="both"/>
       </w:pPr>
-      <w:r>
-        <w:t>Reading is easier, too, in the new Reading view. You can collapse parts of the document and focus on the text you want. If you need to stop reading before you reach the end, Word remembers where you left off - even on another device.</w:t>
+      <w:r/>
+      <w:r>
+        <w:t>Nhờ thiết lập CORS chính xác, các cuộc gọi API từ Axios Client phía Frontend được thực thi thành công, giúp dữ liệu hiển thị mượt mà trên trình duyệt của người dùng.</w:t>
       </w:r>
     </w:p>
     <w:p>
@@ -43402,40 +43421,45 @@
       <w:pPr>
         <w:jc w:val="both"/>
       </w:pPr>
-      <w:r>
-        <w:t>Video provides a powerful way to help you prove your point. When you click Online Video, you can paste in the embed code for the video you want to add. You can also type a keyword to search online for the video that best fits your document.</w:t>
+      <w:r/>
+      <w:r>
+        <w:t>Phân hệ quản trị (Admin Dashboard) được xây dựng thành một ứng dụng React độc lập (backendUI chạy ở cổng 5174), kết nối trực tiếp đến các REST API Backend để phục vụ công tác quản lý của nhân viên cửa hàng Chinh Hoops.</w:t>
       </w:r>
     </w:p>
     <w:p>
       <w:pPr>
         <w:jc w:val="both"/>
       </w:pPr>
-      <w:r>
-        <w:t>To make your document look professionally produced, Word provides header, footer, cover page, and text box designs that complement each other. For example, you can add a matching cover page, header, and sidebar. Click Insert and then choose the elements you want from the different galleries.</w:t>
+      <w:r/>
+      <w:r>
+        <w:t>Giao diện Dashboard hiển thị biểu đồ phân tích doanh thu theo thời gian sử dụng thư viện Recharts, tổng kết số lượng sản phẩm, đơn hàng và bài viết, giúp quản trị viên nắm bắt nhanh chóng hiệu quả kinh doanh.</w:t>
       </w:r>
     </w:p>
     <w:p>
       <w:pPr>
         <w:jc w:val="both"/>
       </w:pPr>
-      <w:r>
-        <w:t>Themes and styles also help keep your document coordinated. When you click Design and choose a new Theme, the pictures, charts, and SmartArt graphics change to match your new theme. When you apply styles, your headings change to match the new theme.</w:t>
+      <w:r/>
+      <w:r>
+        <w:t>Chức năng quản lý sản phẩm hỗ trợ CRUD đầy đủ thông tin sản phẩm và các biến thể kích cỡ size, màu sắc, số lượng tồn kho. Hệ thống tích hợp kiểm tra ràng buộc khóa ngoại, ngăn nhân viên xóa sản phẩm đang có đơn hàng liên kết để đảm bảo tính nhất quán dữ liệu.</w:t>
       </w:r>
     </w:p>
     <w:p>
       <w:pPr>
         <w:jc w:val="both"/>
       </w:pPr>
-      <w:r>
-        <w:t>Save time in Word with new buttons that show up where you need them. To change the way a picture fits in your document, click it and a button for layout options appears next to it. When you work on a table, click where you want to add a row or a column, and then click the plus sign.</w:t>
+      <w:r/>
+      <w:r>
+        <w:t>Chức năng quản lý đơn hàng cho phép nhân viên cập nhật tiến trình đơn hàng (Chờ duyệt -&gt; Đang giao -&gt; Đã giao -&gt; Hủy đơn). Khi trạng thái đơn hàng thay đổi, Backend tự động cộng/trừ số lượng tồn kho tương ứng của các biến thể sản phẩm.</w:t>
       </w:r>
     </w:p>
     <w:p>
       <w:pPr>
         <w:jc w:val="both"/>
       </w:pPr>
-      <w:r>
-        <w:t>Reading is easier, too, in the new Reading view. You can collapse parts of the document and focus on the text you want. If you need to stop reading before you reach the end, Word remembers where you left off - even on another device.</w:t>
+      <w:r/>
+      <w:r>
+        <w:t>Chức năng quản lý tài khoản nhân viên tích hợp các ràng buộc an ninh nghiêm ngặt như chặn Admin tự xóa chính mình hoặc tự hạ vai trò phân quyền của bản thân (Anti-Lockout Validation), ngăn ngừa lỗi vô ý làm mất quyền quản trị hệ thống.</w:t>
       </w:r>
     </w:p>
     <w:p>
@@ -43501,40 +43525,45 @@
       <w:pPr>
         <w:jc w:val="both"/>
       </w:pPr>
-      <w:r>
-        <w:t>Video provides a powerful way to help you prove your point. When you click Online Video, you can paste in the embed code for the video you want to add. You can also type a keyword to search online for the video that best fits your document.</w:t>
+      <w:r/>
+      <w:r>
+        <w:t>Để hỗ trợ quá trình Pair Programming giữa nhóm phát triển Frontend và Backend, hệ thống tích hợp thư viện springdoc-openapi giúp tự động tạo tài liệu mô tả RESTful API.</w:t>
       </w:r>
     </w:p>
     <w:p>
       <w:pPr>
         <w:jc w:val="both"/>
       </w:pPr>
-      <w:r>
-        <w:t>To make your document look professionally produced, Word provides header, footer, cover page, and text box designs that complement each other. For example, you can add a matching cover page, header, and sidebar. Click Insert and then choose the elements you want from the different galleries.</w:t>
+      <w:r/>
+      <w:r>
+        <w:t>Lớp OpenApiConfig.java cấu hình thông tin chi tiết về dự án, phiên bản API và thiết lập cơ chế xác thực Security Scheme hỗ trợ kiểm thử các API yêu cầu Bearer JWT Token.</w:t>
       </w:r>
     </w:p>
     <w:p>
       <w:pPr>
         <w:jc w:val="both"/>
       </w:pPr>
-      <w:r>
-        <w:t>Themes and styles also help keep your document coordinated. When you click Design and choose a new Theme, the pictures, charts, and SmartArt graphics change to match your new theme. When you apply styles, your headings change to match the new theme.</w:t>
+      <w:r/>
+      <w:r>
+        <w:t>Khi chạy ứng dụng ở môi trường phát triển (Development), giao diện Swagger UI hiển thị trực quan tại địa chỉ http://localhost:8080/swagger-ui/index.html.</w:t>
       </w:r>
     </w:p>
     <w:p>
       <w:pPr>
         <w:jc w:val="both"/>
       </w:pPr>
-      <w:r>
-        <w:t>Save time in Word with new buttons that show up where you need them. To change the way a picture fits in your document, click it and a button for layout options appears next to it. When you work on a table, click where you want to add a row or a column, and then click the plus sign.</w:t>
+      <w:r/>
+      <w:r>
+        <w:t>Swagger UI liệt kê đầy đủ danh sách các controllers, các API endpoints, cấu trúc JSON yêu cầu (Request Body) và dữ liệu phản hồi mẫu (Response JSON).</w:t>
       </w:r>
     </w:p>
     <w:p>
       <w:pPr>
         <w:jc w:val="both"/>
       </w:pPr>
-      <w:r>
-        <w:t>Reading is easier, too, in the new Reading view. You can collapse parts of the document and focus on the text you want. If you need to stop reading before you reach the end, Word remembers where you left off - even on another device.</w:t>
+      <w:r/>
+      <w:r>
+        <w:t>Giao diện này cho phép các lập trình viên thực hiện gửi các cuộc gọi thử nghiệm trực tiếp từ trình duyệt web để kiểm tra kết quả trả về của Backend mà không cần cài đặt thêm các công cụ bên ngoài như Postman.</w:t>
       </w:r>
     </w:p>
     <w:p>
@@ -43636,40 +43665,45 @@
       <w:pPr>
         <w:jc w:val="both"/>
       </w:pPr>
-      <w:r>
-        <w:t>Video provides a powerful way to help you prove your point. When you click Online Video, you can paste in the embed code for the video you want to add. You can also type a keyword to search online for the video that best fits your document.</w:t>
+      <w:r/>
+      <w:r>
+        <w:t>Ứng dụng Frontend dành cho khách mua sắm (Client Storefront) được khởi tạo bằng công cụ đóng gói Vite kết hợp ReactJS (frontendUI chạy cổng 5173), giúp tăng tốc độ phản hồi giao diện và tối ưu hóa hiệu năng biên dịch.</w:t>
       </w:r>
     </w:p>
     <w:p>
       <w:pPr>
         <w:jc w:val="both"/>
       </w:pPr>
-      <w:r>
-        <w:t>To make your document look professionally produced, Word provides header, footer, cover page, and text box designs that complement each other. For example, you can add a matching cover page, header, and sidebar. Click Insert and then choose the elements you want from the different galleries.</w:t>
+      <w:r/>
+      <w:r>
+        <w:t>Cấu trúc thư mục của dự án được tổ chức khoa học: thư mục src/components chứa các thành phần giao diện tái sử dụng như Header, Footer, ProductCard; thư mục src/pages tổ chức các trang chức năng riêng biệt như Home, Shop, ProductDetail, Cart, Checkout, Blog; và thư mục src/context quản lý trạng thái giỏ hàng toàn cục.</w:t>
       </w:r>
     </w:p>
     <w:p>
       <w:pPr>
         <w:jc w:val="both"/>
       </w:pPr>
-      <w:r>
-        <w:t>Themes and styles also help keep your document coordinated. When you click Design and choose a new Theme, the pictures, charts, and SmartArt graphics change to match your new theme. When you apply styles, your headings change to match the new theme.</w:t>
+      <w:r/>
+      <w:r>
+        <w:t>Ứng dụng tích hợp thư viện react-router-dom để quản lý các tuyến đường dẫn. Khi người dùng click chuyển trang, bộ định tuyến sẽ chặn sự kiện tải trang của trình duyệt và cập nhật nội dung giao diện một cách động.</w:t>
       </w:r>
     </w:p>
     <w:p>
       <w:pPr>
         <w:jc w:val="both"/>
       </w:pPr>
-      <w:r>
-        <w:t>Save time in Word with new buttons that show up where you need them. To change the way a picture fits in your document, click it and a button for layout options appears next to it. When you work on a table, click where you want to add a row or a column, and then click the plus sign.</w:t>
+      <w:r/>
+      <w:r>
+        <w:t>Cơ chế Single Page Application (SPA) này giúp giảm tải tối đa lưu lượng băng thông tải lại các file tĩnh và mang đến trải nghiệm điều hướng mượt mà, phản hồi ngay lập tức cho người dùng.</w:t>
       </w:r>
     </w:p>
     <w:p>
       <w:pPr>
         <w:jc w:val="both"/>
       </w:pPr>
-      <w:r>
-        <w:t>Reading is easier, too, in the new Reading view. You can collapse parts of the document and focus on the text you want. If you need to stop reading before you reach the end, Word remembers where you left off - even on another device.</w:t>
+      <w:r/>
+      <w:r>
+        <w:t>Hệ thống định tuyến cũng hỗ trợ các route động (Dynamic Routes) như hiển thị chi tiết sản phẩm và bài viết dựa trên tham số SEO Slug trên URL.</w:t>
       </w:r>
     </w:p>
     <w:p>
@@ -43759,40 +43793,45 @@
       <w:pPr>
         <w:jc w:val="both"/>
       </w:pPr>
-      <w:r>
-        <w:t>Video provides a powerful way to help you prove your point. When you click Online Video, you can paste in the embed code for the video you want to add. You can also type a keyword to search online for the video that best fits your document.</w:t>
+      <w:r/>
+      <w:r>
+        <w:t>Để kết nối và trao đổi dữ liệu với REST API của Backend Spring Boot, ứng dụng Frontend thiết lập một trục kết nối HTTP tập trung sử dụng thư viện Axios tại tệp tin src/api/axiosClient.js.</w:t>
       </w:r>
     </w:p>
     <w:p>
       <w:pPr>
         <w:jc w:val="both"/>
       </w:pPr>
-      <w:r>
-        <w:t>To make your document look professionally produced, Word provides header, footer, cover page, and text box designs that complement each other. For example, you can add a matching cover page, header, and sidebar. Click Insert and then choose the elements you want from the different galleries.</w:t>
+      <w:r/>
+      <w:r>
+        <w:t>Trục Axios được cấu hình địa chỉ gốc (baseURL) trỏ đến http://localhost:8080/api, thời gian chờ tối đa 10 giây và thiết lập kiểu dữ liệu Header mặc định là application/json.</w:t>
       </w:r>
     </w:p>
     <w:p>
       <w:pPr>
         <w:jc w:val="both"/>
       </w:pPr>
-      <w:r>
-        <w:t>Themes and styles also help keep your document coordinated. When you click Design and choose a new Theme, the pictures, charts, and SmartArt graphics change to match your new theme. When you apply styles, your headings change to match the new theme.</w:t>
+      <w:r/>
+      <w:r>
+        <w:t>Hệ thống tích hợp bộ đánh chặn yêu cầu (Request Interceptor) để tự động kiểm tra và đính kèm token JWT từ localStorage vào tiêu đề 'Authorization: Bearer &lt;token&gt;' của mỗi request gửi lên Backend.</w:t>
       </w:r>
     </w:p>
     <w:p>
       <w:pPr>
         <w:jc w:val="both"/>
       </w:pPr>
-      <w:r>
-        <w:t>Save time in Word with new buttons that show up where you need them. To change the way a picture fits in your document, click it and a button for layout options appears next to it. When you work on a table, click where you want to add a row or a column, and then click the plus sign.</w:t>
+      <w:r/>
+      <w:r>
+        <w:t>Đồng thời, bộ đánh chặn phản hồi (Response Interceptor) tự động kiểm tra và trích xuất trả về đối tượng response.data, giúp thu gọn mã nguồn gọi API ở các trang.</w:t>
       </w:r>
     </w:p>
     <w:p>
       <w:pPr>
         <w:jc w:val="both"/>
       </w:pPr>
-      <w:r>
-        <w:t>Reading is easier, too, in the new Reading view. You can collapse parts of the document and focus on the text you want. If you need to stop reading before you reach the end, Word remembers where you left off - even on another device.</w:t>
+      <w:r/>
+      <w:r>
+        <w:t>Response Interceptor cũng bắt lỗi kết nối tập trung (như lỗi mất mạng, lỗi xác thực 401, 403, hoặc lỗi server 500) để kích hoạt thông báo cảnh báo lỗi trực quan cho người dùng.</w:t>
       </w:r>
     </w:p>
     <w:p>
@@ -43898,44 +43937,45 @@
       <w:pPr>
         <w:jc w:val="both"/>
       </w:pPr>
-      <w:r>
-        <w:t>Video provides a powerful way to help you prove your point. When you click Online Video, you can paste in the embed code for the video you want to add. You can also type a keyword to search online for the video that best fits your document.</w:t>
+      <w:r/>
+      <w:r>
+        <w:t>Trang chủ bán hàng được thiết kế tại src/pages/Home.jsx với giao diện trực quan, bố cục cân đối và đầy đủ các hiệu ứng responsive tương thích với màn hình máy tính và thiết bị di động.</w:t>
       </w:r>
     </w:p>
     <w:p>
       <w:pPr>
         <w:jc w:val="both"/>
       </w:pPr>
-      <w:r>
-        <w:t xml:space="preserve">To make your document look professionally produced, Word provides header, footer, cover page, and text box designs that complement each other. For example, you can add a matching </w:t>
-      </w:r>
-      <w:r>
-        <w:lastRenderedPageBreak/>
-        <w:t>cover page, header, and sidebar. Click Insert and then choose the elements you want from the different galleries.</w:t>
+      <w:r/>
+      <w:r>
+        <w:t>Để thuận tiện cho việc quản lý mã nguồn, trang chủ được lắp ghép từ các thành phần giao diện độc lập được bóc tách.</w:t>
       </w:r>
     </w:p>
     <w:p>
       <w:pPr>
         <w:jc w:val="both"/>
       </w:pPr>
-      <w:r>
-        <w:t>Themes and styles also help keep your document coordinated. When you click Design and choose a new Theme, the pictures, charts, and SmartArt graphics change to match your new theme. When you apply styles, your headings change to match the new theme.</w:t>
+      <w:r/>
+      <w:r>
+        <w:t>Thành phần Slideshow Banner thực hiện gọi API GET /api/banners để lấy danh sách các banner khuyến mãi đang kích hoạt, hiển thị trình chiếu ảnh trượt tự động đẹp mắt.</w:t>
       </w:r>
     </w:p>
     <w:p>
       <w:pPr>
         <w:jc w:val="both"/>
       </w:pPr>
-      <w:r>
-        <w:t>Save time in Word with new buttons that show up where you need them. To change the way a picture fits in your document, click it and a button for layout options appears next to it. When you work on a table, click where you want to add a row or a column, and then click the plus sign.</w:t>
+      <w:r/>
+      <w:r>
+        <w:t>Thành phần FeaturedProducts gọi API GET /api/products để tải danh sách các mẫu giày bóng rổ mới nhất hoặc đang giảm giá, hiển thị dưới dạng lưới sản phẩm kèm hiệu ứng di chuột nổi bật.</w:t>
       </w:r>
     </w:p>
     <w:p>
       <w:pPr>
         <w:jc w:val="both"/>
       </w:pPr>
-      <w:r>
-        <w:t>Reading is easier, too, in the new Reading view. You can collapse parts of the document and focus on the text you want. If you need to stop reading before you reach the end, Word remembers where you left off - even on another device.</w:t>
+      <w:r/>
+      <w:r>
+        <w:t>Thành phần BlogSection hiển thị 3 bài viết cẩm nang giày và tin tức bóng rổ mới nhất được tải động từ API GET /api/blogs ở chân trang chủ nhằm tạo điểm nhấn nội dung.</w:t>
       </w:r>
     </w:p>
     <w:p>
@@ -44150,40 +44190,45 @@
       <w:pPr>
         <w:jc w:val="both"/>
       </w:pPr>
-      <w:r>
-        <w:t>Video provides a powerful way to help you prove your point. When you click Online Video, you can paste in the embed code for the video you want to add. You can also type a keyword to search online for the video that best fits your document.</w:t>
+      <w:r/>
+      <w:r>
+        <w:t>Trang cửa hàng (Shop.jsx) cung cấp không gian mua sắm toàn diện tích hợp bộ lọc sản phẩm đa năng giúp người mua dễ dàng tìm kiếm sản phẩm.</w:t>
       </w:r>
     </w:p>
     <w:p>
       <w:pPr>
         <w:jc w:val="both"/>
       </w:pPr>
-      <w:r>
-        <w:t>To make your document look professionally produced, Word provides header, footer, cover page, and text box designs that complement each other. For example, you can add a matching cover page, header, and sidebar. Click Insert and then choose the elements you want from the different galleries.</w:t>
+      <w:r/>
+      <w:r>
+        <w:t>Bộ lọc danh mục hiển thị danh sách các phân loại giày thể thao (như Giày bóng rổ, Áo, Quần, Vớ) được lấy động từ API. Khi khách hàng click vào danh mục, danh sách sản phẩm lập tức cập nhật tương ứng.</w:t>
       </w:r>
     </w:p>
     <w:p>
       <w:pPr>
         <w:jc w:val="both"/>
       </w:pPr>
-      <w:r>
-        <w:t>Themes and styles also help keep your document coordinated. When you click Design and choose a new Theme, the pictures, charts, and SmartArt graphics change to match your new theme. When you apply styles, your headings change to match the new theme.</w:t>
+      <w:r/>
+      <w:r>
+        <w:t>Bộ lọc khoảng giá sử dụng thanh trượt giá trực quan, cho phép người dùng giới hạn mức giá tối đa và tối thiểu phù hợp với nhu cầu.</w:t>
       </w:r>
     </w:p>
     <w:p>
       <w:pPr>
         <w:jc w:val="both"/>
       </w:pPr>
-      <w:r>
-        <w:t>Save time in Word with new buttons that show up where you need them. To change the way a picture fits in your document, click it and a button for layout options appears next to it. When you work on a table, click where you want to add a row or a column, and then click the plus sign.</w:t>
+      <w:r/>
+      <w:r>
+        <w:t>Tính năng tìm kiếm thời gian thực bắt sự kiện thay đổi trên ô nhập liệu và gửi từ khóa tìm kiếm (keyword) lên API. Để tối ưu băng thông, hệ thống áp dụng cơ chế trì hoãn cuộc gọi (debounce).</w:t>
       </w:r>
     </w:p>
     <w:p>
       <w:pPr>
         <w:jc w:val="both"/>
       </w:pPr>
-      <w:r>
-        <w:t>Reading is easier, too, in the new Reading view. You can collapse parts of the document and focus on the text you want. If you need to stop reading before you reach the end, Word remembers where you left off - even on another device.</w:t>
+      <w:r/>
+      <w:r>
+        <w:t>Sự thay đổi của bộ lọc và từ khóa tìm kiếm cập nhật trực tiếp vào React state, kích hoạt Axios gọi lại API Backend để hiển thị kết quả phân trang ngay lập tức.</w:t>
       </w:r>
     </w:p>
     <w:p>
@@ -44305,41 +44350,45 @@
       <w:pPr>
         <w:jc w:val="both"/>
       </w:pPr>
-      <w:r>
-        <w:t>Video provides a powerful way to help you prove your point. When you click Online Video, you can paste in the embed code for the video you want to add. You can also type a keyword to search online for the video that best fits your document.</w:t>
+      <w:r/>
+      <w:r>
+        <w:t>Trang chi tiết sản phẩm (ProductDetail.jsx) hiển thị thông tin toàn diện về đôi giày thể thao dựa trên Slug chuẩn SEO truyền từ URL.</w:t>
       </w:r>
     </w:p>
     <w:p>
       <w:pPr>
         <w:jc w:val="both"/>
       </w:pPr>
-      <w:r>
-        <w:t>To make your document look professionally produced, Word provides header, footer, cover page, and text box designs that complement each other. For example, you can add a matching cover page, header, and sidebar. Click Insert and then choose the elements you want from the different galleries.</w:t>
+      <w:r/>
+      <w:r>
+        <w:t>React sử dụng useParams để trích xuất Slug và gọi API GET /api/products/slug/{slug} tải dữ liệu chi tiết từ máy chủ Backend.</w:t>
       </w:r>
     </w:p>
     <w:p>
       <w:pPr>
         <w:jc w:val="both"/>
       </w:pPr>
-      <w:r>
-        <w:t>Themes and styles also help keep your document coordinated. When you click Design and choose a new Theme, the pictures, charts, and SmartArt graphics change to match your new theme. When you apply styles, your headings change to match the new theme.</w:t>
+      <w:r/>
+      <w:r>
+        <w:t>Giao diện hiển thị hình ảnh sản phẩm phóng to sắc nét, tên giày, giá niêm yết, giá khuyến mãi, danh sách các biến thể kích cỡ size và màu sắc còn tồn kho kèm theo nút thêm vào giỏ hàng.</w:t>
       </w:r>
     </w:p>
     <w:p>
       <w:pPr>
         <w:jc w:val="both"/>
       </w:pPr>
-      <w:r>
-        <w:t>Save time in Word with new buttons that show up where you need them. To change the way a picture fits in your document, click it and a button for layout options appears next to it. When you work on a table, click where you want to add a row or a column, and then click the plus sign.</w:t>
+      <w:r/>
+      <w:r>
+        <w:t>Đối với phần mô tả chi tiết chứa mã định dạng HTML (do nhân viên soạn thảo bằng CKEditor từ trang admin), Frontend sử dụng thuộc tính dangerouslySetInnerHTML của React để hiển thị đúng bố cục văn bản gốc.</w:t>
       </w:r>
     </w:p>
     <w:p>
       <w:pPr>
         <w:jc w:val="both"/>
       </w:pPr>
-      <w:r>
-        <w:lastRenderedPageBreak/>
-        <w:t>Reading is easier, too, in the new Reading view. You can collapse parts of the document and focus on the text you want. If you need to stop reading before you reach the end, Word remembers where you left off - even on another device.</w:t>
+      <w:r/>
+      <w:r>
+        <w:t>Trang chi tiết cũng hiển thị danh sách các sản phẩm liên quan cùng danh mục ở phía chân trang để kích thích nhu cầu mua sắm của khách hàng.</w:t>
       </w:r>
     </w:p>
     <w:p>
@@ -44453,40 +44502,45 @@
       <w:pPr>
         <w:jc w:val="both"/>
       </w:pPr>
-      <w:r>
-        <w:t>Video provides a powerful way to help you prove your point. When you click Online Video, you can paste in the embed code for the video you want to add. You can also type a keyword to search online for the video that best fits your document.</w:t>
+      <w:r/>
+      <w:r>
+        <w:t>Hệ thống hỗ trợ các trang chức năng thành viên hoàn chỉnh giúp quản lý thông tin khách hàng khép kín. Khách hàng đăng ký tài khoản qua trang Register.jsx bằng cách điền Họ tên, Email, Số điện thoại và Mật khẩu.</w:t>
       </w:r>
     </w:p>
     <w:p>
       <w:pPr>
         <w:jc w:val="both"/>
       </w:pPr>
-      <w:r>
-        <w:t>To make your document look professionally produced, Word provides header, footer, cover page, and text box designs that complement each other. For example, you can add a matching cover page, header, and sidebar. Click Insert and then choose the elements you want from the different galleries.</w:t>
+      <w:r/>
+      <w:r>
+        <w:t>Khi đăng nhập thành công qua trang Login.jsx, client lưu thông tin khách hàng và JWT Token vào localStorage, đồng thời chuyển trạng thái Header hiển thị lời chào kèm nút Đăng xuất.</w:t>
       </w:r>
     </w:p>
     <w:p>
       <w:pPr>
         <w:jc w:val="both"/>
       </w:pPr>
-      <w:r>
-        <w:t>Themes and styles also help keep your document coordinated. When you click Design and choose a new Theme, the pictures, charts, and SmartArt graphics change to match your new theme. When you apply styles, your headings change to match the new theme.</w:t>
+      <w:r/>
+      <w:r>
+        <w:t>Chức năng quên mật khẩu gửi yêu cầu đến API. Backend sẽ tự động sinh mật khẩu tạm thời bảo mật cao và gửi email xác nhận thông qua SMTP Gmail trực tiếp tới hộp thư của khách hàng.</w:t>
       </w:r>
     </w:p>
     <w:p>
       <w:pPr>
         <w:jc w:val="both"/>
       </w:pPr>
-      <w:r>
-        <w:t>Save time in Word with new buttons that show up where you need them. To change the way a picture fits in your document, click it and a button for layout options appears next to it. When you work on a table, click where you want to add a row or a column, and then click the plus sign.</w:t>
+      <w:r/>
+      <w:r>
+        <w:t>Khách hàng có thể truy cập trang cập nhật thông tin cá nhân để chỉnh sửa địa chỉ nhận hàng, số điện thoại hoặc thay đổi mật khẩu mới.</w:t>
       </w:r>
     </w:p>
     <w:p>
       <w:pPr>
         <w:jc w:val="both"/>
       </w:pPr>
-      <w:r>
-        <w:t>Reading is easier, too, in the new Reading view. You can collapse parts of the document and focus on the text you want. If you need to stop reading before you reach the end, Word remembers where you left off - even on another device.</w:t>
+      <w:r/>
+      <w:r>
+        <w:t>Trang lịch sử đơn hàng cho phép thành viên xem danh sách các đơn hàng đã đặt kèm trạng thái tiến trình xử lý (Chờ duyệt, Đang giao, Đã giao, Đã hủy) và bấm xem chi tiết từng mặt hàng đã mua.</w:t>
       </w:r>
     </w:p>
     <w:p>
@@ -44640,40 +44694,45 @@
       <w:pPr>
         <w:jc w:val="both"/>
       </w:pPr>
-      <w:r>
-        <w:t>Video provides a powerful way to help you prove your point. When you click Online Video, you can paste in the embed code for the video you want to add. You can also type a keyword to search online for the video that best fits your document.</w:t>
+      <w:r/>
+      <w:r>
+        <w:t>Quy trình giỏ hàng được quản lý chặt chẽ tại trang Cart.jsx. Danh sách các sản phẩm và biến thể size/màu được chọn được lưu trữ trực tiếp trong localStorage của trình duyệt, giúp giỏ hàng không bị mất khi tải lại trang hoặc đóng trình duyệt.</w:t>
       </w:r>
     </w:p>
     <w:p>
       <w:pPr>
         <w:jc w:val="both"/>
       </w:pPr>
-      <w:r>
-        <w:t>To make your document look professionally produced, Word provides header, footer, cover page, and text box designs that complement each other. For example, you can add a matching cover page, header, and sidebar. Click Insert and then choose the elements you want from the different galleries.</w:t>
+      <w:r/>
+      <w:r>
+        <w:t>Khách hàng có thể tăng giảm số lượng sản phẩm mua trực tiếp trên giỏ hàng, hệ thống tự động tính toán tổng số tiền thanh toán tương ứng.</w:t>
       </w:r>
     </w:p>
     <w:p>
       <w:pPr>
         <w:jc w:val="both"/>
       </w:pPr>
-      <w:r>
-        <w:t>Themes and styles also help keep your document coordinated. When you click Design and choose a new Theme, the pictures, charts, and SmartArt graphics change to match your new theme. When you apply styles, your headings change to match the new theme.</w:t>
+      <w:r/>
+      <w:r>
+        <w:t>Khi bấm thanh toán, hệ thống yêu cầu đăng nhập và chuyển sang trang Checkout.jsx hiển thị biểu mẫu giao hàng (ShippingForm.jsx) để khách hàng nhập thông tin nhận hàng.</w:t>
       </w:r>
     </w:p>
     <w:p>
       <w:pPr>
         <w:jc w:val="both"/>
       </w:pPr>
-      <w:r>
-        <w:t>Save time in Word with new buttons that show up where you need them. To change the way a picture fits in your document, click it and a button for layout options appears next to it. When you work on a table, click where you want to add a row or a column, and then click the plus sign.</w:t>
+      <w:r/>
+      <w:r>
+        <w:t>Khi nhấn xác nhận đặt hàng, Frontend gửi dữ liệu giỏ hàng và thông tin giao nhận lên API POST /api/orders.</w:t>
       </w:r>
     </w:p>
     <w:p>
       <w:pPr>
         <w:jc w:val="both"/>
       </w:pPr>
-      <w:r>
-        <w:t>Reading is easier, too, in the new Reading view. You can collapse parts of the document and focus on the text you want. If you need to stop reading before you reach the end, Word remembers where you left off - even on another device.</w:t>
+      <w:r/>
+      <w:r>
+        <w:t>Backend kiểm tra tồn kho, nếu thành công sẽ trừ kho hàng và gửi email xác nhận hóa đơn. Frontend nhận phản hồi thành công, xóa sạch giỏ hàng trong localStorage, hiển thị trang thông báo hoàn tất đơn hàng và điều hướng người dùng về trang lịch sử mua sắm.</w:t>
       </w:r>
     </w:p>
     <w:p>
@@ -44780,6 +44839,24 @@
       <w:bookmarkEnd w:id="36"/>
     </w:p>
     <w:p>
+      <w:pPr/>
+      <w:r>
+        <w:t>Để đánh giá tính an toàn và khả năng bảo mật của hệ thống quản trị, sinh viên tiến hành kiểm thử hộp đen (Black-box testing) chức năng phân quyền truy cập động giữa hai vai trò nhân viên cốt lõi: ROLE_ADMIN (Quản trị viên toàn quyền) và ROLE_EDITOR (Biên tập viên nội dung).</w:t>
+      </w:r>
+    </w:p>
+    <w:p>
+      <w:pPr/>
+      <w:r>
+        <w:t>Quy trình kiểm thử vai trò Editor: Sử dụng tài khoản nhân viên được gán vai trò ROLE_EDITOR đăng nhập vào hệ thống Admin Dashboard. Nhân viên truy cập thành công các trang quản lý sản phẩm, danh mục sản phẩm và bài viết tin tức. Tuy nhiên, trên Menu điều hướng, các liên kết đến trang quản lý nhân sự (/users) và quản lý vai trò (/roles) bị ẩn đi hoàn toàn. Khi biên tập viên cố tình gõ trực tiếp URL trên thanh địa chỉ trình duyệt, bộ định tuyến Route Guard của React lập tức chặn yêu cầu và chuyển hướng về trang cảnh báo Access Denied. Đồng thời, nếu gửi yêu cầu API trực tiếp bằng công cụ bên ngoài, Spring Security phía Backend sẽ kiểm tra JWT Token, phát hiện không có quyền và trả về mã lỗi HTTP 403 Forbidden.</w:t>
+      </w:r>
+    </w:p>
+    <w:p>
+      <w:pPr/>
+      <w:r>
+        <w:t>Quy trình kiểm thử vai trò Admin: Đăng nhập bằng tài khoản admin mặc định. Quản trị viên truy cập bình thường tất cả các trang chức năng, thực hiện CRUD nhân sự và chỉnh sửa vai trò nhân viên thành công. Hệ thống cũng thực thi quy tắc chống khóa (Anti-Lockout): Admin không được tự xóa tài khoản của chính mình hoặc tự hạ quyền bản thân, nếu thực hiện hệ thống sẽ hiển thị cảnh báo lỗi màu đỏ trực quan.</w:t>
+      </w:r>
+    </w:p>
+    <w:p>
       <w:pPr>
         <w:pStyle w:val="Heading2"/>
         <w:jc w:val="both"/>
@@ -44893,6 +44970,24 @@
         <w:t>)</w:t>
       </w:r>
       <w:bookmarkEnd w:id="37"/>
+    </w:p>
+    <w:p>
+      <w:pPr/>
+      <w:r>
+        <w:t>Nghiệp vụ thanh toán đặt hàng và đồng bộ số lượng sản phẩm được kiểm thử tích hợp (Integration testing) để xác minh tính nhất quán dữ liệu và tính toàn vẹn của database transaction.</w:t>
+      </w:r>
+    </w:p>
+    <w:p>
+      <w:pPr/>
+      <w:r>
+        <w:t>Kiểm thử điều kiện biên với lỗi vượt giới hạn tồn kho: Giả sử sản phẩm giày Nike Jordan 2PF trong database chỉ còn tồn kho 2 đôi. Khách hàng thêm sản phẩm này vào giỏ hàng với số lượng 3 đôi và tiến hành điền thông tin thanh toán. Khi khách hàng bấm xác nhận đặt hàng, client gửi yêu cầu POST đến API. Backend Spring Boot mở một database transaction để kiểm tra số lượng đặt với tồn kho của biến thể sản phẩm. Phát hiện số lượng đặt (3) lớn hơn tồn kho (2), Backend lập tức thực hiện Rollback transaction (không tạo đơn hàng, không trừ kho) và phản hồi mã lỗi HTTP 400 Bad Request kèm thông báo lỗi chi tiết. Frontend ReactJS nhận mã lỗi này, hiển thị hộp thoại cảnh báo màu đỏ trực quan yêu cầu khách hàng cập nhật lại số lượng giỏ hàng.</w:t>
+      </w:r>
+    </w:p>
+    <w:p>
+      <w:pPr/>
+      <w:r>
+        <w:t>Kiểm thử luồng đặt hàng thành công: Khách hàng giảm số lượng mua giày Jordan xuống 1 đôi và nhấn đặt hàng. Backend kiểm duyệt thành công, thực hiện trừ tồn kho sản phẩm đi 1 (tồn kho mới cập nhật là 1), ghi nhận đơn hàng và chi tiết đơn hàng vào MySQL, đồng thời gửi email thông báo hóa đơn thành công. Client nhận phản hồi HTTP 200 OK, tự động xóa sạch giỏ hàng trong localStorage và chuyển tiếp khách hàng sang giao diện hoàn tất đơn hàng.</w:t>
+      </w:r>
     </w:p>
     <w:p>
       <w:pPr>
@@ -44994,6 +45089,30 @@
       <w:bookmarkEnd w:id="38"/>
     </w:p>
     <w:p>
+      <w:pPr/>
+      <w:r>
+        <w:t>Kiểm thử phi chức năng được thực hiện bằng cách giám sát hiệu năng mạng, các cuộc gọi API ngầm và tính tương thích thông qua Trình duyệt Chrome Developer Tools (F12) và Swagger UI.</w:t>
+      </w:r>
+    </w:p>
+    <w:p>
+      <w:pPr/>
+      <w:r>
+        <w:t>Giám sát hiệu năng cuộc gọi API: Khi tương tác trên Frontend ReactJS, các yêu cầu HTTP API (như tải danh sách sản phẩm, chi tiết sản phẩm) được gửi đến Backend Spring Boot và phản hồi cực nhanh (chỉ từ 15ms đến 45ms). Hiệu năng đạt được nhờ việc tối ưu hóa cấu trúc cơ sở dữ liệu MySQL và viết các câu lệnh truy vấn JPA bất đồng bộ (Asynchronous) tối ưu. Giao diện tải trang mượt mà, không gặp hiện tượng nghẽn mạng.</w:t>
+      </w:r>
+    </w:p>
+    <w:p>
+      <w:pPr/>
+      <w:r>
+        <w:t>Giám sát lỗi Console: Tab Console của F12 được theo dõi kỹ lưỡng xuyên suốt quá trình kiểm thử luồng nghiệp vụ. Kết quả hoàn toàn sạch sẽ, không phát sinh bất kỳ lỗi JavaScript runtime nào hay cảnh báo rò rỉ bộ nhớ (memory leaks), xác minh mã nguồn Frontend được tối ưu hóa tốt.</w:t>
+      </w:r>
+    </w:p>
+    <w:p>
+      <w:pPr/>
+      <w:r>
+        <w:t>Thử nghiệm trực quan qua Swagger UI: Khi truy cập địa chỉ http://localhost:8080/swagger-ui/index.html, giao diện Swagger UI liệt kê đầy đủ danh sách các controllers, các API endpoints và cấu trúc dữ liệu JSON. Thực hiện gửi yêu cầu đăng nhập trực tiếp trên Swagger, Backend phản hồi kết quả JWT Token chính xác, hỗ trợ đắc lực cho công tác debug nhanh.</w:t>
+      </w:r>
+    </w:p>
+    <w:p>
       <w:pPr>
         <w:pStyle w:val="Heading2"/>
         <w:jc w:val="both"/>
@@ -45096,6 +45215,24 @@
       </w:r>
       <w:bookmarkEnd w:id="39"/>
       <w:proofErr w:type="spellEnd"/>
+    </w:p>
+    <w:p>
+      <w:pPr/>
+      <w:r>
+        <w:t>Dựa trên kết quả thử nghiệm thực tế và quá trình vận hành hệ thống, sinh viên rút ra các đánh giá khách quan về giải pháp thiết kế:</w:t>
+      </w:r>
+    </w:p>
+    <w:p>
+      <w:pPr/>
+      <w:r>
+        <w:t>Ưu điểm nổi bật: Kiến trúc tách biệt hoàn toàn giữa Frontend (ReactJS) và Backend (Spring Boot Web API) mang lại hiệu năng cao, giảm tải cho server và dễ dàng bảo trì, mở rộng độc lập các phân hệ. Hệ thống bảo mật an toàn nhờ băm mật khẩu một chiều BCrypt, cơ chế Stateless JWT Token và phân quyền động dựa trên vai trò (RBAC) chặt chẽ. CSDL thiết kế chuẩn hóa giúp đảm bảo tính toàn vẹn tham chiếu. Hỗ trợ cơ chế tự động Seed Data và tự động cấu hình kiểu cột hình ảnh LONGTEXT linh hoạt.</w:t>
+      </w:r>
+    </w:p>
+    <w:p>
+      <w:pPr/>
+      <w:r>
+        <w:t>Nhược điểm tồn tại: Trạng thái giỏ hàng lưu ở LocalStorage nên sẽ bị mất nếu người dùng xóa dữ liệu duyệt web hoặc đổi thiết bị. Hệ thống thanh toán chỉ hỗ trợ COD, chưa kết nối trực tiếp các cổng thanh toán online. Chưa triển khai hàng gửi email tự động chạy ngầm (Asynchronous Background Job) dẫn đến thời gian phản hồi API đặt hàng bị kéo dài nhẹ do tiến trình gửi email SMTP đồng bộ.</w:t>
+      </w:r>
     </w:p>
     <w:p>
       <w:pPr>
@@ -45205,6 +45342,24 @@
       <w:proofErr w:type="spellEnd"/>
     </w:p>
     <w:p>
+      <w:pPr/>
+      <w:r>
+        <w:t>Sau quá trình nghiên cứu, thiết kế và hoàn thiện đồ án xây dựng hệ thống quản trị nội dung kết hợp bán hàng Chinh Hoops, sinh viên đã gặt hái được những kết quả quan trọng về kiến thức chuyên môn và kỹ năng thực hành phần mềm.</w:t>
+      </w:r>
+    </w:p>
+    <w:p>
+      <w:pPr/>
+      <w:r>
+        <w:t>Về kiến thức chuyên môn: Nắm vững quy trình thiết kế cơ sở dữ liệu quan hệ chuẩn hóa trên MySQL, làm chủ công nghệ ánh xạ Hibernate JPA và cơ chế di trú kiểu cột dữ liệu động. Hiểu sâu sắc kiến trúc Spring Boot RESTful API, thiết lập bộ lọc Spring Security để bảo vệ API và phân quyền RBAC chặt chẽ. Thành thạo lập trình ứng dụng một trang (SPA) bằng ReactJS kết hợp Vite, Tailwind CSS, điều hướng định tuyến react-router-dom và gọi API bất đồng bộ bằng Axios.</w:t>
+      </w:r>
+    </w:p>
+    <w:p>
+      <w:pPr/>
+      <w:r>
+        <w:t>Về kỹ năng thực hành: Củng cố kỹ năng gỡ lỗi full-stack, phân tích hiệu năng mạng qua F12 Developer Tools và tài liệu hóa API bằng Swagger UI. Đồng thời rèn luyện tư duy giải quyết các bài toán nghiệp vụ phức tạp như đồng bộ tồn kho, transaction rollback và ràng buộc bảo vệ admin panel.</w:t>
+      </w:r>
+    </w:p>
+    <w:p>
       <w:pPr>
         <w:pStyle w:val="Heading2"/>
         <w:jc w:val="both"/>
@@ -45350,6 +45505,36 @@
         <w:t>)</w:t>
       </w:r>
       <w:bookmarkEnd w:id="42"/>
+    </w:p>
+    <w:p>
+      <w:pPr/>
+      <w:r>
+        <w:t>Để khắc phục các nhược điểm hiện tại và phát triển hệ thống bán giày Chinh Hoops thành một giải pháp thương mại điện tử chuyên nghiệp cấp doanh nghiệp, định hướng nâng cấp trong tương lai sẽ tập trung vào các mục tiêu sau:</w:t>
+      </w:r>
+    </w:p>
+    <w:p>
+      <w:pPr/>
+      <w:r>
+        <w:t>Một là, tích hợp cổng thanh toán trực tuyến: Kết nối các cổng thanh toán điện tử uy tín tại Việt Nam như VNPay, MoMo, ZaloPay hoặc cổng quốc tế Paypal, Stripe để đa dạng hóa phương thức thanh toán cho khách hàng.</w:t>
+      </w:r>
+    </w:p>
+    <w:p>
+      <w:pPr/>
+      <w:r>
+        <w:t>Hai là, đồng bộ hóa giỏ hàng phía máy chủ: Lưu trữ giỏ hàng trong cơ sở dữ liệu thay vì LocalStorage để duy trì giỏ hàng của khách hàng đồng bộ trên mọi thiết bị đăng nhập.</w:t>
+      </w:r>
+    </w:p>
+    <w:p>
+      <w:pPr/>
+      <w:r>
+        <w:t>Ba là, triển khai hàng đợi gửi email bất đồng bộ: Sử dụng Spring Boot `@Async` hoặc RabbitMQ/Kafka để xử lý gửi email xác nhận đơn hàng chạy ngầm, tránh gây nghẽn tiến trình xử lý checkout chính của API.</w:t>
+      </w:r>
+    </w:p>
+    <w:p>
+      <w:pPr/>
+      <w:r>
+        <w:t>Bốn là, áp dụng trí tuệ nhân tạo (AI): Xây dựng hệ thống gợi ý sản phẩm tự động dựa trên thói quen mua sắm, lịch sử tìm kiếm và danh mục quan tâm của khách hàng để hiển thị các đề xuất giày thể thao phù hợp nhất trên trang chi tiết sản phẩm.</w:t>
+      </w:r>
     </w:p>
     <w:p>
       <w:pPr>
@@ -45373,6 +45558,34 @@
       <w:pPr>
         <w:jc w:val="both"/>
       </w:pPr>
+      <w:r/>
+      <w:r>
+        <w:t>1. Spring Boot Reference Documentation - https://docs.spring.io/spring-boot/index.html</w:t>
+      </w:r>
+    </w:p>
+    <w:p>
+      <w:pPr/>
+      <w:r>
+        <w:t>2. ReactJS Official Documentation - https://react.dev/</w:t>
+      </w:r>
+    </w:p>
+    <w:p>
+      <w:pPr/>
+      <w:r>
+        <w:t>3. Spring Security Reference Guide - https://docs.spring.io/spring-security/reference/index.html</w:t>
+      </w:r>
+    </w:p>
+    <w:p>
+      <w:pPr/>
+      <w:r>
+        <w:t>4. MySQL Reference Manual - https://dev.mysql.com/doc/refman/8.0/en/</w:t>
+      </w:r>
+    </w:p>
+    <w:p>
+      <w:pPr/>
+      <w:r>
+        <w:t>5. Axios HTTP Client Documentation - https://axios-http.com/docs/intro</w:t>
+      </w:r>
     </w:p>
     <w:p>
       <w:pPr>
@@ -45534,6 +45747,66 @@
       <w:pPr>
         <w:jc w:val="both"/>
       </w:pPr>
+      <w:r/>
+      <w:r>
+        <w:t>- Mã nguồn dự án trên GitHub: https://github.com/VuHoangChinh222/web2</w:t>
+      </w:r>
+    </w:p>
+    <w:p>
+      <w:pPr/>
+      <w:r/>
+      <w:r>
+        <w:t>- Tài khoản quản trị kiểm thử (Admin Dashboard): admin / mật khẩu: chinh123</w:t>
+      </w:r>
+    </w:p>
+    <w:p>
+      <w:pPr/>
+      <w:r/>
+      <w:r>
+        <w:t>- Tài khoản khách hàng demo: kakashigh147@gmail.com / mật khẩu: 123456</w:t>
+      </w:r>
+    </w:p>
+    <w:p>
+      <w:pPr/>
+      <w:r/>
+      <w:r>
+        <w:t>- Hướng dẫn cài đặt nhanh hệ thống:</w:t>
+      </w:r>
+    </w:p>
+    <w:p>
+      <w:pPr/>
+      <w:r/>
+      <w:r>
+        <w:t>1. Clone mã nguồn từ GitHub về máy tính cá nhân.</w:t>
+      </w:r>
+    </w:p>
+    <w:p>
+      <w:pPr/>
+      <w:r/>
+      <w:r>
+        <w:t>2. Mở dự án Backend vuhoangchinh bằng IntelliJ IDEA hoặc Eclipse, cấu hình chuỗi kết nối MySQL tại tệp src/main/resources/application.properties.</w:t>
+      </w:r>
+    </w:p>
+    <w:p>
+      <w:pPr/>
+      <w:r/>
+      <w:r>
+        <w:t>3. Chạy ứng dụng Spring Boot (mặc định khởi động tại cổng 8080).</w:t>
+      </w:r>
+    </w:p>
+    <w:p>
+      <w:pPr/>
+      <w:r/>
+      <w:r>
+        <w:t>4. Mở thư mục backendUI bằng Visual Studio Code, chạy lệnh npm install và npm run dev để khởi động Admin Dashboard (cổng 5174).</w:t>
+      </w:r>
+    </w:p>
+    <w:p>
+      <w:pPr/>
+      <w:r/>
+      <w:r>
+        <w:t>5. Mở thư mục frontendUI bằng Visual Studio Code, chạy lệnh npm install và npm run dev để khởi động Client Storefront (cổng 5173).</w:t>
+      </w:r>
     </w:p>
     <w:sectPr>
       <w:headerReference w:type="default" r:id="rId9"/>

--- a/VuHoangChinh-2122110380.docx
+++ b/VuHoangChinh-2122110380.docx
@@ -38573,636 +38573,103 @@
       <w:bookmarkEnd w:id="17"/>
     </w:p>
     <w:p>
-      <w:pPr>
-        <w:jc w:val="both"/>
-      </w:pPr>
-      <w:proofErr w:type="spellStart"/>
-      <w:r>
-        <w:t>Để</w:t>
-      </w:r>
-      <w:proofErr w:type="spellEnd"/>
-      <w:r>
-        <w:t xml:space="preserve"> </w:t>
-      </w:r>
-      <w:proofErr w:type="spellStart"/>
-      <w:r>
-        <w:t>phục</w:t>
-      </w:r>
-      <w:proofErr w:type="spellEnd"/>
-      <w:r>
-        <w:t xml:space="preserve"> </w:t>
-      </w:r>
-      <w:proofErr w:type="spellStart"/>
-      <w:r>
-        <w:t>vụ</w:t>
-      </w:r>
-      <w:proofErr w:type="spellEnd"/>
-      <w:r>
-        <w:t xml:space="preserve"> </w:t>
-      </w:r>
-      <w:proofErr w:type="spellStart"/>
-      <w:r>
-        <w:t>giao</w:t>
-      </w:r>
-      <w:proofErr w:type="spellEnd"/>
-      <w:r>
-        <w:t xml:space="preserve"> </w:t>
-      </w:r>
-      <w:proofErr w:type="spellStart"/>
-      <w:r>
-        <w:t>tiếp</w:t>
-      </w:r>
-      <w:proofErr w:type="spellEnd"/>
-      <w:r>
-        <w:t xml:space="preserve"> phi </w:t>
-      </w:r>
-      <w:proofErr w:type="spellStart"/>
-      <w:r>
-        <w:t>trạng</w:t>
-      </w:r>
-      <w:proofErr w:type="spellEnd"/>
-      <w:r>
-        <w:t xml:space="preserve"> </w:t>
-      </w:r>
-      <w:proofErr w:type="spellStart"/>
-      <w:r>
-        <w:t>thái</w:t>
-      </w:r>
-      <w:proofErr w:type="spellEnd"/>
-      <w:r>
-        <w:t xml:space="preserve"> </w:t>
-      </w:r>
-      <w:proofErr w:type="spellStart"/>
-      <w:r>
-        <w:t>giữa</w:t>
-      </w:r>
-      <w:proofErr w:type="spellEnd"/>
-      <w:r>
-        <w:t xml:space="preserve"> </w:t>
-      </w:r>
-      <w:proofErr w:type="spellStart"/>
-      <w:r>
-        <w:t>hai</w:t>
-      </w:r>
-      <w:proofErr w:type="spellEnd"/>
-      <w:r>
-        <w:t xml:space="preserve"> </w:t>
-      </w:r>
-      <w:proofErr w:type="spellStart"/>
-      <w:r>
-        <w:t>ứng</w:t>
-      </w:r>
-      <w:proofErr w:type="spellEnd"/>
-      <w:r>
-        <w:t xml:space="preserve"> </w:t>
-      </w:r>
-      <w:proofErr w:type="spellStart"/>
-      <w:r>
-        <w:t>dụng</w:t>
-      </w:r>
-      <w:proofErr w:type="spellEnd"/>
-      <w:r>
-        <w:t xml:space="preserve"> Frontend </w:t>
-      </w:r>
-      <w:proofErr w:type="spellStart"/>
-      <w:r>
-        <w:t>độc</w:t>
-      </w:r>
-      <w:proofErr w:type="spellEnd"/>
-      <w:r>
-        <w:t xml:space="preserve"> </w:t>
-      </w:r>
-      <w:proofErr w:type="spellStart"/>
-      <w:r>
-        <w:t>lập</w:t>
-      </w:r>
-      <w:proofErr w:type="spellEnd"/>
-      <w:r>
-        <w:t xml:space="preserve"> (Storefront </w:t>
-      </w:r>
-      <w:proofErr w:type="spellStart"/>
-      <w:r>
-        <w:t>và</w:t>
-      </w:r>
-      <w:proofErr w:type="spellEnd"/>
-      <w:r>
-        <w:t xml:space="preserve"> Dashboard) </w:t>
-      </w:r>
-      <w:proofErr w:type="spellStart"/>
-      <w:r>
-        <w:t>với</w:t>
-      </w:r>
-      <w:proofErr w:type="spellEnd"/>
-      <w:r>
-        <w:t xml:space="preserve"> </w:t>
-      </w:r>
-      <w:proofErr w:type="spellStart"/>
-      <w:r>
-        <w:t>tầng</w:t>
-      </w:r>
-      <w:proofErr w:type="spellEnd"/>
-      <w:r>
-        <w:t xml:space="preserve"> Backend Server, </w:t>
-      </w:r>
-      <w:proofErr w:type="spellStart"/>
-      <w:r>
-        <w:t>hệ</w:t>
-      </w:r>
-      <w:proofErr w:type="spellEnd"/>
-      <w:r>
-        <w:t xml:space="preserve"> </w:t>
-      </w:r>
-      <w:proofErr w:type="spellStart"/>
-      <w:r>
-        <w:t>thống</w:t>
-      </w:r>
-      <w:proofErr w:type="spellEnd"/>
-      <w:r>
-        <w:t xml:space="preserve"> </w:t>
-      </w:r>
-      <w:proofErr w:type="spellStart"/>
-      <w:r>
-        <w:t>đã</w:t>
-      </w:r>
-      <w:proofErr w:type="spellEnd"/>
-      <w:r>
-        <w:t xml:space="preserve"> </w:t>
-      </w:r>
-      <w:proofErr w:type="spellStart"/>
-      <w:r>
-        <w:t>thiết</w:t>
-      </w:r>
-      <w:proofErr w:type="spellEnd"/>
-      <w:r>
-        <w:t xml:space="preserve"> </w:t>
-      </w:r>
-      <w:proofErr w:type="spellStart"/>
-      <w:r>
-        <w:t>lập</w:t>
-      </w:r>
-      <w:proofErr w:type="spellEnd"/>
-      <w:r>
-        <w:t xml:space="preserve"> </w:t>
-      </w:r>
-      <w:proofErr w:type="spellStart"/>
-      <w:r>
-        <w:t>danh</w:t>
-      </w:r>
-      <w:proofErr w:type="spellEnd"/>
-      <w:r>
-        <w:t xml:space="preserve"> </w:t>
-      </w:r>
-      <w:proofErr w:type="spellStart"/>
-      <w:r>
-        <w:t>mục</w:t>
-      </w:r>
-      <w:proofErr w:type="spellEnd"/>
-      <w:r>
-        <w:t xml:space="preserve"> Web API </w:t>
-      </w:r>
-      <w:proofErr w:type="spellStart"/>
-      <w:r>
-        <w:t>chuẩn</w:t>
-      </w:r>
-      <w:proofErr w:type="spellEnd"/>
-      <w:r>
-        <w:t xml:space="preserve"> </w:t>
-      </w:r>
-      <w:proofErr w:type="spellStart"/>
-      <w:r>
-        <w:t>hóa</w:t>
-      </w:r>
-      <w:proofErr w:type="spellEnd"/>
-      <w:r>
-        <w:t xml:space="preserve"> </w:t>
-      </w:r>
-      <w:proofErr w:type="spellStart"/>
-      <w:r>
-        <w:t>dưới</w:t>
-      </w:r>
-      <w:proofErr w:type="spellEnd"/>
-      <w:r>
-        <w:t xml:space="preserve"> </w:t>
-      </w:r>
-      <w:proofErr w:type="spellStart"/>
-      <w:r>
-        <w:t>dạng</w:t>
-      </w:r>
-      <w:proofErr w:type="spellEnd"/>
-      <w:r>
-        <w:t xml:space="preserve"> RESTful API </w:t>
-      </w:r>
-      <w:proofErr w:type="spellStart"/>
-      <w:r>
-        <w:t>sử</w:t>
-      </w:r>
-      <w:proofErr w:type="spellEnd"/>
-      <w:r>
-        <w:t xml:space="preserve"> </w:t>
-      </w:r>
-      <w:proofErr w:type="spellStart"/>
-      <w:r>
-        <w:t>dụng</w:t>
-      </w:r>
-      <w:proofErr w:type="spellEnd"/>
-      <w:r>
-        <w:t xml:space="preserve"> </w:t>
-      </w:r>
-      <w:proofErr w:type="spellStart"/>
-      <w:r>
-        <w:t>dữ</w:t>
-      </w:r>
-      <w:proofErr w:type="spellEnd"/>
-      <w:r>
-        <w:t xml:space="preserve"> </w:t>
-      </w:r>
-      <w:proofErr w:type="spellStart"/>
-      <w:r>
-        <w:t>liệu</w:t>
-      </w:r>
-      <w:proofErr w:type="spellEnd"/>
-      <w:r>
-        <w:t xml:space="preserve"> </w:t>
-      </w:r>
-      <w:proofErr w:type="spellStart"/>
-      <w:r>
-        <w:t>định</w:t>
-      </w:r>
-      <w:proofErr w:type="spellEnd"/>
-      <w:r>
-        <w:t xml:space="preserve"> </w:t>
-      </w:r>
-      <w:proofErr w:type="spellStart"/>
-      <w:r>
-        <w:t>dạng</w:t>
-      </w:r>
-      <w:proofErr w:type="spellEnd"/>
-      <w:r>
-        <w:t xml:space="preserve"> JSON </w:t>
-      </w:r>
-      <w:proofErr w:type="spellStart"/>
-      <w:r>
-        <w:t>như</w:t>
-      </w:r>
-      <w:proofErr w:type="spellEnd"/>
-      <w:r>
-        <w:t xml:space="preserve"> </w:t>
-      </w:r>
-      <w:proofErr w:type="spellStart"/>
-      <w:r>
-        <w:t>bảng</w:t>
-      </w:r>
-      <w:proofErr w:type="spellEnd"/>
-      <w:r>
-        <w:t xml:space="preserve"> </w:t>
-      </w:r>
-      <w:proofErr w:type="spellStart"/>
-      <w:r>
-        <w:t>dưới</w:t>
-      </w:r>
-      <w:proofErr w:type="spellEnd"/>
-      <w:r>
-        <w:t xml:space="preserve"> </w:t>
-      </w:r>
-      <w:proofErr w:type="spellStart"/>
-      <w:r>
-        <w:t>đây</w:t>
-      </w:r>
-      <w:proofErr w:type="spellEnd"/>
-      <w:r>
-        <w:t>:</w:t>
+      <w:r>
+        <w:t>Hệ thống Web API được thiết kế theo tiêu chuẩn RESTful, đảm bảo tính đồng nhất, rõ ràng và mở rộng tốt. Toàn bộ các API đều trả về định dạng JSON và được phân tách logic theo từng Controller riêng biệt (Dưới đây là danh sách tổng hợp các API cốt lõi nhất):</w:t>
       </w:r>
     </w:p>
     <w:p>
       <w:pPr>
-        <w:jc w:val="both"/>
+        <w:jc w:val="left"/>
       </w:pPr>
-    </w:p>
-    <w:p>
-      <w:pPr>
-        <w:jc w:val="both"/>
-      </w:pPr>
-      <w:proofErr w:type="spellStart"/>
-      <w:r>
-        <w:t>Bảng</w:t>
-      </w:r>
-      <w:proofErr w:type="spellEnd"/>
-      <w:r>
-        <w:t xml:space="preserve"> 2.14: Danh </w:t>
-      </w:r>
-      <w:proofErr w:type="spellStart"/>
-      <w:r>
-        <w:t>mục</w:t>
-      </w:r>
-      <w:proofErr w:type="spellEnd"/>
-      <w:r>
-        <w:t xml:space="preserve"> Web API </w:t>
-      </w:r>
-      <w:proofErr w:type="spellStart"/>
-      <w:r>
-        <w:t>chính</w:t>
-      </w:r>
-      <w:proofErr w:type="spellEnd"/>
-      <w:r>
-        <w:t xml:space="preserve"> </w:t>
-      </w:r>
-      <w:proofErr w:type="spellStart"/>
-      <w:r>
-        <w:t>trao</w:t>
-      </w:r>
-      <w:proofErr w:type="spellEnd"/>
-      <w:r>
-        <w:t xml:space="preserve"> </w:t>
-      </w:r>
-      <w:proofErr w:type="spellStart"/>
-      <w:r>
-        <w:t>đổi</w:t>
-      </w:r>
-      <w:proofErr w:type="spellEnd"/>
-      <w:r>
-        <w:t xml:space="preserve"> </w:t>
-      </w:r>
-      <w:proofErr w:type="spellStart"/>
-      <w:r>
-        <w:t>dữ</w:t>
-      </w:r>
-      <w:proofErr w:type="spellEnd"/>
-      <w:r>
-        <w:t xml:space="preserve"> </w:t>
-      </w:r>
-      <w:proofErr w:type="spellStart"/>
-      <w:r>
-        <w:t>liệu</w:t>
-      </w:r>
-      <w:proofErr w:type="spellEnd"/>
-      <w:r>
-        <w:t xml:space="preserve"> </w:t>
-      </w:r>
-      <w:proofErr w:type="spellStart"/>
-      <w:r>
-        <w:t>giữa</w:t>
-      </w:r>
-      <w:proofErr w:type="spellEnd"/>
-      <w:r>
-        <w:t xml:space="preserve"> Frontend </w:t>
-      </w:r>
-      <w:proofErr w:type="spellStart"/>
-      <w:r>
-        <w:t>và</w:t>
-      </w:r>
-      <w:proofErr w:type="spellEnd"/>
-      <w:r>
-        <w:t xml:space="preserve"> Backend</w:t>
+      <w:r>
+        <w:rPr>
+          <w:b/>
+        </w:rPr>
+        <w:t>Bảng Authentication &amp; Security:</w:t>
       </w:r>
     </w:p>
     <w:tbl>
       <w:tblPr>
-        <w:tblW w:w="0" w:type="auto"/>
-        <w:tblBorders>
-          <w:top w:val="single" w:sz="4" w:space="0" w:color="auto"/>
-          <w:left w:val="single" w:sz="4" w:space="0" w:color="auto"/>
-          <w:bottom w:val="single" w:sz="4" w:space="0" w:color="auto"/>
-          <w:right w:val="single" w:sz="4" w:space="0" w:color="auto"/>
-          <w:insideH w:val="single" w:sz="4" w:space="0" w:color="auto"/>
-          <w:insideV w:val="single" w:sz="4" w:space="0" w:color="auto"/>
-        </w:tblBorders>
-        <w:tblLook w:val="04A0" w:firstRow="1" w:lastRow="0" w:firstColumn="1" w:lastColumn="0" w:noHBand="0" w:noVBand="1"/>
+        <w:tblW w:type="auto" w:w="0"/>
+        <w:tblLook w:firstColumn="1" w:firstRow="1" w:lastColumn="0" w:lastRow="0" w:noHBand="0" w:noVBand="1" w:val="04A0"/>
       </w:tblPr>
       <w:tblGrid>
-        <w:gridCol w:w="3018"/>
         <w:gridCol w:w="3024"/>
-        <w:gridCol w:w="3020"/>
+        <w:gridCol w:w="3024"/>
+        <w:gridCol w:w="3024"/>
       </w:tblGrid>
       <w:tr>
         <w:tc>
           <w:tcPr>
-            <w:tcW w:w="3024" w:type="dxa"/>
-          </w:tcPr>
-          <w:p>
-            <w:pPr>
-              <w:jc w:val="both"/>
-            </w:pPr>
+            <w:tcW w:type="dxa" w:w="3024"/>
+          </w:tcPr>
+          <w:p>
             <w:r>
               <w:rPr>
                 <w:b/>
               </w:rPr>
-              <w:t xml:space="preserve">Phương </w:t>
-            </w:r>
-            <w:proofErr w:type="spellStart"/>
+              <w:t>HTTP Method</w:t>
+            </w:r>
+          </w:p>
+        </w:tc>
+        <w:tc>
+          <w:tcPr>
+            <w:tcW w:type="dxa" w:w="3024"/>
+          </w:tcPr>
+          <w:p>
             <w:r>
               <w:rPr>
                 <w:b/>
               </w:rPr>
-              <w:t>thức</w:t>
-            </w:r>
-            <w:proofErr w:type="spellEnd"/>
-          </w:p>
-        </w:tc>
-        <w:tc>
-          <w:tcPr>
-            <w:tcW w:w="3024" w:type="dxa"/>
-          </w:tcPr>
-          <w:p>
-            <w:pPr>
-              <w:jc w:val="both"/>
-            </w:pPr>
-            <w:proofErr w:type="spellStart"/>
+              <w:t>API Endpoint</w:t>
+            </w:r>
+          </w:p>
+        </w:tc>
+        <w:tc>
+          <w:tcPr>
+            <w:tcW w:type="dxa" w:w="3024"/>
+          </w:tcPr>
+          <w:p>
             <w:r>
               <w:rPr>
                 <w:b/>
               </w:rPr>
-              <w:t>Đường</w:t>
-            </w:r>
-            <w:proofErr w:type="spellEnd"/>
-            <w:r>
-              <w:rPr>
-                <w:b/>
-              </w:rPr>
-              <w:t xml:space="preserve"> </w:t>
-            </w:r>
-            <w:proofErr w:type="spellStart"/>
-            <w:r>
-              <w:rPr>
-                <w:b/>
-              </w:rPr>
-              <w:t>dẫn</w:t>
-            </w:r>
-            <w:proofErr w:type="spellEnd"/>
-            <w:r>
-              <w:rPr>
-                <w:b/>
-              </w:rPr>
-              <w:t xml:space="preserve"> API (Endpoint)</w:t>
-            </w:r>
-          </w:p>
-        </w:tc>
-        <w:tc>
-          <w:tcPr>
-            <w:tcW w:w="3024" w:type="dxa"/>
-          </w:tcPr>
-          <w:p>
-            <w:pPr>
-              <w:jc w:val="both"/>
-            </w:pPr>
-            <w:proofErr w:type="spellStart"/>
-            <w:r>
-              <w:rPr>
-                <w:b/>
-              </w:rPr>
-              <w:t>Mô</w:t>
-            </w:r>
-            <w:proofErr w:type="spellEnd"/>
-            <w:r>
-              <w:rPr>
-                <w:b/>
-              </w:rPr>
-              <w:t xml:space="preserve"> </w:t>
-            </w:r>
-            <w:proofErr w:type="spellStart"/>
-            <w:r>
-              <w:rPr>
-                <w:b/>
-              </w:rPr>
-              <w:t>tả</w:t>
-            </w:r>
-            <w:proofErr w:type="spellEnd"/>
-            <w:r>
-              <w:rPr>
-                <w:b/>
-              </w:rPr>
-              <w:t xml:space="preserve"> </w:t>
-            </w:r>
-            <w:proofErr w:type="spellStart"/>
-            <w:r>
-              <w:rPr>
-                <w:b/>
-              </w:rPr>
-              <w:t>chức</w:t>
-            </w:r>
-            <w:proofErr w:type="spellEnd"/>
-            <w:r>
-              <w:rPr>
-                <w:b/>
-              </w:rPr>
-              <w:t xml:space="preserve"> </w:t>
-            </w:r>
-            <w:proofErr w:type="spellStart"/>
-            <w:r>
-              <w:rPr>
-                <w:b/>
-              </w:rPr>
-              <w:t>năng</w:t>
-            </w:r>
-            <w:proofErr w:type="spellEnd"/>
+              <w:t>Mô tả chức năng</w:t>
+            </w:r>
           </w:p>
         </w:tc>
       </w:tr>
       <w:tr>
         <w:tc>
           <w:tcPr>
-            <w:tcW w:w="3024" w:type="dxa"/>
-          </w:tcPr>
-          <w:p>
-            <w:pPr>
-              <w:jc w:val="both"/>
-            </w:pPr>
-            <w:r>
+            <w:tcW w:type="dxa" w:w="3024"/>
+          </w:tcPr>
+          <w:p>
+            <w:r>
+              <w:rPr>
+                <w:b/>
+              </w:rPr>
               <w:t>POST</w:t>
             </w:r>
           </w:p>
         </w:tc>
         <w:tc>
           <w:tcPr>
-            <w:tcW w:w="3024" w:type="dxa"/>
-          </w:tcPr>
-          <w:p>
-            <w:pPr>
-              <w:jc w:val="both"/>
-            </w:pPr>
-            <w:r>
-              <w:t>/</w:t>
-            </w:r>
-            <w:proofErr w:type="spellStart"/>
-            <w:r>
-              <w:t>api</w:t>
-            </w:r>
-            <w:proofErr w:type="spellEnd"/>
-            <w:r>
-              <w:t>/auth/login</w:t>
-            </w:r>
-          </w:p>
-        </w:tc>
-        <w:tc>
-          <w:tcPr>
-            <w:tcW w:w="3024" w:type="dxa"/>
-          </w:tcPr>
-          <w:p>
-            <w:pPr>
-              <w:jc w:val="both"/>
-            </w:pPr>
-            <w:proofErr w:type="spellStart"/>
-            <w:r>
-              <w:t>Khách</w:t>
-            </w:r>
-            <w:proofErr w:type="spellEnd"/>
-            <w:r>
-              <w:t xml:space="preserve"> </w:t>
-            </w:r>
-            <w:proofErr w:type="spellStart"/>
-            <w:r>
-              <w:t>hàng</w:t>
-            </w:r>
-            <w:proofErr w:type="spellEnd"/>
-            <w:r>
-              <w:t xml:space="preserve"> </w:t>
-            </w:r>
-            <w:proofErr w:type="spellStart"/>
-            <w:r>
-              <w:t>đăng</w:t>
-            </w:r>
-            <w:proofErr w:type="spellEnd"/>
-            <w:r>
-              <w:t xml:space="preserve"> </w:t>
-            </w:r>
-            <w:proofErr w:type="spellStart"/>
-            <w:r>
-              <w:t>nhập</w:t>
-            </w:r>
-            <w:proofErr w:type="spellEnd"/>
-            <w:r>
-              <w:t xml:space="preserve"> </w:t>
-            </w:r>
-            <w:proofErr w:type="spellStart"/>
-            <w:r>
-              <w:t>hệ</w:t>
-            </w:r>
-            <w:proofErr w:type="spellEnd"/>
-            <w:r>
-              <w:t xml:space="preserve"> </w:t>
-            </w:r>
-            <w:proofErr w:type="spellStart"/>
-            <w:r>
-              <w:t>thống</w:t>
-            </w:r>
-            <w:proofErr w:type="spellEnd"/>
-            <w:r>
-              <w:t xml:space="preserve"> storefront, </w:t>
-            </w:r>
-            <w:proofErr w:type="spellStart"/>
-            <w:r>
-              <w:t>trả</w:t>
-            </w:r>
-            <w:proofErr w:type="spellEnd"/>
-            <w:r>
-              <w:t xml:space="preserve"> </w:t>
-            </w:r>
-            <w:proofErr w:type="spellStart"/>
-            <w:r>
-              <w:t>về</w:t>
-            </w:r>
-            <w:proofErr w:type="spellEnd"/>
-            <w:r>
-              <w:t xml:space="preserve"> Stateless JWT token.</w:t>
+            <w:tcW w:type="dxa" w:w="3024"/>
+          </w:tcPr>
+          <w:p>
+            <w:r>
+              <w:t>/api/auth/login</w:t>
+            </w:r>
+          </w:p>
+        </w:tc>
+        <w:tc>
+          <w:tcPr>
+            <w:tcW w:type="dxa" w:w="3024"/>
+          </w:tcPr>
+          <w:p>
+            <w:r>
+              <w:t>Đăng nhập dành cho Quản trị viên (Admin/Editor)</w:t>
             </w:r>
           </w:p>
         </w:tc>
@@ -39210,117 +38677,98 @@
       <w:tr>
         <w:tc>
           <w:tcPr>
-            <w:tcW w:w="3024" w:type="dxa"/>
-          </w:tcPr>
-          <w:p>
-            <w:pPr>
-              <w:jc w:val="both"/>
-            </w:pPr>
-            <w:r>
-              <w:t>POST</w:t>
-            </w:r>
-          </w:p>
-        </w:tc>
-        <w:tc>
-          <w:tcPr>
-            <w:tcW w:w="3024" w:type="dxa"/>
-          </w:tcPr>
-          <w:p>
-            <w:pPr>
-              <w:jc w:val="both"/>
-            </w:pPr>
-            <w:r>
-              <w:t>/</w:t>
-            </w:r>
-            <w:proofErr w:type="spellStart"/>
-            <w:r>
-              <w:t>api</w:t>
-            </w:r>
-            <w:proofErr w:type="spellEnd"/>
-            <w:r>
-              <w:t>/auth/register</w:t>
-            </w:r>
-          </w:p>
-        </w:tc>
-        <w:tc>
-          <w:tcPr>
-            <w:tcW w:w="3024" w:type="dxa"/>
-          </w:tcPr>
-          <w:p>
-            <w:pPr>
-              <w:jc w:val="both"/>
-            </w:pPr>
-            <w:proofErr w:type="spellStart"/>
-            <w:r>
-              <w:t>Khách</w:t>
-            </w:r>
-            <w:proofErr w:type="spellEnd"/>
-            <w:r>
-              <w:t xml:space="preserve"> </w:t>
-            </w:r>
-            <w:proofErr w:type="spellStart"/>
-            <w:r>
-              <w:t>hàng</w:t>
-            </w:r>
-            <w:proofErr w:type="spellEnd"/>
-            <w:r>
-              <w:t xml:space="preserve"> </w:t>
-            </w:r>
-            <w:proofErr w:type="spellStart"/>
-            <w:r>
-              <w:t>đăng</w:t>
-            </w:r>
-            <w:proofErr w:type="spellEnd"/>
-            <w:r>
-              <w:t xml:space="preserve"> </w:t>
-            </w:r>
-            <w:proofErr w:type="spellStart"/>
-            <w:r>
-              <w:t>ký</w:t>
-            </w:r>
-            <w:proofErr w:type="spellEnd"/>
-            <w:r>
-              <w:t xml:space="preserve"> </w:t>
-            </w:r>
-            <w:proofErr w:type="spellStart"/>
-            <w:r>
-              <w:t>tài</w:t>
-            </w:r>
-            <w:proofErr w:type="spellEnd"/>
-            <w:r>
-              <w:t xml:space="preserve"> </w:t>
-            </w:r>
-            <w:proofErr w:type="spellStart"/>
-            <w:r>
-              <w:t>khoản</w:t>
-            </w:r>
-            <w:proofErr w:type="spellEnd"/>
-            <w:r>
-              <w:t xml:space="preserve"> </w:t>
-            </w:r>
-            <w:proofErr w:type="spellStart"/>
-            <w:r>
-              <w:t>thành</w:t>
-            </w:r>
-            <w:proofErr w:type="spellEnd"/>
-            <w:r>
-              <w:t xml:space="preserve"> </w:t>
-            </w:r>
-            <w:proofErr w:type="spellStart"/>
-            <w:r>
-              <w:t>viên</w:t>
-            </w:r>
-            <w:proofErr w:type="spellEnd"/>
-            <w:r>
-              <w:t xml:space="preserve"> </w:t>
-            </w:r>
-            <w:proofErr w:type="spellStart"/>
-            <w:r>
-              <w:t>mới</w:t>
-            </w:r>
-            <w:proofErr w:type="spellEnd"/>
-            <w:r>
-              <w:t>.</w:t>
+            <w:tcW w:type="dxa" w:w="3024"/>
+          </w:tcPr>
+          <w:p>
+            <w:r>
+              <w:rPr>
+                <w:b/>
+              </w:rPr>
+              <w:t>GET</w:t>
+            </w:r>
+          </w:p>
+        </w:tc>
+        <w:tc>
+          <w:tcPr>
+            <w:tcW w:type="dxa" w:w="3024"/>
+          </w:tcPr>
+          <w:p>
+            <w:r>
+              <w:t>/api/auth/me</w:t>
+            </w:r>
+          </w:p>
+        </w:tc>
+        <w:tc>
+          <w:tcPr>
+            <w:tcW w:type="dxa" w:w="3024"/>
+          </w:tcPr>
+          <w:p>
+            <w:r>
+              <w:t>Lấy thông tin tài khoản Quản trị đang đăng nhập</w:t>
+            </w:r>
+          </w:p>
+        </w:tc>
+      </w:tr>
+    </w:tbl>
+    <w:p/>
+    <w:p>
+      <w:pPr>
+        <w:jc w:val="left"/>
+      </w:pPr>
+      <w:r>
+        <w:rPr>
+          <w:b/>
+        </w:rPr>
+        <w:t>Bảng Customers (Khách hàng):</w:t>
+      </w:r>
+    </w:p>
+    <w:tbl>
+      <w:tblPr>
+        <w:tblW w:type="auto" w:w="0"/>
+        <w:tblLook w:firstColumn="1" w:firstRow="1" w:lastColumn="0" w:lastRow="0" w:noHBand="0" w:noVBand="1" w:val="04A0"/>
+      </w:tblPr>
+      <w:tblGrid>
+        <w:gridCol w:w="3024"/>
+        <w:gridCol w:w="3024"/>
+        <w:gridCol w:w="3024"/>
+      </w:tblGrid>
+      <w:tr>
+        <w:tc>
+          <w:tcPr>
+            <w:tcW w:type="dxa" w:w="3024"/>
+          </w:tcPr>
+          <w:p>
+            <w:r>
+              <w:rPr>
+                <w:b/>
+              </w:rPr>
+              <w:t>HTTP Method</w:t>
+            </w:r>
+          </w:p>
+        </w:tc>
+        <w:tc>
+          <w:tcPr>
+            <w:tcW w:type="dxa" w:w="3024"/>
+          </w:tcPr>
+          <w:p>
+            <w:r>
+              <w:rPr>
+                <w:b/>
+              </w:rPr>
+              <w:t>API Endpoint</w:t>
+            </w:r>
+          </w:p>
+        </w:tc>
+        <w:tc>
+          <w:tcPr>
+            <w:tcW w:type="dxa" w:w="3024"/>
+          </w:tcPr>
+          <w:p>
+            <w:r>
+              <w:rPr>
+                <w:b/>
+              </w:rPr>
+              <w:t>Mô tả chức năng</w:t>
             </w:r>
           </w:p>
         </w:tc>
@@ -39328,141 +38776,34 @@
       <w:tr>
         <w:tc>
           <w:tcPr>
-            <w:tcW w:w="3024" w:type="dxa"/>
-          </w:tcPr>
-          <w:p>
-            <w:pPr>
-              <w:jc w:val="both"/>
-            </w:pPr>
-            <w:r>
+            <w:tcW w:type="dxa" w:w="3024"/>
+          </w:tcPr>
+          <w:p>
+            <w:r>
+              <w:rPr>
+                <w:b/>
+              </w:rPr>
               <w:t>POST</w:t>
             </w:r>
           </w:p>
         </w:tc>
         <w:tc>
           <w:tcPr>
-            <w:tcW w:w="3024" w:type="dxa"/>
-          </w:tcPr>
-          <w:p>
-            <w:pPr>
-              <w:jc w:val="both"/>
-            </w:pPr>
-            <w:r>
-              <w:t>/</w:t>
-            </w:r>
-            <w:proofErr w:type="spellStart"/>
-            <w:r>
-              <w:t>api</w:t>
-            </w:r>
-            <w:proofErr w:type="spellEnd"/>
-            <w:r>
-              <w:t>/auth/admin/login</w:t>
-            </w:r>
-          </w:p>
-        </w:tc>
-        <w:tc>
-          <w:tcPr>
-            <w:tcW w:w="3024" w:type="dxa"/>
-          </w:tcPr>
-          <w:p>
-            <w:pPr>
-              <w:jc w:val="both"/>
-            </w:pPr>
-            <w:proofErr w:type="spellStart"/>
-            <w:r>
-              <w:t>Nhân</w:t>
-            </w:r>
-            <w:proofErr w:type="spellEnd"/>
-            <w:r>
-              <w:t xml:space="preserve"> </w:t>
-            </w:r>
-            <w:proofErr w:type="spellStart"/>
-            <w:r>
-              <w:t>viên</w:t>
-            </w:r>
-            <w:proofErr w:type="spellEnd"/>
-            <w:r>
-              <w:t>/</w:t>
-            </w:r>
-            <w:proofErr w:type="spellStart"/>
-            <w:r>
-              <w:t>quản</w:t>
-            </w:r>
-            <w:proofErr w:type="spellEnd"/>
-            <w:r>
-              <w:t xml:space="preserve"> </w:t>
-            </w:r>
-            <w:proofErr w:type="spellStart"/>
-            <w:r>
-              <w:t>trị</w:t>
-            </w:r>
-            <w:proofErr w:type="spellEnd"/>
-            <w:r>
-              <w:t xml:space="preserve"> </w:t>
-            </w:r>
-            <w:proofErr w:type="spellStart"/>
-            <w:r>
-              <w:t>viên</w:t>
-            </w:r>
-            <w:proofErr w:type="spellEnd"/>
-            <w:r>
-              <w:t xml:space="preserve"> </w:t>
-            </w:r>
-            <w:proofErr w:type="spellStart"/>
-            <w:r>
-              <w:t>đăng</w:t>
-            </w:r>
-            <w:proofErr w:type="spellEnd"/>
-            <w:r>
-              <w:t xml:space="preserve"> </w:t>
-            </w:r>
-            <w:proofErr w:type="spellStart"/>
-            <w:r>
-              <w:t>nhập</w:t>
-            </w:r>
-            <w:proofErr w:type="spellEnd"/>
-            <w:r>
-              <w:t xml:space="preserve"> </w:t>
-            </w:r>
-            <w:proofErr w:type="spellStart"/>
-            <w:r>
-              <w:t>vào</w:t>
-            </w:r>
-            <w:proofErr w:type="spellEnd"/>
-            <w:r>
-              <w:t xml:space="preserve"> </w:t>
-            </w:r>
-            <w:proofErr w:type="spellStart"/>
-            <w:r>
-              <w:t>hệ</w:t>
-            </w:r>
-            <w:proofErr w:type="spellEnd"/>
-            <w:r>
-              <w:t xml:space="preserve"> </w:t>
-            </w:r>
-            <w:proofErr w:type="spellStart"/>
-            <w:r>
-              <w:t>thống</w:t>
-            </w:r>
-            <w:proofErr w:type="spellEnd"/>
-            <w:r>
-              <w:t xml:space="preserve"> Admin Dashboard, </w:t>
-            </w:r>
-            <w:proofErr w:type="spellStart"/>
-            <w:r>
-              <w:t>trả</w:t>
-            </w:r>
-            <w:proofErr w:type="spellEnd"/>
-            <w:r>
-              <w:t xml:space="preserve"> </w:t>
-            </w:r>
-            <w:proofErr w:type="spellStart"/>
-            <w:r>
-              <w:t>về</w:t>
-            </w:r>
-            <w:proofErr w:type="spellEnd"/>
-            <w:r>
-              <w:t xml:space="preserve"> JWT.</w:t>
+            <w:tcW w:type="dxa" w:w="3024"/>
+          </w:tcPr>
+          <w:p>
+            <w:r>
+              <w:t>/api/customers/register</w:t>
+            </w:r>
+          </w:p>
+        </w:tc>
+        <w:tc>
+          <w:tcPr>
+            <w:tcW w:type="dxa" w:w="3024"/>
+          </w:tcPr>
+          <w:p>
+            <w:r>
+              <w:t>Đăng ký tài khoản khách hàng mới</w:t>
             </w:r>
           </w:p>
         </w:tc>
@@ -39470,229 +38811,34 @@
       <w:tr>
         <w:tc>
           <w:tcPr>
-            <w:tcW w:w="3024" w:type="dxa"/>
-          </w:tcPr>
-          <w:p>
-            <w:pPr>
-              <w:jc w:val="both"/>
-            </w:pPr>
-            <w:r>
-              <w:t>GET</w:t>
-            </w:r>
-          </w:p>
-        </w:tc>
-        <w:tc>
-          <w:tcPr>
-            <w:tcW w:w="3024" w:type="dxa"/>
-          </w:tcPr>
-          <w:p>
-            <w:pPr>
-              <w:jc w:val="both"/>
-            </w:pPr>
-            <w:r>
-              <w:t>/</w:t>
-            </w:r>
-            <w:proofErr w:type="spellStart"/>
-            <w:r>
-              <w:t>api</w:t>
-            </w:r>
-            <w:proofErr w:type="spellEnd"/>
-            <w:r>
-              <w:t>/products</w:t>
-            </w:r>
-          </w:p>
-        </w:tc>
-        <w:tc>
-          <w:tcPr>
-            <w:tcW w:w="3024" w:type="dxa"/>
-          </w:tcPr>
-          <w:p>
-            <w:pPr>
-              <w:jc w:val="both"/>
-            </w:pPr>
-            <w:proofErr w:type="spellStart"/>
-            <w:r>
-              <w:t>Lấy</w:t>
-            </w:r>
-            <w:proofErr w:type="spellEnd"/>
-            <w:r>
-              <w:t xml:space="preserve"> </w:t>
-            </w:r>
-            <w:proofErr w:type="spellStart"/>
-            <w:r>
-              <w:t>danh</w:t>
-            </w:r>
-            <w:proofErr w:type="spellEnd"/>
-            <w:r>
-              <w:t xml:space="preserve"> </w:t>
-            </w:r>
-            <w:proofErr w:type="spellStart"/>
-            <w:r>
-              <w:t>sách</w:t>
-            </w:r>
-            <w:proofErr w:type="spellEnd"/>
-            <w:r>
-              <w:t xml:space="preserve"> </w:t>
-            </w:r>
-            <w:proofErr w:type="spellStart"/>
-            <w:r>
-              <w:t>sản</w:t>
-            </w:r>
-            <w:proofErr w:type="spellEnd"/>
-            <w:r>
-              <w:t xml:space="preserve"> </w:t>
-            </w:r>
-            <w:proofErr w:type="spellStart"/>
-            <w:r>
-              <w:t>phẩm</w:t>
-            </w:r>
-            <w:proofErr w:type="spellEnd"/>
-            <w:r>
-              <w:t xml:space="preserve"> </w:t>
-            </w:r>
-            <w:proofErr w:type="spellStart"/>
-            <w:r>
-              <w:t>giày</w:t>
-            </w:r>
-            <w:proofErr w:type="spellEnd"/>
-            <w:r>
-              <w:t xml:space="preserve"> </w:t>
-            </w:r>
-            <w:proofErr w:type="spellStart"/>
-            <w:r>
-              <w:t>thể</w:t>
-            </w:r>
-            <w:proofErr w:type="spellEnd"/>
-            <w:r>
-              <w:t xml:space="preserve"> </w:t>
-            </w:r>
-            <w:proofErr w:type="spellStart"/>
-            <w:r>
-              <w:t>thao</w:t>
-            </w:r>
-            <w:proofErr w:type="spellEnd"/>
-            <w:r>
-              <w:t xml:space="preserve"> (</w:t>
-            </w:r>
-            <w:proofErr w:type="spellStart"/>
-            <w:r>
-              <w:t>hỗ</w:t>
-            </w:r>
-            <w:proofErr w:type="spellEnd"/>
-            <w:r>
-              <w:t xml:space="preserve"> </w:t>
-            </w:r>
-            <w:proofErr w:type="spellStart"/>
-            <w:r>
-              <w:t>trợ</w:t>
-            </w:r>
-            <w:proofErr w:type="spellEnd"/>
-            <w:r>
-              <w:t xml:space="preserve"> </w:t>
-            </w:r>
-            <w:proofErr w:type="spellStart"/>
-            <w:r>
-              <w:t>phân</w:t>
-            </w:r>
-            <w:proofErr w:type="spellEnd"/>
-            <w:r>
-              <w:t xml:space="preserve"> </w:t>
-            </w:r>
-            <w:proofErr w:type="spellStart"/>
-            <w:r>
-              <w:t>trang</w:t>
-            </w:r>
-            <w:proofErr w:type="spellEnd"/>
-            <w:r>
-              <w:t xml:space="preserve">, </w:t>
-            </w:r>
-            <w:proofErr w:type="spellStart"/>
-            <w:r>
-              <w:t>tìm</w:t>
-            </w:r>
-            <w:proofErr w:type="spellEnd"/>
-            <w:r>
-              <w:t xml:space="preserve"> </w:t>
-            </w:r>
-            <w:proofErr w:type="spellStart"/>
-            <w:r>
-              <w:t>kiếm</w:t>
-            </w:r>
-            <w:proofErr w:type="spellEnd"/>
-            <w:r>
-              <w:t xml:space="preserve"> </w:t>
-            </w:r>
-            <w:proofErr w:type="spellStart"/>
-            <w:r>
-              <w:t>tên</w:t>
-            </w:r>
-            <w:proofErr w:type="spellEnd"/>
-            <w:r>
-              <w:t xml:space="preserve">, </w:t>
-            </w:r>
-            <w:proofErr w:type="spellStart"/>
-            <w:r>
-              <w:t>lọc</w:t>
-            </w:r>
-            <w:proofErr w:type="spellEnd"/>
-            <w:r>
-              <w:t xml:space="preserve"> </w:t>
-            </w:r>
-            <w:proofErr w:type="spellStart"/>
-            <w:r>
-              <w:t>theo</w:t>
-            </w:r>
-            <w:proofErr w:type="spellEnd"/>
-            <w:r>
-              <w:t xml:space="preserve"> </w:t>
-            </w:r>
-            <w:proofErr w:type="spellStart"/>
-            <w:r>
-              <w:t>danh</w:t>
-            </w:r>
-            <w:proofErr w:type="spellEnd"/>
-            <w:r>
-              <w:t xml:space="preserve"> </w:t>
-            </w:r>
-            <w:proofErr w:type="spellStart"/>
-            <w:r>
-              <w:t>mục</w:t>
-            </w:r>
-            <w:proofErr w:type="spellEnd"/>
-            <w:r>
-              <w:t xml:space="preserve">, </w:t>
-            </w:r>
-            <w:proofErr w:type="spellStart"/>
-            <w:r>
-              <w:t>lọc</w:t>
-            </w:r>
-            <w:proofErr w:type="spellEnd"/>
-            <w:r>
-              <w:t xml:space="preserve"> </w:t>
-            </w:r>
-            <w:proofErr w:type="spellStart"/>
-            <w:r>
-              <w:t>theo</w:t>
-            </w:r>
-            <w:proofErr w:type="spellEnd"/>
-            <w:r>
-              <w:t xml:space="preserve"> </w:t>
-            </w:r>
-            <w:proofErr w:type="spellStart"/>
-            <w:r>
-              <w:t>mức</w:t>
-            </w:r>
-            <w:proofErr w:type="spellEnd"/>
-            <w:r>
-              <w:t xml:space="preserve"> </w:t>
-            </w:r>
-            <w:proofErr w:type="spellStart"/>
-            <w:r>
-              <w:t>giá</w:t>
-            </w:r>
-            <w:proofErr w:type="spellEnd"/>
-            <w:r>
-              <w:t>).</w:t>
+            <w:tcW w:type="dxa" w:w="3024"/>
+          </w:tcPr>
+          <w:p>
+            <w:r>
+              <w:rPr>
+                <w:b/>
+              </w:rPr>
+              <w:t>POST</w:t>
+            </w:r>
+          </w:p>
+        </w:tc>
+        <w:tc>
+          <w:tcPr>
+            <w:tcW w:type="dxa" w:w="3024"/>
+          </w:tcPr>
+          <w:p>
+            <w:r>
+              <w:t>/api/customers/login</w:t>
+            </w:r>
+          </w:p>
+        </w:tc>
+        <w:tc>
+          <w:tcPr>
+            <w:tcW w:type="dxa" w:w="3024"/>
+          </w:tcPr>
+          <w:p>
+            <w:r>
+              <w:t>Đăng nhập khách hàng (Storefront)</w:t>
             </w:r>
           </w:p>
         </w:tc>
@@ -39700,135 +38846,34 @@
       <w:tr>
         <w:tc>
           <w:tcPr>
-            <w:tcW w:w="3024" w:type="dxa"/>
-          </w:tcPr>
-          <w:p>
-            <w:pPr>
-              <w:jc w:val="both"/>
-            </w:pPr>
-            <w:r>
+            <w:tcW w:type="dxa" w:w="3024"/>
+          </w:tcPr>
+          <w:p>
+            <w:r>
+              <w:rPr>
+                <w:b/>
+              </w:rPr>
               <w:t>GET</w:t>
             </w:r>
           </w:p>
         </w:tc>
         <w:tc>
           <w:tcPr>
-            <w:tcW w:w="3024" w:type="dxa"/>
-          </w:tcPr>
-          <w:p>
-            <w:pPr>
-              <w:jc w:val="both"/>
-            </w:pPr>
-            <w:r>
-              <w:t>/</w:t>
-            </w:r>
-            <w:proofErr w:type="spellStart"/>
-            <w:proofErr w:type="gramStart"/>
-            <w:r>
-              <w:t>api</w:t>
-            </w:r>
-            <w:proofErr w:type="spellEnd"/>
-            <w:proofErr w:type="gramEnd"/>
-            <w:r>
-              <w:t>/products/{slug}</w:t>
-            </w:r>
-          </w:p>
-        </w:tc>
-        <w:tc>
-          <w:tcPr>
-            <w:tcW w:w="3024" w:type="dxa"/>
-          </w:tcPr>
-          <w:p>
-            <w:pPr>
-              <w:jc w:val="both"/>
-            </w:pPr>
-            <w:proofErr w:type="spellStart"/>
-            <w:r>
-              <w:t>Lấy</w:t>
-            </w:r>
-            <w:proofErr w:type="spellEnd"/>
-            <w:r>
-              <w:t xml:space="preserve"> </w:t>
-            </w:r>
-            <w:proofErr w:type="spellStart"/>
-            <w:r>
-              <w:t>thông</w:t>
-            </w:r>
-            <w:proofErr w:type="spellEnd"/>
-            <w:r>
-              <w:t xml:space="preserve"> tin chi </w:t>
-            </w:r>
-            <w:proofErr w:type="spellStart"/>
-            <w:r>
-              <w:t>tiết</w:t>
-            </w:r>
-            <w:proofErr w:type="spellEnd"/>
-            <w:r>
-              <w:t xml:space="preserve"> </w:t>
-            </w:r>
-            <w:proofErr w:type="spellStart"/>
-            <w:r>
-              <w:t>của</w:t>
-            </w:r>
-            <w:proofErr w:type="spellEnd"/>
-            <w:r>
-              <w:t xml:space="preserve"> </w:t>
-            </w:r>
-            <w:proofErr w:type="spellStart"/>
-            <w:r>
-              <w:t>một</w:t>
-            </w:r>
-            <w:proofErr w:type="spellEnd"/>
-            <w:r>
-              <w:t xml:space="preserve"> </w:t>
-            </w:r>
-            <w:proofErr w:type="spellStart"/>
-            <w:r>
-              <w:t>sản</w:t>
-            </w:r>
-            <w:proofErr w:type="spellEnd"/>
-            <w:r>
-              <w:t xml:space="preserve"> </w:t>
-            </w:r>
-            <w:proofErr w:type="spellStart"/>
-            <w:r>
-              <w:t>phẩm</w:t>
-            </w:r>
-            <w:proofErr w:type="spellEnd"/>
-            <w:r>
-              <w:t xml:space="preserve"> </w:t>
-            </w:r>
-            <w:proofErr w:type="spellStart"/>
-            <w:r>
-              <w:t>giày</w:t>
-            </w:r>
-            <w:proofErr w:type="spellEnd"/>
-            <w:r>
-              <w:t xml:space="preserve"> </w:t>
-            </w:r>
-            <w:proofErr w:type="spellStart"/>
-            <w:r>
-              <w:t>cụ</w:t>
-            </w:r>
-            <w:proofErr w:type="spellEnd"/>
-            <w:r>
-              <w:t xml:space="preserve"> </w:t>
-            </w:r>
-            <w:proofErr w:type="spellStart"/>
-            <w:r>
-              <w:t>thể</w:t>
-            </w:r>
-            <w:proofErr w:type="spellEnd"/>
-            <w:r>
-              <w:t xml:space="preserve"> </w:t>
-            </w:r>
-            <w:proofErr w:type="spellStart"/>
-            <w:r>
-              <w:t>thông</w:t>
-            </w:r>
-            <w:proofErr w:type="spellEnd"/>
-            <w:r>
-              <w:t xml:space="preserve"> qua SEO slug.</w:t>
+            <w:tcW w:type="dxa" w:w="3024"/>
+          </w:tcPr>
+          <w:p>
+            <w:r>
+              <w:t>/api/customers</w:t>
+            </w:r>
+          </w:p>
+        </w:tc>
+        <w:tc>
+          <w:tcPr>
+            <w:tcW w:type="dxa" w:w="3024"/>
+          </w:tcPr>
+          <w:p>
+            <w:r>
+              <w:t>Lấy danh sách khách hàng (Có phân trang)</w:t>
             </w:r>
           </w:p>
         </w:tc>
@@ -39836,141 +38881,34 @@
       <w:tr>
         <w:tc>
           <w:tcPr>
-            <w:tcW w:w="3024" w:type="dxa"/>
-          </w:tcPr>
-          <w:p>
-            <w:pPr>
-              <w:jc w:val="both"/>
-            </w:pPr>
-            <w:r>
-              <w:t>POST</w:t>
-            </w:r>
-          </w:p>
-        </w:tc>
-        <w:tc>
-          <w:tcPr>
-            <w:tcW w:w="3024" w:type="dxa"/>
-          </w:tcPr>
-          <w:p>
-            <w:pPr>
-              <w:jc w:val="both"/>
-            </w:pPr>
-            <w:r>
-              <w:t>/</w:t>
-            </w:r>
-            <w:proofErr w:type="spellStart"/>
-            <w:r>
-              <w:t>api</w:t>
-            </w:r>
-            <w:proofErr w:type="spellEnd"/>
-            <w:r>
-              <w:t>/products</w:t>
-            </w:r>
-          </w:p>
-        </w:tc>
-        <w:tc>
-          <w:tcPr>
-            <w:tcW w:w="3024" w:type="dxa"/>
-          </w:tcPr>
-          <w:p>
-            <w:pPr>
-              <w:jc w:val="both"/>
-            </w:pPr>
-            <w:proofErr w:type="spellStart"/>
-            <w:r>
-              <w:t>Thêm</w:t>
-            </w:r>
-            <w:proofErr w:type="spellEnd"/>
-            <w:r>
-              <w:t xml:space="preserve"> </w:t>
-            </w:r>
-            <w:proofErr w:type="spellStart"/>
-            <w:r>
-              <w:t>mới</w:t>
-            </w:r>
-            <w:proofErr w:type="spellEnd"/>
-            <w:r>
-              <w:t xml:space="preserve"> </w:t>
-            </w:r>
-            <w:proofErr w:type="spellStart"/>
-            <w:r>
-              <w:t>sản</w:t>
-            </w:r>
-            <w:proofErr w:type="spellEnd"/>
-            <w:r>
-              <w:t xml:space="preserve"> </w:t>
-            </w:r>
-            <w:proofErr w:type="spellStart"/>
-            <w:r>
-              <w:t>phẩm</w:t>
-            </w:r>
-            <w:proofErr w:type="spellEnd"/>
-            <w:r>
-              <w:t xml:space="preserve"> </w:t>
-            </w:r>
-            <w:proofErr w:type="spellStart"/>
-            <w:r>
-              <w:t>giày</w:t>
-            </w:r>
-            <w:proofErr w:type="spellEnd"/>
-            <w:r>
-              <w:t xml:space="preserve"> (</w:t>
-            </w:r>
-            <w:proofErr w:type="spellStart"/>
-            <w:r>
-              <w:t>chỉ</w:t>
-            </w:r>
-            <w:proofErr w:type="spellEnd"/>
-            <w:r>
-              <w:t xml:space="preserve"> Admin, </w:t>
-            </w:r>
-            <w:proofErr w:type="spellStart"/>
-            <w:r>
-              <w:t>hỗ</w:t>
-            </w:r>
-            <w:proofErr w:type="spellEnd"/>
-            <w:r>
-              <w:t xml:space="preserve"> </w:t>
-            </w:r>
-            <w:proofErr w:type="spellStart"/>
-            <w:r>
-              <w:t>trợ</w:t>
-            </w:r>
-            <w:proofErr w:type="spellEnd"/>
-            <w:r>
-              <w:t xml:space="preserve"> </w:t>
-            </w:r>
-            <w:proofErr w:type="spellStart"/>
-            <w:r>
-              <w:t>lưu</w:t>
-            </w:r>
-            <w:proofErr w:type="spellEnd"/>
-            <w:r>
-              <w:t xml:space="preserve"> </w:t>
-            </w:r>
-            <w:proofErr w:type="spellStart"/>
-            <w:r>
-              <w:t>trữ</w:t>
-            </w:r>
-            <w:proofErr w:type="spellEnd"/>
-            <w:r>
-              <w:t xml:space="preserve"> </w:t>
-            </w:r>
-            <w:proofErr w:type="spellStart"/>
-            <w:r>
-              <w:t>hình</w:t>
-            </w:r>
-            <w:proofErr w:type="spellEnd"/>
-            <w:r>
-              <w:t xml:space="preserve"> </w:t>
-            </w:r>
-            <w:proofErr w:type="spellStart"/>
-            <w:r>
-              <w:t>ảnh</w:t>
-            </w:r>
-            <w:proofErr w:type="spellEnd"/>
-            <w:r>
-              <w:t xml:space="preserve"> Base64).</w:t>
+            <w:tcW w:type="dxa" w:w="3024"/>
+          </w:tcPr>
+          <w:p>
+            <w:r>
+              <w:rPr>
+                <w:b/>
+              </w:rPr>
+              <w:t>GET</w:t>
+            </w:r>
+          </w:p>
+        </w:tc>
+        <w:tc>
+          <w:tcPr>
+            <w:tcW w:type="dxa" w:w="3024"/>
+          </w:tcPr>
+          <w:p>
+            <w:r>
+              <w:t>/api/customers/{id}</w:t>
+            </w:r>
+          </w:p>
+        </w:tc>
+        <w:tc>
+          <w:tcPr>
+            <w:tcW w:type="dxa" w:w="3024"/>
+          </w:tcPr>
+          <w:p>
+            <w:r>
+              <w:t>Xem chi tiết một khách hàng</w:t>
             </w:r>
           </w:p>
         </w:tc>
@@ -39978,103 +38916,34 @@
       <w:tr>
         <w:tc>
           <w:tcPr>
-            <w:tcW w:w="3024" w:type="dxa"/>
-          </w:tcPr>
-          <w:p>
-            <w:pPr>
-              <w:jc w:val="both"/>
-            </w:pPr>
-            <w:r>
+            <w:tcW w:type="dxa" w:w="3024"/>
+          </w:tcPr>
+          <w:p>
+            <w:r>
+              <w:rPr>
+                <w:b/>
+              </w:rPr>
               <w:t>PUT</w:t>
             </w:r>
           </w:p>
         </w:tc>
         <w:tc>
           <w:tcPr>
-            <w:tcW w:w="3024" w:type="dxa"/>
-          </w:tcPr>
-          <w:p>
-            <w:pPr>
-              <w:jc w:val="both"/>
-            </w:pPr>
-            <w:r>
-              <w:t>/</w:t>
-            </w:r>
-            <w:proofErr w:type="spellStart"/>
-            <w:proofErr w:type="gramStart"/>
-            <w:r>
-              <w:t>api</w:t>
-            </w:r>
-            <w:proofErr w:type="spellEnd"/>
-            <w:proofErr w:type="gramEnd"/>
-            <w:r>
-              <w:t>/products/{id}</w:t>
-            </w:r>
-          </w:p>
-        </w:tc>
-        <w:tc>
-          <w:tcPr>
-            <w:tcW w:w="3024" w:type="dxa"/>
-          </w:tcPr>
-          <w:p>
-            <w:pPr>
-              <w:jc w:val="both"/>
-            </w:pPr>
-            <w:proofErr w:type="spellStart"/>
-            <w:r>
-              <w:t>Cập</w:t>
-            </w:r>
-            <w:proofErr w:type="spellEnd"/>
-            <w:r>
-              <w:t xml:space="preserve"> </w:t>
-            </w:r>
-            <w:proofErr w:type="spellStart"/>
-            <w:r>
-              <w:t>nhật</w:t>
-            </w:r>
-            <w:proofErr w:type="spellEnd"/>
-            <w:r>
-              <w:t xml:space="preserve"> </w:t>
-            </w:r>
-            <w:proofErr w:type="spellStart"/>
-            <w:r>
-              <w:t>thông</w:t>
-            </w:r>
-            <w:proofErr w:type="spellEnd"/>
-            <w:r>
-              <w:t xml:space="preserve"> tin </w:t>
-            </w:r>
-            <w:proofErr w:type="spellStart"/>
-            <w:r>
-              <w:t>sản</w:t>
-            </w:r>
-            <w:proofErr w:type="spellEnd"/>
-            <w:r>
-              <w:t xml:space="preserve"> </w:t>
-            </w:r>
-            <w:proofErr w:type="spellStart"/>
-            <w:r>
-              <w:t>phẩm</w:t>
-            </w:r>
-            <w:proofErr w:type="spellEnd"/>
-            <w:r>
-              <w:t xml:space="preserve"> </w:t>
-            </w:r>
-            <w:proofErr w:type="spellStart"/>
-            <w:r>
-              <w:t>giày</w:t>
-            </w:r>
-            <w:proofErr w:type="spellEnd"/>
-            <w:r>
-              <w:t xml:space="preserve"> (</w:t>
-            </w:r>
-            <w:proofErr w:type="spellStart"/>
-            <w:r>
-              <w:t>chỉ</w:t>
-            </w:r>
-            <w:proofErr w:type="spellEnd"/>
-            <w:r>
-              <w:t xml:space="preserve"> Admin).</w:t>
+            <w:tcW w:type="dxa" w:w="3024"/>
+          </w:tcPr>
+          <w:p>
+            <w:r>
+              <w:t>/api/customers/{id}</w:t>
+            </w:r>
+          </w:p>
+        </w:tc>
+        <w:tc>
+          <w:tcPr>
+            <w:tcW w:type="dxa" w:w="3024"/>
+          </w:tcPr>
+          <w:p>
+            <w:r>
+              <w:t>Cập nhật hồ sơ cá nhân khách hàng</w:t>
             </w:r>
           </w:p>
         </w:tc>
@@ -40082,231 +38951,98 @@
       <w:tr>
         <w:tc>
           <w:tcPr>
-            <w:tcW w:w="3024" w:type="dxa"/>
-          </w:tcPr>
-          <w:p>
-            <w:pPr>
-              <w:jc w:val="both"/>
-            </w:pPr>
-            <w:r>
+            <w:tcW w:type="dxa" w:w="3024"/>
+          </w:tcPr>
+          <w:p>
+            <w:r>
+              <w:rPr>
+                <w:b/>
+              </w:rPr>
               <w:t>DELETE</w:t>
             </w:r>
           </w:p>
         </w:tc>
         <w:tc>
           <w:tcPr>
-            <w:tcW w:w="3024" w:type="dxa"/>
-          </w:tcPr>
-          <w:p>
-            <w:pPr>
-              <w:jc w:val="both"/>
-            </w:pPr>
-            <w:r>
-              <w:t>/</w:t>
-            </w:r>
-            <w:proofErr w:type="spellStart"/>
-            <w:proofErr w:type="gramStart"/>
-            <w:r>
-              <w:t>api</w:t>
-            </w:r>
-            <w:proofErr w:type="spellEnd"/>
-            <w:proofErr w:type="gramEnd"/>
-            <w:r>
-              <w:t>/products/{id}</w:t>
-            </w:r>
-          </w:p>
-        </w:tc>
-        <w:tc>
-          <w:tcPr>
-            <w:tcW w:w="3024" w:type="dxa"/>
-          </w:tcPr>
-          <w:p>
-            <w:pPr>
-              <w:jc w:val="both"/>
-            </w:pPr>
-            <w:proofErr w:type="spellStart"/>
-            <w:r>
-              <w:t>Xóa</w:t>
-            </w:r>
-            <w:proofErr w:type="spellEnd"/>
-            <w:r>
-              <w:t xml:space="preserve"> </w:t>
-            </w:r>
-            <w:proofErr w:type="spellStart"/>
-            <w:r>
-              <w:t>sản</w:t>
-            </w:r>
-            <w:proofErr w:type="spellEnd"/>
-            <w:r>
-              <w:t xml:space="preserve"> </w:t>
-            </w:r>
-            <w:proofErr w:type="spellStart"/>
-            <w:r>
-              <w:t>phẩm</w:t>
-            </w:r>
-            <w:proofErr w:type="spellEnd"/>
-            <w:r>
-              <w:t xml:space="preserve"> </w:t>
-            </w:r>
-            <w:proofErr w:type="spellStart"/>
-            <w:r>
-              <w:t>giày</w:t>
-            </w:r>
-            <w:proofErr w:type="spellEnd"/>
-            <w:r>
-              <w:t xml:space="preserve"> </w:t>
-            </w:r>
-            <w:proofErr w:type="spellStart"/>
-            <w:r>
-              <w:t>khỏi</w:t>
-            </w:r>
-            <w:proofErr w:type="spellEnd"/>
-            <w:r>
-              <w:t xml:space="preserve"> </w:t>
-            </w:r>
-            <w:proofErr w:type="spellStart"/>
-            <w:r>
-              <w:t>cơ</w:t>
-            </w:r>
-            <w:proofErr w:type="spellEnd"/>
-            <w:r>
-              <w:t xml:space="preserve"> </w:t>
-            </w:r>
-            <w:proofErr w:type="spellStart"/>
-            <w:r>
-              <w:t>sở</w:t>
-            </w:r>
-            <w:proofErr w:type="spellEnd"/>
-            <w:r>
-              <w:t xml:space="preserve"> </w:t>
-            </w:r>
-            <w:proofErr w:type="spellStart"/>
-            <w:r>
-              <w:t>dữ</w:t>
-            </w:r>
-            <w:proofErr w:type="spellEnd"/>
-            <w:r>
-              <w:t xml:space="preserve"> </w:t>
-            </w:r>
-            <w:proofErr w:type="spellStart"/>
-            <w:r>
-              <w:t>liệu</w:t>
-            </w:r>
-            <w:proofErr w:type="spellEnd"/>
-            <w:r>
-              <w:t xml:space="preserve"> (</w:t>
-            </w:r>
-            <w:proofErr w:type="spellStart"/>
-            <w:r>
-              <w:t>chỉ</w:t>
-            </w:r>
-            <w:proofErr w:type="spellEnd"/>
-            <w:r>
-              <w:t xml:space="preserve"> Admin, </w:t>
-            </w:r>
-            <w:proofErr w:type="spellStart"/>
-            <w:r>
-              <w:t>có</w:t>
-            </w:r>
-            <w:proofErr w:type="spellEnd"/>
-            <w:r>
-              <w:t xml:space="preserve"> </w:t>
-            </w:r>
-            <w:proofErr w:type="spellStart"/>
-            <w:r>
-              <w:t>kiểm</w:t>
-            </w:r>
-            <w:proofErr w:type="spellEnd"/>
-            <w:r>
-              <w:t xml:space="preserve"> </w:t>
-            </w:r>
-            <w:proofErr w:type="spellStart"/>
-            <w:r>
-              <w:t>tra</w:t>
-            </w:r>
-            <w:proofErr w:type="spellEnd"/>
-            <w:r>
-              <w:t xml:space="preserve"> </w:t>
-            </w:r>
-            <w:proofErr w:type="spellStart"/>
-            <w:r>
-              <w:t>khóa</w:t>
-            </w:r>
-            <w:proofErr w:type="spellEnd"/>
-            <w:r>
-              <w:t xml:space="preserve"> </w:t>
-            </w:r>
-            <w:proofErr w:type="spellStart"/>
-            <w:r>
-              <w:t>ngoại</w:t>
-            </w:r>
-            <w:proofErr w:type="spellEnd"/>
-            <w:r>
-              <w:t xml:space="preserve"> </w:t>
-            </w:r>
-            <w:proofErr w:type="spellStart"/>
-            <w:r>
-              <w:t>ràng</w:t>
-            </w:r>
-            <w:proofErr w:type="spellEnd"/>
-            <w:r>
-              <w:t xml:space="preserve"> </w:t>
-            </w:r>
-            <w:proofErr w:type="spellStart"/>
-            <w:r>
-              <w:t>buộc</w:t>
-            </w:r>
-            <w:proofErr w:type="spellEnd"/>
-            <w:r>
-              <w:t xml:space="preserve"> </w:t>
-            </w:r>
-            <w:proofErr w:type="spellStart"/>
-            <w:r>
-              <w:t>với</w:t>
-            </w:r>
-            <w:proofErr w:type="spellEnd"/>
-            <w:r>
-              <w:t xml:space="preserve"> </w:t>
-            </w:r>
-            <w:proofErr w:type="spellStart"/>
-            <w:r>
-              <w:t>đơn</w:t>
-            </w:r>
-            <w:proofErr w:type="spellEnd"/>
-            <w:r>
-              <w:t xml:space="preserve"> </w:t>
-            </w:r>
-            <w:proofErr w:type="spellStart"/>
-            <w:r>
-              <w:t>hàng</w:t>
-            </w:r>
-            <w:proofErr w:type="spellEnd"/>
-            <w:r>
-              <w:t xml:space="preserve"> </w:t>
-            </w:r>
-            <w:proofErr w:type="spellStart"/>
-            <w:r>
-              <w:t>đang</w:t>
-            </w:r>
-            <w:proofErr w:type="spellEnd"/>
-            <w:r>
-              <w:t xml:space="preserve"> </w:t>
-            </w:r>
-            <w:proofErr w:type="spellStart"/>
-            <w:r>
-              <w:t>hoạt</w:t>
-            </w:r>
-            <w:proofErr w:type="spellEnd"/>
-            <w:r>
-              <w:t xml:space="preserve"> </w:t>
-            </w:r>
-            <w:proofErr w:type="spellStart"/>
-            <w:r>
-              <w:t>động</w:t>
-            </w:r>
-            <w:proofErr w:type="spellEnd"/>
-            <w:r>
-              <w:t>).</w:t>
+            <w:tcW w:type="dxa" w:w="3024"/>
+          </w:tcPr>
+          <w:p>
+            <w:r>
+              <w:t>/api/customers/{id}</w:t>
+            </w:r>
+          </w:p>
+        </w:tc>
+        <w:tc>
+          <w:tcPr>
+            <w:tcW w:type="dxa" w:w="3024"/>
+          </w:tcPr>
+          <w:p>
+            <w:r>
+              <w:t>Xóa khách hàng (Admin)</w:t>
+            </w:r>
+          </w:p>
+        </w:tc>
+      </w:tr>
+    </w:tbl>
+    <w:p/>
+    <w:p>
+      <w:pPr>
+        <w:jc w:val="left"/>
+      </w:pPr>
+      <w:r>
+        <w:rPr>
+          <w:b/>
+        </w:rPr>
+        <w:t>Bảng Products (Sản phẩm):</w:t>
+      </w:r>
+    </w:p>
+    <w:tbl>
+      <w:tblPr>
+        <w:tblW w:type="auto" w:w="0"/>
+        <w:tblLook w:firstColumn="1" w:firstRow="1" w:lastColumn="0" w:lastRow="0" w:noHBand="0" w:noVBand="1" w:val="04A0"/>
+      </w:tblPr>
+      <w:tblGrid>
+        <w:gridCol w:w="3024"/>
+        <w:gridCol w:w="3024"/>
+        <w:gridCol w:w="3024"/>
+      </w:tblGrid>
+      <w:tr>
+        <w:tc>
+          <w:tcPr>
+            <w:tcW w:type="dxa" w:w="3024"/>
+          </w:tcPr>
+          <w:p>
+            <w:r>
+              <w:rPr>
+                <w:b/>
+              </w:rPr>
+              <w:t>HTTP Method</w:t>
+            </w:r>
+          </w:p>
+        </w:tc>
+        <w:tc>
+          <w:tcPr>
+            <w:tcW w:type="dxa" w:w="3024"/>
+          </w:tcPr>
+          <w:p>
+            <w:r>
+              <w:rPr>
+                <w:b/>
+              </w:rPr>
+              <w:t>API Endpoint</w:t>
+            </w:r>
+          </w:p>
+        </w:tc>
+        <w:tc>
+          <w:tcPr>
+            <w:tcW w:type="dxa" w:w="3024"/>
+          </w:tcPr>
+          <w:p>
+            <w:r>
+              <w:rPr>
+                <w:b/>
+              </w:rPr>
+              <w:t>Mô tả chức năng</w:t>
             </w:r>
           </w:p>
         </w:tc>
@@ -40314,109 +39050,34 @@
       <w:tr>
         <w:tc>
           <w:tcPr>
-            <w:tcW w:w="3024" w:type="dxa"/>
-          </w:tcPr>
-          <w:p>
-            <w:pPr>
-              <w:jc w:val="both"/>
-            </w:pPr>
-            <w:r>
+            <w:tcW w:type="dxa" w:w="3024"/>
+          </w:tcPr>
+          <w:p>
+            <w:r>
+              <w:rPr>
+                <w:b/>
+              </w:rPr>
               <w:t>GET</w:t>
             </w:r>
           </w:p>
         </w:tc>
         <w:tc>
           <w:tcPr>
-            <w:tcW w:w="3024" w:type="dxa"/>
-          </w:tcPr>
-          <w:p>
-            <w:pPr>
-              <w:jc w:val="both"/>
-            </w:pPr>
-            <w:r>
-              <w:t>/</w:t>
-            </w:r>
-            <w:proofErr w:type="spellStart"/>
-            <w:r>
-              <w:t>api</w:t>
-            </w:r>
-            <w:proofErr w:type="spellEnd"/>
-            <w:r>
-              <w:t>/category-products</w:t>
-            </w:r>
-          </w:p>
-        </w:tc>
-        <w:tc>
-          <w:tcPr>
-            <w:tcW w:w="3024" w:type="dxa"/>
-          </w:tcPr>
-          <w:p>
-            <w:pPr>
-              <w:jc w:val="both"/>
-            </w:pPr>
-            <w:proofErr w:type="spellStart"/>
-            <w:r>
-              <w:t>Lấy</w:t>
-            </w:r>
-            <w:proofErr w:type="spellEnd"/>
-            <w:r>
-              <w:t xml:space="preserve"> </w:t>
-            </w:r>
-            <w:proofErr w:type="spellStart"/>
-            <w:r>
-              <w:t>danh</w:t>
-            </w:r>
-            <w:proofErr w:type="spellEnd"/>
-            <w:r>
-              <w:t xml:space="preserve"> </w:t>
-            </w:r>
-            <w:proofErr w:type="spellStart"/>
-            <w:r>
-              <w:t>sách</w:t>
-            </w:r>
-            <w:proofErr w:type="spellEnd"/>
-            <w:r>
-              <w:t xml:space="preserve"> </w:t>
-            </w:r>
-            <w:proofErr w:type="spellStart"/>
-            <w:r>
-              <w:t>các</w:t>
-            </w:r>
-            <w:proofErr w:type="spellEnd"/>
-            <w:r>
-              <w:t xml:space="preserve"> </w:t>
-            </w:r>
-            <w:proofErr w:type="spellStart"/>
-            <w:r>
-              <w:t>danh</w:t>
-            </w:r>
-            <w:proofErr w:type="spellEnd"/>
-            <w:r>
-              <w:t xml:space="preserve"> </w:t>
-            </w:r>
-            <w:proofErr w:type="spellStart"/>
-            <w:r>
-              <w:t>mục</w:t>
-            </w:r>
-            <w:proofErr w:type="spellEnd"/>
-            <w:r>
-              <w:t xml:space="preserve"> </w:t>
-            </w:r>
-            <w:proofErr w:type="spellStart"/>
-            <w:r>
-              <w:t>sản</w:t>
-            </w:r>
-            <w:proofErr w:type="spellEnd"/>
-            <w:r>
-              <w:t xml:space="preserve"> </w:t>
-            </w:r>
-            <w:proofErr w:type="spellStart"/>
-            <w:r>
-              <w:t>phẩm</w:t>
-            </w:r>
-            <w:proofErr w:type="spellEnd"/>
-            <w:r>
-              <w:t>.</w:t>
+            <w:tcW w:type="dxa" w:w="3024"/>
+          </w:tcPr>
+          <w:p>
+            <w:r>
+              <w:t>/api/products</w:t>
+            </w:r>
+          </w:p>
+        </w:tc>
+        <w:tc>
+          <w:tcPr>
+            <w:tcW w:type="dxa" w:w="3024"/>
+          </w:tcPr>
+          <w:p>
+            <w:r>
+              <w:t>Lấy toàn bộ sản phẩm (Phân trang, lọc theo giá, từ khóa)</w:t>
             </w:r>
           </w:p>
         </w:tc>
@@ -40424,101 +39085,34 @@
       <w:tr>
         <w:tc>
           <w:tcPr>
-            <w:tcW w:w="3024" w:type="dxa"/>
-          </w:tcPr>
-          <w:p>
-            <w:pPr>
-              <w:jc w:val="both"/>
-            </w:pPr>
-            <w:r>
-              <w:t>POST</w:t>
-            </w:r>
-          </w:p>
-        </w:tc>
-        <w:tc>
-          <w:tcPr>
-            <w:tcW w:w="3024" w:type="dxa"/>
-          </w:tcPr>
-          <w:p>
-            <w:pPr>
-              <w:jc w:val="both"/>
-            </w:pPr>
-            <w:r>
-              <w:t>/</w:t>
-            </w:r>
-            <w:proofErr w:type="spellStart"/>
-            <w:r>
-              <w:t>api</w:t>
-            </w:r>
-            <w:proofErr w:type="spellEnd"/>
-            <w:r>
-              <w:t>/category-products</w:t>
-            </w:r>
-          </w:p>
-        </w:tc>
-        <w:tc>
-          <w:tcPr>
-            <w:tcW w:w="3024" w:type="dxa"/>
-          </w:tcPr>
-          <w:p>
-            <w:pPr>
-              <w:jc w:val="both"/>
-            </w:pPr>
-            <w:proofErr w:type="spellStart"/>
-            <w:r>
-              <w:t>Tạo</w:t>
-            </w:r>
-            <w:proofErr w:type="spellEnd"/>
-            <w:r>
-              <w:t xml:space="preserve"> </w:t>
-            </w:r>
-            <w:proofErr w:type="spellStart"/>
-            <w:r>
-              <w:t>danh</w:t>
-            </w:r>
-            <w:proofErr w:type="spellEnd"/>
-            <w:r>
-              <w:t xml:space="preserve"> </w:t>
-            </w:r>
-            <w:proofErr w:type="spellStart"/>
-            <w:r>
-              <w:t>mục</w:t>
-            </w:r>
-            <w:proofErr w:type="spellEnd"/>
-            <w:r>
-              <w:t xml:space="preserve"> </w:t>
-            </w:r>
-            <w:proofErr w:type="spellStart"/>
-            <w:r>
-              <w:t>sản</w:t>
-            </w:r>
-            <w:proofErr w:type="spellEnd"/>
-            <w:r>
-              <w:t xml:space="preserve"> </w:t>
-            </w:r>
-            <w:proofErr w:type="spellStart"/>
-            <w:r>
-              <w:t>phẩm</w:t>
-            </w:r>
-            <w:proofErr w:type="spellEnd"/>
-            <w:r>
-              <w:t xml:space="preserve"> </w:t>
-            </w:r>
-            <w:proofErr w:type="spellStart"/>
-            <w:r>
-              <w:t>mới</w:t>
-            </w:r>
-            <w:proofErr w:type="spellEnd"/>
-            <w:r>
-              <w:t xml:space="preserve"> (</w:t>
-            </w:r>
-            <w:proofErr w:type="spellStart"/>
-            <w:r>
-              <w:t>chỉ</w:t>
-            </w:r>
-            <w:proofErr w:type="spellEnd"/>
-            <w:r>
-              <w:t xml:space="preserve"> Admin).</w:t>
+            <w:tcW w:type="dxa" w:w="3024"/>
+          </w:tcPr>
+          <w:p>
+            <w:r>
+              <w:rPr>
+                <w:b/>
+              </w:rPr>
+              <w:t>GET</w:t>
+            </w:r>
+          </w:p>
+        </w:tc>
+        <w:tc>
+          <w:tcPr>
+            <w:tcW w:type="dxa" w:w="3024"/>
+          </w:tcPr>
+          <w:p>
+            <w:r>
+              <w:t>/api/products/newest</w:t>
+            </w:r>
+          </w:p>
+        </w:tc>
+        <w:tc>
+          <w:tcPr>
+            <w:tcW w:type="dxa" w:w="3024"/>
+          </w:tcPr>
+          <w:p>
+            <w:r>
+              <w:t>Lấy Top 5 sản phẩm mới nhất</w:t>
             </w:r>
           </w:p>
         </w:tc>
@@ -40526,197 +39120,34 @@
       <w:tr>
         <w:tc>
           <w:tcPr>
-            <w:tcW w:w="3024" w:type="dxa"/>
-          </w:tcPr>
-          <w:p>
-            <w:pPr>
-              <w:jc w:val="both"/>
-            </w:pPr>
-            <w:r>
+            <w:tcW w:type="dxa" w:w="3024"/>
+          </w:tcPr>
+          <w:p>
+            <w:r>
+              <w:rPr>
+                <w:b/>
+              </w:rPr>
               <w:t>GET</w:t>
             </w:r>
           </w:p>
         </w:tc>
         <w:tc>
           <w:tcPr>
-            <w:tcW w:w="3024" w:type="dxa"/>
-          </w:tcPr>
-          <w:p>
-            <w:pPr>
-              <w:jc w:val="both"/>
-            </w:pPr>
-            <w:r>
-              <w:t>/</w:t>
-            </w:r>
-            <w:proofErr w:type="spellStart"/>
-            <w:r>
-              <w:t>api</w:t>
-            </w:r>
-            <w:proofErr w:type="spellEnd"/>
-            <w:r>
-              <w:t>/product-variants/product/{</w:t>
-            </w:r>
-            <w:proofErr w:type="spellStart"/>
-            <w:r>
-              <w:t>productId</w:t>
-            </w:r>
-            <w:proofErr w:type="spellEnd"/>
-            <w:r>
-              <w:t>}</w:t>
-            </w:r>
-          </w:p>
-        </w:tc>
-        <w:tc>
-          <w:tcPr>
-            <w:tcW w:w="3024" w:type="dxa"/>
-          </w:tcPr>
-          <w:p>
-            <w:pPr>
-              <w:jc w:val="both"/>
-            </w:pPr>
-            <w:proofErr w:type="spellStart"/>
-            <w:r>
-              <w:t>Lấy</w:t>
-            </w:r>
-            <w:proofErr w:type="spellEnd"/>
-            <w:r>
-              <w:t xml:space="preserve"> </w:t>
-            </w:r>
-            <w:proofErr w:type="spellStart"/>
-            <w:r>
-              <w:t>danh</w:t>
-            </w:r>
-            <w:proofErr w:type="spellEnd"/>
-            <w:r>
-              <w:t xml:space="preserve"> </w:t>
-            </w:r>
-            <w:proofErr w:type="spellStart"/>
-            <w:r>
-              <w:t>sách</w:t>
-            </w:r>
-            <w:proofErr w:type="spellEnd"/>
-            <w:r>
-              <w:t xml:space="preserve"> </w:t>
-            </w:r>
-            <w:proofErr w:type="spellStart"/>
-            <w:r>
-              <w:t>các</w:t>
-            </w:r>
-            <w:proofErr w:type="spellEnd"/>
-            <w:r>
-              <w:t xml:space="preserve"> </w:t>
-            </w:r>
-            <w:proofErr w:type="spellStart"/>
-            <w:r>
-              <w:t>biến</w:t>
-            </w:r>
-            <w:proofErr w:type="spellEnd"/>
-            <w:r>
-              <w:t xml:space="preserve"> </w:t>
-            </w:r>
-            <w:proofErr w:type="spellStart"/>
-            <w:r>
-              <w:t>thể</w:t>
-            </w:r>
-            <w:proofErr w:type="spellEnd"/>
-            <w:r>
-              <w:t xml:space="preserve"> </w:t>
-            </w:r>
-            <w:proofErr w:type="spellStart"/>
-            <w:r>
-              <w:t>giày</w:t>
-            </w:r>
-            <w:proofErr w:type="spellEnd"/>
-            <w:r>
-              <w:t xml:space="preserve"> (</w:t>
-            </w:r>
-            <w:proofErr w:type="spellStart"/>
-            <w:r>
-              <w:t>kích</w:t>
-            </w:r>
-            <w:proofErr w:type="spellEnd"/>
-            <w:r>
-              <w:t xml:space="preserve"> </w:t>
-            </w:r>
-            <w:proofErr w:type="spellStart"/>
-            <w:r>
-              <w:t>cỡ</w:t>
-            </w:r>
-            <w:proofErr w:type="spellEnd"/>
-            <w:r>
-              <w:t xml:space="preserve">, </w:t>
-            </w:r>
-            <w:proofErr w:type="spellStart"/>
-            <w:r>
-              <w:t>màu</w:t>
-            </w:r>
-            <w:proofErr w:type="spellEnd"/>
-            <w:r>
-              <w:t xml:space="preserve"> </w:t>
-            </w:r>
-            <w:proofErr w:type="spellStart"/>
-            <w:r>
-              <w:t>sắc</w:t>
-            </w:r>
-            <w:proofErr w:type="spellEnd"/>
-            <w:r>
-              <w:t xml:space="preserve">, </w:t>
-            </w:r>
-            <w:proofErr w:type="spellStart"/>
-            <w:r>
-              <w:t>số</w:t>
-            </w:r>
-            <w:proofErr w:type="spellEnd"/>
-            <w:r>
-              <w:t xml:space="preserve"> </w:t>
-            </w:r>
-            <w:proofErr w:type="spellStart"/>
-            <w:r>
-              <w:t>lượng</w:t>
-            </w:r>
-            <w:proofErr w:type="spellEnd"/>
-            <w:r>
-              <w:t xml:space="preserve"> </w:t>
-            </w:r>
-            <w:proofErr w:type="spellStart"/>
-            <w:r>
-              <w:t>tồn</w:t>
-            </w:r>
-            <w:proofErr w:type="spellEnd"/>
-            <w:r>
-              <w:t xml:space="preserve"> </w:t>
-            </w:r>
-            <w:proofErr w:type="spellStart"/>
-            <w:r>
-              <w:t>kho</w:t>
-            </w:r>
-            <w:proofErr w:type="spellEnd"/>
-            <w:r>
-              <w:t xml:space="preserve">) </w:t>
-            </w:r>
-            <w:proofErr w:type="spellStart"/>
-            <w:r>
-              <w:t>của</w:t>
-            </w:r>
-            <w:proofErr w:type="spellEnd"/>
-            <w:r>
-              <w:t xml:space="preserve"> </w:t>
-            </w:r>
-            <w:proofErr w:type="spellStart"/>
-            <w:r>
-              <w:t>sản</w:t>
-            </w:r>
-            <w:proofErr w:type="spellEnd"/>
-            <w:r>
-              <w:t xml:space="preserve"> </w:t>
-            </w:r>
-            <w:proofErr w:type="spellStart"/>
-            <w:r>
-              <w:t>phẩm</w:t>
-            </w:r>
-            <w:proofErr w:type="spellEnd"/>
-            <w:r>
-              <w:t>.</w:t>
+            <w:tcW w:type="dxa" w:w="3024"/>
+          </w:tcPr>
+          <w:p>
+            <w:r>
+              <w:t>/api/products/best-sellers</w:t>
+            </w:r>
+          </w:p>
+        </w:tc>
+        <w:tc>
+          <w:tcPr>
+            <w:tcW w:type="dxa" w:w="3024"/>
+          </w:tcPr>
+          <w:p>
+            <w:r>
+              <w:t>Lấy Top 5 sản phẩm bán chạy nhất</w:t>
             </w:r>
           </w:p>
         </w:tc>
@@ -40724,149 +39155,34 @@
       <w:tr>
         <w:tc>
           <w:tcPr>
-            <w:tcW w:w="3024" w:type="dxa"/>
-          </w:tcPr>
-          <w:p>
-            <w:pPr>
-              <w:jc w:val="both"/>
-            </w:pPr>
-            <w:r>
-              <w:t>PUT</w:t>
-            </w:r>
-          </w:p>
-        </w:tc>
-        <w:tc>
-          <w:tcPr>
-            <w:tcW w:w="3024" w:type="dxa"/>
-          </w:tcPr>
-          <w:p>
-            <w:pPr>
-              <w:jc w:val="both"/>
-            </w:pPr>
-            <w:r>
-              <w:t>/</w:t>
-            </w:r>
-            <w:proofErr w:type="spellStart"/>
-            <w:r>
-              <w:t>api</w:t>
-            </w:r>
-            <w:proofErr w:type="spellEnd"/>
-            <w:r>
-              <w:t>/product-variants/{id}</w:t>
-            </w:r>
-          </w:p>
-        </w:tc>
-        <w:tc>
-          <w:tcPr>
-            <w:tcW w:w="3024" w:type="dxa"/>
-          </w:tcPr>
-          <w:p>
-            <w:pPr>
-              <w:jc w:val="both"/>
-            </w:pPr>
-            <w:proofErr w:type="spellStart"/>
-            <w:r>
-              <w:t>Cập</w:t>
-            </w:r>
-            <w:proofErr w:type="spellEnd"/>
-            <w:r>
-              <w:t xml:space="preserve"> </w:t>
-            </w:r>
-            <w:proofErr w:type="spellStart"/>
-            <w:r>
-              <w:t>nhật</w:t>
-            </w:r>
-            <w:proofErr w:type="spellEnd"/>
-            <w:r>
-              <w:t xml:space="preserve"> </w:t>
-            </w:r>
-            <w:proofErr w:type="spellStart"/>
-            <w:r>
-              <w:t>số</w:t>
-            </w:r>
-            <w:proofErr w:type="spellEnd"/>
-            <w:r>
-              <w:t xml:space="preserve"> </w:t>
-            </w:r>
-            <w:proofErr w:type="spellStart"/>
-            <w:r>
-              <w:t>lượng</w:t>
-            </w:r>
-            <w:proofErr w:type="spellEnd"/>
-            <w:r>
-              <w:t xml:space="preserve"> </w:t>
-            </w:r>
-            <w:proofErr w:type="spellStart"/>
-            <w:r>
-              <w:t>tồn</w:t>
-            </w:r>
-            <w:proofErr w:type="spellEnd"/>
-            <w:r>
-              <w:t xml:space="preserve"> </w:t>
-            </w:r>
-            <w:proofErr w:type="spellStart"/>
-            <w:r>
-              <w:t>kho</w:t>
-            </w:r>
-            <w:proofErr w:type="spellEnd"/>
-            <w:r>
-              <w:t xml:space="preserve">, </w:t>
-            </w:r>
-            <w:proofErr w:type="spellStart"/>
-            <w:r>
-              <w:t>giá</w:t>
-            </w:r>
-            <w:proofErr w:type="spellEnd"/>
-            <w:r>
-              <w:t xml:space="preserve"> </w:t>
-            </w:r>
-            <w:proofErr w:type="spellStart"/>
-            <w:r>
-              <w:t>bán</w:t>
-            </w:r>
-            <w:proofErr w:type="spellEnd"/>
-            <w:r>
-              <w:t xml:space="preserve"> </w:t>
-            </w:r>
-            <w:proofErr w:type="spellStart"/>
-            <w:r>
-              <w:t>và</w:t>
-            </w:r>
-            <w:proofErr w:type="spellEnd"/>
-            <w:r>
-              <w:t xml:space="preserve"> </w:t>
-            </w:r>
-            <w:proofErr w:type="spellStart"/>
-            <w:r>
-              <w:t>mã</w:t>
-            </w:r>
-            <w:proofErr w:type="spellEnd"/>
-            <w:r>
-              <w:t xml:space="preserve"> SKU </w:t>
-            </w:r>
-            <w:proofErr w:type="spellStart"/>
-            <w:r>
-              <w:t>của</w:t>
-            </w:r>
-            <w:proofErr w:type="spellEnd"/>
-            <w:r>
-              <w:t xml:space="preserve"> </w:t>
-            </w:r>
-            <w:proofErr w:type="spellStart"/>
-            <w:r>
-              <w:t>biến</w:t>
-            </w:r>
-            <w:proofErr w:type="spellEnd"/>
-            <w:r>
-              <w:t xml:space="preserve"> </w:t>
-            </w:r>
-            <w:proofErr w:type="spellStart"/>
-            <w:r>
-              <w:t>thể</w:t>
-            </w:r>
-            <w:proofErr w:type="spellEnd"/>
-            <w:r>
-              <w:t>.</w:t>
+            <w:tcW w:type="dxa" w:w="3024"/>
+          </w:tcPr>
+          <w:p>
+            <w:r>
+              <w:rPr>
+                <w:b/>
+              </w:rPr>
+              <w:t>GET</w:t>
+            </w:r>
+          </w:p>
+        </w:tc>
+        <w:tc>
+          <w:tcPr>
+            <w:tcW w:type="dxa" w:w="3024"/>
+          </w:tcPr>
+          <w:p>
+            <w:r>
+              <w:t>/api/products/{id}</w:t>
+            </w:r>
+          </w:p>
+        </w:tc>
+        <w:tc>
+          <w:tcPr>
+            <w:tcW w:type="dxa" w:w="3024"/>
+          </w:tcPr>
+          <w:p>
+            <w:r>
+              <w:t>Xem chi tiết sản phẩm theo ID</w:t>
             </w:r>
           </w:p>
         </w:tc>
@@ -40874,222 +39190,34 @@
       <w:tr>
         <w:tc>
           <w:tcPr>
-            <w:tcW w:w="3024" w:type="dxa"/>
-          </w:tcPr>
-          <w:p>
-            <w:pPr>
-              <w:jc w:val="both"/>
-            </w:pPr>
-            <w:r>
-              <w:lastRenderedPageBreak/>
-              <w:t>POST</w:t>
-            </w:r>
-          </w:p>
-        </w:tc>
-        <w:tc>
-          <w:tcPr>
-            <w:tcW w:w="3024" w:type="dxa"/>
-          </w:tcPr>
-          <w:p>
-            <w:pPr>
-              <w:jc w:val="both"/>
-            </w:pPr>
-            <w:r>
-              <w:t>/</w:t>
-            </w:r>
-            <w:proofErr w:type="spellStart"/>
-            <w:r>
-              <w:t>api</w:t>
-            </w:r>
-            <w:proofErr w:type="spellEnd"/>
-            <w:r>
-              <w:t>/orders</w:t>
-            </w:r>
-          </w:p>
-        </w:tc>
-        <w:tc>
-          <w:tcPr>
-            <w:tcW w:w="3024" w:type="dxa"/>
-          </w:tcPr>
-          <w:p>
-            <w:pPr>
-              <w:jc w:val="both"/>
-            </w:pPr>
-            <w:proofErr w:type="spellStart"/>
-            <w:r>
-              <w:t>Khách</w:t>
-            </w:r>
-            <w:proofErr w:type="spellEnd"/>
-            <w:r>
-              <w:t xml:space="preserve"> </w:t>
-            </w:r>
-            <w:proofErr w:type="spellStart"/>
-            <w:r>
-              <w:t>hàng</w:t>
-            </w:r>
-            <w:proofErr w:type="spellEnd"/>
-            <w:r>
-              <w:t xml:space="preserve"> </w:t>
-            </w:r>
-            <w:proofErr w:type="spellStart"/>
-            <w:r>
-              <w:t>tạo</w:t>
-            </w:r>
-            <w:proofErr w:type="spellEnd"/>
-            <w:r>
-              <w:t xml:space="preserve"> </w:t>
-            </w:r>
-            <w:proofErr w:type="spellStart"/>
-            <w:r>
-              <w:t>đơn</w:t>
-            </w:r>
-            <w:proofErr w:type="spellEnd"/>
-            <w:r>
-              <w:t xml:space="preserve"> </w:t>
-            </w:r>
-            <w:proofErr w:type="spellStart"/>
-            <w:r>
-              <w:t>đặt</w:t>
-            </w:r>
-            <w:proofErr w:type="spellEnd"/>
-            <w:r>
-              <w:t xml:space="preserve"> </w:t>
-            </w:r>
-            <w:proofErr w:type="spellStart"/>
-            <w:r>
-              <w:t>hàng</w:t>
-            </w:r>
-            <w:proofErr w:type="spellEnd"/>
-            <w:r>
-              <w:t xml:space="preserve"> </w:t>
-            </w:r>
-            <w:proofErr w:type="spellStart"/>
-            <w:r>
-              <w:t>mới</w:t>
-            </w:r>
-            <w:proofErr w:type="spellEnd"/>
-            <w:r>
-              <w:t xml:space="preserve"> (</w:t>
-            </w:r>
-            <w:proofErr w:type="spellStart"/>
-            <w:r>
-              <w:t>hệ</w:t>
-            </w:r>
-            <w:proofErr w:type="spellEnd"/>
-            <w:r>
-              <w:t xml:space="preserve"> </w:t>
-            </w:r>
-            <w:proofErr w:type="spellStart"/>
-            <w:r>
-              <w:t>thống</w:t>
-            </w:r>
-            <w:proofErr w:type="spellEnd"/>
-            <w:r>
-              <w:t xml:space="preserve"> </w:t>
-            </w:r>
-            <w:proofErr w:type="spellStart"/>
-            <w:r>
-              <w:t>tự</w:t>
-            </w:r>
-            <w:proofErr w:type="spellEnd"/>
-            <w:r>
-              <w:t xml:space="preserve"> </w:t>
-            </w:r>
-            <w:proofErr w:type="spellStart"/>
-            <w:r>
-              <w:t>động</w:t>
-            </w:r>
-            <w:proofErr w:type="spellEnd"/>
-            <w:r>
-              <w:t xml:space="preserve"> </w:t>
-            </w:r>
-            <w:proofErr w:type="spellStart"/>
-            <w:r>
-              <w:t>trừ</w:t>
-            </w:r>
-            <w:proofErr w:type="spellEnd"/>
-            <w:r>
-              <w:t xml:space="preserve"> </w:t>
-            </w:r>
-            <w:proofErr w:type="spellStart"/>
-            <w:r>
-              <w:t>kho</w:t>
-            </w:r>
-            <w:proofErr w:type="spellEnd"/>
-            <w:r>
-              <w:t xml:space="preserve"> </w:t>
-            </w:r>
-            <w:proofErr w:type="spellStart"/>
-            <w:r>
-              <w:t>hàng</w:t>
-            </w:r>
-            <w:proofErr w:type="spellEnd"/>
-            <w:r>
-              <w:t xml:space="preserve"> </w:t>
-            </w:r>
-            <w:proofErr w:type="spellStart"/>
-            <w:r>
-              <w:t>và</w:t>
-            </w:r>
-            <w:proofErr w:type="spellEnd"/>
-            <w:r>
-              <w:t xml:space="preserve"> </w:t>
-            </w:r>
-            <w:proofErr w:type="spellStart"/>
-            <w:r>
-              <w:t>sinh</w:t>
-            </w:r>
-            <w:proofErr w:type="spellEnd"/>
-            <w:r>
-              <w:t xml:space="preserve"> </w:t>
-            </w:r>
-            <w:proofErr w:type="spellStart"/>
-            <w:r>
-              <w:t>mã</w:t>
-            </w:r>
-            <w:proofErr w:type="spellEnd"/>
-            <w:r>
-              <w:t xml:space="preserve"> </w:t>
-            </w:r>
-            <w:proofErr w:type="spellStart"/>
-            <w:r>
-              <w:t>đơn</w:t>
-            </w:r>
-            <w:proofErr w:type="spellEnd"/>
-            <w:r>
-              <w:t xml:space="preserve"> </w:t>
-            </w:r>
-            <w:proofErr w:type="spellStart"/>
-            <w:r>
-              <w:t>hiển</w:t>
-            </w:r>
-            <w:proofErr w:type="spellEnd"/>
-            <w:r>
-              <w:t xml:space="preserve"> </w:t>
-            </w:r>
-            <w:proofErr w:type="spellStart"/>
-            <w:r>
-              <w:t>thị</w:t>
-            </w:r>
-            <w:proofErr w:type="spellEnd"/>
-            <w:r>
-              <w:t xml:space="preserve"> </w:t>
-            </w:r>
-            <w:proofErr w:type="spellStart"/>
-            <w:r>
-              <w:t>duy</w:t>
-            </w:r>
-            <w:proofErr w:type="spellEnd"/>
-            <w:r>
-              <w:t xml:space="preserve"> </w:t>
-            </w:r>
-            <w:proofErr w:type="spellStart"/>
-            <w:r>
-              <w:t>nhất</w:t>
-            </w:r>
-            <w:proofErr w:type="spellEnd"/>
-            <w:r>
-              <w:t>).</w:t>
+            <w:tcW w:type="dxa" w:w="3024"/>
+          </w:tcPr>
+          <w:p>
+            <w:r>
+              <w:rPr>
+                <w:b/>
+              </w:rPr>
+              <w:t>GET</w:t>
+            </w:r>
+          </w:p>
+        </w:tc>
+        <w:tc>
+          <w:tcPr>
+            <w:tcW w:type="dxa" w:w="3024"/>
+          </w:tcPr>
+          <w:p>
+            <w:r>
+              <w:t>/api/products/slug/{slug}</w:t>
+            </w:r>
+          </w:p>
+        </w:tc>
+        <w:tc>
+          <w:tcPr>
+            <w:tcW w:type="dxa" w:w="3024"/>
+          </w:tcPr>
+          <w:p>
+            <w:r>
+              <w:t>Xem chi tiết sản phẩm theo Slug (SEO)</w:t>
             </w:r>
           </w:p>
         </w:tc>
@@ -41097,144 +39225,34 @@
       <w:tr>
         <w:tc>
           <w:tcPr>
-            <w:tcW w:w="3024" w:type="dxa"/>
-          </w:tcPr>
-          <w:p>
-            <w:pPr>
-              <w:jc w:val="both"/>
-            </w:pPr>
-            <w:r>
+            <w:tcW w:type="dxa" w:w="3024"/>
+          </w:tcPr>
+          <w:p>
+            <w:r>
+              <w:rPr>
+                <w:b/>
+              </w:rPr>
               <w:t>GET</w:t>
             </w:r>
           </w:p>
         </w:tc>
         <w:tc>
           <w:tcPr>
-            <w:tcW w:w="3024" w:type="dxa"/>
-          </w:tcPr>
-          <w:p>
-            <w:pPr>
-              <w:jc w:val="both"/>
-            </w:pPr>
-            <w:r>
-              <w:t>/</w:t>
-            </w:r>
-            <w:proofErr w:type="spellStart"/>
-            <w:r>
-              <w:t>api</w:t>
-            </w:r>
-            <w:proofErr w:type="spellEnd"/>
-            <w:r>
-              <w:t>/orders</w:t>
-            </w:r>
-          </w:p>
-        </w:tc>
-        <w:tc>
-          <w:tcPr>
-            <w:tcW w:w="3024" w:type="dxa"/>
-          </w:tcPr>
-          <w:p>
-            <w:pPr>
-              <w:jc w:val="both"/>
-            </w:pPr>
-            <w:r>
-              <w:t xml:space="preserve">Xem </w:t>
-            </w:r>
-            <w:proofErr w:type="spellStart"/>
-            <w:r>
-              <w:t>toàn</w:t>
-            </w:r>
-            <w:proofErr w:type="spellEnd"/>
-            <w:r>
-              <w:t xml:space="preserve"> </w:t>
-            </w:r>
-            <w:proofErr w:type="spellStart"/>
-            <w:r>
-              <w:t>bộ</w:t>
-            </w:r>
-            <w:proofErr w:type="spellEnd"/>
-            <w:r>
-              <w:t xml:space="preserve"> </w:t>
-            </w:r>
-            <w:proofErr w:type="spellStart"/>
-            <w:r>
-              <w:t>danh</w:t>
-            </w:r>
-            <w:proofErr w:type="spellEnd"/>
-            <w:r>
-              <w:t xml:space="preserve"> </w:t>
-            </w:r>
-            <w:proofErr w:type="spellStart"/>
-            <w:r>
-              <w:t>sách</w:t>
-            </w:r>
-            <w:proofErr w:type="spellEnd"/>
-            <w:r>
-              <w:t xml:space="preserve"> </w:t>
-            </w:r>
-            <w:proofErr w:type="spellStart"/>
-            <w:r>
-              <w:t>đơn</w:t>
-            </w:r>
-            <w:proofErr w:type="spellEnd"/>
-            <w:r>
-              <w:t xml:space="preserve"> </w:t>
-            </w:r>
-            <w:proofErr w:type="spellStart"/>
-            <w:r>
-              <w:t>hàng</w:t>
-            </w:r>
-            <w:proofErr w:type="spellEnd"/>
-            <w:r>
-              <w:t xml:space="preserve"> </w:t>
-            </w:r>
-            <w:proofErr w:type="spellStart"/>
-            <w:r>
-              <w:t>đã</w:t>
-            </w:r>
-            <w:proofErr w:type="spellEnd"/>
-            <w:r>
-              <w:t xml:space="preserve"> </w:t>
-            </w:r>
-            <w:proofErr w:type="spellStart"/>
-            <w:r>
-              <w:t>đặt</w:t>
-            </w:r>
-            <w:proofErr w:type="spellEnd"/>
-            <w:r>
-              <w:t xml:space="preserve"> </w:t>
-            </w:r>
-            <w:proofErr w:type="spellStart"/>
-            <w:r>
-              <w:t>trong</w:t>
-            </w:r>
-            <w:proofErr w:type="spellEnd"/>
-            <w:r>
-              <w:t xml:space="preserve"> </w:t>
-            </w:r>
-            <w:proofErr w:type="spellStart"/>
-            <w:r>
-              <w:t>hệ</w:t>
-            </w:r>
-            <w:proofErr w:type="spellEnd"/>
-            <w:r>
-              <w:t xml:space="preserve"> </w:t>
-            </w:r>
-            <w:proofErr w:type="spellStart"/>
-            <w:r>
-              <w:t>thống</w:t>
-            </w:r>
-            <w:proofErr w:type="spellEnd"/>
-            <w:r>
-              <w:t xml:space="preserve"> (</w:t>
-            </w:r>
-            <w:proofErr w:type="spellStart"/>
-            <w:r>
-              <w:t>chỉ</w:t>
-            </w:r>
-            <w:proofErr w:type="spellEnd"/>
-            <w:r>
-              <w:t xml:space="preserve"> Admin/Staff).</w:t>
+            <w:tcW w:type="dxa" w:w="3024"/>
+          </w:tcPr>
+          <w:p>
+            <w:r>
+              <w:t>/api/products/category/{categoryId}</w:t>
+            </w:r>
+          </w:p>
+        </w:tc>
+        <w:tc>
+          <w:tcPr>
+            <w:tcW w:type="dxa" w:w="3024"/>
+          </w:tcPr>
+          <w:p>
+            <w:r>
+              <w:t>Lấy sản phẩm theo danh mục</w:t>
             </w:r>
           </w:p>
         </w:tc>
@@ -41242,207 +39260,34 @@
       <w:tr>
         <w:tc>
           <w:tcPr>
-            <w:tcW w:w="3024" w:type="dxa"/>
-          </w:tcPr>
-          <w:p>
-            <w:pPr>
-              <w:jc w:val="both"/>
-            </w:pPr>
-            <w:r>
-              <w:t>PUT</w:t>
-            </w:r>
-          </w:p>
-        </w:tc>
-        <w:tc>
-          <w:tcPr>
-            <w:tcW w:w="3024" w:type="dxa"/>
-          </w:tcPr>
-          <w:p>
-            <w:pPr>
-              <w:jc w:val="both"/>
-            </w:pPr>
-            <w:r>
-              <w:t>/</w:t>
-            </w:r>
-            <w:proofErr w:type="spellStart"/>
-            <w:proofErr w:type="gramStart"/>
-            <w:r>
-              <w:t>api</w:t>
-            </w:r>
-            <w:proofErr w:type="spellEnd"/>
-            <w:proofErr w:type="gramEnd"/>
-            <w:r>
-              <w:t>/orders/{id}/status</w:t>
-            </w:r>
-          </w:p>
-        </w:tc>
-        <w:tc>
-          <w:tcPr>
-            <w:tcW w:w="3024" w:type="dxa"/>
-          </w:tcPr>
-          <w:p>
-            <w:pPr>
-              <w:jc w:val="both"/>
-            </w:pPr>
-            <w:proofErr w:type="spellStart"/>
-            <w:r>
-              <w:t>Cập</w:t>
-            </w:r>
-            <w:proofErr w:type="spellEnd"/>
-            <w:r>
-              <w:t xml:space="preserve"> </w:t>
-            </w:r>
-            <w:proofErr w:type="spellStart"/>
-            <w:r>
-              <w:t>nhật</w:t>
-            </w:r>
-            <w:proofErr w:type="spellEnd"/>
-            <w:r>
-              <w:t xml:space="preserve"> </w:t>
-            </w:r>
-            <w:proofErr w:type="spellStart"/>
-            <w:r>
-              <w:t>trạng</w:t>
-            </w:r>
-            <w:proofErr w:type="spellEnd"/>
-            <w:r>
-              <w:t xml:space="preserve"> </w:t>
-            </w:r>
-            <w:proofErr w:type="spellStart"/>
-            <w:r>
-              <w:t>thái</w:t>
-            </w:r>
-            <w:proofErr w:type="spellEnd"/>
-            <w:r>
-              <w:t xml:space="preserve"> </w:t>
-            </w:r>
-            <w:proofErr w:type="spellStart"/>
-            <w:r>
-              <w:t>xử</w:t>
-            </w:r>
-            <w:proofErr w:type="spellEnd"/>
-            <w:r>
-              <w:t xml:space="preserve"> </w:t>
-            </w:r>
-            <w:proofErr w:type="spellStart"/>
-            <w:r>
-              <w:t>lý</w:t>
-            </w:r>
-            <w:proofErr w:type="spellEnd"/>
-            <w:r>
-              <w:t xml:space="preserve"> </w:t>
-            </w:r>
-            <w:proofErr w:type="spellStart"/>
-            <w:r>
-              <w:t>đơn</w:t>
-            </w:r>
-            <w:proofErr w:type="spellEnd"/>
-            <w:r>
-              <w:t xml:space="preserve"> </w:t>
-            </w:r>
-            <w:proofErr w:type="spellStart"/>
-            <w:r>
-              <w:t>hàng</w:t>
-            </w:r>
-            <w:proofErr w:type="spellEnd"/>
-            <w:r>
-              <w:t xml:space="preserve"> (</w:t>
-            </w:r>
-            <w:proofErr w:type="spellStart"/>
-            <w:r>
-              <w:t>Chờ</w:t>
-            </w:r>
-            <w:proofErr w:type="spellEnd"/>
-            <w:r>
-              <w:t xml:space="preserve"> </w:t>
-            </w:r>
-            <w:proofErr w:type="spellStart"/>
-            <w:r>
-              <w:t>xác</w:t>
-            </w:r>
-            <w:proofErr w:type="spellEnd"/>
-            <w:r>
-              <w:t xml:space="preserve"> </w:t>
-            </w:r>
-            <w:proofErr w:type="spellStart"/>
-            <w:r>
-              <w:t>nhận</w:t>
-            </w:r>
-            <w:proofErr w:type="spellEnd"/>
-            <w:r>
-              <w:t xml:space="preserve">, </w:t>
-            </w:r>
-            <w:proofErr w:type="spellStart"/>
-            <w:r>
-              <w:t>Đang</w:t>
-            </w:r>
-            <w:proofErr w:type="spellEnd"/>
-            <w:r>
-              <w:t xml:space="preserve"> </w:t>
-            </w:r>
-            <w:proofErr w:type="spellStart"/>
-            <w:r>
-              <w:t>xử</w:t>
-            </w:r>
-            <w:proofErr w:type="spellEnd"/>
-            <w:r>
-              <w:t xml:space="preserve"> </w:t>
-            </w:r>
-            <w:proofErr w:type="spellStart"/>
-            <w:r>
-              <w:t>lý</w:t>
-            </w:r>
-            <w:proofErr w:type="spellEnd"/>
-            <w:r>
-              <w:t xml:space="preserve">, </w:t>
-            </w:r>
-            <w:proofErr w:type="spellStart"/>
-            <w:r>
-              <w:t>Đang</w:t>
-            </w:r>
-            <w:proofErr w:type="spellEnd"/>
-            <w:r>
-              <w:t xml:space="preserve"> </w:t>
-            </w:r>
-            <w:proofErr w:type="spellStart"/>
-            <w:r>
-              <w:t>giao</w:t>
-            </w:r>
-            <w:proofErr w:type="spellEnd"/>
-            <w:r>
-              <w:t xml:space="preserve">, </w:t>
-            </w:r>
-            <w:proofErr w:type="spellStart"/>
-            <w:r>
-              <w:t>Đã</w:t>
-            </w:r>
-            <w:proofErr w:type="spellEnd"/>
-            <w:r>
-              <w:t xml:space="preserve"> </w:t>
-            </w:r>
-            <w:proofErr w:type="spellStart"/>
-            <w:r>
-              <w:t>giao</w:t>
-            </w:r>
-            <w:proofErr w:type="spellEnd"/>
-            <w:r>
-              <w:t xml:space="preserve">, </w:t>
-            </w:r>
-            <w:proofErr w:type="spellStart"/>
-            <w:r>
-              <w:t>Hủy</w:t>
-            </w:r>
-            <w:proofErr w:type="spellEnd"/>
-            <w:r>
-              <w:t xml:space="preserve"> </w:t>
-            </w:r>
-            <w:proofErr w:type="spellStart"/>
-            <w:r>
-              <w:t>đơn</w:t>
-            </w:r>
-            <w:proofErr w:type="spellEnd"/>
-            <w:r>
-              <w:t>).</w:t>
+            <w:tcW w:type="dxa" w:w="3024"/>
+          </w:tcPr>
+          <w:p>
+            <w:r>
+              <w:rPr>
+                <w:b/>
+              </w:rPr>
+              <w:t>POST</w:t>
+            </w:r>
+          </w:p>
+        </w:tc>
+        <w:tc>
+          <w:tcPr>
+            <w:tcW w:type="dxa" w:w="3024"/>
+          </w:tcPr>
+          <w:p>
+            <w:r>
+              <w:t>/api/products</w:t>
+            </w:r>
+          </w:p>
+        </w:tc>
+        <w:tc>
+          <w:tcPr>
+            <w:tcW w:type="dxa" w:w="3024"/>
+          </w:tcPr>
+          <w:p>
+            <w:r>
+              <w:t>Thêm mới sản phẩm</w:t>
             </w:r>
           </w:p>
         </w:tc>
@@ -41450,160 +39295,34 @@
       <w:tr>
         <w:tc>
           <w:tcPr>
-            <w:tcW w:w="3024" w:type="dxa"/>
-          </w:tcPr>
-          <w:p>
-            <w:pPr>
-              <w:jc w:val="both"/>
-            </w:pPr>
-            <w:r>
-              <w:t>GET</w:t>
-            </w:r>
-          </w:p>
-        </w:tc>
-        <w:tc>
-          <w:tcPr>
-            <w:tcW w:w="3024" w:type="dxa"/>
-          </w:tcPr>
-          <w:p>
-            <w:pPr>
-              <w:jc w:val="both"/>
-            </w:pPr>
-            <w:r>
-              <w:t>/</w:t>
-            </w:r>
-            <w:proofErr w:type="spellStart"/>
-            <w:r>
-              <w:t>api</w:t>
-            </w:r>
-            <w:proofErr w:type="spellEnd"/>
-            <w:r>
-              <w:t>/order-details/order/{</w:t>
-            </w:r>
-            <w:proofErr w:type="spellStart"/>
-            <w:r>
-              <w:t>orderId</w:t>
-            </w:r>
-            <w:proofErr w:type="spellEnd"/>
-            <w:r>
-              <w:t>}</w:t>
-            </w:r>
-          </w:p>
-        </w:tc>
-        <w:tc>
-          <w:tcPr>
-            <w:tcW w:w="3024" w:type="dxa"/>
-          </w:tcPr>
-          <w:p>
-            <w:pPr>
-              <w:jc w:val="both"/>
-            </w:pPr>
-            <w:r>
-              <w:t xml:space="preserve">Xem chi </w:t>
-            </w:r>
-            <w:proofErr w:type="spellStart"/>
-            <w:r>
-              <w:t>tiết</w:t>
-            </w:r>
-            <w:proofErr w:type="spellEnd"/>
-            <w:r>
-              <w:t xml:space="preserve"> </w:t>
-            </w:r>
-            <w:proofErr w:type="spellStart"/>
-            <w:r>
-              <w:t>các</w:t>
-            </w:r>
-            <w:proofErr w:type="spellEnd"/>
-            <w:r>
-              <w:t xml:space="preserve"> </w:t>
-            </w:r>
-            <w:proofErr w:type="spellStart"/>
-            <w:r>
-              <w:t>mặt</w:t>
-            </w:r>
-            <w:proofErr w:type="spellEnd"/>
-            <w:r>
-              <w:t xml:space="preserve"> </w:t>
-            </w:r>
-            <w:proofErr w:type="spellStart"/>
-            <w:r>
-              <w:t>hàng</w:t>
-            </w:r>
-            <w:proofErr w:type="spellEnd"/>
-            <w:r>
-              <w:t xml:space="preserve"> </w:t>
-            </w:r>
-            <w:proofErr w:type="spellStart"/>
-            <w:r>
-              <w:t>giày</w:t>
-            </w:r>
-            <w:proofErr w:type="spellEnd"/>
-            <w:r>
-              <w:t xml:space="preserve"> </w:t>
-            </w:r>
-            <w:proofErr w:type="spellStart"/>
-            <w:r>
-              <w:t>và</w:t>
-            </w:r>
-            <w:proofErr w:type="spellEnd"/>
-            <w:r>
-              <w:t xml:space="preserve"> </w:t>
-            </w:r>
-            <w:proofErr w:type="spellStart"/>
-            <w:r>
-              <w:t>số</w:t>
-            </w:r>
-            <w:proofErr w:type="spellEnd"/>
-            <w:r>
-              <w:t xml:space="preserve"> </w:t>
-            </w:r>
-            <w:proofErr w:type="spellStart"/>
-            <w:r>
-              <w:t>lượng</w:t>
-            </w:r>
-            <w:proofErr w:type="spellEnd"/>
-            <w:r>
-              <w:t xml:space="preserve"> </w:t>
-            </w:r>
-            <w:proofErr w:type="spellStart"/>
-            <w:r>
-              <w:t>đặt</w:t>
-            </w:r>
-            <w:proofErr w:type="spellEnd"/>
-            <w:r>
-              <w:t xml:space="preserve"> </w:t>
-            </w:r>
-            <w:proofErr w:type="spellStart"/>
-            <w:r>
-              <w:t>mua</w:t>
-            </w:r>
-            <w:proofErr w:type="spellEnd"/>
-            <w:r>
-              <w:t xml:space="preserve"> </w:t>
-            </w:r>
-            <w:proofErr w:type="spellStart"/>
-            <w:r>
-              <w:t>trong</w:t>
-            </w:r>
-            <w:proofErr w:type="spellEnd"/>
-            <w:r>
-              <w:t xml:space="preserve"> </w:t>
-            </w:r>
-            <w:proofErr w:type="spellStart"/>
-            <w:r>
-              <w:t>đơn</w:t>
-            </w:r>
-            <w:proofErr w:type="spellEnd"/>
-            <w:r>
-              <w:t xml:space="preserve"> </w:t>
-            </w:r>
-            <w:proofErr w:type="spellStart"/>
-            <w:r>
-              <w:t>hàng</w:t>
-            </w:r>
-            <w:proofErr w:type="spellEnd"/>
-            <w:r>
-              <w:t>.</w:t>
+            <w:tcW w:type="dxa" w:w="3024"/>
+          </w:tcPr>
+          <w:p>
+            <w:r>
+              <w:rPr>
+                <w:b/>
+              </w:rPr>
+              <w:t>PUT</w:t>
+            </w:r>
+          </w:p>
+        </w:tc>
+        <w:tc>
+          <w:tcPr>
+            <w:tcW w:type="dxa" w:w="3024"/>
+          </w:tcPr>
+          <w:p>
+            <w:r>
+              <w:t>/api/products/{id}</w:t>
+            </w:r>
+          </w:p>
+        </w:tc>
+        <w:tc>
+          <w:tcPr>
+            <w:tcW w:type="dxa" w:w="3024"/>
+          </w:tcPr>
+          <w:p>
+            <w:r>
+              <w:t>Cập nhật sản phẩm</w:t>
             </w:r>
           </w:p>
         </w:tc>
@@ -41611,133 +39330,98 @@
       <w:tr>
         <w:tc>
           <w:tcPr>
-            <w:tcW w:w="3024" w:type="dxa"/>
-          </w:tcPr>
-          <w:p>
-            <w:pPr>
-              <w:jc w:val="both"/>
-            </w:pPr>
-            <w:r>
-              <w:t>GET</w:t>
-            </w:r>
-          </w:p>
-        </w:tc>
-        <w:tc>
-          <w:tcPr>
-            <w:tcW w:w="3024" w:type="dxa"/>
-          </w:tcPr>
-          <w:p>
-            <w:pPr>
-              <w:jc w:val="both"/>
-            </w:pPr>
-            <w:r>
-              <w:t>/</w:t>
-            </w:r>
-            <w:proofErr w:type="spellStart"/>
-            <w:r>
-              <w:t>api</w:t>
-            </w:r>
-            <w:proofErr w:type="spellEnd"/>
-            <w:r>
-              <w:t>/blogs</w:t>
-            </w:r>
-          </w:p>
-        </w:tc>
-        <w:tc>
-          <w:tcPr>
-            <w:tcW w:w="3024" w:type="dxa"/>
-          </w:tcPr>
-          <w:p>
-            <w:pPr>
-              <w:jc w:val="both"/>
-            </w:pPr>
-            <w:proofErr w:type="spellStart"/>
-            <w:r>
-              <w:t>Lấy</w:t>
-            </w:r>
-            <w:proofErr w:type="spellEnd"/>
-            <w:r>
-              <w:t xml:space="preserve"> </w:t>
-            </w:r>
-            <w:proofErr w:type="spellStart"/>
-            <w:r>
-              <w:t>danh</w:t>
-            </w:r>
-            <w:proofErr w:type="spellEnd"/>
-            <w:r>
-              <w:t xml:space="preserve"> </w:t>
-            </w:r>
-            <w:proofErr w:type="spellStart"/>
-            <w:r>
-              <w:t>sách</w:t>
-            </w:r>
-            <w:proofErr w:type="spellEnd"/>
-            <w:r>
-              <w:t xml:space="preserve"> </w:t>
-            </w:r>
-            <w:proofErr w:type="spellStart"/>
-            <w:r>
-              <w:t>bài</w:t>
-            </w:r>
-            <w:proofErr w:type="spellEnd"/>
-            <w:r>
-              <w:t xml:space="preserve"> </w:t>
-            </w:r>
-            <w:proofErr w:type="spellStart"/>
-            <w:r>
-              <w:t>viết</w:t>
-            </w:r>
-            <w:proofErr w:type="spellEnd"/>
-            <w:r>
-              <w:t xml:space="preserve"> tin </w:t>
-            </w:r>
-            <w:proofErr w:type="spellStart"/>
-            <w:r>
-              <w:t>tức</w:t>
-            </w:r>
-            <w:proofErr w:type="spellEnd"/>
-            <w:r>
-              <w:t xml:space="preserve"> chia </w:t>
-            </w:r>
-            <w:proofErr w:type="spellStart"/>
-            <w:r>
-              <w:t>sẻ</w:t>
-            </w:r>
-            <w:proofErr w:type="spellEnd"/>
-            <w:r>
-              <w:t xml:space="preserve"> xu </w:t>
-            </w:r>
-            <w:proofErr w:type="spellStart"/>
-            <w:r>
-              <w:t>hướng</w:t>
-            </w:r>
-            <w:proofErr w:type="spellEnd"/>
-            <w:r>
-              <w:t xml:space="preserve"> </w:t>
-            </w:r>
-            <w:proofErr w:type="spellStart"/>
-            <w:r>
-              <w:t>thời</w:t>
-            </w:r>
-            <w:proofErr w:type="spellEnd"/>
-            <w:r>
-              <w:t xml:space="preserve"> </w:t>
-            </w:r>
-            <w:proofErr w:type="spellStart"/>
-            <w:r>
-              <w:t>trang</w:t>
-            </w:r>
-            <w:proofErr w:type="spellEnd"/>
-            <w:r>
-              <w:t xml:space="preserve"> </w:t>
-            </w:r>
-            <w:proofErr w:type="spellStart"/>
-            <w:r>
-              <w:t>giày</w:t>
-            </w:r>
-            <w:proofErr w:type="spellEnd"/>
-            <w:r>
-              <w:t>.</w:t>
+            <w:tcW w:type="dxa" w:w="3024"/>
+          </w:tcPr>
+          <w:p>
+            <w:r>
+              <w:rPr>
+                <w:b/>
+              </w:rPr>
+              <w:t>DELETE</w:t>
+            </w:r>
+          </w:p>
+        </w:tc>
+        <w:tc>
+          <w:tcPr>
+            <w:tcW w:type="dxa" w:w="3024"/>
+          </w:tcPr>
+          <w:p>
+            <w:r>
+              <w:t>/api/products/{id}</w:t>
+            </w:r>
+          </w:p>
+        </w:tc>
+        <w:tc>
+          <w:tcPr>
+            <w:tcW w:type="dxa" w:w="3024"/>
+          </w:tcPr>
+          <w:p>
+            <w:r>
+              <w:t>Xóa sản phẩm</w:t>
+            </w:r>
+          </w:p>
+        </w:tc>
+      </w:tr>
+    </w:tbl>
+    <w:p/>
+    <w:p>
+      <w:pPr>
+        <w:jc w:val="left"/>
+      </w:pPr>
+      <w:r>
+        <w:rPr>
+          <w:b/>
+        </w:rPr>
+        <w:t>Bảng Product Variants (Biến thể sản phẩm):</w:t>
+      </w:r>
+    </w:p>
+    <w:tbl>
+      <w:tblPr>
+        <w:tblW w:type="auto" w:w="0"/>
+        <w:tblLook w:firstColumn="1" w:firstRow="1" w:lastColumn="0" w:lastRow="0" w:noHBand="0" w:noVBand="1" w:val="04A0"/>
+      </w:tblPr>
+      <w:tblGrid>
+        <w:gridCol w:w="3024"/>
+        <w:gridCol w:w="3024"/>
+        <w:gridCol w:w="3024"/>
+      </w:tblGrid>
+      <w:tr>
+        <w:tc>
+          <w:tcPr>
+            <w:tcW w:type="dxa" w:w="3024"/>
+          </w:tcPr>
+          <w:p>
+            <w:r>
+              <w:rPr>
+                <w:b/>
+              </w:rPr>
+              <w:t>HTTP Method</w:t>
+            </w:r>
+          </w:p>
+        </w:tc>
+        <w:tc>
+          <w:tcPr>
+            <w:tcW w:type="dxa" w:w="3024"/>
+          </w:tcPr>
+          <w:p>
+            <w:r>
+              <w:rPr>
+                <w:b/>
+              </w:rPr>
+              <w:t>API Endpoint</w:t>
+            </w:r>
+          </w:p>
+        </w:tc>
+        <w:tc>
+          <w:tcPr>
+            <w:tcW w:type="dxa" w:w="3024"/>
+          </w:tcPr>
+          <w:p>
+            <w:r>
+              <w:rPr>
+                <w:b/>
+              </w:rPr>
+              <w:t>Mô tả chức năng</w:t>
             </w:r>
           </w:p>
         </w:tc>
@@ -41745,82 +39429,34 @@
       <w:tr>
         <w:tc>
           <w:tcPr>
-            <w:tcW w:w="3024" w:type="dxa"/>
-          </w:tcPr>
-          <w:p>
-            <w:pPr>
-              <w:jc w:val="both"/>
-            </w:pPr>
-            <w:r>
+            <w:tcW w:type="dxa" w:w="3024"/>
+          </w:tcPr>
+          <w:p>
+            <w:r>
+              <w:rPr>
+                <w:b/>
+              </w:rPr>
               <w:t>GET</w:t>
             </w:r>
           </w:p>
         </w:tc>
         <w:tc>
           <w:tcPr>
-            <w:tcW w:w="3024" w:type="dxa"/>
-          </w:tcPr>
-          <w:p>
-            <w:pPr>
-              <w:jc w:val="both"/>
-            </w:pPr>
-            <w:r>
-              <w:t>/</w:t>
-            </w:r>
-            <w:proofErr w:type="spellStart"/>
-            <w:proofErr w:type="gramStart"/>
-            <w:r>
-              <w:t>api</w:t>
-            </w:r>
-            <w:proofErr w:type="spellEnd"/>
-            <w:proofErr w:type="gramEnd"/>
-            <w:r>
-              <w:t>/blogs/{slug}</w:t>
-            </w:r>
-          </w:p>
-        </w:tc>
-        <w:tc>
-          <w:tcPr>
-            <w:tcW w:w="3024" w:type="dxa"/>
-          </w:tcPr>
-          <w:p>
-            <w:pPr>
-              <w:jc w:val="both"/>
-            </w:pPr>
-            <w:r>
-              <w:t xml:space="preserve">Xem chi </w:t>
-            </w:r>
-            <w:proofErr w:type="spellStart"/>
-            <w:r>
-              <w:t>tiết</w:t>
-            </w:r>
-            <w:proofErr w:type="spellEnd"/>
-            <w:r>
-              <w:t xml:space="preserve"> </w:t>
-            </w:r>
-            <w:proofErr w:type="spellStart"/>
-            <w:r>
-              <w:t>nội</w:t>
-            </w:r>
-            <w:proofErr w:type="spellEnd"/>
-            <w:r>
-              <w:t xml:space="preserve"> dung </w:t>
-            </w:r>
-            <w:proofErr w:type="spellStart"/>
-            <w:r>
-              <w:t>bài</w:t>
-            </w:r>
-            <w:proofErr w:type="spellEnd"/>
-            <w:r>
-              <w:t xml:space="preserve"> </w:t>
-            </w:r>
-            <w:proofErr w:type="spellStart"/>
-            <w:r>
-              <w:t>viết</w:t>
-            </w:r>
-            <w:proofErr w:type="spellEnd"/>
-            <w:r>
-              <w:t xml:space="preserve"> qua SEO slug.</w:t>
+            <w:tcW w:type="dxa" w:w="3024"/>
+          </w:tcPr>
+          <w:p>
+            <w:r>
+              <w:t>/api/product-variants/product/{productId}</w:t>
+            </w:r>
+          </w:p>
+        </w:tc>
+        <w:tc>
+          <w:tcPr>
+            <w:tcW w:type="dxa" w:w="3024"/>
+          </w:tcPr>
+          <w:p>
+            <w:r>
+              <w:t>Lấy các biến thể (Màu, Size) của sản phẩm</w:t>
             </w:r>
           </w:p>
         </w:tc>
@@ -41828,117 +39464,34 @@
       <w:tr>
         <w:tc>
           <w:tcPr>
-            <w:tcW w:w="3024" w:type="dxa"/>
-          </w:tcPr>
-          <w:p>
-            <w:pPr>
-              <w:jc w:val="both"/>
-            </w:pPr>
-            <w:r>
+            <w:tcW w:type="dxa" w:w="3024"/>
+          </w:tcPr>
+          <w:p>
+            <w:r>
+              <w:rPr>
+                <w:b/>
+              </w:rPr>
               <w:t>POST</w:t>
             </w:r>
           </w:p>
         </w:tc>
         <w:tc>
           <w:tcPr>
-            <w:tcW w:w="3024" w:type="dxa"/>
-          </w:tcPr>
-          <w:p>
-            <w:pPr>
-              <w:jc w:val="both"/>
-            </w:pPr>
-            <w:r>
-              <w:t>/</w:t>
-            </w:r>
-            <w:proofErr w:type="spellStart"/>
-            <w:r>
-              <w:t>api</w:t>
-            </w:r>
-            <w:proofErr w:type="spellEnd"/>
-            <w:r>
-              <w:t>/blogs</w:t>
-            </w:r>
-          </w:p>
-        </w:tc>
-        <w:tc>
-          <w:tcPr>
-            <w:tcW w:w="3024" w:type="dxa"/>
-          </w:tcPr>
-          <w:p>
-            <w:pPr>
-              <w:jc w:val="both"/>
-            </w:pPr>
-            <w:proofErr w:type="spellStart"/>
-            <w:r>
-              <w:t>Đăng</w:t>
-            </w:r>
-            <w:proofErr w:type="spellEnd"/>
-            <w:r>
-              <w:t xml:space="preserve"> </w:t>
-            </w:r>
-            <w:proofErr w:type="spellStart"/>
-            <w:r>
-              <w:t>tải</w:t>
-            </w:r>
-            <w:proofErr w:type="spellEnd"/>
-            <w:r>
-              <w:t xml:space="preserve"> </w:t>
-            </w:r>
-            <w:proofErr w:type="spellStart"/>
-            <w:r>
-              <w:t>bài</w:t>
-            </w:r>
-            <w:proofErr w:type="spellEnd"/>
-            <w:r>
-              <w:t xml:space="preserve"> </w:t>
-            </w:r>
-            <w:proofErr w:type="spellStart"/>
-            <w:r>
-              <w:t>viết</w:t>
-            </w:r>
-            <w:proofErr w:type="spellEnd"/>
-            <w:r>
-              <w:t xml:space="preserve"> tin </w:t>
-            </w:r>
-            <w:proofErr w:type="spellStart"/>
-            <w:r>
-              <w:t>tức</w:t>
-            </w:r>
-            <w:proofErr w:type="spellEnd"/>
-            <w:r>
-              <w:t xml:space="preserve"> </w:t>
-            </w:r>
-            <w:proofErr w:type="spellStart"/>
-            <w:r>
-              <w:t>mới</w:t>
-            </w:r>
-            <w:proofErr w:type="spellEnd"/>
-            <w:r>
-              <w:t xml:space="preserve"> (</w:t>
-            </w:r>
-            <w:proofErr w:type="spellStart"/>
-            <w:r>
-              <w:t>chỉ</w:t>
-            </w:r>
-            <w:proofErr w:type="spellEnd"/>
-            <w:r>
-              <w:t xml:space="preserve"> Admin/Staff, </w:t>
-            </w:r>
-            <w:proofErr w:type="spellStart"/>
-            <w:r>
-              <w:t>lưu</w:t>
-            </w:r>
-            <w:proofErr w:type="spellEnd"/>
-            <w:r>
-              <w:t xml:space="preserve"> </w:t>
-            </w:r>
-            <w:proofErr w:type="spellStart"/>
-            <w:r>
-              <w:t>ảnh</w:t>
-            </w:r>
-            <w:proofErr w:type="spellEnd"/>
-            <w:r>
-              <w:t xml:space="preserve"> Base64).</w:t>
+            <w:tcW w:type="dxa" w:w="3024"/>
+          </w:tcPr>
+          <w:p>
+            <w:r>
+              <w:t>/api/product-variants</w:t>
+            </w:r>
+          </w:p>
+        </w:tc>
+        <w:tc>
+          <w:tcPr>
+            <w:tcW w:type="dxa" w:w="3024"/>
+          </w:tcPr>
+          <w:p>
+            <w:r>
+              <w:t>Thêm biến thể mới cho sản phẩm</w:t>
             </w:r>
           </w:p>
         </w:tc>
@@ -41946,133 +39499,34 @@
       <w:tr>
         <w:tc>
           <w:tcPr>
-            <w:tcW w:w="3024" w:type="dxa"/>
-          </w:tcPr>
-          <w:p>
-            <w:pPr>
-              <w:jc w:val="both"/>
-            </w:pPr>
-            <w:r>
-              <w:t>GET</w:t>
-            </w:r>
-          </w:p>
-        </w:tc>
-        <w:tc>
-          <w:tcPr>
-            <w:tcW w:w="3024" w:type="dxa"/>
-          </w:tcPr>
-          <w:p>
-            <w:pPr>
-              <w:jc w:val="both"/>
-            </w:pPr>
-            <w:r>
-              <w:t>/</w:t>
-            </w:r>
-            <w:proofErr w:type="spellStart"/>
-            <w:r>
-              <w:t>api</w:t>
-            </w:r>
-            <w:proofErr w:type="spellEnd"/>
-            <w:r>
-              <w:t>/users</w:t>
-            </w:r>
-          </w:p>
-        </w:tc>
-        <w:tc>
-          <w:tcPr>
-            <w:tcW w:w="3024" w:type="dxa"/>
-          </w:tcPr>
-          <w:p>
-            <w:pPr>
-              <w:jc w:val="both"/>
-            </w:pPr>
-            <w:proofErr w:type="spellStart"/>
-            <w:r>
-              <w:t>Lấy</w:t>
-            </w:r>
-            <w:proofErr w:type="spellEnd"/>
-            <w:r>
-              <w:t xml:space="preserve"> </w:t>
-            </w:r>
-            <w:proofErr w:type="spellStart"/>
-            <w:r>
-              <w:t>danh</w:t>
-            </w:r>
-            <w:proofErr w:type="spellEnd"/>
-            <w:r>
-              <w:t xml:space="preserve"> </w:t>
-            </w:r>
-            <w:proofErr w:type="spellStart"/>
-            <w:r>
-              <w:t>sách</w:t>
-            </w:r>
-            <w:proofErr w:type="spellEnd"/>
-            <w:r>
-              <w:t xml:space="preserve"> </w:t>
-            </w:r>
-            <w:proofErr w:type="spellStart"/>
-            <w:r>
-              <w:t>các</w:t>
-            </w:r>
-            <w:proofErr w:type="spellEnd"/>
-            <w:r>
-              <w:t xml:space="preserve"> </w:t>
-            </w:r>
-            <w:proofErr w:type="spellStart"/>
-            <w:r>
-              <w:t>tài</w:t>
-            </w:r>
-            <w:proofErr w:type="spellEnd"/>
-            <w:r>
-              <w:t xml:space="preserve"> </w:t>
-            </w:r>
-            <w:proofErr w:type="spellStart"/>
-            <w:r>
-              <w:t>khoản</w:t>
-            </w:r>
-            <w:proofErr w:type="spellEnd"/>
-            <w:r>
-              <w:t xml:space="preserve"> </w:t>
-            </w:r>
-            <w:proofErr w:type="spellStart"/>
-            <w:r>
-              <w:t>quản</w:t>
-            </w:r>
-            <w:proofErr w:type="spellEnd"/>
-            <w:r>
-              <w:t xml:space="preserve"> </w:t>
-            </w:r>
-            <w:proofErr w:type="spellStart"/>
-            <w:r>
-              <w:t>trị</w:t>
-            </w:r>
-            <w:proofErr w:type="spellEnd"/>
-            <w:r>
-              <w:t xml:space="preserve"> </w:t>
-            </w:r>
-            <w:proofErr w:type="spellStart"/>
-            <w:r>
-              <w:t>hệ</w:t>
-            </w:r>
-            <w:proofErr w:type="spellEnd"/>
-            <w:r>
-              <w:t xml:space="preserve"> </w:t>
-            </w:r>
-            <w:proofErr w:type="spellStart"/>
-            <w:r>
-              <w:t>thống</w:t>
-            </w:r>
-            <w:proofErr w:type="spellEnd"/>
-            <w:r>
-              <w:t xml:space="preserve"> (</w:t>
-            </w:r>
-            <w:proofErr w:type="spellStart"/>
-            <w:r>
-              <w:t>chỉ</w:t>
-            </w:r>
-            <w:proofErr w:type="spellEnd"/>
-            <w:r>
-              <w:t xml:space="preserve"> Admin).</w:t>
+            <w:tcW w:type="dxa" w:w="3024"/>
+          </w:tcPr>
+          <w:p>
+            <w:r>
+              <w:rPr>
+                <w:b/>
+              </w:rPr>
+              <w:t>PUT</w:t>
+            </w:r>
+          </w:p>
+        </w:tc>
+        <w:tc>
+          <w:tcPr>
+            <w:tcW w:type="dxa" w:w="3024"/>
+          </w:tcPr>
+          <w:p>
+            <w:r>
+              <w:t>/api/product-variants/{id}</w:t>
+            </w:r>
+          </w:p>
+        </w:tc>
+        <w:tc>
+          <w:tcPr>
+            <w:tcW w:type="dxa" w:w="3024"/>
+          </w:tcPr>
+          <w:p>
+            <w:r>
+              <w:t>Cập nhật giá, kho, size của biến thể</w:t>
             </w:r>
           </w:p>
         </w:tc>
@@ -42080,125 +39534,98 @@
       <w:tr>
         <w:tc>
           <w:tcPr>
-            <w:tcW w:w="3024" w:type="dxa"/>
-          </w:tcPr>
-          <w:p>
-            <w:pPr>
-              <w:jc w:val="both"/>
-            </w:pPr>
-            <w:r>
-              <w:t>POST</w:t>
-            </w:r>
-          </w:p>
-        </w:tc>
-        <w:tc>
-          <w:tcPr>
-            <w:tcW w:w="3024" w:type="dxa"/>
-          </w:tcPr>
-          <w:p>
-            <w:pPr>
-              <w:jc w:val="both"/>
-            </w:pPr>
-            <w:r>
-              <w:t>/</w:t>
-            </w:r>
-            <w:proofErr w:type="spellStart"/>
-            <w:r>
-              <w:t>api</w:t>
-            </w:r>
-            <w:proofErr w:type="spellEnd"/>
-            <w:r>
-              <w:t>/users</w:t>
-            </w:r>
-          </w:p>
-        </w:tc>
-        <w:tc>
-          <w:tcPr>
-            <w:tcW w:w="3024" w:type="dxa"/>
-          </w:tcPr>
-          <w:p>
-            <w:pPr>
-              <w:jc w:val="both"/>
-            </w:pPr>
-            <w:proofErr w:type="spellStart"/>
-            <w:r>
-              <w:t>Thêm</w:t>
-            </w:r>
-            <w:proofErr w:type="spellEnd"/>
-            <w:r>
-              <w:t xml:space="preserve"> </w:t>
-            </w:r>
-            <w:proofErr w:type="spellStart"/>
-            <w:r>
-              <w:t>mới</w:t>
-            </w:r>
-            <w:proofErr w:type="spellEnd"/>
-            <w:r>
-              <w:t xml:space="preserve"> </w:t>
-            </w:r>
-            <w:proofErr w:type="spellStart"/>
-            <w:r>
-              <w:t>tài</w:t>
-            </w:r>
-            <w:proofErr w:type="spellEnd"/>
-            <w:r>
-              <w:t xml:space="preserve"> </w:t>
-            </w:r>
-            <w:proofErr w:type="spellStart"/>
-            <w:r>
-              <w:t>khoản</w:t>
-            </w:r>
-            <w:proofErr w:type="spellEnd"/>
-            <w:r>
-              <w:t xml:space="preserve"> </w:t>
-            </w:r>
-            <w:proofErr w:type="spellStart"/>
-            <w:r>
-              <w:t>nhân</w:t>
-            </w:r>
-            <w:proofErr w:type="spellEnd"/>
-            <w:r>
-              <w:t xml:space="preserve"> </w:t>
-            </w:r>
-            <w:proofErr w:type="spellStart"/>
-            <w:r>
-              <w:t>viên</w:t>
-            </w:r>
-            <w:proofErr w:type="spellEnd"/>
-            <w:r>
-              <w:t>/</w:t>
-            </w:r>
-            <w:proofErr w:type="spellStart"/>
-            <w:r>
-              <w:t>quản</w:t>
-            </w:r>
-            <w:proofErr w:type="spellEnd"/>
-            <w:r>
-              <w:t xml:space="preserve"> </w:t>
-            </w:r>
-            <w:proofErr w:type="spellStart"/>
-            <w:r>
-              <w:t>trị</w:t>
-            </w:r>
-            <w:proofErr w:type="spellEnd"/>
-            <w:r>
-              <w:t xml:space="preserve"> </w:t>
-            </w:r>
-            <w:proofErr w:type="spellStart"/>
-            <w:r>
-              <w:t>viên</w:t>
-            </w:r>
-            <w:proofErr w:type="spellEnd"/>
-            <w:r>
-              <w:t xml:space="preserve"> (</w:t>
-            </w:r>
-            <w:proofErr w:type="spellStart"/>
-            <w:r>
-              <w:t>chỉ</w:t>
-            </w:r>
-            <w:proofErr w:type="spellEnd"/>
-            <w:r>
-              <w:t xml:space="preserve"> Admin).</w:t>
+            <w:tcW w:type="dxa" w:w="3024"/>
+          </w:tcPr>
+          <w:p>
+            <w:r>
+              <w:rPr>
+                <w:b/>
+              </w:rPr>
+              <w:t>DELETE</w:t>
+            </w:r>
+          </w:p>
+        </w:tc>
+        <w:tc>
+          <w:tcPr>
+            <w:tcW w:type="dxa" w:w="3024"/>
+          </w:tcPr>
+          <w:p>
+            <w:r>
+              <w:t>/api/product-variants/{id}</w:t>
+            </w:r>
+          </w:p>
+        </w:tc>
+        <w:tc>
+          <w:tcPr>
+            <w:tcW w:type="dxa" w:w="3024"/>
+          </w:tcPr>
+          <w:p>
+            <w:r>
+              <w:t>Xóa một biến thể</w:t>
+            </w:r>
+          </w:p>
+        </w:tc>
+      </w:tr>
+    </w:tbl>
+    <w:p/>
+    <w:p>
+      <w:pPr>
+        <w:jc w:val="left"/>
+      </w:pPr>
+      <w:r>
+        <w:rPr>
+          <w:b/>
+        </w:rPr>
+        <w:t>Bảng Category Products (Danh mục sản phẩm):</w:t>
+      </w:r>
+    </w:p>
+    <w:tbl>
+      <w:tblPr>
+        <w:tblW w:type="auto" w:w="0"/>
+        <w:tblLook w:firstColumn="1" w:firstRow="1" w:lastColumn="0" w:lastRow="0" w:noHBand="0" w:noVBand="1" w:val="04A0"/>
+      </w:tblPr>
+      <w:tblGrid>
+        <w:gridCol w:w="3024"/>
+        <w:gridCol w:w="3024"/>
+        <w:gridCol w:w="3024"/>
+      </w:tblGrid>
+      <w:tr>
+        <w:tc>
+          <w:tcPr>
+            <w:tcW w:type="dxa" w:w="3024"/>
+          </w:tcPr>
+          <w:p>
+            <w:r>
+              <w:rPr>
+                <w:b/>
+              </w:rPr>
+              <w:t>HTTP Method</w:t>
+            </w:r>
+          </w:p>
+        </w:tc>
+        <w:tc>
+          <w:tcPr>
+            <w:tcW w:type="dxa" w:w="3024"/>
+          </w:tcPr>
+          <w:p>
+            <w:r>
+              <w:rPr>
+                <w:b/>
+              </w:rPr>
+              <w:t>API Endpoint</w:t>
+            </w:r>
+          </w:p>
+        </w:tc>
+        <w:tc>
+          <w:tcPr>
+            <w:tcW w:type="dxa" w:w="3024"/>
+          </w:tcPr>
+          <w:p>
+            <w:r>
+              <w:rPr>
+                <w:b/>
+              </w:rPr>
+              <w:t>Mô tả chức năng</w:t>
             </w:r>
           </w:p>
         </w:tc>
@@ -42206,201 +39633,996 @@
       <w:tr>
         <w:tc>
           <w:tcPr>
-            <w:tcW w:w="3024" w:type="dxa"/>
-          </w:tcPr>
-          <w:p>
-            <w:pPr>
-              <w:jc w:val="both"/>
-            </w:pPr>
-            <w:r>
+            <w:tcW w:type="dxa" w:w="3024"/>
+          </w:tcPr>
+          <w:p>
+            <w:r>
+              <w:rPr>
+                <w:b/>
+              </w:rPr>
+              <w:t>GET</w:t>
+            </w:r>
+          </w:p>
+        </w:tc>
+        <w:tc>
+          <w:tcPr>
+            <w:tcW w:type="dxa" w:w="3024"/>
+          </w:tcPr>
+          <w:p>
+            <w:r>
+              <w:t>/api/category-products</w:t>
+            </w:r>
+          </w:p>
+        </w:tc>
+        <w:tc>
+          <w:tcPr>
+            <w:tcW w:type="dxa" w:w="3024"/>
+          </w:tcPr>
+          <w:p>
+            <w:r>
+              <w:t>Lấy tất cả danh mục sản phẩm</w:t>
+            </w:r>
+          </w:p>
+        </w:tc>
+      </w:tr>
+      <w:tr>
+        <w:tc>
+          <w:tcPr>
+            <w:tcW w:type="dxa" w:w="3024"/>
+          </w:tcPr>
+          <w:p>
+            <w:r>
+              <w:rPr>
+                <w:b/>
+              </w:rPr>
+              <w:t>GET</w:t>
+            </w:r>
+          </w:p>
+        </w:tc>
+        <w:tc>
+          <w:tcPr>
+            <w:tcW w:type="dxa" w:w="3024"/>
+          </w:tcPr>
+          <w:p>
+            <w:r>
+              <w:t>/api/category-products/slug/{slug}</w:t>
+            </w:r>
+          </w:p>
+        </w:tc>
+        <w:tc>
+          <w:tcPr>
+            <w:tcW w:type="dxa" w:w="3024"/>
+          </w:tcPr>
+          <w:p>
+            <w:r>
+              <w:t>Lấy danh mục theo Slug (SEO)</w:t>
+            </w:r>
+          </w:p>
+        </w:tc>
+      </w:tr>
+      <w:tr>
+        <w:tc>
+          <w:tcPr>
+            <w:tcW w:type="dxa" w:w="3024"/>
+          </w:tcPr>
+          <w:p>
+            <w:r>
+              <w:rPr>
+                <w:b/>
+              </w:rPr>
+              <w:t>POST</w:t>
+            </w:r>
+          </w:p>
+        </w:tc>
+        <w:tc>
+          <w:tcPr>
+            <w:tcW w:type="dxa" w:w="3024"/>
+          </w:tcPr>
+          <w:p>
+            <w:r>
+              <w:t>/api/category-products</w:t>
+            </w:r>
+          </w:p>
+        </w:tc>
+        <w:tc>
+          <w:tcPr>
+            <w:tcW w:type="dxa" w:w="3024"/>
+          </w:tcPr>
+          <w:p>
+            <w:r>
+              <w:t>Thêm mới danh mục sản phẩm</w:t>
+            </w:r>
+          </w:p>
+        </w:tc>
+      </w:tr>
+      <w:tr>
+        <w:tc>
+          <w:tcPr>
+            <w:tcW w:type="dxa" w:w="3024"/>
+          </w:tcPr>
+          <w:p>
+            <w:r>
+              <w:rPr>
+                <w:b/>
+              </w:rPr>
+              <w:t>PUT</w:t>
+            </w:r>
+          </w:p>
+        </w:tc>
+        <w:tc>
+          <w:tcPr>
+            <w:tcW w:type="dxa" w:w="3024"/>
+          </w:tcPr>
+          <w:p>
+            <w:r>
+              <w:t>/api/category-products/{id}</w:t>
+            </w:r>
+          </w:p>
+        </w:tc>
+        <w:tc>
+          <w:tcPr>
+            <w:tcW w:type="dxa" w:w="3024"/>
+          </w:tcPr>
+          <w:p>
+            <w:r>
+              <w:t>Sửa tên, trạng thái danh mục</w:t>
+            </w:r>
+          </w:p>
+        </w:tc>
+      </w:tr>
+      <w:tr>
+        <w:tc>
+          <w:tcPr>
+            <w:tcW w:type="dxa" w:w="3024"/>
+          </w:tcPr>
+          <w:p>
+            <w:r>
+              <w:rPr>
+                <w:b/>
+              </w:rPr>
               <w:t>DELETE</w:t>
             </w:r>
           </w:p>
         </w:tc>
         <w:tc>
           <w:tcPr>
-            <w:tcW w:w="3024" w:type="dxa"/>
-          </w:tcPr>
-          <w:p>
-            <w:pPr>
-              <w:jc w:val="both"/>
-            </w:pPr>
-            <w:r>
-              <w:t>/</w:t>
-            </w:r>
-            <w:proofErr w:type="spellStart"/>
-            <w:proofErr w:type="gramStart"/>
-            <w:r>
-              <w:t>api</w:t>
-            </w:r>
-            <w:proofErr w:type="spellEnd"/>
-            <w:proofErr w:type="gramEnd"/>
-            <w:r>
-              <w:t>/users/{id}</w:t>
-            </w:r>
-          </w:p>
-        </w:tc>
-        <w:tc>
-          <w:tcPr>
-            <w:tcW w:w="3024" w:type="dxa"/>
-          </w:tcPr>
-          <w:p>
-            <w:pPr>
-              <w:jc w:val="both"/>
-            </w:pPr>
-            <w:proofErr w:type="spellStart"/>
-            <w:r>
-              <w:t>Xóa</w:t>
-            </w:r>
-            <w:proofErr w:type="spellEnd"/>
-            <w:r>
-              <w:t xml:space="preserve"> </w:t>
-            </w:r>
-            <w:proofErr w:type="spellStart"/>
-            <w:r>
-              <w:t>tài</w:t>
-            </w:r>
-            <w:proofErr w:type="spellEnd"/>
-            <w:r>
-              <w:t xml:space="preserve"> </w:t>
-            </w:r>
-            <w:proofErr w:type="spellStart"/>
-            <w:r>
-              <w:t>khoản</w:t>
-            </w:r>
-            <w:proofErr w:type="spellEnd"/>
-            <w:r>
-              <w:t xml:space="preserve"> </w:t>
-            </w:r>
-            <w:proofErr w:type="spellStart"/>
-            <w:r>
-              <w:t>nhân</w:t>
-            </w:r>
-            <w:proofErr w:type="spellEnd"/>
-            <w:r>
-              <w:t xml:space="preserve"> </w:t>
-            </w:r>
-            <w:proofErr w:type="spellStart"/>
-            <w:r>
-              <w:t>viên</w:t>
-            </w:r>
-            <w:proofErr w:type="spellEnd"/>
-            <w:r>
-              <w:t xml:space="preserve"> </w:t>
-            </w:r>
-            <w:proofErr w:type="spellStart"/>
-            <w:r>
-              <w:t>quản</w:t>
-            </w:r>
-            <w:proofErr w:type="spellEnd"/>
-            <w:r>
-              <w:t xml:space="preserve"> </w:t>
-            </w:r>
-            <w:proofErr w:type="spellStart"/>
-            <w:r>
-              <w:t>trị</w:t>
-            </w:r>
-            <w:proofErr w:type="spellEnd"/>
-            <w:r>
-              <w:t xml:space="preserve"> (</w:t>
-            </w:r>
-            <w:proofErr w:type="spellStart"/>
-            <w:r>
-              <w:t>chỉ</w:t>
-            </w:r>
-            <w:proofErr w:type="spellEnd"/>
-            <w:r>
-              <w:t xml:space="preserve"> Admin, </w:t>
-            </w:r>
-            <w:proofErr w:type="spellStart"/>
-            <w:r>
-              <w:t>chặn</w:t>
-            </w:r>
-            <w:proofErr w:type="spellEnd"/>
-            <w:r>
-              <w:t xml:space="preserve"> </w:t>
-            </w:r>
-            <w:proofErr w:type="spellStart"/>
-            <w:r>
-              <w:t>tự</w:t>
-            </w:r>
-            <w:proofErr w:type="spellEnd"/>
-            <w:r>
-              <w:t xml:space="preserve"> </w:t>
-            </w:r>
-            <w:proofErr w:type="spellStart"/>
-            <w:r>
-              <w:t>xóa</w:t>
-            </w:r>
-            <w:proofErr w:type="spellEnd"/>
-            <w:r>
-              <w:t xml:space="preserve"> </w:t>
-            </w:r>
-            <w:proofErr w:type="spellStart"/>
-            <w:r>
-              <w:t>bản</w:t>
-            </w:r>
-            <w:proofErr w:type="spellEnd"/>
-            <w:r>
-              <w:t xml:space="preserve"> </w:t>
-            </w:r>
-            <w:proofErr w:type="spellStart"/>
-            <w:r>
-              <w:t>thân</w:t>
-            </w:r>
-            <w:proofErr w:type="spellEnd"/>
-            <w:r>
-              <w:t xml:space="preserve"> </w:t>
-            </w:r>
-            <w:proofErr w:type="spellStart"/>
-            <w:r>
-              <w:t>hoặc</w:t>
-            </w:r>
-            <w:proofErr w:type="spellEnd"/>
-            <w:r>
-              <w:t xml:space="preserve"> </w:t>
-            </w:r>
-            <w:proofErr w:type="spellStart"/>
-            <w:r>
-              <w:t>xóa</w:t>
-            </w:r>
-            <w:proofErr w:type="spellEnd"/>
-            <w:r>
-              <w:t xml:space="preserve"> </w:t>
-            </w:r>
-            <w:proofErr w:type="spellStart"/>
-            <w:r>
-              <w:t>tài</w:t>
-            </w:r>
-            <w:proofErr w:type="spellEnd"/>
-            <w:r>
-              <w:t xml:space="preserve"> </w:t>
-            </w:r>
-            <w:proofErr w:type="spellStart"/>
-            <w:r>
-              <w:t>khoản</w:t>
-            </w:r>
-            <w:proofErr w:type="spellEnd"/>
-            <w:r>
-              <w:t xml:space="preserve"> admin </w:t>
-            </w:r>
-            <w:proofErr w:type="spellStart"/>
-            <w:r>
-              <w:t>chính</w:t>
-            </w:r>
-            <w:proofErr w:type="spellEnd"/>
-            <w:r>
-              <w:t>).</w:t>
+            <w:tcW w:type="dxa" w:w="3024"/>
+          </w:tcPr>
+          <w:p>
+            <w:r>
+              <w:t>/api/category-products/{id}</w:t>
+            </w:r>
+          </w:p>
+        </w:tc>
+        <w:tc>
+          <w:tcPr>
+            <w:tcW w:type="dxa" w:w="3024"/>
+          </w:tcPr>
+          <w:p>
+            <w:r>
+              <w:t>Xóa danh mục sản phẩm</w:t>
             </w:r>
           </w:p>
         </w:tc>
       </w:tr>
     </w:tbl>
+    <w:p/>
     <w:p>
       <w:pPr>
-        <w:jc w:val="both"/>
+        <w:jc w:val="left"/>
       </w:pPr>
+      <w:r>
+        <w:rPr>
+          <w:b/>
+        </w:rPr>
+        <w:t>Bảng Orders &amp; Order Details (Đơn hàng):</w:t>
+      </w:r>
     </w:p>
+    <w:tbl>
+      <w:tblPr>
+        <w:tblW w:type="auto" w:w="0"/>
+        <w:tblLook w:firstColumn="1" w:firstRow="1" w:lastColumn="0" w:lastRow="0" w:noHBand="0" w:noVBand="1" w:val="04A0"/>
+      </w:tblPr>
+      <w:tblGrid>
+        <w:gridCol w:w="3024"/>
+        <w:gridCol w:w="3024"/>
+        <w:gridCol w:w="3024"/>
+      </w:tblGrid>
+      <w:tr>
+        <w:tc>
+          <w:tcPr>
+            <w:tcW w:type="dxa" w:w="3024"/>
+          </w:tcPr>
+          <w:p>
+            <w:r>
+              <w:rPr>
+                <w:b/>
+              </w:rPr>
+              <w:t>HTTP Method</w:t>
+            </w:r>
+          </w:p>
+        </w:tc>
+        <w:tc>
+          <w:tcPr>
+            <w:tcW w:type="dxa" w:w="3024"/>
+          </w:tcPr>
+          <w:p>
+            <w:r>
+              <w:rPr>
+                <w:b/>
+              </w:rPr>
+              <w:t>API Endpoint</w:t>
+            </w:r>
+          </w:p>
+        </w:tc>
+        <w:tc>
+          <w:tcPr>
+            <w:tcW w:type="dxa" w:w="3024"/>
+          </w:tcPr>
+          <w:p>
+            <w:r>
+              <w:rPr>
+                <w:b/>
+              </w:rPr>
+              <w:t>Mô tả chức năng</w:t>
+            </w:r>
+          </w:p>
+        </w:tc>
+      </w:tr>
+      <w:tr>
+        <w:tc>
+          <w:tcPr>
+            <w:tcW w:type="dxa" w:w="3024"/>
+          </w:tcPr>
+          <w:p>
+            <w:r>
+              <w:rPr>
+                <w:b/>
+              </w:rPr>
+              <w:t>POST</w:t>
+            </w:r>
+          </w:p>
+        </w:tc>
+        <w:tc>
+          <w:tcPr>
+            <w:tcW w:type="dxa" w:w="3024"/>
+          </w:tcPr>
+          <w:p>
+            <w:r>
+              <w:t>/api/orders</w:t>
+            </w:r>
+          </w:p>
+        </w:tc>
+        <w:tc>
+          <w:tcPr>
+            <w:tcW w:type="dxa" w:w="3024"/>
+          </w:tcPr>
+          <w:p>
+            <w:r>
+              <w:t>Tạo đơn hàng mới (Checkout)</w:t>
+            </w:r>
+          </w:p>
+        </w:tc>
+      </w:tr>
+      <w:tr>
+        <w:tc>
+          <w:tcPr>
+            <w:tcW w:type="dxa" w:w="3024"/>
+          </w:tcPr>
+          <w:p>
+            <w:r>
+              <w:rPr>
+                <w:b/>
+              </w:rPr>
+              <w:t>GET</w:t>
+            </w:r>
+          </w:p>
+        </w:tc>
+        <w:tc>
+          <w:tcPr>
+            <w:tcW w:type="dxa" w:w="3024"/>
+          </w:tcPr>
+          <w:p>
+            <w:r>
+              <w:t>/api/orders/customer/{customerId}</w:t>
+            </w:r>
+          </w:p>
+        </w:tc>
+        <w:tc>
+          <w:tcPr>
+            <w:tcW w:type="dxa" w:w="3024"/>
+          </w:tcPr>
+          <w:p>
+            <w:r>
+              <w:t>Lịch sử mua hàng của khách</w:t>
+            </w:r>
+          </w:p>
+        </w:tc>
+      </w:tr>
+      <w:tr>
+        <w:tc>
+          <w:tcPr>
+            <w:tcW w:type="dxa" w:w="3024"/>
+          </w:tcPr>
+          <w:p>
+            <w:r>
+              <w:rPr>
+                <w:b/>
+              </w:rPr>
+              <w:t>GET</w:t>
+            </w:r>
+          </w:p>
+        </w:tc>
+        <w:tc>
+          <w:tcPr>
+            <w:tcW w:type="dxa" w:w="3024"/>
+          </w:tcPr>
+          <w:p>
+            <w:r>
+              <w:t>/api/orders</w:t>
+            </w:r>
+          </w:p>
+        </w:tc>
+        <w:tc>
+          <w:tcPr>
+            <w:tcW w:type="dxa" w:w="3024"/>
+          </w:tcPr>
+          <w:p>
+            <w:r>
+              <w:t>Lấy toàn bộ đơn hàng (Cho Admin quản lý)</w:t>
+            </w:r>
+          </w:p>
+        </w:tc>
+      </w:tr>
+      <w:tr>
+        <w:tc>
+          <w:tcPr>
+            <w:tcW w:type="dxa" w:w="3024"/>
+          </w:tcPr>
+          <w:p>
+            <w:r>
+              <w:rPr>
+                <w:b/>
+              </w:rPr>
+              <w:t>PUT</w:t>
+            </w:r>
+          </w:p>
+        </w:tc>
+        <w:tc>
+          <w:tcPr>
+            <w:tcW w:type="dxa" w:w="3024"/>
+          </w:tcPr>
+          <w:p>
+            <w:r>
+              <w:t>/api/orders/{id}</w:t>
+            </w:r>
+          </w:p>
+        </w:tc>
+        <w:tc>
+          <w:tcPr>
+            <w:tcW w:type="dxa" w:w="3024"/>
+          </w:tcPr>
+          <w:p>
+            <w:r>
+              <w:t>Cập nhật trạng thái đơn hàng (Đang giao, Đã hủy)</w:t>
+            </w:r>
+          </w:p>
+        </w:tc>
+      </w:tr>
+      <w:tr>
+        <w:tc>
+          <w:tcPr>
+            <w:tcW w:type="dxa" w:w="3024"/>
+          </w:tcPr>
+          <w:p>
+            <w:r>
+              <w:rPr>
+                <w:b/>
+              </w:rPr>
+              <w:t>GET</w:t>
+            </w:r>
+          </w:p>
+        </w:tc>
+        <w:tc>
+          <w:tcPr>
+            <w:tcW w:type="dxa" w:w="3024"/>
+          </w:tcPr>
+          <w:p>
+            <w:r>
+              <w:t>/api/order-details/order/{orderId}</w:t>
+            </w:r>
+          </w:p>
+        </w:tc>
+        <w:tc>
+          <w:tcPr>
+            <w:tcW w:type="dxa" w:w="3024"/>
+          </w:tcPr>
+          <w:p>
+            <w:r>
+              <w:t>Xem các mặt hàng trong đơn hàng</w:t>
+            </w:r>
+          </w:p>
+        </w:tc>
+      </w:tr>
+    </w:tbl>
+    <w:p/>
+    <w:p>
+      <w:pPr>
+        <w:jc w:val="left"/>
+      </w:pPr>
+      <w:r>
+        <w:rPr>
+          <w:b/>
+        </w:rPr>
+        <w:t>Bảng Blogs (Bài viết &amp; Tin tức):</w:t>
+      </w:r>
+    </w:p>
+    <w:tbl>
+      <w:tblPr>
+        <w:tblW w:type="auto" w:w="0"/>
+        <w:tblLook w:firstColumn="1" w:firstRow="1" w:lastColumn="0" w:lastRow="0" w:noHBand="0" w:noVBand="1" w:val="04A0"/>
+      </w:tblPr>
+      <w:tblGrid>
+        <w:gridCol w:w="3024"/>
+        <w:gridCol w:w="3024"/>
+        <w:gridCol w:w="3024"/>
+      </w:tblGrid>
+      <w:tr>
+        <w:tc>
+          <w:tcPr>
+            <w:tcW w:type="dxa" w:w="3024"/>
+          </w:tcPr>
+          <w:p>
+            <w:r>
+              <w:rPr>
+                <w:b/>
+              </w:rPr>
+              <w:t>HTTP Method</w:t>
+            </w:r>
+          </w:p>
+        </w:tc>
+        <w:tc>
+          <w:tcPr>
+            <w:tcW w:type="dxa" w:w="3024"/>
+          </w:tcPr>
+          <w:p>
+            <w:r>
+              <w:rPr>
+                <w:b/>
+              </w:rPr>
+              <w:t>API Endpoint</w:t>
+            </w:r>
+          </w:p>
+        </w:tc>
+        <w:tc>
+          <w:tcPr>
+            <w:tcW w:type="dxa" w:w="3024"/>
+          </w:tcPr>
+          <w:p>
+            <w:r>
+              <w:rPr>
+                <w:b/>
+              </w:rPr>
+              <w:t>Mô tả chức năng</w:t>
+            </w:r>
+          </w:p>
+        </w:tc>
+      </w:tr>
+      <w:tr>
+        <w:tc>
+          <w:tcPr>
+            <w:tcW w:type="dxa" w:w="3024"/>
+          </w:tcPr>
+          <w:p>
+            <w:r>
+              <w:rPr>
+                <w:b/>
+              </w:rPr>
+              <w:t>GET</w:t>
+            </w:r>
+          </w:p>
+        </w:tc>
+        <w:tc>
+          <w:tcPr>
+            <w:tcW w:type="dxa" w:w="3024"/>
+          </w:tcPr>
+          <w:p>
+            <w:r>
+              <w:t>/api/blogs</w:t>
+            </w:r>
+          </w:p>
+        </w:tc>
+        <w:tc>
+          <w:tcPr>
+            <w:tcW w:type="dxa" w:w="3024"/>
+          </w:tcPr>
+          <w:p>
+            <w:r>
+              <w:t>Lấy danh sách bài viết (Phân trang)</w:t>
+            </w:r>
+          </w:p>
+        </w:tc>
+      </w:tr>
+      <w:tr>
+        <w:tc>
+          <w:tcPr>
+            <w:tcW w:type="dxa" w:w="3024"/>
+          </w:tcPr>
+          <w:p>
+            <w:r>
+              <w:rPr>
+                <w:b/>
+              </w:rPr>
+              <w:t>GET</w:t>
+            </w:r>
+          </w:p>
+        </w:tc>
+        <w:tc>
+          <w:tcPr>
+            <w:tcW w:type="dxa" w:w="3024"/>
+          </w:tcPr>
+          <w:p>
+            <w:r>
+              <w:t>/api/blogs/slug/{slug}</w:t>
+            </w:r>
+          </w:p>
+        </w:tc>
+        <w:tc>
+          <w:tcPr>
+            <w:tcW w:type="dxa" w:w="3024"/>
+          </w:tcPr>
+          <w:p>
+            <w:r>
+              <w:t>Xem chi tiết bài viết theo Slug</w:t>
+            </w:r>
+          </w:p>
+        </w:tc>
+      </w:tr>
+      <w:tr>
+        <w:tc>
+          <w:tcPr>
+            <w:tcW w:type="dxa" w:w="3024"/>
+          </w:tcPr>
+          <w:p>
+            <w:r>
+              <w:rPr>
+                <w:b/>
+              </w:rPr>
+              <w:t>POST</w:t>
+            </w:r>
+          </w:p>
+        </w:tc>
+        <w:tc>
+          <w:tcPr>
+            <w:tcW w:type="dxa" w:w="3024"/>
+          </w:tcPr>
+          <w:p>
+            <w:r>
+              <w:t>/api/blogs</w:t>
+            </w:r>
+          </w:p>
+        </w:tc>
+        <w:tc>
+          <w:tcPr>
+            <w:tcW w:type="dxa" w:w="3024"/>
+          </w:tcPr>
+          <w:p>
+            <w:r>
+              <w:t>Đăng bài viết mới</w:t>
+            </w:r>
+          </w:p>
+        </w:tc>
+      </w:tr>
+      <w:tr>
+        <w:tc>
+          <w:tcPr>
+            <w:tcW w:type="dxa" w:w="3024"/>
+          </w:tcPr>
+          <w:p>
+            <w:r>
+              <w:rPr>
+                <w:b/>
+              </w:rPr>
+              <w:t>PUT</w:t>
+            </w:r>
+          </w:p>
+        </w:tc>
+        <w:tc>
+          <w:tcPr>
+            <w:tcW w:type="dxa" w:w="3024"/>
+          </w:tcPr>
+          <w:p>
+            <w:r>
+              <w:t>/api/blogs/{id}</w:t>
+            </w:r>
+          </w:p>
+        </w:tc>
+        <w:tc>
+          <w:tcPr>
+            <w:tcW w:type="dxa" w:w="3024"/>
+          </w:tcPr>
+          <w:p>
+            <w:r>
+              <w:t>Cập nhật nội dung bài viết</w:t>
+            </w:r>
+          </w:p>
+        </w:tc>
+      </w:tr>
+      <w:tr>
+        <w:tc>
+          <w:tcPr>
+            <w:tcW w:type="dxa" w:w="3024"/>
+          </w:tcPr>
+          <w:p>
+            <w:r>
+              <w:rPr>
+                <w:b/>
+              </w:rPr>
+              <w:t>DELETE</w:t>
+            </w:r>
+          </w:p>
+        </w:tc>
+        <w:tc>
+          <w:tcPr>
+            <w:tcW w:type="dxa" w:w="3024"/>
+          </w:tcPr>
+          <w:p>
+            <w:r>
+              <w:t>/api/blogs/{id}</w:t>
+            </w:r>
+          </w:p>
+        </w:tc>
+        <w:tc>
+          <w:tcPr>
+            <w:tcW w:type="dxa" w:w="3024"/>
+          </w:tcPr>
+          <w:p>
+            <w:r>
+              <w:t>Xóa bài viết</w:t>
+            </w:r>
+          </w:p>
+        </w:tc>
+      </w:tr>
+    </w:tbl>
+    <w:p/>
+    <w:p>
+      <w:pPr>
+        <w:jc w:val="left"/>
+      </w:pPr>
+      <w:r>
+        <w:rPr>
+          <w:b/>
+        </w:rPr>
+        <w:t>Bảng Banners (Quảng cáo):</w:t>
+      </w:r>
+    </w:p>
+    <w:tbl>
+      <w:tblPr>
+        <w:tblW w:type="auto" w:w="0"/>
+        <w:tblLook w:firstColumn="1" w:firstRow="1" w:lastColumn="0" w:lastRow="0" w:noHBand="0" w:noVBand="1" w:val="04A0"/>
+      </w:tblPr>
+      <w:tblGrid>
+        <w:gridCol w:w="3024"/>
+        <w:gridCol w:w="3024"/>
+        <w:gridCol w:w="3024"/>
+      </w:tblGrid>
+      <w:tr>
+        <w:tc>
+          <w:tcPr>
+            <w:tcW w:type="dxa" w:w="3024"/>
+          </w:tcPr>
+          <w:p>
+            <w:r>
+              <w:rPr>
+                <w:b/>
+              </w:rPr>
+              <w:t>HTTP Method</w:t>
+            </w:r>
+          </w:p>
+        </w:tc>
+        <w:tc>
+          <w:tcPr>
+            <w:tcW w:type="dxa" w:w="3024"/>
+          </w:tcPr>
+          <w:p>
+            <w:r>
+              <w:rPr>
+                <w:b/>
+              </w:rPr>
+              <w:t>API Endpoint</w:t>
+            </w:r>
+          </w:p>
+        </w:tc>
+        <w:tc>
+          <w:tcPr>
+            <w:tcW w:type="dxa" w:w="3024"/>
+          </w:tcPr>
+          <w:p>
+            <w:r>
+              <w:rPr>
+                <w:b/>
+              </w:rPr>
+              <w:t>Mô tả chức năng</w:t>
+            </w:r>
+          </w:p>
+        </w:tc>
+      </w:tr>
+      <w:tr>
+        <w:tc>
+          <w:tcPr>
+            <w:tcW w:type="dxa" w:w="3024"/>
+          </w:tcPr>
+          <w:p>
+            <w:r>
+              <w:rPr>
+                <w:b/>
+              </w:rPr>
+              <w:t>GET</w:t>
+            </w:r>
+          </w:p>
+        </w:tc>
+        <w:tc>
+          <w:tcPr>
+            <w:tcW w:type="dxa" w:w="3024"/>
+          </w:tcPr>
+          <w:p>
+            <w:r>
+              <w:t>/api/banners</w:t>
+            </w:r>
+          </w:p>
+        </w:tc>
+        <w:tc>
+          <w:tcPr>
+            <w:tcW w:type="dxa" w:w="3024"/>
+          </w:tcPr>
+          <w:p>
+            <w:r>
+              <w:t>Lấy danh sách Banner đang hiển thị</w:t>
+            </w:r>
+          </w:p>
+        </w:tc>
+      </w:tr>
+      <w:tr>
+        <w:tc>
+          <w:tcPr>
+            <w:tcW w:type="dxa" w:w="3024"/>
+          </w:tcPr>
+          <w:p>
+            <w:r>
+              <w:rPr>
+                <w:b/>
+              </w:rPr>
+              <w:t>POST</w:t>
+            </w:r>
+          </w:p>
+        </w:tc>
+        <w:tc>
+          <w:tcPr>
+            <w:tcW w:type="dxa" w:w="3024"/>
+          </w:tcPr>
+          <w:p>
+            <w:r>
+              <w:t>/api/banners</w:t>
+            </w:r>
+          </w:p>
+        </w:tc>
+        <w:tc>
+          <w:tcPr>
+            <w:tcW w:type="dxa" w:w="3024"/>
+          </w:tcPr>
+          <w:p>
+            <w:r>
+              <w:t>Thêm Banner mới</w:t>
+            </w:r>
+          </w:p>
+        </w:tc>
+      </w:tr>
+      <w:tr>
+        <w:tc>
+          <w:tcPr>
+            <w:tcW w:type="dxa" w:w="3024"/>
+          </w:tcPr>
+          <w:p>
+            <w:r>
+              <w:rPr>
+                <w:b/>
+              </w:rPr>
+              <w:t>PUT</w:t>
+            </w:r>
+          </w:p>
+        </w:tc>
+        <w:tc>
+          <w:tcPr>
+            <w:tcW w:type="dxa" w:w="3024"/>
+          </w:tcPr>
+          <w:p>
+            <w:r>
+              <w:t>/api/banners/{id}</w:t>
+            </w:r>
+          </w:p>
+        </w:tc>
+        <w:tc>
+          <w:tcPr>
+            <w:tcW w:type="dxa" w:w="3024"/>
+          </w:tcPr>
+          <w:p>
+            <w:r>
+              <w:t>Bật/tắt hiển thị, sửa thông tin Banner</w:t>
+            </w:r>
+          </w:p>
+        </w:tc>
+      </w:tr>
+      <w:tr>
+        <w:tc>
+          <w:tcPr>
+            <w:tcW w:type="dxa" w:w="3024"/>
+          </w:tcPr>
+          <w:p>
+            <w:r>
+              <w:rPr>
+                <w:b/>
+              </w:rPr>
+              <w:t>DELETE</w:t>
+            </w:r>
+          </w:p>
+        </w:tc>
+        <w:tc>
+          <w:tcPr>
+            <w:tcW w:type="dxa" w:w="3024"/>
+          </w:tcPr>
+          <w:p>
+            <w:r>
+              <w:t>/api/banners/{id}</w:t>
+            </w:r>
+          </w:p>
+        </w:tc>
+        <w:tc>
+          <w:tcPr>
+            <w:tcW w:type="dxa" w:w="3024"/>
+          </w:tcPr>
+          <w:p>
+            <w:r>
+              <w:t>Xóa Banner</w:t>
+            </w:r>
+          </w:p>
+        </w:tc>
+      </w:tr>
+    </w:tbl>
+    <w:p/>
+    <w:p>
+      <w:pPr>
+        <w:jc w:val="left"/>
+      </w:pPr>
+      <w:r>
+        <w:rPr>
+          <w:b/>
+        </w:rPr>
+        <w:t>Bảng File Uploads (Quản lý File):</w:t>
+      </w:r>
+    </w:p>
+    <w:tbl>
+      <w:tblPr>
+        <w:tblW w:type="auto" w:w="0"/>
+        <w:tblLook w:firstColumn="1" w:firstRow="1" w:lastColumn="0" w:lastRow="0" w:noHBand="0" w:noVBand="1" w:val="04A0"/>
+      </w:tblPr>
+      <w:tblGrid>
+        <w:gridCol w:w="3024"/>
+        <w:gridCol w:w="3024"/>
+        <w:gridCol w:w="3024"/>
+      </w:tblGrid>
+      <w:tr>
+        <w:tc>
+          <w:tcPr>
+            <w:tcW w:type="dxa" w:w="3024"/>
+          </w:tcPr>
+          <w:p>
+            <w:r>
+              <w:rPr>
+                <w:b/>
+              </w:rPr>
+              <w:t>HTTP Method</w:t>
+            </w:r>
+          </w:p>
+        </w:tc>
+        <w:tc>
+          <w:tcPr>
+            <w:tcW w:type="dxa" w:w="3024"/>
+          </w:tcPr>
+          <w:p>
+            <w:r>
+              <w:rPr>
+                <w:b/>
+              </w:rPr>
+              <w:t>API Endpoint</w:t>
+            </w:r>
+          </w:p>
+        </w:tc>
+        <w:tc>
+          <w:tcPr>
+            <w:tcW w:type="dxa" w:w="3024"/>
+          </w:tcPr>
+          <w:p>
+            <w:r>
+              <w:rPr>
+                <w:b/>
+              </w:rPr>
+              <w:t>Mô tả chức năng</w:t>
+            </w:r>
+          </w:p>
+        </w:tc>
+      </w:tr>
+      <w:tr>
+        <w:tc>
+          <w:tcPr>
+            <w:tcW w:type="dxa" w:w="3024"/>
+          </w:tcPr>
+          <w:p>
+            <w:r>
+              <w:rPr>
+                <w:b/>
+              </w:rPr>
+              <w:t>POST</w:t>
+            </w:r>
+          </w:p>
+        </w:tc>
+        <w:tc>
+          <w:tcPr>
+            <w:tcW w:type="dxa" w:w="3024"/>
+          </w:tcPr>
+          <w:p>
+            <w:r>
+              <w:t>/api/uploads/image</w:t>
+            </w:r>
+          </w:p>
+        </w:tc>
+        <w:tc>
+          <w:tcPr>
+            <w:tcW w:type="dxa" w:w="3024"/>
+          </w:tcPr>
+          <w:p>
+            <w:r>
+              <w:t>Tải ảnh lên Server (Trả về đường dẫn /uploads/...)</w:t>
+            </w:r>
+          </w:p>
+        </w:tc>
+      </w:tr>
+      <w:tr>
+        <w:tc>
+          <w:tcPr>
+            <w:tcW w:type="dxa" w:w="3024"/>
+          </w:tcPr>
+          <w:p>
+            <w:r>
+              <w:rPr>
+                <w:b/>
+              </w:rPr>
+              <w:t>DELETE</w:t>
+            </w:r>
+          </w:p>
+        </w:tc>
+        <w:tc>
+          <w:tcPr>
+            <w:tcW w:type="dxa" w:w="3024"/>
+          </w:tcPr>
+          <w:p>
+            <w:r>
+              <w:t>/api/uploads/image</w:t>
+            </w:r>
+          </w:p>
+        </w:tc>
+        <w:tc>
+          <w:tcPr>
+            <w:tcW w:type="dxa" w:w="3024"/>
+          </w:tcPr>
+          <w:p>
+            <w:r>
+              <w:t>Xóa ảnh khỏi Server</w:t>
+            </w:r>
+          </w:p>
+        </w:tc>
+      </w:tr>
+    </w:tbl>
+    <w:p/>
     <w:p>
       <w:pPr>
         <w:pStyle w:val="Heading1"/>
@@ -44733,6 +42955,370 @@
       <w:r/>
       <w:r>
         <w:t>Backend kiểm tra tồn kho, nếu thành công sẽ trừ kho hàng và gửi email xác nhận hóa đơn. Frontend nhận phản hồi thành công, xóa sạch giỏ hàng trong localStorage, hiển thị trang thông báo hoàn tất đơn hàng và điều hướng người dùng về trang lịch sử mua sắm.</w:t>
+      </w:r>
+    </w:p>
+    <w:p>
+      <w:pPr>
+        <w:pStyle w:val="Heading2"/>
+      </w:pPr>
+      <w:r>
+        <w:t>4.8. Giao diện người dùng và Hướng dẫn sử dụng Admin Dashboard</w:t>
+      </w:r>
+    </w:p>
+    <w:p>
+      <w:r>
+        <w:t>Để hệ thống website thương mại điện tử vận hành trơn tru, phần giao diện quản trị (Admin Dashboard) đóng vai trò cốt lõi và có mức độ bảo mật cao nhất. Chức năng này được xây dựng trên nền tảng ReactJS kết hợp với Context API (AdminContext) nhằm bóc tách hoàn toàn logic xác thực và quản lý phiên làm việc thông qua localStorage. Nhờ cơ chế fetch API tùy chỉnh, hệ thống tự động đính kèm chuỗi JWT vào Headers của mọi yêu cầu được phát đi.</w:t>
+      </w:r>
+    </w:p>
+    <w:p>
+      <w:pPr>
+        <w:pStyle w:val="Heading3"/>
+      </w:pPr>
+      <w:r>
+        <w:t>4.8.1. Phân hệ Xác thực và Đăng nhập Quản trị</w:t>
+      </w:r>
+    </w:p>
+    <w:p>
+      <w:r>
+        <w:t>Trang đăng nhập dành riêng cho quản trị viên yêu cầu các tài khoản phải được cấp quyền truy cập từ hệ thống (Role-Based Access Control). Khi người quản trị điền thông tin đăng nhập hợp lệ, hệ thống sẽ thực thi lệnh gọi API xác thực tới máy chủ Backend. Nếu quá trình xác thực thành công, máy chủ trả về mã JWT Token và thông tin tài khoản. Hệ thống ReactJS ngay lập tức lưu trữ token vào localStorage và tự động điều hướng người dùng vào trang quản trị chính (Dashboard).</w:t>
+      </w:r>
+    </w:p>
+    <w:p>
+      <w:pPr>
+        <w:jc w:val="center"/>
+      </w:pPr>
+      <w:r>
+        <w:drawing>
+          <wp:inline xmlns:a="http://schemas.openxmlformats.org/drawingml/2006/main" xmlns:pic="http://schemas.openxmlformats.org/drawingml/2006/picture">
+            <wp:extent cx="5303520" cy="2983230"/>
+            <wp:docPr id="2" name="Picture 2"/>
+            <wp:cNvGraphicFramePr>
+              <a:graphicFrameLocks noChangeAspect="1"/>
+            </wp:cNvGraphicFramePr>
+            <a:graphic>
+              <a:graphicData uri="http://schemas.openxmlformats.org/drawingml/2006/picture">
+                <pic:pic>
+                  <pic:nvPicPr>
+                    <pic:cNvPr id="0" name="admin_login_success.png"/>
+                    <pic:cNvPicPr/>
+                  </pic:nvPicPr>
+                  <pic:blipFill>
+                    <a:blip r:embed="rId13"/>
+                    <a:stretch>
+                      <a:fillRect/>
+                    </a:stretch>
+                  </pic:blipFill>
+                  <pic:spPr>
+                    <a:xfrm>
+                      <a:off x="0" y="0"/>
+                      <a:ext cx="5303520" cy="2983230"/>
+                    </a:xfrm>
+                    <a:prstGeom prst="rect"/>
+                  </pic:spPr>
+                </pic:pic>
+              </a:graphicData>
+            </a:graphic>
+          </wp:inline>
+        </w:drawing>
+      </w:r>
+    </w:p>
+    <w:p>
+      <w:pPr>
+        <w:jc w:val="center"/>
+      </w:pPr>
+      <w:r>
+        <w:rPr>
+          <w:i/>
+        </w:rPr>
+        <w:t>Hình 4.8.1: Giao diện đăng nhập thành công và chuyển hướng vào Dashboard</w:t>
+      </w:r>
+    </w:p>
+    <w:p>
+      <w:r>
+        <w:t>Tuy nhiên, trong trường hợp quản trị viên nhập sai email hoặc mật khẩu, hệ thống lập tức hiển thị thông báo lỗi màu đỏ ngay trên biểu mẫu đăng nhập mà không làm gián đoạn trải nghiệm người dùng (chặn load lại trang). Quá trình này bắt lỗi dựa trên mã phản hồi HTTP 401 Unauthorized từ máy chủ, qua đó hiển thị thông điệp cảnh báo rõ ràng yêu cầu người dùng rà soát lại thông tin.</w:t>
+      </w:r>
+    </w:p>
+    <w:p>
+      <w:pPr>
+        <w:jc w:val="center"/>
+      </w:pPr>
+      <w:r>
+        <w:drawing>
+          <wp:inline xmlns:a="http://schemas.openxmlformats.org/drawingml/2006/main" xmlns:pic="http://schemas.openxmlformats.org/drawingml/2006/picture">
+            <wp:extent cx="5303520" cy="2983230"/>
+            <wp:docPr id="3" name="Picture 3"/>
+            <wp:cNvGraphicFramePr>
+              <a:graphicFrameLocks noChangeAspect="1"/>
+            </wp:cNvGraphicFramePr>
+            <a:graphic>
+              <a:graphicData uri="http://schemas.openxmlformats.org/drawingml/2006/picture">
+                <pic:pic>
+                  <pic:nvPicPr>
+                    <pic:cNvPr id="0" name="admin_login_fail.png"/>
+                    <pic:cNvPicPr/>
+                  </pic:nvPicPr>
+                  <pic:blipFill>
+                    <a:blip r:embed="rId14"/>
+                    <a:stretch>
+                      <a:fillRect/>
+                    </a:stretch>
+                  </pic:blipFill>
+                  <pic:spPr>
+                    <a:xfrm>
+                      <a:off x="0" y="0"/>
+                      <a:ext cx="5303520" cy="2983230"/>
+                    </a:xfrm>
+                    <a:prstGeom prst="rect"/>
+                  </pic:spPr>
+                </pic:pic>
+              </a:graphicData>
+            </a:graphic>
+          </wp:inline>
+        </w:drawing>
+      </w:r>
+    </w:p>
+    <w:p>
+      <w:pPr>
+        <w:jc w:val="center"/>
+      </w:pPr>
+      <w:r>
+        <w:rPr>
+          <w:i/>
+        </w:rPr>
+        <w:t>Hình 4.8.2: Giao diện cảnh báo lỗi khi nhập sai thông tin đăng nhập</w:t>
+      </w:r>
+    </w:p>
+    <w:p>
+      <w:pPr>
+        <w:pStyle w:val="Heading3"/>
+      </w:pPr>
+      <w:r>
+        <w:t>4.8.2. Phân hệ Quản lý Banner Quảng cáo</w:t>
+      </w:r>
+    </w:p>
+    <w:p>
+      <w:r>
+        <w:t>Banner quảng cáo là điểm nhấn thu hút khách hàng tại trang chủ Storefront. Giao diện quản lý Banner trong Admin cho phép người quản trị kiểm soát toàn bộ các banner hiển thị theo luồng nghiệp vụ CRUD tiêu chuẩn (Thêm, Xem, Sửa, Xóa).</w:t>
+      </w:r>
+    </w:p>
+    <w:p>
+      <w:r>
+        <w:t>Chức năng Xem danh sách (View): Dữ liệu các Banner đang có trong hệ thống được tự động tải thông qua API (GET) và hiển thị ở dạng lưới (Grid) hoặc dạng bảng (Table). Người quản trị có thể dễ dàng theo dõi hình ảnh thực tế, cũng như chủ động thao tác thay đổi trạng thái hiển thị (Bật/Tắt) của từng Banner ra ngoài trang chủ.</w:t>
+      </w:r>
+    </w:p>
+    <w:p>
+      <w:pPr>
+        <w:jc w:val="center"/>
+      </w:pPr>
+      <w:r>
+        <w:drawing>
+          <wp:inline xmlns:a="http://schemas.openxmlformats.org/drawingml/2006/main" xmlns:pic="http://schemas.openxmlformats.org/drawingml/2006/picture">
+            <wp:extent cx="5303520" cy="2983230"/>
+            <wp:docPr id="4" name="Picture 4"/>
+            <wp:cNvGraphicFramePr>
+              <a:graphicFrameLocks noChangeAspect="1"/>
+            </wp:cNvGraphicFramePr>
+            <a:graphic>
+              <a:graphicData uri="http://schemas.openxmlformats.org/drawingml/2006/picture">
+                <pic:pic>
+                  <pic:nvPicPr>
+                    <pic:cNvPr id="0" name="banner_view.png"/>
+                    <pic:cNvPicPr/>
+                  </pic:nvPicPr>
+                  <pic:blipFill>
+                    <a:blip r:embed="rId15"/>
+                    <a:stretch>
+                      <a:fillRect/>
+                    </a:stretch>
+                  </pic:blipFill>
+                  <pic:spPr>
+                    <a:xfrm>
+                      <a:off x="0" y="0"/>
+                      <a:ext cx="5303520" cy="2983230"/>
+                    </a:xfrm>
+                    <a:prstGeom prst="rect"/>
+                  </pic:spPr>
+                </pic:pic>
+              </a:graphicData>
+            </a:graphic>
+          </wp:inline>
+        </w:drawing>
+      </w:r>
+    </w:p>
+    <w:p>
+      <w:pPr>
+        <w:jc w:val="center"/>
+      </w:pPr>
+      <w:r>
+        <w:rPr>
+          <w:i/>
+        </w:rPr>
+        <w:t>Hình 4.8.3: Giao diện danh sách Banner quảng cáo tổng quan</w:t>
+      </w:r>
+    </w:p>
+    <w:p>
+      <w:r>
+        <w:t>Chức năng Thêm mới Banner (Create): Hệ thống cung cấp một biểu mẫu nhập liệu trực quan cho phép người dùng khai báo tiêu đề, phần mô tả ngắn, liên kết điều hướng (link), và đặc biệt là đính kèm tệp tin hình ảnh. Hình ảnh trước khi lưu có thể được hiển thị dưới dạng xem trước (Preview). Khi thao tác thành công, hệ thống xác nhận bằng Toast Message màu xanh lá ở góc phải màn hình, đồng thời gọi API tải lại dữ liệu danh sách ngay lập tức để người dùng thấy kết quả.</w:t>
+      </w:r>
+    </w:p>
+    <w:p>
+      <w:pPr>
+        <w:jc w:val="center"/>
+      </w:pPr>
+      <w:r>
+        <w:drawing>
+          <wp:inline xmlns:a="http://schemas.openxmlformats.org/drawingml/2006/main" xmlns:pic="http://schemas.openxmlformats.org/drawingml/2006/picture">
+            <wp:extent cx="5303520" cy="2983230"/>
+            <wp:docPr id="5" name="Picture 5"/>
+            <wp:cNvGraphicFramePr>
+              <a:graphicFrameLocks noChangeAspect="1"/>
+            </wp:cNvGraphicFramePr>
+            <a:graphic>
+              <a:graphicData uri="http://schemas.openxmlformats.org/drawingml/2006/picture">
+                <pic:pic>
+                  <pic:nvPicPr>
+                    <pic:cNvPr id="0" name="banner_add.png"/>
+                    <pic:cNvPicPr/>
+                  </pic:nvPicPr>
+                  <pic:blipFill>
+                    <a:blip r:embed="rId16"/>
+                    <a:stretch>
+                      <a:fillRect/>
+                    </a:stretch>
+                  </pic:blipFill>
+                  <pic:spPr>
+                    <a:xfrm>
+                      <a:off x="0" y="0"/>
+                      <a:ext cx="5303520" cy="2983230"/>
+                    </a:xfrm>
+                    <a:prstGeom prst="rect"/>
+                  </pic:spPr>
+                </pic:pic>
+              </a:graphicData>
+            </a:graphic>
+          </wp:inline>
+        </w:drawing>
+      </w:r>
+    </w:p>
+    <w:p>
+      <w:pPr>
+        <w:jc w:val="center"/>
+      </w:pPr>
+      <w:r>
+        <w:rPr>
+          <w:i/>
+        </w:rPr>
+        <w:t>Hình 4.8.4: Giao diện hiển thị Toast Message thông báo thêm Banner thành công</w:t>
+      </w:r>
+    </w:p>
+    <w:p>
+      <w:r>
+        <w:t>Chức năng Bắt lỗi Form (Validation Error): Nhằm ngăn chặn dữ liệu rác, nếu người quản trị cố ý nhấn 'Lưu' mà quên chưa đính kèm tệp tin ảnh hoặc bỏ trống trường thông tin bắt buộc, hệ thống sẽ thực hiện quá trình xác thực trực tiếp tại trình duyệt (Client-side validation). Các trường dữ liệu thiếu sót sẽ được viền đỏ nổi bật kèm dòng chữ cảnh báo nhỏ yêu cầu bổ sung thông tin.</w:t>
+      </w:r>
+    </w:p>
+    <w:p>
+      <w:pPr>
+        <w:jc w:val="center"/>
+      </w:pPr>
+      <w:r>
+        <w:drawing>
+          <wp:inline xmlns:a="http://schemas.openxmlformats.org/drawingml/2006/main" xmlns:pic="http://schemas.openxmlformats.org/drawingml/2006/picture">
+            <wp:extent cx="5303520" cy="2983230"/>
+            <wp:docPr id="6" name="Picture 6"/>
+            <wp:cNvGraphicFramePr>
+              <a:graphicFrameLocks noChangeAspect="1"/>
+            </wp:cNvGraphicFramePr>
+            <a:graphic>
+              <a:graphicData uri="http://schemas.openxmlformats.org/drawingml/2006/picture">
+                <pic:pic>
+                  <pic:nvPicPr>
+                    <pic:cNvPr id="0" name="banner_add_fail.png"/>
+                    <pic:cNvPicPr/>
+                  </pic:nvPicPr>
+                  <pic:blipFill>
+                    <a:blip r:embed="rId17"/>
+                    <a:stretch>
+                      <a:fillRect/>
+                    </a:stretch>
+                  </pic:blipFill>
+                  <pic:spPr>
+                    <a:xfrm>
+                      <a:off x="0" y="0"/>
+                      <a:ext cx="5303520" cy="2983230"/>
+                    </a:xfrm>
+                    <a:prstGeom prst="rect"/>
+                  </pic:spPr>
+                </pic:pic>
+              </a:graphicData>
+            </a:graphic>
+          </wp:inline>
+        </w:drawing>
+      </w:r>
+    </w:p>
+    <w:p>
+      <w:pPr>
+        <w:jc w:val="center"/>
+      </w:pPr>
+      <w:r>
+        <w:rPr>
+          <w:i/>
+        </w:rPr>
+        <w:t>Hình 4.8.5: Giao diện biểu mẫu bắt lỗi khi để trống thông tin bắt buộc</w:t>
+      </w:r>
+    </w:p>
+    <w:p>
+      <w:r>
+        <w:t>Chức năng Cập nhật và Xóa (Update &amp; Delete): Khi cần điều chỉnh hình ảnh hoặc ngừng hẳn chiến dịch quảng cáo, người quản trị chọn mục sửa để nạp dữ liệu cũ lên biểu mẫu (Auto-fill) hoặc ấn nút xóa. Riêng với tác vụ Xóa, hệ thống được lập trình luôn hiển thị một hộp thoại xác nhận (Confirm Dialog) nhằm chặn đứng việc thao tác nhầm lẫn gây mất mát dữ liệu không thể phục hồi.</w:t>
+      </w:r>
+    </w:p>
+    <w:p>
+      <w:pPr>
+        <w:jc w:val="center"/>
+      </w:pPr>
+      <w:r>
+        <w:drawing>
+          <wp:inline xmlns:a="http://schemas.openxmlformats.org/drawingml/2006/main" xmlns:pic="http://schemas.openxmlformats.org/drawingml/2006/picture">
+            <wp:extent cx="5303520" cy="2983230"/>
+            <wp:docPr id="7" name="Picture 7"/>
+            <wp:cNvGraphicFramePr>
+              <a:graphicFrameLocks noChangeAspect="1"/>
+            </wp:cNvGraphicFramePr>
+            <a:graphic>
+              <a:graphicData uri="http://schemas.openxmlformats.org/drawingml/2006/picture">
+                <pic:pic>
+                  <pic:nvPicPr>
+                    <pic:cNvPr id="0" name="banner_edit_delete.png"/>
+                    <pic:cNvPicPr/>
+                  </pic:nvPicPr>
+                  <pic:blipFill>
+                    <a:blip r:embed="rId18"/>
+                    <a:stretch>
+                      <a:fillRect/>
+                    </a:stretch>
+                  </pic:blipFill>
+                  <pic:spPr>
+                    <a:xfrm>
+                      <a:off x="0" y="0"/>
+                      <a:ext cx="5303520" cy="2983230"/>
+                    </a:xfrm>
+                    <a:prstGeom prst="rect"/>
+                  </pic:spPr>
+                </pic:pic>
+              </a:graphicData>
+            </a:graphic>
+          </wp:inline>
+        </w:drawing>
+      </w:r>
+    </w:p>
+    <w:p>
+      <w:pPr>
+        <w:jc w:val="center"/>
+      </w:pPr>
+      <w:r>
+        <w:rPr>
+          <w:i/>
+        </w:rPr>
+        <w:t>Hình 4.8.6: Giao diện Sửa thông tin và Hộp thoại cảnh báo trước khi Xóa</w:t>
       </w:r>
     </w:p>
     <w:p>

--- a/VuHoangChinh-2122110380.docx
+++ b/VuHoangChinh-2122110380.docx
@@ -41294,7 +41294,7 @@
       </w:pPr>
       <w:r/>
       <w:r>
-        <w:t>Về cơ chế xử lý hình ảnh, hệ thống cung cấp giải pháp linh hoạt bao gồm cả tải ảnh tĩnh vật lý lên máy chủ và lưu trữ trực tiếp chuỗi Base64 vào cơ sở dữ liệu.</w:t>
+        <w:t>Về cơ chế xử lý hình ảnh, hệ thống cung cấp giải pháp linh hoạt bao gồm cả tải ảnh tĩnh vật lý lên máy chủ và lưu trữ trực tiếp chuỗi Base64 vào cơ sở dữ liệu. Với cơ chế lưu trữ Base64, Frontend chuyển đổi tệp ảnh thành chuỗi Base64 mã hóa ký tự thô và gửi trực tiếp trong chuỗi JSON của request API, lưu vào cột LONGTEXT trong MySQL.</w:t>
       </w:r>
     </w:p>
     <w:p>
@@ -41303,7 +41303,7 @@
       </w:pPr>
       <w:r/>
       <w:r>
-        <w:t>Với cơ chế tải ảnh vật lý, FileUploadController.java tiếp nhận tệp tin từ yêu cầu Multipart. Tên file được đổi ngẫu nhiên bằng chuỗi UUID để tránh trùng lặp, sau đó được lưu trực tiếp vào thư mục tĩnh src/main/resources/static/image trên server và trả về đường dẫn tương đối để lưu vào DB.</w:t>
+        <w:t>Với cơ chế tải ảnh vật lý, FileUploadController.java tiếp nhận tệp tin từ yêu cầu Multipart. Nhằm tối ưu hóa khả năng vận hành trên các môi trường chạy khác nhau, hệ thống giải quyết động đường dẫn lưu trữ thông qua thuộc tính 'user.dir' của Java System. Nếu ứng dụng được khởi chạy từ thư mục gốc của toàn bộ workspace (chứa dự án Spring Boot con), hệ thống sẽ tự động phát hiện và ghi tệp vào đúng thư mục con 'vuhoangchinh/src/main/resources/static/image', tránh việc sinh thư mục rác ngoài cấu trúc mã nguồn.</w:t>
       </w:r>
     </w:p>
     <w:p>
@@ -41312,16 +41312,7 @@
       </w:pPr>
       <w:r/>
       <w:r>
-        <w:t>Với cơ chế lưu trữ Base64, Frontend chuyển đổi tệp ảnh thành chuỗi Base64 mã hóa ký tự thô và gửi trực tiếp trong chuỗi JSON của request API. Cột thumbnail trong bảng products được cấu hình kiểu LONGTEXT giúp lưu trữ toàn vẹn chuỗi Base64 dung lượng lớn trong MySQL.</w:t>
-      </w:r>
-    </w:p>
-    <w:p>
-      <w:pPr>
-        <w:jc w:val="both"/>
-      </w:pPr>
-      <w:r/>
-      <w:r>
-        <w:t>Giải pháp lưu trữ Base64 giúp toàn bộ dữ liệu hình ảnh được chứa tự động (Self-Contained) trong cơ sở dữ liệu MySQL, đơn giản hóa việc triển khai hệ thống mà không cần phụ thuộc vào cấu hình lưu trữ ngoài hay dịch vụ đám mây.</w:t>
+        <w:t>Bên cạnh đó, do classpath của Spring Boot chỉ cập nhật tệp tin tĩnh khi biên dịch lại dự án, ảnh mới tải lên sẽ không thể truy cập ngay lập tức. Để giải quyết triệt để lỗi này, lớp WebConfig.java (triển khai WebMvcConfigurer) được xây dựng để cấu hình bổ sung một Resource Handler vật lý. Cơ chế này ánh xạ trực tiếp đường dẫn URL ảo '/image/**' tới thư mục lưu trữ ảnh vật lý thực tế trên đĩa cứng tại thời điểm thực thi (runtime). Nhờ vậy, hình ảnh của sản phẩm hoặc bài viết sau khi được upload thành công sẽ hiển thị ngay lập tức trên giao diện mà không cần khởi động lại máy chủ Spring Boot.</w:t>
       </w:r>
     </w:p>
     <w:p>
@@ -41429,7 +41420,7 @@
       </w:pPr>
       <w:r/>
       <w:r>
-        <w:t>Do kiến trúc hệ thống được thiết kế tách biệt hoàn toàn, Backend Spring Boot chạy độc lập tại cổng 8080 trong khi hai ứng dụng Frontend ReactJS chạy tại cổng 5173 (Client Storefront) và cổng 5174 (Admin Dashboard). Theo chính sách bảo mật nguồn gốc của trình duyệt (Same-Origin Policy), các yêu cầu mạng AJAX xuyên nguồn gốc sẽ bị chặn lại.</w:t>
+        <w:t>Do kiến trúc hệ thống được thiết kế tách biệt hoàn toàn, Backend Spring Boot chạy độc lập tại cổng 8080 trong khi hai ứng dụng Frontend ReactJS chạy tại cổng 5173 (Client Storefront) và cổng 5174 (Admin Dashboard). Theo chính sách bảo mật nguồn gốc của trình duyệt (Same-Origin Policy), các yêu cầu mạng AJAX xuyên nguồn gốc sẽ bị chặn lại và gây ra lỗi 'Failed to fetch' nghiêm trọng trên bảng điều khiển.</w:t>
       </w:r>
     </w:p>
     <w:p>
@@ -41438,7 +41429,7 @@
       </w:pPr>
       <w:r/>
       <w:r>
-        <w:t>Để giải quyết vấn đề giao tiếp xuyên cổng này, chính sách CORS (Cross-Origin Resource Sharing) được cấu hình rõ ràng trong SecurityConfig.java của Spring Boot.</w:t>
+        <w:t>Để giải quyết vấn đề giao tiếp xuyên cổng này, chính sách CORS (Cross-Origin Resource Sharing) được cấu hình rõ ràng trong Spring Security thông qua lớp SecurityConfig.java. Thay vì chỉ sử dụng chú thích @CrossOrigin đơn lẻ ở tầng Controller dễ bị bỏ qua bởi chuỗi bộ lọc an ninh, hệ thống khai báo một Bean cấu hình CORS tập trung là CorsConfigurationSource.</w:t>
       </w:r>
     </w:p>
     <w:p>
@@ -41447,7 +41438,7 @@
       </w:pPr>
       <w:r/>
       <w:r>
-        <w:t>Hệ thống định nghĩa các quy tắc CORS cho phép chấp nhận các yêu cầu HTTP từ các địa chỉ Client được chỉ định, hỗ trợ đầy đủ các phương thức HTTP chuẩn (GET, POST, PUT, DELETE, OPTIONS).</w:t>
+        <w:t>Bean cấu hình này chỉ định rõ các quy tắc CORS cho phép chấp nhận các yêu cầu HTTP từ các cổng của Client (localhost:5173 và localhost:5174), hỗ trợ đầy đủ các phương thức HTTP chuẩn (GET, POST, PUT, DELETE, OPTIONS). Cấu hình CORS cũng cho phép truyền nhận đầy đủ các thông tin tiêu đề (Headers) cần thiết như Authorization (chứa JWT Token) và Content-Type, đảm bảo các yêu cầu xác thực bất đồng bộ được thực thi an toàn.</w:t>
       </w:r>
     </w:p>
     <w:p>
@@ -41456,16 +41447,7 @@
       </w:pPr>
       <w:r/>
       <w:r>
-        <w:t>Cấu hình CORS cũng cho phép truyền nhận đầy đủ các thông tin tiêu đề (Headers) cần thiết như Authorization (chứa JWT Token) và Content-Type, đảm bảo Frontend ReactJS có thể gửi các yêu cầu bất đồng bộ một cách an toàn.</w:t>
-      </w:r>
-    </w:p>
-    <w:p>
-      <w:pPr>
-        <w:jc w:val="both"/>
-      </w:pPr>
-      <w:r/>
-      <w:r>
-        <w:t>Nhờ thiết lập CORS chính xác, các cuộc gọi API từ Axios Client phía Frontend được thực thi thành công, giúp dữ liệu hiển thị mượt mà trên trình duyệt của người dùng.</w:t>
+        <w:t>Đặc biệt, việc tích hợp cấu hình CORS trực tiếp vào HttpSecurity configuration (.cors(cors -&gt; cors.configurationSource(...))) giúp hệ thống chấp nhận hợp lệ các yêu cầu tiền kiểm preflight (OPTIONS request) từ trình duyệt trước mỗi request chính. Nhờ thiết lập này, lỗi nghẽn kết nối và lỗi đăng nhập 'Failed to fetch' được khắc phục hoàn toàn, giúp luồng truyền tải dữ liệu đơn hàng và xác thực diễn ra thông suốt.</w:t>
       </w:r>
     </w:p>
     <w:p>
@@ -41672,7 +41654,7 @@
       </w:pPr>
       <w:r/>
       <w:r>
-        <w:t>Chức năng quản lý đơn hàng cho phép nhân viên cập nhật tiến trình đơn hàng (Chờ duyệt -&gt; Đang giao -&gt; Đã giao -&gt; Hủy đơn). Khi trạng thái đơn hàng thay đổi, Backend tự động cộng/trừ số lượng tồn kho tương ứng của các biến thể sản phẩm.</w:t>
+        <w:t>Chức năng quản lý đơn hàng cho phép nhân viên cập nhật tiến trình đơn hàng (Chờ duyệt -&gt; Đang giao -&gt; Đã giao -&gt; Hủy đơn). Nhằm đảm bảo tính toàn vẹn dữ liệu đơn hàng, hàm ánh xạ mapOrderFromBackend trên giao diện Admin đã được tối ưu hóa để đồng bộ hóa cả hai trường thông tin người nhận: recipientName (Tên người nhận) và recipientPhone (Số điện thoại người nhận). Việc cải tiến này ngăn chặn việc gửi yêu cầu cập nhật trạng thái đơn hàng làm ghi đè hoặc làm trống dữ liệu giao nhận trên database. Giao diện chi tiết hóa đơn (OrderDetailModal) cũng được thiết kế lại để hiển thị trực quan thông tin liên lạc người nhận thực tế, mang lại hiệu quả quản lý cao cho nhân viên vận hành.</w:t>
       </w:r>
     </w:p>
     <w:p>
@@ -43426,18 +43408,21 @@
     </w:p>
     <w:p>
       <w:pPr/>
+      <w:r/>
       <w:r>
         <w:t>Để đánh giá tính an toàn và khả năng bảo mật của hệ thống quản trị, sinh viên tiến hành kiểm thử hộp đen (Black-box testing) chức năng phân quyền truy cập động giữa hai vai trò nhân viên cốt lõi: ROLE_ADMIN (Quản trị viên toàn quyền) và ROLE_EDITOR (Biên tập viên nội dung).</w:t>
       </w:r>
     </w:p>
     <w:p>
       <w:pPr/>
+      <w:r/>
       <w:r>
         <w:t>Quy trình kiểm thử vai trò Editor: Sử dụng tài khoản nhân viên được gán vai trò ROLE_EDITOR đăng nhập vào hệ thống Admin Dashboard. Nhân viên truy cập thành công các trang quản lý sản phẩm, danh mục sản phẩm và bài viết tin tức. Tuy nhiên, trên Menu điều hướng, các liên kết đến trang quản lý nhân sự (/users) và quản lý vai trò (/roles) bị ẩn đi hoàn toàn. Khi biên tập viên cố tình gõ trực tiếp URL trên thanh địa chỉ trình duyệt, bộ định tuyến Route Guard của React lập tức chặn yêu cầu và chuyển hướng về trang cảnh báo Access Denied. Đồng thời, nếu gửi yêu cầu API trực tiếp bằng công cụ bên ngoài, Spring Security phía Backend sẽ kiểm tra JWT Token, phát hiện không có quyền và trả về mã lỗi HTTP 403 Forbidden.</w:t>
       </w:r>
     </w:p>
     <w:p>
       <w:pPr/>
+      <w:r/>
       <w:r>
         <w:t>Quy trình kiểm thử vai trò Admin: Đăng nhập bằng tài khoản admin mặc định. Quản trị viên truy cập bình thường tất cả các trang chức năng, thực hiện CRUD nhân sự và chỉnh sửa vai trò nhân viên thành công. Hệ thống cũng thực thi quy tắc chống khóa (Anti-Lockout): Admin không được tự xóa tài khoản của chính mình hoặc tự hạ quyền bản thân, nếu thực hiện hệ thống sẽ hiển thị cảnh báo lỗi màu đỏ trực quan.</w:t>
       </w:r>
@@ -43559,20 +43544,23 @@
     </w:p>
     <w:p>
       <w:pPr/>
+      <w:r/>
       <w:r>
         <w:t>Nghiệp vụ thanh toán đặt hàng và đồng bộ số lượng sản phẩm được kiểm thử tích hợp (Integration testing) để xác minh tính nhất quán dữ liệu và tính toàn vẹn của database transaction.</w:t>
       </w:r>
     </w:p>
     <w:p>
       <w:pPr/>
+      <w:r/>
       <w:r>
         <w:t>Kiểm thử điều kiện biên với lỗi vượt giới hạn tồn kho: Giả sử sản phẩm giày Nike Jordan 2PF trong database chỉ còn tồn kho 2 đôi. Khách hàng thêm sản phẩm này vào giỏ hàng với số lượng 3 đôi và tiến hành điền thông tin thanh toán. Khi khách hàng bấm xác nhận đặt hàng, client gửi yêu cầu POST đến API. Backend Spring Boot mở một database transaction để kiểm tra số lượng đặt với tồn kho của biến thể sản phẩm. Phát hiện số lượng đặt (3) lớn hơn tồn kho (2), Backend lập tức thực hiện Rollback transaction (không tạo đơn hàng, không trừ kho) và phản hồi mã lỗi HTTP 400 Bad Request kèm thông báo lỗi chi tiết. Frontend ReactJS nhận mã lỗi này, hiển thị hộp thoại cảnh báo màu đỏ trực quan yêu cầu khách hàng cập nhật lại số lượng giỏ hàng.</w:t>
       </w:r>
     </w:p>
     <w:p>
       <w:pPr/>
-      <w:r>
-        <w:t>Kiểm thử luồng đặt hàng thành công: Khách hàng giảm số lượng mua giày Jordan xuống 1 đôi và nhấn đặt hàng. Backend kiểm duyệt thành công, thực hiện trừ tồn kho sản phẩm đi 1 (tồn kho mới cập nhật là 1), ghi nhận đơn hàng và chi tiết đơn hàng vào MySQL, đồng thời gửi email thông báo hóa đơn thành công. Client nhận phản hồi HTTP 200 OK, tự động xóa sạch giỏ hàng trong localStorage và chuyển tiếp khách hàng sang giao diện hoàn tất đơn hàng.</w:t>
+      <w:r/>
+      <w:r>
+        <w:t>Kiểm thử luồng đặt hàng và cập nhật đơn hàng thành công: Khách hàng giảm số lượng mua giày Jordan xuống 1 đôi và nhấn đặt hàng. Backend kiểm duyệt thành công, thực hiện trừ tồn kho sản phẩm đi 1 (tồn kho mới cập nhật là 1), ghi nhận đơn hàng và chi tiết đơn hàng vào MySQL. Khi nhân viên truy cập Admin Dashboard để cập nhật trạng thái đơn hàng sang 'Đang giao' hoặc 'Đã giao', yêu cầu PUT được gửi lên Backend với đầy đủ thông tin người nhận đã được ánh xạ (recipientName và recipientPhone), đảm bảo thông tin hóa đơn lưu trữ trong cơ sở dữ liệu luôn chính xác và không bị thay đổi bởi dữ liệu mặc định.</w:t>
       </w:r>
     </w:p>
     <w:p>
@@ -43676,24 +43664,28 @@
     </w:p>
     <w:p>
       <w:pPr/>
+      <w:r/>
       <w:r>
         <w:t>Kiểm thử phi chức năng được thực hiện bằng cách giám sát hiệu năng mạng, các cuộc gọi API ngầm và tính tương thích thông qua Trình duyệt Chrome Developer Tools (F12) và Swagger UI.</w:t>
       </w:r>
     </w:p>
     <w:p>
       <w:pPr/>
-      <w:r>
-        <w:t>Giám sát hiệu năng cuộc gọi API: Khi tương tác trên Frontend ReactJS, các yêu cầu HTTP API (như tải danh sách sản phẩm, chi tiết sản phẩm) được gửi đến Backend Spring Boot và phản hồi cực nhanh (chỉ từ 15ms đến 45ms). Hiệu năng đạt được nhờ việc tối ưu hóa cấu trúc cơ sở dữ liệu MySQL và viết các câu lệnh truy vấn JPA bất đồng bộ (Asynchronous) tối ưu. Giao diện tải trang mượt mà, không gặp hiện tượng nghẽn mạng.</w:t>
+      <w:r/>
+      <w:r>
+        <w:t>Giám sát hiệu năng cuộc gọi API và CORS: Khi tương tác trên Frontend ReactJS, các yêu cầu HTTP API được gửi đến Backend Spring Boot và nhận phản hồi cực nhanh (chỉ từ 15ms đến 45ms). Tại tab Network của F12, các yêu cầu preflight (OPTIONS) được ghi nhận nhận mã trạng thái 200 OK thành công từ Spring Security CORS Configuration, cho phép các yêu cầu GET/POST/PUT chính thức được thực hiện mượt mà mà không có bất kỳ cảnh báo lỗi chặn kết nối nào.</w:t>
       </w:r>
     </w:p>
     <w:p>
       <w:pPr/>
-      <w:r>
-        <w:t>Giám sát lỗi Console: Tab Console của F12 được theo dõi kỹ lưỡng xuyên suốt quá trình kiểm thử luồng nghiệp vụ. Kết quả hoàn toàn sạch sẽ, không phát sinh bất kỳ lỗi JavaScript runtime nào hay cảnh báo rò rỉ bộ nhớ (memory leaks), xác minh mã nguồn Frontend được tối ưu hóa tốt.</w:t>
+      <w:r/>
+      <w:r>
+        <w:t>Giám sát lỗi Console và Upload ảnh: Tab Console của F12 được theo dõi kỹ lưỡng xuyên suốt quá trình kiểm thử tải lên hình ảnh sản phẩm. Ảnh tải lên qua FileUploadController được ghi nhận lưu trực tiếp trên máy chủ và lập tức hiển thị trên giao diện của cả trang chủ lẫn trang quản trị nhờ Resource Handler ảo trong WebConfig, không xảy ra hiện tượng vỡ hình (broken image) hay trả về mã lỗi 404.</w:t>
       </w:r>
     </w:p>
     <w:p>
       <w:pPr/>
+      <w:r/>
       <w:r>
         <w:t>Thử nghiệm trực quan qua Swagger UI: Khi truy cập địa chỉ http://localhost:8080/swagger-ui/index.html, giao diện Swagger UI liệt kê đầy đủ danh sách các controllers, các API endpoints và cấu trúc dữ liệu JSON. Thực hiện gửi yêu cầu đăng nhập trực tiếp trên Swagger, Backend phản hồi kết quả JWT Token chính xác, hỗ trợ đắc lực cho công tác debug nhanh.</w:t>
       </w:r>
@@ -43804,18 +43796,21 @@
     </w:p>
     <w:p>
       <w:pPr/>
+      <w:r/>
       <w:r>
         <w:t>Dựa trên kết quả thử nghiệm thực tế và quá trình vận hành hệ thống, sinh viên rút ra các đánh giá khách quan về giải pháp thiết kế:</w:t>
       </w:r>
     </w:p>
     <w:p>
       <w:pPr/>
+      <w:r/>
       <w:r>
         <w:t>Ưu điểm nổi bật: Kiến trúc tách biệt hoàn toàn giữa Frontend (ReactJS) và Backend (Spring Boot Web API) mang lại hiệu năng cao, giảm tải cho server và dễ dàng bảo trì, mở rộng độc lập các phân hệ. Hệ thống bảo mật an toàn nhờ băm mật khẩu một chiều BCrypt, cơ chế Stateless JWT Token và phân quyền động dựa trên vai trò (RBAC) chặt chẽ. CSDL thiết kế chuẩn hóa giúp đảm bảo tính toàn vẹn tham chiếu. Hỗ trợ cơ chế tự động Seed Data và tự động cấu hình kiểu cột hình ảnh LONGTEXT linh hoạt.</w:t>
       </w:r>
     </w:p>
     <w:p>
       <w:pPr/>
+      <w:r/>
       <w:r>
         <w:t>Nhược điểm tồn tại: Trạng thái giỏ hàng lưu ở LocalStorage nên sẽ bị mất nếu người dùng xóa dữ liệu duyệt web hoặc đổi thiết bị. Hệ thống thanh toán chỉ hỗ trợ COD, chưa kết nối trực tiếp các cổng thanh toán online. Chưa triển khai hàng gửi email tự động chạy ngầm (Asynchronous Background Job) dẫn đến thời gian phản hồi API đặt hàng bị kéo dài nhẹ do tiến trình gửi email SMTP đồng bộ.</w:t>
       </w:r>
@@ -43929,18 +43924,21 @@
     </w:p>
     <w:p>
       <w:pPr/>
+      <w:r/>
       <w:r>
         <w:t>Sau quá trình nghiên cứu, thiết kế và hoàn thiện đồ án xây dựng hệ thống quản trị nội dung kết hợp bán hàng Chinh Hoops, sinh viên đã gặt hái được những kết quả quan trọng về kiến thức chuyên môn và kỹ năng thực hành phần mềm.</w:t>
       </w:r>
     </w:p>
     <w:p>
       <w:pPr/>
+      <w:r/>
       <w:r>
         <w:t>Về kiến thức chuyên môn: Nắm vững quy trình thiết kế cơ sở dữ liệu quan hệ chuẩn hóa trên MySQL, làm chủ công nghệ ánh xạ Hibernate JPA và cơ chế di trú kiểu cột dữ liệu động. Hiểu sâu sắc kiến trúc Spring Boot RESTful API, thiết lập bộ lọc Spring Security để bảo vệ API và phân quyền RBAC chặt chẽ. Thành thạo lập trình ứng dụng một trang (SPA) bằng ReactJS kết hợp Vite, Tailwind CSS, điều hướng định tuyến react-router-dom và gọi API bất đồng bộ bằng Axios.</w:t>
       </w:r>
     </w:p>
     <w:p>
       <w:pPr/>
+      <w:r/>
       <w:r>
         <w:t>Về kỹ năng thực hành: Củng cố kỹ năng gỡ lỗi full-stack, phân tích hiệu năng mạng qua F12 Developer Tools và tài liệu hóa API bằng Swagger UI. Đồng thời rèn luyện tư duy giải quyết các bài toán nghiệp vụ phức tạp như đồng bộ tồn kho, transaction rollback và ràng buộc bảo vệ admin panel.</w:t>
       </w:r>
@@ -44094,30 +44092,35 @@
     </w:p>
     <w:p>
       <w:pPr/>
+      <w:r/>
       <w:r>
         <w:t>Để khắc phục các nhược điểm hiện tại và phát triển hệ thống bán giày Chinh Hoops thành một giải pháp thương mại điện tử chuyên nghiệp cấp doanh nghiệp, định hướng nâng cấp trong tương lai sẽ tập trung vào các mục tiêu sau:</w:t>
       </w:r>
     </w:p>
     <w:p>
       <w:pPr/>
+      <w:r/>
       <w:r>
         <w:t>Một là, tích hợp cổng thanh toán trực tuyến: Kết nối các cổng thanh toán điện tử uy tín tại Việt Nam như VNPay, MoMo, ZaloPay hoặc cổng quốc tế Paypal, Stripe để đa dạng hóa phương thức thanh toán cho khách hàng.</w:t>
       </w:r>
     </w:p>
     <w:p>
       <w:pPr/>
+      <w:r/>
       <w:r>
         <w:t>Hai là, đồng bộ hóa giỏ hàng phía máy chủ: Lưu trữ giỏ hàng trong cơ sở dữ liệu thay vì LocalStorage để duy trì giỏ hàng của khách hàng đồng bộ trên mọi thiết bị đăng nhập.</w:t>
       </w:r>
     </w:p>
     <w:p>
       <w:pPr/>
+      <w:r/>
       <w:r>
         <w:t>Ba là, triển khai hàng đợi gửi email bất đồng bộ: Sử dụng Spring Boot `@Async` hoặc RabbitMQ/Kafka để xử lý gửi email xác nhận đơn hàng chạy ngầm, tránh gây nghẽn tiến trình xử lý checkout chính của API.</w:t>
       </w:r>
     </w:p>
     <w:p>
       <w:pPr/>
+      <w:r/>
       <w:r>
         <w:t>Bốn là, áp dụng trí tuệ nhân tạo (AI): Xây dựng hệ thống gợi ý sản phẩm tự động dựa trên thói quen mua sắm, lịch sử tìm kiếm và danh mục quan tâm của khách hàng để hiển thị các đề xuất giày thể thao phù hợp nhất trên trang chi tiết sản phẩm.</w:t>
       </w:r>
@@ -44151,24 +44154,28 @@
     </w:p>
     <w:p>
       <w:pPr/>
+      <w:r/>
       <w:r>
         <w:t>2. ReactJS Official Documentation - https://react.dev/</w:t>
       </w:r>
     </w:p>
     <w:p>
       <w:pPr/>
+      <w:r/>
       <w:r>
         <w:t>3. Spring Security Reference Guide - https://docs.spring.io/spring-security/reference/index.html</w:t>
       </w:r>
     </w:p>
     <w:p>
       <w:pPr/>
+      <w:r/>
       <w:r>
         <w:t>4. MySQL Reference Manual - https://dev.mysql.com/doc/refman/8.0/en/</w:t>
       </w:r>
     </w:p>
     <w:p>
       <w:pPr/>
+      <w:r/>
       <w:r>
         <w:t>5. Axios HTTP Client Documentation - https://axios-http.com/docs/intro</w:t>
       </w:r>

--- a/VuHoangChinh-2122110380.docx
+++ b/VuHoangChinh-2122110380.docx
@@ -44399,6 +44399,38 @@
       <w:r/>
       <w:r>
         <w:t>5. Mở thư mục frontendUI bằng Visual Studio Code, chạy lệnh npm install và npm run dev để khởi động Client Storefront (cổng 5173).</w:t>
+      </w:r>
+    </w:p>
+    <w:p>
+      <w:pPr>
+        <w:pStyle w:val="Heading2"/>
+      </w:pPr>
+      <w:r>
+        <w:t>Tính Năng Quản Lý Banner Nâng Cao (Smart Banner Management)</w:t>
+      </w:r>
+    </w:p>
+    <w:p>
+      <w:r>
+        <w:rPr>
+          <w:b/>
+        </w:rPr>
+        <w:t>Hệ thống quản trị (Admin Dashboard) đã được tích hợp module Quản lý Banner thông minh với các tính năng vượt trội nhằm tối ưu hóa trải nghiệm của người vận hành:</w:t>
+      </w:r>
+    </w:p>
+    <w:p>
+      <w:r>
+        <w:t xml:space="preserve">• Sắp Xếp Trực Quan Bằng Kéo Thả (Drag &amp; Drop): </w:t>
+      </w:r>
+      <w:r>
+        <w:t>Thay vì phải nhập số thứ tự thủ công một cách máy móc, người quản trị có thể trực tiếp dùng chuột kéo và thả (Drag &amp; Drop) các thẻ hình ảnh banner để thay đổi vị trí xuất hiện của chúng trên thanh trượt (slider) của trang chủ. Giao diện được thiết kế theo cơ chế Optimistic UI, phản hồi mượt mà ngay lập tức trước khi hệ thống đồng bộ ngầm toàn bộ dữ liệu vị trí (position) mới xuống Backend thông qua API Bulk Update.</w:t>
+      </w:r>
+    </w:p>
+    <w:p>
+      <w:r>
+        <w:t xml:space="preserve">• Bật/Tắt Nhanh (Quick Toggle Status): </w:t>
+      </w:r>
+      <w:r>
+        <w:t>Tại mỗi thẻ banner, hệ thống cung cấp một nút thao tác nhanh (biểu tượng con mắt) cho phép thay đổi trạng thái hiển thị (Active / Disable) ngay lập tức mà không cần chuyển hướng sang trang chỉnh sửa chi tiết. Khi một banner bị đưa về trạng thái vô hiệu hóa (Disable), hình ảnh đại diện của thẻ đó sẽ tự động chuyển sang màu xám (grayscale) và mờ đi, giúp người quản trị dễ dàng nhận biết trạng thái trực quan chỉ bằng một cái nhìn lướt qua.</w:t>
       </w:r>
     </w:p>
     <w:sectPr>

--- a/VuHoangChinh-2122110380.docx
+++ b/VuHoangChinh-2122110380.docx
@@ -44419,10 +44419,10 @@
     </w:p>
     <w:p>
       <w:r>
-        <w:t xml:space="preserve">• Sắp Xếp Trực Quan Bằng Kéo Thả (Drag &amp; Drop): </w:t>
-      </w:r>
-      <w:r>
-        <w:t>Thay vì phải nhập số thứ tự thủ công một cách máy móc, người quản trị có thể trực tiếp dùng chuột kéo và thả (Drag &amp; Drop) các thẻ hình ảnh banner để thay đổi vị trí xuất hiện của chúng trên thanh trượt (slider) của trang chủ. Giao diện được thiết kế theo cơ chế Optimistic UI, phản hồi mượt mà ngay lập tức trước khi hệ thống đồng bộ ngầm toàn bộ dữ liệu vị trí (position) mới xuống Backend thông qua API Bulk Update.</w:t>
+        <w:t xml:space="preserve">• Hoán Đổi Không Gian Trực Tiếp (Live Swap Layout Animation): </w:t>
+      </w:r>
+      <w:r>
+        <w:t>Hệ thống được nâng cấp mạnh mẽ bằng bộ lõi @dnd-kit chuyên nghiệp. Khi người quản trị nhấc một thẻ banner và di chuyển đến vị trí của thẻ khác (ví dụ kéo banner vị trí số 1 sang vị trí số 4), các thẻ còn lại sẽ lập tức có hiệu ứng "trượt mượt mà" để nhường chỗ hoặc thế chỗ ngay thời gian thực (Live Animation). Trải nghiệm tương tác vật lý này đem lại cảm giác cực kỳ cao cấp ngang ngửa các hệ thống quản trị của MacOS. Dữ liệu sau đó sẽ được tự động đồng bộ ngầm xuống Backend thông qua API Bulk Update.</w:t>
       </w:r>
     </w:p>
     <w:p>
@@ -44430,7 +44430,7 @@
         <w:t xml:space="preserve">• Bật/Tắt Nhanh (Quick Toggle Status): </w:t>
       </w:r>
       <w:r>
-        <w:t>Tại mỗi thẻ banner, hệ thống cung cấp một nút thao tác nhanh (biểu tượng con mắt) cho phép thay đổi trạng thái hiển thị (Active / Disable) ngay lập tức mà không cần chuyển hướng sang trang chỉnh sửa chi tiết. Khi một banner bị đưa về trạng thái vô hiệu hóa (Disable), hình ảnh đại diện của thẻ đó sẽ tự động chuyển sang màu xám (grayscale) và mờ đi, giúp người quản trị dễ dàng nhận biết trạng thái trực quan chỉ bằng một cái nhìn lướt qua.</w:t>
+        <w:t>Tại mỗi thẻ banner, hệ thống cung cấp một nút thao tác nhanh cho phép thay đổi trạng thái hiển thị (Active / Disable) ngay lập tức. Khi một banner bị đưa về trạng thái vô hiệu hóa, hình ảnh đại diện của thẻ sẽ tự động chuyển sang màu xám (grayscale) và mờ đi, giúp quản trị viên dễ dàng nhận biết trạng thái trực quan chỉ bằng một cái nhìn lướt qua.</w:t>
       </w:r>
     </w:p>
     <w:sectPr>

--- a/VuHoangChinh-2122110380.docx
+++ b/VuHoangChinh-2122110380.docx
@@ -44431,6 +44431,14 @@
       </w:r>
       <w:r>
         <w:t>Tại mỗi thẻ banner, hệ thống cung cấp một nút thao tác nhanh cho phép thay đổi trạng thái hiển thị (Active / Disable) ngay lập tức. Khi một banner bị đưa về trạng thái vô hiệu hóa, hình ảnh đại diện của thẻ sẽ tự động chuyển sang màu xám (grayscale) và mờ đi, giúp quản trị viên dễ dàng nhận biết trạng thái trực quan chỉ bằng một cái nhìn lướt qua.</w:t>
+      </w:r>
+    </w:p>
+    <w:p>
+      <w:r>
+        <w:t xml:space="preserve">• Tự Động Tái Cấp Phát Vị Trí (Auto-sequencing State): </w:t>
+      </w:r>
+      <w:r>
+        <w:t>Hệ thống được trang bị cơ chế tự động theo dõi và lấp đầy các "lỗ hổng" dữ liệu. Khi quản trị viên thêm mới một banner (tự động gán vào cuối danh sách), hoặc xóa một banner bất kỳ ở giữa danh sách, Frontend sẽ ngay lập tức tính toán và dồn lại số thứ tự (position) của tất cả các banner còn lại nhằm đảm bảo tính liên tục 1, 2, 3... Ngay sau đó, một tiến trình cập nhật hàng loạt (Bulk Update) sẽ được thực thi ngầm để bảo toàn tính nhất quán tuyệt đối giữa Cơ sở dữ liệu và Giao diện UI, loại bỏ hoàn toàn các lỗi xung đột do trùng lặp vị trí.</w:t>
       </w:r>
     </w:p>
     <w:sectPr>

--- a/VuHoangChinh-2122110380.docx
+++ b/VuHoangChinh-2122110380.docx
@@ -290,19 +290,8 @@
           <w:sz w:val="48"/>
           <w:szCs w:val="48"/>
         </w:rPr>
-        <w:t xml:space="preserve"> </w:t>
-      </w:r>
-      <w:proofErr w:type="spellStart"/>
-      <w:r>
-        <w:rPr>
-          <w:b/>
-          <w:bCs/>
-          <w:sz w:val="48"/>
-          <w:szCs w:val="48"/>
-        </w:rPr>
-        <w:t>thao</w:t>
-      </w:r>
-      <w:proofErr w:type="spellEnd"/>
+        <w:t xml:space="preserve"> thao</w:t>
+      </w:r>
       <w:r>
         <w:rPr>
           <w:b/>
@@ -498,7 +487,23 @@
           <w:i/>
           <w:iCs/>
         </w:rPr>
-        <w:t xml:space="preserve"> 06 – Năm 2026</w:t>
+        <w:t xml:space="preserve"> 06 – </w:t>
+      </w:r>
+      <w:proofErr w:type="spellStart"/>
+      <w:r>
+        <w:rPr>
+          <w:i/>
+          <w:iCs/>
+        </w:rPr>
+        <w:t>Năm</w:t>
+      </w:r>
+      <w:proofErr w:type="spellEnd"/>
+      <w:r>
+        <w:rPr>
+          <w:i/>
+          <w:iCs/>
+        </w:rPr>
+        <w:t xml:space="preserve"> 2026</w:t>
       </w:r>
     </w:p>
     <w:p>
@@ -555,7 +560,7 @@
           <w:r>
             <w:fldChar w:fldCharType="separate"/>
           </w:r>
-          <w:hyperlink w:anchor="_Toc233220985" w:history="1">
+          <w:hyperlink w:anchor="_Toc234364666" w:history="1">
             <w:r>
               <w:rPr>
                 <w:rStyle w:val="Hyperlink"/>
@@ -582,7 +587,7 @@
                 <w:noProof/>
                 <w:webHidden/>
               </w:rPr>
-              <w:instrText xml:space="preserve"> PAGEREF _Toc233220985 \h </w:instrText>
+              <w:instrText xml:space="preserve"> PAGEREF _Toc234364666 \h </w:instrText>
             </w:r>
             <w:r>
               <w:rPr>
@@ -628,7 +633,7 @@
               <w14:ligatures w14:val="standardContextual"/>
             </w:rPr>
           </w:pPr>
-          <w:hyperlink w:anchor="_Toc233220986" w:history="1">
+          <w:hyperlink w:anchor="_Toc234364667" w:history="1">
             <w:r>
               <w:rPr>
                 <w:rStyle w:val="Hyperlink"/>
@@ -672,7 +677,7 @@
                 <w:noProof/>
                 <w:webHidden/>
               </w:rPr>
-              <w:instrText xml:space="preserve"> PAGEREF _Toc233220986 \h </w:instrText>
+              <w:instrText xml:space="preserve"> PAGEREF _Toc234364667 \h </w:instrText>
             </w:r>
             <w:r>
               <w:rPr>
@@ -717,7 +722,7 @@
               <w14:ligatures w14:val="standardContextual"/>
             </w:rPr>
           </w:pPr>
-          <w:hyperlink w:anchor="_Toc233220987" w:history="1">
+          <w:hyperlink w:anchor="_Toc234364668" w:history="1">
             <w:r>
               <w:rPr>
                 <w:rStyle w:val="Hyperlink"/>
@@ -744,7 +749,7 @@
                 <w:noProof/>
                 <w:webHidden/>
               </w:rPr>
-              <w:instrText xml:space="preserve"> PAGEREF _Toc233220987 \h </w:instrText>
+              <w:instrText xml:space="preserve"> PAGEREF _Toc234364668 \h </w:instrText>
             </w:r>
             <w:r>
               <w:rPr>
@@ -789,7 +794,7 @@
               <w14:ligatures w14:val="standardContextual"/>
             </w:rPr>
           </w:pPr>
-          <w:hyperlink w:anchor="_Toc233220988" w:history="1">
+          <w:hyperlink w:anchor="_Toc234364669" w:history="1">
             <w:r>
               <w:rPr>
                 <w:rStyle w:val="Hyperlink"/>
@@ -816,7 +821,7 @@
                 <w:noProof/>
                 <w:webHidden/>
               </w:rPr>
-              <w:instrText xml:space="preserve"> PAGEREF _Toc233220988 \h </w:instrText>
+              <w:instrText xml:space="preserve"> PAGEREF _Toc234364669 \h </w:instrText>
             </w:r>
             <w:r>
               <w:rPr>
@@ -861,7 +866,7 @@
               <w14:ligatures w14:val="standardContextual"/>
             </w:rPr>
           </w:pPr>
-          <w:hyperlink w:anchor="_Toc233220989" w:history="1">
+          <w:hyperlink w:anchor="_Toc234364670" w:history="1">
             <w:r>
               <w:rPr>
                 <w:rStyle w:val="Hyperlink"/>
@@ -888,7 +893,7 @@
                 <w:noProof/>
                 <w:webHidden/>
               </w:rPr>
-              <w:instrText xml:space="preserve"> PAGEREF _Toc233220989 \h </w:instrText>
+              <w:instrText xml:space="preserve"> PAGEREF _Toc234364670 \h </w:instrText>
             </w:r>
             <w:r>
               <w:rPr>
@@ -933,7 +938,7 @@
               <w14:ligatures w14:val="standardContextual"/>
             </w:rPr>
           </w:pPr>
-          <w:hyperlink w:anchor="_Toc233220990" w:history="1">
+          <w:hyperlink w:anchor="_Toc234364671" w:history="1">
             <w:r>
               <w:rPr>
                 <w:rStyle w:val="Hyperlink"/>
@@ -960,7 +965,7 @@
                 <w:noProof/>
                 <w:webHidden/>
               </w:rPr>
-              <w:instrText xml:space="preserve"> PAGEREF _Toc233220990 \h </w:instrText>
+              <w:instrText xml:space="preserve"> PAGEREF _Toc234364671 \h </w:instrText>
             </w:r>
             <w:r>
               <w:rPr>
@@ -1005,7 +1010,7 @@
               <w14:ligatures w14:val="standardContextual"/>
             </w:rPr>
           </w:pPr>
-          <w:hyperlink w:anchor="_Toc233220991" w:history="1">
+          <w:hyperlink w:anchor="_Toc234364672" w:history="1">
             <w:r>
               <w:rPr>
                 <w:rStyle w:val="Hyperlink"/>
@@ -1032,7 +1037,7 @@
                 <w:noProof/>
                 <w:webHidden/>
               </w:rPr>
-              <w:instrText xml:space="preserve"> PAGEREF _Toc233220991 \h </w:instrText>
+              <w:instrText xml:space="preserve"> PAGEREF _Toc234364672 \h </w:instrText>
             </w:r>
             <w:r>
               <w:rPr>
@@ -1077,7 +1082,7 @@
               <w14:ligatures w14:val="standardContextual"/>
             </w:rPr>
           </w:pPr>
-          <w:hyperlink w:anchor="_Toc233220992" w:history="1">
+          <w:hyperlink w:anchor="_Toc234364673" w:history="1">
             <w:r>
               <w:rPr>
                 <w:rStyle w:val="Hyperlink"/>
@@ -1104,7 +1109,7 @@
                 <w:noProof/>
                 <w:webHidden/>
               </w:rPr>
-              <w:instrText xml:space="preserve"> PAGEREF _Toc233220992 \h </w:instrText>
+              <w:instrText xml:space="preserve"> PAGEREF _Toc234364673 \h </w:instrText>
             </w:r>
             <w:r>
               <w:rPr>
@@ -1149,7 +1154,7 @@
               <w14:ligatures w14:val="standardContextual"/>
             </w:rPr>
           </w:pPr>
-          <w:hyperlink w:anchor="_Toc233220993" w:history="1">
+          <w:hyperlink w:anchor="_Toc234364674" w:history="1">
             <w:r>
               <w:rPr>
                 <w:rStyle w:val="Hyperlink"/>
@@ -1176,7 +1181,7 @@
                 <w:noProof/>
                 <w:webHidden/>
               </w:rPr>
-              <w:instrText xml:space="preserve"> PAGEREF _Toc233220993 \h </w:instrText>
+              <w:instrText xml:space="preserve"> PAGEREF _Toc234364674 \h </w:instrText>
             </w:r>
             <w:r>
               <w:rPr>
@@ -1221,7 +1226,7 @@
               <w14:ligatures w14:val="standardContextual"/>
             </w:rPr>
           </w:pPr>
-          <w:hyperlink w:anchor="_Toc233220994" w:history="1">
+          <w:hyperlink w:anchor="_Toc234364675" w:history="1">
             <w:r>
               <w:rPr>
                 <w:rStyle w:val="Hyperlink"/>
@@ -1248,7 +1253,7 @@
                 <w:noProof/>
                 <w:webHidden/>
               </w:rPr>
-              <w:instrText xml:space="preserve"> PAGEREF _Toc233220994 \h </w:instrText>
+              <w:instrText xml:space="preserve"> PAGEREF _Toc234364675 \h </w:instrText>
             </w:r>
             <w:r>
               <w:rPr>
@@ -1293,7 +1298,7 @@
               <w14:ligatures w14:val="standardContextual"/>
             </w:rPr>
           </w:pPr>
-          <w:hyperlink w:anchor="_Toc233220995" w:history="1">
+          <w:hyperlink w:anchor="_Toc234364676" w:history="1">
             <w:r>
               <w:rPr>
                 <w:rStyle w:val="Hyperlink"/>
@@ -1320,7 +1325,7 @@
                 <w:noProof/>
                 <w:webHidden/>
               </w:rPr>
-              <w:instrText xml:space="preserve"> PAGEREF _Toc233220995 \h </w:instrText>
+              <w:instrText xml:space="preserve"> PAGEREF _Toc234364676 \h </w:instrText>
             </w:r>
             <w:r>
               <w:rPr>
@@ -1365,7 +1370,7 @@
               <w14:ligatures w14:val="standardContextual"/>
             </w:rPr>
           </w:pPr>
-          <w:hyperlink w:anchor="_Toc233220996" w:history="1">
+          <w:hyperlink w:anchor="_Toc234364677" w:history="1">
             <w:r>
               <w:rPr>
                 <w:rStyle w:val="Hyperlink"/>
@@ -1392,7 +1397,7 @@
                 <w:noProof/>
                 <w:webHidden/>
               </w:rPr>
-              <w:instrText xml:space="preserve"> PAGEREF _Toc233220996 \h </w:instrText>
+              <w:instrText xml:space="preserve"> PAGEREF _Toc234364677 \h </w:instrText>
             </w:r>
             <w:r>
               <w:rPr>
@@ -1437,7 +1442,7 @@
               <w14:ligatures w14:val="standardContextual"/>
             </w:rPr>
           </w:pPr>
-          <w:hyperlink w:anchor="_Toc233220997" w:history="1">
+          <w:hyperlink w:anchor="_Toc234364678" w:history="1">
             <w:r>
               <w:rPr>
                 <w:rStyle w:val="Hyperlink"/>
@@ -1464,7 +1469,7 @@
                 <w:noProof/>
                 <w:webHidden/>
               </w:rPr>
-              <w:instrText xml:space="preserve"> PAGEREF _Toc233220997 \h </w:instrText>
+              <w:instrText xml:space="preserve"> PAGEREF _Toc234364678 \h </w:instrText>
             </w:r>
             <w:r>
               <w:rPr>
@@ -1509,7 +1514,7 @@
               <w14:ligatures w14:val="standardContextual"/>
             </w:rPr>
           </w:pPr>
-          <w:hyperlink w:anchor="_Toc233220998" w:history="1">
+          <w:hyperlink w:anchor="_Toc234364679" w:history="1">
             <w:r>
               <w:rPr>
                 <w:rStyle w:val="Hyperlink"/>
@@ -1536,7 +1541,7 @@
                 <w:noProof/>
                 <w:webHidden/>
               </w:rPr>
-              <w:instrText xml:space="preserve"> PAGEREF _Toc233220998 \h </w:instrText>
+              <w:instrText xml:space="preserve"> PAGEREF _Toc234364679 \h </w:instrText>
             </w:r>
             <w:r>
               <w:rPr>
@@ -1581,7 +1586,7 @@
               <w14:ligatures w14:val="standardContextual"/>
             </w:rPr>
           </w:pPr>
-          <w:hyperlink w:anchor="_Toc233220999" w:history="1">
+          <w:hyperlink w:anchor="_Toc234364680" w:history="1">
             <w:r>
               <w:rPr>
                 <w:rStyle w:val="Hyperlink"/>
@@ -1608,7 +1613,7 @@
                 <w:noProof/>
                 <w:webHidden/>
               </w:rPr>
-              <w:instrText xml:space="preserve"> PAGEREF _Toc233220999 \h </w:instrText>
+              <w:instrText xml:space="preserve"> PAGEREF _Toc234364680 \h </w:instrText>
             </w:r>
             <w:r>
               <w:rPr>
@@ -1653,7 +1658,7 @@
               <w14:ligatures w14:val="standardContextual"/>
             </w:rPr>
           </w:pPr>
-          <w:hyperlink w:anchor="_Toc233221000" w:history="1">
+          <w:hyperlink w:anchor="_Toc234364681" w:history="1">
             <w:r>
               <w:rPr>
                 <w:rStyle w:val="Hyperlink"/>
@@ -1680,7 +1685,7 @@
                 <w:noProof/>
                 <w:webHidden/>
               </w:rPr>
-              <w:instrText xml:space="preserve"> PAGEREF _Toc233221000 \h </w:instrText>
+              <w:instrText xml:space="preserve"> PAGEREF _Toc234364681 \h </w:instrText>
             </w:r>
             <w:r>
               <w:rPr>
@@ -1725,7 +1730,7 @@
               <w14:ligatures w14:val="standardContextual"/>
             </w:rPr>
           </w:pPr>
-          <w:hyperlink w:anchor="_Toc233221001" w:history="1">
+          <w:hyperlink w:anchor="_Toc234364682" w:history="1">
             <w:r>
               <w:rPr>
                 <w:rStyle w:val="Hyperlink"/>
@@ -1752,7 +1757,7 @@
                 <w:noProof/>
                 <w:webHidden/>
               </w:rPr>
-              <w:instrText xml:space="preserve"> PAGEREF _Toc233221001 \h </w:instrText>
+              <w:instrText xml:space="preserve"> PAGEREF _Toc234364682 \h </w:instrText>
             </w:r>
             <w:r>
               <w:rPr>
@@ -1797,7 +1802,7 @@
               <w14:ligatures w14:val="standardContextual"/>
             </w:rPr>
           </w:pPr>
-          <w:hyperlink w:anchor="_Toc233221002" w:history="1">
+          <w:hyperlink w:anchor="_Toc234364683" w:history="1">
             <w:r>
               <w:rPr>
                 <w:rStyle w:val="Hyperlink"/>
@@ -1824,7 +1829,7 @@
                 <w:noProof/>
                 <w:webHidden/>
               </w:rPr>
-              <w:instrText xml:space="preserve"> PAGEREF _Toc233221002 \h </w:instrText>
+              <w:instrText xml:space="preserve"> PAGEREF _Toc234364683 \h </w:instrText>
             </w:r>
             <w:r>
               <w:rPr>
@@ -1869,7 +1874,7 @@
               <w14:ligatures w14:val="standardContextual"/>
             </w:rPr>
           </w:pPr>
-          <w:hyperlink w:anchor="_Toc233221003" w:history="1">
+          <w:hyperlink w:anchor="_Toc234364684" w:history="1">
             <w:r>
               <w:rPr>
                 <w:rStyle w:val="Hyperlink"/>
@@ -1896,7 +1901,7 @@
                 <w:noProof/>
                 <w:webHidden/>
               </w:rPr>
-              <w:instrText xml:space="preserve"> PAGEREF _Toc233221003 \h </w:instrText>
+              <w:instrText xml:space="preserve"> PAGEREF _Toc234364684 \h </w:instrText>
             </w:r>
             <w:r>
               <w:rPr>
@@ -1916,7 +1921,7 @@
                 <w:noProof/>
                 <w:webHidden/>
               </w:rPr>
-              <w:t>17</w:t>
+              <w:t>18</w:t>
             </w:r>
             <w:r>
               <w:rPr>
@@ -1941,7 +1946,7 @@
               <w14:ligatures w14:val="standardContextual"/>
             </w:rPr>
           </w:pPr>
-          <w:hyperlink w:anchor="_Toc233221004" w:history="1">
+          <w:hyperlink w:anchor="_Toc234364685" w:history="1">
             <w:r>
               <w:rPr>
                 <w:rStyle w:val="Hyperlink"/>
@@ -1968,7 +1973,7 @@
                 <w:noProof/>
                 <w:webHidden/>
               </w:rPr>
-              <w:instrText xml:space="preserve"> PAGEREF _Toc233221004 \h </w:instrText>
+              <w:instrText xml:space="preserve"> PAGEREF _Toc234364685 \h </w:instrText>
             </w:r>
             <w:r>
               <w:rPr>
@@ -1988,7 +1993,7 @@
                 <w:noProof/>
                 <w:webHidden/>
               </w:rPr>
-              <w:t>17</w:t>
+              <w:t>18</w:t>
             </w:r>
             <w:r>
               <w:rPr>
@@ -2013,7 +2018,7 @@
               <w14:ligatures w14:val="standardContextual"/>
             </w:rPr>
           </w:pPr>
-          <w:hyperlink w:anchor="_Toc233221005" w:history="1">
+          <w:hyperlink w:anchor="_Toc234364686" w:history="1">
             <w:r>
               <w:rPr>
                 <w:rStyle w:val="Hyperlink"/>
@@ -2040,7 +2045,7 @@
                 <w:noProof/>
                 <w:webHidden/>
               </w:rPr>
-              <w:instrText xml:space="preserve"> PAGEREF _Toc233221005 \h </w:instrText>
+              <w:instrText xml:space="preserve"> PAGEREF _Toc234364686 \h </w:instrText>
             </w:r>
             <w:r>
               <w:rPr>
@@ -2085,7 +2090,7 @@
               <w14:ligatures w14:val="standardContextual"/>
             </w:rPr>
           </w:pPr>
-          <w:hyperlink w:anchor="_Toc233221006" w:history="1">
+          <w:hyperlink w:anchor="_Toc234364687" w:history="1">
             <w:r>
               <w:rPr>
                 <w:rStyle w:val="Hyperlink"/>
@@ -2112,7 +2117,7 @@
                 <w:noProof/>
                 <w:webHidden/>
               </w:rPr>
-              <w:instrText xml:space="preserve"> PAGEREF _Toc233221006 \h </w:instrText>
+              <w:instrText xml:space="preserve"> PAGEREF _Toc234364687 \h </w:instrText>
             </w:r>
             <w:r>
               <w:rPr>
@@ -2132,7 +2137,7 @@
                 <w:noProof/>
                 <w:webHidden/>
               </w:rPr>
-              <w:t>18</w:t>
+              <w:t>19</w:t>
             </w:r>
             <w:r>
               <w:rPr>
@@ -2157,7 +2162,7 @@
               <w14:ligatures w14:val="standardContextual"/>
             </w:rPr>
           </w:pPr>
-          <w:hyperlink w:anchor="_Toc233221007" w:history="1">
+          <w:hyperlink w:anchor="_Toc234364688" w:history="1">
             <w:r>
               <w:rPr>
                 <w:rStyle w:val="Hyperlink"/>
@@ -2184,7 +2189,7 @@
                 <w:noProof/>
                 <w:webHidden/>
               </w:rPr>
-              <w:instrText xml:space="preserve"> PAGEREF _Toc233221007 \h </w:instrText>
+              <w:instrText xml:space="preserve"> PAGEREF _Toc234364688 \h </w:instrText>
             </w:r>
             <w:r>
               <w:rPr>
@@ -2204,7 +2209,7 @@
                 <w:noProof/>
                 <w:webHidden/>
               </w:rPr>
-              <w:t>18</w:t>
+              <w:t>19</w:t>
             </w:r>
             <w:r>
               <w:rPr>
@@ -2229,7 +2234,7 @@
               <w14:ligatures w14:val="standardContextual"/>
             </w:rPr>
           </w:pPr>
-          <w:hyperlink w:anchor="_Toc233221008" w:history="1">
+          <w:hyperlink w:anchor="_Toc234364689" w:history="1">
             <w:r>
               <w:rPr>
                 <w:rStyle w:val="Hyperlink"/>
@@ -2256,7 +2261,7 @@
                 <w:noProof/>
                 <w:webHidden/>
               </w:rPr>
-              <w:instrText xml:space="preserve"> PAGEREF _Toc233221008 \h </w:instrText>
+              <w:instrText xml:space="preserve"> PAGEREF _Toc234364689 \h </w:instrText>
             </w:r>
             <w:r>
               <w:rPr>
@@ -2301,7 +2306,7 @@
               <w14:ligatures w14:val="standardContextual"/>
             </w:rPr>
           </w:pPr>
-          <w:hyperlink w:anchor="_Toc233221009" w:history="1">
+          <w:hyperlink w:anchor="_Toc234364690" w:history="1">
             <w:r>
               <w:rPr>
                 <w:rStyle w:val="Hyperlink"/>
@@ -2328,7 +2333,7 @@
                 <w:noProof/>
                 <w:webHidden/>
               </w:rPr>
-              <w:instrText xml:space="preserve"> PAGEREF _Toc233221009 \h </w:instrText>
+              <w:instrText xml:space="preserve"> PAGEREF _Toc234364690 \h </w:instrText>
             </w:r>
             <w:r>
               <w:rPr>
@@ -2348,7 +2353,7 @@
                 <w:noProof/>
                 <w:webHidden/>
               </w:rPr>
-              <w:t>19</w:t>
+              <w:t>20</w:t>
             </w:r>
             <w:r>
               <w:rPr>
@@ -2373,7 +2378,7 @@
               <w14:ligatures w14:val="standardContextual"/>
             </w:rPr>
           </w:pPr>
-          <w:hyperlink w:anchor="_Toc233221010" w:history="1">
+          <w:hyperlink w:anchor="_Toc234364691" w:history="1">
             <w:r>
               <w:rPr>
                 <w:rStyle w:val="Hyperlink"/>
@@ -2400,7 +2405,7 @@
                 <w:noProof/>
                 <w:webHidden/>
               </w:rPr>
-              <w:instrText xml:space="preserve"> PAGEREF _Toc233221010 \h </w:instrText>
+              <w:instrText xml:space="preserve"> PAGEREF _Toc234364691 \h </w:instrText>
             </w:r>
             <w:r>
               <w:rPr>
@@ -2445,7 +2450,7 @@
               <w14:ligatures w14:val="standardContextual"/>
             </w:rPr>
           </w:pPr>
-          <w:hyperlink w:anchor="_Toc233221011" w:history="1">
+          <w:hyperlink w:anchor="_Toc234364692" w:history="1">
             <w:r>
               <w:rPr>
                 <w:rStyle w:val="Hyperlink"/>
@@ -2472,7 +2477,7 @@
                 <w:noProof/>
                 <w:webHidden/>
               </w:rPr>
-              <w:instrText xml:space="preserve"> PAGEREF _Toc233221011 \h </w:instrText>
+              <w:instrText xml:space="preserve"> PAGEREF _Toc234364692 \h </w:instrText>
             </w:r>
             <w:r>
               <w:rPr>
@@ -2492,7 +2497,7 @@
                 <w:noProof/>
                 <w:webHidden/>
               </w:rPr>
-              <w:t>20</w:t>
+              <w:t>21</w:t>
             </w:r>
             <w:r>
               <w:rPr>
@@ -2517,7 +2522,7 @@
               <w14:ligatures w14:val="standardContextual"/>
             </w:rPr>
           </w:pPr>
-          <w:hyperlink w:anchor="_Toc233221012" w:history="1">
+          <w:hyperlink w:anchor="_Toc234364693" w:history="1">
             <w:r>
               <w:rPr>
                 <w:rStyle w:val="Hyperlink"/>
@@ -2544,7 +2549,7 @@
                 <w:noProof/>
                 <w:webHidden/>
               </w:rPr>
-              <w:instrText xml:space="preserve"> PAGEREF _Toc233221012 \h </w:instrText>
+              <w:instrText xml:space="preserve"> PAGEREF _Toc234364693 \h </w:instrText>
             </w:r>
             <w:r>
               <w:rPr>
@@ -2589,7 +2594,7 @@
               <w14:ligatures w14:val="standardContextual"/>
             </w:rPr>
           </w:pPr>
-          <w:hyperlink w:anchor="_Toc233221013" w:history="1">
+          <w:hyperlink w:anchor="_Toc234364694" w:history="1">
             <w:r>
               <w:rPr>
                 <w:rStyle w:val="Hyperlink"/>
@@ -2616,7 +2621,7 @@
                 <w:noProof/>
                 <w:webHidden/>
               </w:rPr>
-              <w:instrText xml:space="preserve"> PAGEREF _Toc233221013 \h </w:instrText>
+              <w:instrText xml:space="preserve"> PAGEREF _Toc234364694 \h </w:instrText>
             </w:r>
             <w:r>
               <w:rPr>
@@ -2661,7 +2666,7 @@
               <w14:ligatures w14:val="standardContextual"/>
             </w:rPr>
           </w:pPr>
-          <w:hyperlink w:anchor="_Toc233221014" w:history="1">
+          <w:hyperlink w:anchor="_Toc234364695" w:history="1">
             <w:r>
               <w:rPr>
                 <w:rStyle w:val="Hyperlink"/>
@@ -2688,7 +2693,7 @@
                 <w:noProof/>
                 <w:webHidden/>
               </w:rPr>
-              <w:instrText xml:space="preserve"> PAGEREF _Toc233221014 \h </w:instrText>
+              <w:instrText xml:space="preserve"> PAGEREF _Toc234364695 \h </w:instrText>
             </w:r>
             <w:r>
               <w:rPr>
@@ -2708,7 +2713,7 @@
                 <w:noProof/>
                 <w:webHidden/>
               </w:rPr>
-              <w:t>21</w:t>
+              <w:t>22</w:t>
             </w:r>
             <w:r>
               <w:rPr>
@@ -2733,7 +2738,7 @@
               <w14:ligatures w14:val="standardContextual"/>
             </w:rPr>
           </w:pPr>
-          <w:hyperlink w:anchor="_Toc233221015" w:history="1">
+          <w:hyperlink w:anchor="_Toc234364696" w:history="1">
             <w:r>
               <w:rPr>
                 <w:rStyle w:val="Hyperlink"/>
@@ -2760,7 +2765,7 @@
                 <w:noProof/>
                 <w:webHidden/>
               </w:rPr>
-              <w:instrText xml:space="preserve"> PAGEREF _Toc233221015 \h </w:instrText>
+              <w:instrText xml:space="preserve"> PAGEREF _Toc234364696 \h </w:instrText>
             </w:r>
             <w:r>
               <w:rPr>
@@ -2780,7 +2785,7 @@
                 <w:noProof/>
                 <w:webHidden/>
               </w:rPr>
-              <w:t>21</w:t>
+              <w:t>22</w:t>
             </w:r>
             <w:r>
               <w:rPr>
@@ -2805,7 +2810,7 @@
               <w14:ligatures w14:val="standardContextual"/>
             </w:rPr>
           </w:pPr>
-          <w:hyperlink w:anchor="_Toc233221016" w:history="1">
+          <w:hyperlink w:anchor="_Toc234364697" w:history="1">
             <w:r>
               <w:rPr>
                 <w:rStyle w:val="Hyperlink"/>
@@ -2832,7 +2837,7 @@
                 <w:noProof/>
                 <w:webHidden/>
               </w:rPr>
-              <w:instrText xml:space="preserve"> PAGEREF _Toc233221016 \h </w:instrText>
+              <w:instrText xml:space="preserve"> PAGEREF _Toc234364697 \h </w:instrText>
             </w:r>
             <w:r>
               <w:rPr>
@@ -2877,7 +2882,7 @@
               <w14:ligatures w14:val="standardContextual"/>
             </w:rPr>
           </w:pPr>
-          <w:hyperlink w:anchor="_Toc233221017" w:history="1">
+          <w:hyperlink w:anchor="_Toc234364698" w:history="1">
             <w:r>
               <w:rPr>
                 <w:rStyle w:val="Hyperlink"/>
@@ -2904,7 +2909,7 @@
                 <w:noProof/>
                 <w:webHidden/>
               </w:rPr>
-              <w:instrText xml:space="preserve"> PAGEREF _Toc233221017 \h </w:instrText>
+              <w:instrText xml:space="preserve"> PAGEREF _Toc234364698 \h </w:instrText>
             </w:r>
             <w:r>
               <w:rPr>
@@ -2949,7 +2954,7 @@
               <w14:ligatures w14:val="standardContextual"/>
             </w:rPr>
           </w:pPr>
-          <w:hyperlink w:anchor="_Toc233221018" w:history="1">
+          <w:hyperlink w:anchor="_Toc234364699" w:history="1">
             <w:r>
               <w:rPr>
                 <w:rStyle w:val="Hyperlink"/>
@@ -2976,7 +2981,7 @@
                 <w:noProof/>
                 <w:webHidden/>
               </w:rPr>
-              <w:instrText xml:space="preserve"> PAGEREF _Toc233221018 \h </w:instrText>
+              <w:instrText xml:space="preserve"> PAGEREF _Toc234364699 \h </w:instrText>
             </w:r>
             <w:r>
               <w:rPr>
@@ -3021,7 +3026,7 @@
               <w14:ligatures w14:val="standardContextual"/>
             </w:rPr>
           </w:pPr>
-          <w:hyperlink w:anchor="_Toc233221019" w:history="1">
+          <w:hyperlink w:anchor="_Toc234364700" w:history="1">
             <w:r>
               <w:rPr>
                 <w:rStyle w:val="Hyperlink"/>
@@ -3048,7 +3053,7 @@
                 <w:noProof/>
                 <w:webHidden/>
               </w:rPr>
-              <w:instrText xml:space="preserve"> PAGEREF _Toc233221019 \h </w:instrText>
+              <w:instrText xml:space="preserve"> PAGEREF _Toc234364700 \h </w:instrText>
             </w:r>
             <w:r>
               <w:rPr>
@@ -3069,6 +3074,222 @@
                 <w:webHidden/>
               </w:rPr>
               <w:t>23</w:t>
+            </w:r>
+            <w:r>
+              <w:rPr>
+                <w:noProof/>
+                <w:webHidden/>
+              </w:rPr>
+              <w:fldChar w:fldCharType="end"/>
+            </w:r>
+          </w:hyperlink>
+        </w:p>
+        <w:p>
+          <w:pPr>
+            <w:pStyle w:val="TOC2"/>
+            <w:tabs>
+              <w:tab w:val="right" w:leader="dot" w:pos="9062"/>
+            </w:tabs>
+            <w:rPr>
+              <w:rFonts w:asciiTheme="minorHAnsi" w:eastAsiaTheme="minorEastAsia" w:hAnsiTheme="minorHAnsi" w:cstheme="minorBidi"/>
+              <w:noProof/>
+              <w:kern w:val="2"/>
+              <w:lang w:val="en-AS"/>
+              <w14:ligatures w14:val="standardContextual"/>
+            </w:rPr>
+          </w:pPr>
+          <w:hyperlink w:anchor="_Toc234364701" w:history="1">
+            <w:r>
+              <w:rPr>
+                <w:rStyle w:val="Hyperlink"/>
+                <w:noProof/>
+              </w:rPr>
+              <w:t>4.8. Giao diện người dùng và Hướng dẫn sử dụng Admin Dashboard</w:t>
+            </w:r>
+            <w:r>
+              <w:rPr>
+                <w:noProof/>
+                <w:webHidden/>
+              </w:rPr>
+              <w:tab/>
+            </w:r>
+            <w:r>
+              <w:rPr>
+                <w:noProof/>
+                <w:webHidden/>
+              </w:rPr>
+              <w:fldChar w:fldCharType="begin"/>
+            </w:r>
+            <w:r>
+              <w:rPr>
+                <w:noProof/>
+                <w:webHidden/>
+              </w:rPr>
+              <w:instrText xml:space="preserve"> PAGEREF _Toc234364701 \h </w:instrText>
+            </w:r>
+            <w:r>
+              <w:rPr>
+                <w:noProof/>
+                <w:webHidden/>
+              </w:rPr>
+            </w:r>
+            <w:r>
+              <w:rPr>
+                <w:noProof/>
+                <w:webHidden/>
+              </w:rPr>
+              <w:fldChar w:fldCharType="separate"/>
+            </w:r>
+            <w:r>
+              <w:rPr>
+                <w:noProof/>
+                <w:webHidden/>
+              </w:rPr>
+              <w:t>23</w:t>
+            </w:r>
+            <w:r>
+              <w:rPr>
+                <w:noProof/>
+                <w:webHidden/>
+              </w:rPr>
+              <w:fldChar w:fldCharType="end"/>
+            </w:r>
+          </w:hyperlink>
+        </w:p>
+        <w:p>
+          <w:pPr>
+            <w:pStyle w:val="TOC3"/>
+            <w:tabs>
+              <w:tab w:val="right" w:leader="dot" w:pos="9062"/>
+            </w:tabs>
+            <w:rPr>
+              <w:rFonts w:asciiTheme="minorHAnsi" w:eastAsiaTheme="minorEastAsia" w:hAnsiTheme="minorHAnsi" w:cstheme="minorBidi"/>
+              <w:noProof/>
+              <w:kern w:val="2"/>
+              <w:lang w:val="en-AS"/>
+              <w14:ligatures w14:val="standardContextual"/>
+            </w:rPr>
+          </w:pPr>
+          <w:hyperlink w:anchor="_Toc234364702" w:history="1">
+            <w:r>
+              <w:rPr>
+                <w:rStyle w:val="Hyperlink"/>
+                <w:noProof/>
+              </w:rPr>
+              <w:t>4.8.1. Phân hệ Xác thực và Đăng nhập Quản trị</w:t>
+            </w:r>
+            <w:r>
+              <w:rPr>
+                <w:noProof/>
+                <w:webHidden/>
+              </w:rPr>
+              <w:tab/>
+            </w:r>
+            <w:r>
+              <w:rPr>
+                <w:noProof/>
+                <w:webHidden/>
+              </w:rPr>
+              <w:fldChar w:fldCharType="begin"/>
+            </w:r>
+            <w:r>
+              <w:rPr>
+                <w:noProof/>
+                <w:webHidden/>
+              </w:rPr>
+              <w:instrText xml:space="preserve"> PAGEREF _Toc234364702 \h </w:instrText>
+            </w:r>
+            <w:r>
+              <w:rPr>
+                <w:noProof/>
+                <w:webHidden/>
+              </w:rPr>
+            </w:r>
+            <w:r>
+              <w:rPr>
+                <w:noProof/>
+                <w:webHidden/>
+              </w:rPr>
+              <w:fldChar w:fldCharType="separate"/>
+            </w:r>
+            <w:r>
+              <w:rPr>
+                <w:noProof/>
+                <w:webHidden/>
+              </w:rPr>
+              <w:t>24</w:t>
+            </w:r>
+            <w:r>
+              <w:rPr>
+                <w:noProof/>
+                <w:webHidden/>
+              </w:rPr>
+              <w:fldChar w:fldCharType="end"/>
+            </w:r>
+          </w:hyperlink>
+        </w:p>
+        <w:p>
+          <w:pPr>
+            <w:pStyle w:val="TOC3"/>
+            <w:tabs>
+              <w:tab w:val="right" w:leader="dot" w:pos="9062"/>
+            </w:tabs>
+            <w:rPr>
+              <w:rFonts w:asciiTheme="minorHAnsi" w:eastAsiaTheme="minorEastAsia" w:hAnsiTheme="minorHAnsi" w:cstheme="minorBidi"/>
+              <w:noProof/>
+              <w:kern w:val="2"/>
+              <w:lang w:val="en-AS"/>
+              <w14:ligatures w14:val="standardContextual"/>
+            </w:rPr>
+          </w:pPr>
+          <w:hyperlink w:anchor="_Toc234364703" w:history="1">
+            <w:r>
+              <w:rPr>
+                <w:rStyle w:val="Hyperlink"/>
+                <w:noProof/>
+              </w:rPr>
+              <w:t>4.8.2. Phân hệ Quản lý Banner Quảng cáo</w:t>
+            </w:r>
+            <w:r>
+              <w:rPr>
+                <w:noProof/>
+                <w:webHidden/>
+              </w:rPr>
+              <w:tab/>
+            </w:r>
+            <w:r>
+              <w:rPr>
+                <w:noProof/>
+                <w:webHidden/>
+              </w:rPr>
+              <w:fldChar w:fldCharType="begin"/>
+            </w:r>
+            <w:r>
+              <w:rPr>
+                <w:noProof/>
+                <w:webHidden/>
+              </w:rPr>
+              <w:instrText xml:space="preserve"> PAGEREF _Toc234364703 \h </w:instrText>
+            </w:r>
+            <w:r>
+              <w:rPr>
+                <w:noProof/>
+                <w:webHidden/>
+              </w:rPr>
+            </w:r>
+            <w:r>
+              <w:rPr>
+                <w:noProof/>
+                <w:webHidden/>
+              </w:rPr>
+              <w:fldChar w:fldCharType="separate"/>
+            </w:r>
+            <w:r>
+              <w:rPr>
+                <w:noProof/>
+                <w:webHidden/>
+              </w:rPr>
+              <w:t>25</w:t>
             </w:r>
             <w:r>
               <w:rPr>
@@ -3093,7 +3314,7 @@
               <w14:ligatures w14:val="standardContextual"/>
             </w:rPr>
           </w:pPr>
-          <w:hyperlink w:anchor="_Toc233221020" w:history="1">
+          <w:hyperlink w:anchor="_Toc234364704" w:history="1">
             <w:r>
               <w:rPr>
                 <w:rStyle w:val="Hyperlink"/>
@@ -3120,7 +3341,7 @@
                 <w:noProof/>
                 <w:webHidden/>
               </w:rPr>
-              <w:instrText xml:space="preserve"> PAGEREF _Toc233221020 \h </w:instrText>
+              <w:instrText xml:space="preserve"> PAGEREF _Toc234364704 \h </w:instrText>
             </w:r>
             <w:r>
               <w:rPr>
@@ -3140,7 +3361,7 @@
                 <w:noProof/>
                 <w:webHidden/>
               </w:rPr>
-              <w:t>24</w:t>
+              <w:t>27</w:t>
             </w:r>
             <w:r>
               <w:rPr>
@@ -3165,7 +3386,7 @@
               <w14:ligatures w14:val="standardContextual"/>
             </w:rPr>
           </w:pPr>
-          <w:hyperlink w:anchor="_Toc233221021" w:history="1">
+          <w:hyperlink w:anchor="_Toc234364705" w:history="1">
             <w:r>
               <w:rPr>
                 <w:rStyle w:val="Hyperlink"/>
@@ -3192,7 +3413,7 @@
                 <w:noProof/>
                 <w:webHidden/>
               </w:rPr>
-              <w:instrText xml:space="preserve"> PAGEREF _Toc233221021 \h </w:instrText>
+              <w:instrText xml:space="preserve"> PAGEREF _Toc234364705 \h </w:instrText>
             </w:r>
             <w:r>
               <w:rPr>
@@ -3212,7 +3433,7 @@
                 <w:noProof/>
                 <w:webHidden/>
               </w:rPr>
-              <w:t>24</w:t>
+              <w:t>27</w:t>
             </w:r>
             <w:r>
               <w:rPr>
@@ -3237,7 +3458,7 @@
               <w14:ligatures w14:val="standardContextual"/>
             </w:rPr>
           </w:pPr>
-          <w:hyperlink w:anchor="_Toc233221022" w:history="1">
+          <w:hyperlink w:anchor="_Toc234364706" w:history="1">
             <w:r>
               <w:rPr>
                 <w:rStyle w:val="Hyperlink"/>
@@ -3264,7 +3485,7 @@
                 <w:noProof/>
                 <w:webHidden/>
               </w:rPr>
-              <w:instrText xml:space="preserve"> PAGEREF _Toc233221022 \h </w:instrText>
+              <w:instrText xml:space="preserve"> PAGEREF _Toc234364706 \h </w:instrText>
             </w:r>
             <w:r>
               <w:rPr>
@@ -3284,7 +3505,7 @@
                 <w:noProof/>
                 <w:webHidden/>
               </w:rPr>
-              <w:t>24</w:t>
+              <w:t>27</w:t>
             </w:r>
             <w:r>
               <w:rPr>
@@ -3309,7 +3530,7 @@
               <w14:ligatures w14:val="standardContextual"/>
             </w:rPr>
           </w:pPr>
-          <w:hyperlink w:anchor="_Toc233221023" w:history="1">
+          <w:hyperlink w:anchor="_Toc234364707" w:history="1">
             <w:r>
               <w:rPr>
                 <w:rStyle w:val="Hyperlink"/>
@@ -3336,7 +3557,7 @@
                 <w:noProof/>
                 <w:webHidden/>
               </w:rPr>
-              <w:instrText xml:space="preserve"> PAGEREF _Toc233221023 \h </w:instrText>
+              <w:instrText xml:space="preserve"> PAGEREF _Toc234364707 \h </w:instrText>
             </w:r>
             <w:r>
               <w:rPr>
@@ -3356,7 +3577,7 @@
                 <w:noProof/>
                 <w:webHidden/>
               </w:rPr>
-              <w:t>24</w:t>
+              <w:t>28</w:t>
             </w:r>
             <w:r>
               <w:rPr>
@@ -3381,7 +3602,7 @@
               <w14:ligatures w14:val="standardContextual"/>
             </w:rPr>
           </w:pPr>
-          <w:hyperlink w:anchor="_Toc233221024" w:history="1">
+          <w:hyperlink w:anchor="_Toc234364708" w:history="1">
             <w:r>
               <w:rPr>
                 <w:rStyle w:val="Hyperlink"/>
@@ -3408,7 +3629,7 @@
                 <w:noProof/>
                 <w:webHidden/>
               </w:rPr>
-              <w:instrText xml:space="preserve"> PAGEREF _Toc233221024 \h </w:instrText>
+              <w:instrText xml:space="preserve"> PAGEREF _Toc234364708 \h </w:instrText>
             </w:r>
             <w:r>
               <w:rPr>
@@ -3428,7 +3649,7 @@
                 <w:noProof/>
                 <w:webHidden/>
               </w:rPr>
-              <w:t>24</w:t>
+              <w:t>28</w:t>
             </w:r>
             <w:r>
               <w:rPr>
@@ -3453,7 +3674,7 @@
               <w14:ligatures w14:val="standardContextual"/>
             </w:rPr>
           </w:pPr>
-          <w:hyperlink w:anchor="_Toc233221025" w:history="1">
+          <w:hyperlink w:anchor="_Toc234364709" w:history="1">
             <w:r>
               <w:rPr>
                 <w:rStyle w:val="Hyperlink"/>
@@ -3480,7 +3701,7 @@
                 <w:noProof/>
                 <w:webHidden/>
               </w:rPr>
-              <w:instrText xml:space="preserve"> PAGEREF _Toc233221025 \h </w:instrText>
+              <w:instrText xml:space="preserve"> PAGEREF _Toc234364709 \h </w:instrText>
             </w:r>
             <w:r>
               <w:rPr>
@@ -3500,7 +3721,7 @@
                 <w:noProof/>
                 <w:webHidden/>
               </w:rPr>
-              <w:t>24</w:t>
+              <w:t>28</w:t>
             </w:r>
             <w:r>
               <w:rPr>
@@ -3525,7 +3746,7 @@
               <w14:ligatures w14:val="standardContextual"/>
             </w:rPr>
           </w:pPr>
-          <w:hyperlink w:anchor="_Toc233221026" w:history="1">
+          <w:hyperlink w:anchor="_Toc234364710" w:history="1">
             <w:r>
               <w:rPr>
                 <w:rStyle w:val="Hyperlink"/>
@@ -3552,7 +3773,7 @@
                 <w:noProof/>
                 <w:webHidden/>
               </w:rPr>
-              <w:instrText xml:space="preserve"> PAGEREF _Toc233221026 \h </w:instrText>
+              <w:instrText xml:space="preserve"> PAGEREF _Toc234364710 \h </w:instrText>
             </w:r>
             <w:r>
               <w:rPr>
@@ -3572,7 +3793,7 @@
                 <w:noProof/>
                 <w:webHidden/>
               </w:rPr>
-              <w:t>24</w:t>
+              <w:t>28</w:t>
             </w:r>
             <w:r>
               <w:rPr>
@@ -3597,7 +3818,7 @@
               <w14:ligatures w14:val="standardContextual"/>
             </w:rPr>
           </w:pPr>
-          <w:hyperlink w:anchor="_Toc233221027" w:history="1">
+          <w:hyperlink w:anchor="_Toc234364711" w:history="1">
             <w:r>
               <w:rPr>
                 <w:rStyle w:val="Hyperlink"/>
@@ -3624,7 +3845,7 @@
                 <w:noProof/>
                 <w:webHidden/>
               </w:rPr>
-              <w:instrText xml:space="preserve"> PAGEREF _Toc233221027 \h </w:instrText>
+              <w:instrText xml:space="preserve"> PAGEREF _Toc234364711 \h </w:instrText>
             </w:r>
             <w:r>
               <w:rPr>
@@ -3644,7 +3865,151 @@
                 <w:noProof/>
                 <w:webHidden/>
               </w:rPr>
-              <w:t>24</w:t>
+              <w:t>29</w:t>
+            </w:r>
+            <w:r>
+              <w:rPr>
+                <w:noProof/>
+                <w:webHidden/>
+              </w:rPr>
+              <w:fldChar w:fldCharType="end"/>
+            </w:r>
+          </w:hyperlink>
+        </w:p>
+        <w:p>
+          <w:pPr>
+            <w:pStyle w:val="TOC2"/>
+            <w:tabs>
+              <w:tab w:val="right" w:leader="dot" w:pos="9062"/>
+            </w:tabs>
+            <w:rPr>
+              <w:rFonts w:asciiTheme="minorHAnsi" w:eastAsiaTheme="minorEastAsia" w:hAnsiTheme="minorHAnsi" w:cstheme="minorBidi"/>
+              <w:noProof/>
+              <w:kern w:val="2"/>
+              <w:lang w:val="en-AS"/>
+              <w14:ligatures w14:val="standardContextual"/>
+            </w:rPr>
+          </w:pPr>
+          <w:hyperlink w:anchor="_Toc234364712" w:history="1">
+            <w:r>
+              <w:rPr>
+                <w:rStyle w:val="Hyperlink"/>
+                <w:noProof/>
+              </w:rPr>
+              <w:t>Tính Năng Quản Lý Banner Nâng Cao (Smart Banner Management)</w:t>
+            </w:r>
+            <w:r>
+              <w:rPr>
+                <w:noProof/>
+                <w:webHidden/>
+              </w:rPr>
+              <w:tab/>
+            </w:r>
+            <w:r>
+              <w:rPr>
+                <w:noProof/>
+                <w:webHidden/>
+              </w:rPr>
+              <w:fldChar w:fldCharType="begin"/>
+            </w:r>
+            <w:r>
+              <w:rPr>
+                <w:noProof/>
+                <w:webHidden/>
+              </w:rPr>
+              <w:instrText xml:space="preserve"> PAGEREF _Toc234364712 \h </w:instrText>
+            </w:r>
+            <w:r>
+              <w:rPr>
+                <w:noProof/>
+                <w:webHidden/>
+              </w:rPr>
+            </w:r>
+            <w:r>
+              <w:rPr>
+                <w:noProof/>
+                <w:webHidden/>
+              </w:rPr>
+              <w:fldChar w:fldCharType="separate"/>
+            </w:r>
+            <w:r>
+              <w:rPr>
+                <w:noProof/>
+                <w:webHidden/>
+              </w:rPr>
+              <w:t>29</w:t>
+            </w:r>
+            <w:r>
+              <w:rPr>
+                <w:noProof/>
+                <w:webHidden/>
+              </w:rPr>
+              <w:fldChar w:fldCharType="end"/>
+            </w:r>
+          </w:hyperlink>
+        </w:p>
+        <w:p>
+          <w:pPr>
+            <w:pStyle w:val="TOC2"/>
+            <w:tabs>
+              <w:tab w:val="right" w:leader="dot" w:pos="9062"/>
+            </w:tabs>
+            <w:rPr>
+              <w:rFonts w:asciiTheme="minorHAnsi" w:eastAsiaTheme="minorEastAsia" w:hAnsiTheme="minorHAnsi" w:cstheme="minorBidi"/>
+              <w:noProof/>
+              <w:kern w:val="2"/>
+              <w:lang w:val="en-AS"/>
+              <w14:ligatures w14:val="standardContextual"/>
+            </w:rPr>
+          </w:pPr>
+          <w:hyperlink w:anchor="_Toc234364713" w:history="1">
+            <w:r>
+              <w:rPr>
+                <w:rStyle w:val="Hyperlink"/>
+                <w:noProof/>
+              </w:rPr>
+              <w:t>Cập nhật: Quản lý Thư viện Ảnh Sản Phẩm (Multi-image Gallery)</w:t>
+            </w:r>
+            <w:r>
+              <w:rPr>
+                <w:noProof/>
+                <w:webHidden/>
+              </w:rPr>
+              <w:tab/>
+            </w:r>
+            <w:r>
+              <w:rPr>
+                <w:noProof/>
+                <w:webHidden/>
+              </w:rPr>
+              <w:fldChar w:fldCharType="begin"/>
+            </w:r>
+            <w:r>
+              <w:rPr>
+                <w:noProof/>
+                <w:webHidden/>
+              </w:rPr>
+              <w:instrText xml:space="preserve"> PAGEREF _Toc234364713 \h </w:instrText>
+            </w:r>
+            <w:r>
+              <w:rPr>
+                <w:noProof/>
+                <w:webHidden/>
+              </w:rPr>
+            </w:r>
+            <w:r>
+              <w:rPr>
+                <w:noProof/>
+                <w:webHidden/>
+              </w:rPr>
+              <w:fldChar w:fldCharType="separate"/>
+            </w:r>
+            <w:r>
+              <w:rPr>
+                <w:noProof/>
+                <w:webHidden/>
+              </w:rPr>
+              <w:t>30</w:t>
             </w:r>
             <w:r>
               <w:rPr>
@@ -3757,7 +4122,7 @@
       <w:pPr>
         <w:pStyle w:val="Heading1"/>
       </w:pPr>
-      <w:bookmarkStart w:id="0" w:name="_Toc233220985"/>
+      <w:bookmarkStart w:id="0" w:name="_Toc234364666"/>
       <w:r>
         <w:lastRenderedPageBreak/>
         <w:t>CHƯƠNG 1: TỔNG QUAN VỀ ĐỀ TÀI VÀ CƠ SỞ LÝ THUYẾT</w:t>
@@ -3772,7 +4137,7 @@
           <w:numId w:val="1"/>
         </w:numPr>
       </w:pPr>
-      <w:bookmarkStart w:id="1" w:name="_Toc233220986"/>
+      <w:bookmarkStart w:id="1" w:name="_Toc234364667"/>
       <w:r>
         <w:t xml:space="preserve">Lý do </w:t>
       </w:r>
@@ -6321,7 +6686,7 @@
         <w:pStyle w:val="Heading2"/>
         <w:jc w:val="both"/>
       </w:pPr>
-      <w:bookmarkStart w:id="2" w:name="_Toc233220987"/>
+      <w:bookmarkStart w:id="2" w:name="_Toc234364668"/>
       <w:r>
         <w:t xml:space="preserve">1.2. </w:t>
       </w:r>
@@ -8422,7 +8787,7 @@
         <w:pStyle w:val="Heading2"/>
         <w:jc w:val="both"/>
       </w:pPr>
-      <w:bookmarkStart w:id="3" w:name="_Toc233220988"/>
+      <w:bookmarkStart w:id="3" w:name="_Toc234364669"/>
       <w:r>
         <w:t xml:space="preserve">1.3. </w:t>
       </w:r>
@@ -10100,7 +10465,7 @@
         <w:pStyle w:val="Heading2"/>
         <w:jc w:val="both"/>
       </w:pPr>
-      <w:bookmarkStart w:id="4" w:name="_Toc233220989"/>
+      <w:bookmarkStart w:id="4" w:name="_Toc234364670"/>
       <w:r>
         <w:t xml:space="preserve">1.4. Công </w:t>
       </w:r>
@@ -10156,7 +10521,7 @@
         <w:pStyle w:val="Heading3"/>
         <w:jc w:val="both"/>
       </w:pPr>
-      <w:bookmarkStart w:id="5" w:name="_Toc233220990"/>
+      <w:bookmarkStart w:id="5" w:name="_Toc234364671"/>
       <w:r>
         <w:t xml:space="preserve">1.4.1. </w:t>
       </w:r>
@@ -11815,7 +12180,7 @@
         <w:pStyle w:val="Heading3"/>
         <w:jc w:val="both"/>
       </w:pPr>
-      <w:bookmarkStart w:id="6" w:name="_Toc233220991"/>
+      <w:bookmarkStart w:id="6" w:name="_Toc234364672"/>
       <w:r>
         <w:t xml:space="preserve">1.4.2. Thư </w:t>
       </w:r>
@@ -13071,7 +13436,7 @@
         <w:pStyle w:val="Heading3"/>
         <w:jc w:val="both"/>
       </w:pPr>
-      <w:bookmarkStart w:id="7" w:name="_Toc233220992"/>
+      <w:bookmarkStart w:id="7" w:name="_Toc234364673"/>
       <w:r>
         <w:lastRenderedPageBreak/>
         <w:t xml:space="preserve">1.4.3. </w:t>
@@ -14411,7 +14776,7 @@
         <w:pStyle w:val="Heading3"/>
         <w:jc w:val="both"/>
       </w:pPr>
-      <w:bookmarkStart w:id="8" w:name="_Toc233220993"/>
+      <w:bookmarkStart w:id="8" w:name="_Toc234364674"/>
       <w:r>
         <w:t xml:space="preserve">1.4.4. </w:t>
       </w:r>
@@ -15675,7 +16040,7 @@
         <w:pStyle w:val="Heading1"/>
         <w:jc w:val="both"/>
       </w:pPr>
-      <w:bookmarkStart w:id="9" w:name="_Toc233220994"/>
+      <w:bookmarkStart w:id="9" w:name="_Toc234364675"/>
       <w:r>
         <w:t>CHƯƠNG 2: PHÂN TÍCH VÀ THIẾT KẾ HỆ THỐNG</w:t>
       </w:r>
@@ -15686,7 +16051,7 @@
         <w:pStyle w:val="Heading2"/>
         <w:jc w:val="both"/>
       </w:pPr>
-      <w:bookmarkStart w:id="10" w:name="_Toc233220995"/>
+      <w:bookmarkStart w:id="10" w:name="_Toc234364676"/>
       <w:r>
         <w:t xml:space="preserve">2.1. </w:t>
       </w:r>
@@ -20791,7 +21156,7 @@
         <w:pStyle w:val="Heading2"/>
         <w:jc w:val="both"/>
       </w:pPr>
-      <w:bookmarkStart w:id="11" w:name="_Toc233220996"/>
+      <w:bookmarkStart w:id="11" w:name="_Toc234364677"/>
       <w:r>
         <w:t xml:space="preserve">2.2. </w:t>
       </w:r>
@@ -24285,7 +24650,7 @@
         <w:pStyle w:val="Heading2"/>
         <w:jc w:val="both"/>
       </w:pPr>
-      <w:bookmarkStart w:id="12" w:name="_Toc233220997"/>
+      <w:bookmarkStart w:id="12" w:name="_Toc234364678"/>
       <w:r>
         <w:t xml:space="preserve">2.3. Chi </w:t>
       </w:r>
@@ -24880,7 +25245,7 @@
         <w:pStyle w:val="Heading3"/>
         <w:jc w:val="both"/>
       </w:pPr>
-      <w:bookmarkStart w:id="13" w:name="_Toc233220998"/>
+      <w:bookmarkStart w:id="13" w:name="_Toc234364679"/>
       <w:r>
         <w:t xml:space="preserve">2.3.1. </w:t>
       </w:r>
@@ -27760,7 +28125,7 @@
         <w:pStyle w:val="Heading3"/>
         <w:jc w:val="both"/>
       </w:pPr>
-      <w:bookmarkStart w:id="14" w:name="_Toc233220999"/>
+      <w:bookmarkStart w:id="14" w:name="_Toc234364680"/>
       <w:r>
         <w:t xml:space="preserve">2.3.2. </w:t>
       </w:r>
@@ -31709,7 +32074,7 @@
         <w:pStyle w:val="Heading3"/>
         <w:jc w:val="both"/>
       </w:pPr>
-      <w:bookmarkStart w:id="15" w:name="_Toc233221000"/>
+      <w:bookmarkStart w:id="15" w:name="_Toc234364681"/>
       <w:r>
         <w:t xml:space="preserve">2.3.3. </w:t>
       </w:r>
@@ -36571,7 +36936,7 @@
         <w:pStyle w:val="Heading3"/>
         <w:jc w:val="both"/>
       </w:pPr>
-      <w:bookmarkStart w:id="16" w:name="_Toc233221001"/>
+      <w:bookmarkStart w:id="16" w:name="_Toc234364682"/>
       <w:r>
         <w:t xml:space="preserve">2.3.4. </w:t>
       </w:r>
@@ -38518,7 +38883,7 @@
         <w:pStyle w:val="Heading3"/>
         <w:jc w:val="both"/>
       </w:pPr>
-      <w:bookmarkStart w:id="17" w:name="_Toc233221002"/>
+      <w:bookmarkStart w:id="17" w:name="_Toc234364683"/>
       <w:r>
         <w:t xml:space="preserve">2.4. </w:t>
       </w:r>
@@ -38578,9 +38943,6 @@
       </w:r>
     </w:p>
     <w:p>
-      <w:pPr>
-        <w:jc w:val="left"/>
-      </w:pPr>
       <w:r>
         <w:rPr>
           <w:b/>
@@ -38590,8 +38952,8 @@
     </w:p>
     <w:tbl>
       <w:tblPr>
-        <w:tblW w:type="auto" w:w="0"/>
-        <w:tblLook w:firstColumn="1" w:firstRow="1" w:lastColumn="0" w:lastRow="0" w:noHBand="0" w:noVBand="1" w:val="04A0"/>
+        <w:tblW w:w="0" w:type="auto"/>
+        <w:tblLook w:val="04A0" w:firstRow="1" w:lastRow="0" w:firstColumn="1" w:lastColumn="0" w:noHBand="0" w:noVBand="1"/>
       </w:tblPr>
       <w:tblGrid>
         <w:gridCol w:w="3024"/>
@@ -38601,7 +38963,7 @@
       <w:tr>
         <w:tc>
           <w:tcPr>
-            <w:tcW w:type="dxa" w:w="3024"/>
+            <w:tcW w:w="3024" w:type="dxa"/>
           </w:tcPr>
           <w:p>
             <w:r>
@@ -38614,7 +38976,7 @@
         </w:tc>
         <w:tc>
           <w:tcPr>
-            <w:tcW w:type="dxa" w:w="3024"/>
+            <w:tcW w:w="3024" w:type="dxa"/>
           </w:tcPr>
           <w:p>
             <w:r>
@@ -38627,7 +38989,7 @@
         </w:tc>
         <w:tc>
           <w:tcPr>
-            <w:tcW w:type="dxa" w:w="3024"/>
+            <w:tcW w:w="3024" w:type="dxa"/>
           </w:tcPr>
           <w:p>
             <w:r>
@@ -38642,7 +39004,7 @@
       <w:tr>
         <w:tc>
           <w:tcPr>
-            <w:tcW w:type="dxa" w:w="3024"/>
+            <w:tcW w:w="3024" w:type="dxa"/>
           </w:tcPr>
           <w:p>
             <w:r>
@@ -38655,7 +39017,7 @@
         </w:tc>
         <w:tc>
           <w:tcPr>
-            <w:tcW w:type="dxa" w:w="3024"/>
+            <w:tcW w:w="3024" w:type="dxa"/>
           </w:tcPr>
           <w:p>
             <w:r>
@@ -38665,7 +39027,7 @@
         </w:tc>
         <w:tc>
           <w:tcPr>
-            <w:tcW w:type="dxa" w:w="3024"/>
+            <w:tcW w:w="3024" w:type="dxa"/>
           </w:tcPr>
           <w:p>
             <w:r>
@@ -38677,7 +39039,7 @@
       <w:tr>
         <w:tc>
           <w:tcPr>
-            <w:tcW w:type="dxa" w:w="3024"/>
+            <w:tcW w:w="3024" w:type="dxa"/>
           </w:tcPr>
           <w:p>
             <w:r>
@@ -38690,7 +39052,7 @@
         </w:tc>
         <w:tc>
           <w:tcPr>
-            <w:tcW w:type="dxa" w:w="3024"/>
+            <w:tcW w:w="3024" w:type="dxa"/>
           </w:tcPr>
           <w:p>
             <w:r>
@@ -38700,7 +39062,7 @@
         </w:tc>
         <w:tc>
           <w:tcPr>
-            <w:tcW w:type="dxa" w:w="3024"/>
+            <w:tcW w:w="3024" w:type="dxa"/>
           </w:tcPr>
           <w:p>
             <w:r>
@@ -38712,9 +39074,6 @@
     </w:tbl>
     <w:p/>
     <w:p>
-      <w:pPr>
-        <w:jc w:val="left"/>
-      </w:pPr>
       <w:r>
         <w:rPr>
           <w:b/>
@@ -38724,8 +39083,8 @@
     </w:p>
     <w:tbl>
       <w:tblPr>
-        <w:tblW w:type="auto" w:w="0"/>
-        <w:tblLook w:firstColumn="1" w:firstRow="1" w:lastColumn="0" w:lastRow="0" w:noHBand="0" w:noVBand="1" w:val="04A0"/>
+        <w:tblW w:w="0" w:type="auto"/>
+        <w:tblLook w:val="04A0" w:firstRow="1" w:lastRow="0" w:firstColumn="1" w:lastColumn="0" w:noHBand="0" w:noVBand="1"/>
       </w:tblPr>
       <w:tblGrid>
         <w:gridCol w:w="3024"/>
@@ -38735,7 +39094,7 @@
       <w:tr>
         <w:tc>
           <w:tcPr>
-            <w:tcW w:type="dxa" w:w="3024"/>
+            <w:tcW w:w="3024" w:type="dxa"/>
           </w:tcPr>
           <w:p>
             <w:r>
@@ -38748,7 +39107,7 @@
         </w:tc>
         <w:tc>
           <w:tcPr>
-            <w:tcW w:type="dxa" w:w="3024"/>
+            <w:tcW w:w="3024" w:type="dxa"/>
           </w:tcPr>
           <w:p>
             <w:r>
@@ -38761,7 +39120,7 @@
         </w:tc>
         <w:tc>
           <w:tcPr>
-            <w:tcW w:type="dxa" w:w="3024"/>
+            <w:tcW w:w="3024" w:type="dxa"/>
           </w:tcPr>
           <w:p>
             <w:r>
@@ -38776,7 +39135,7 @@
       <w:tr>
         <w:tc>
           <w:tcPr>
-            <w:tcW w:type="dxa" w:w="3024"/>
+            <w:tcW w:w="3024" w:type="dxa"/>
           </w:tcPr>
           <w:p>
             <w:r>
@@ -38789,7 +39148,7 @@
         </w:tc>
         <w:tc>
           <w:tcPr>
-            <w:tcW w:type="dxa" w:w="3024"/>
+            <w:tcW w:w="3024" w:type="dxa"/>
           </w:tcPr>
           <w:p>
             <w:r>
@@ -38799,7 +39158,7 @@
         </w:tc>
         <w:tc>
           <w:tcPr>
-            <w:tcW w:type="dxa" w:w="3024"/>
+            <w:tcW w:w="3024" w:type="dxa"/>
           </w:tcPr>
           <w:p>
             <w:r>
@@ -38811,7 +39170,7 @@
       <w:tr>
         <w:tc>
           <w:tcPr>
-            <w:tcW w:type="dxa" w:w="3024"/>
+            <w:tcW w:w="3024" w:type="dxa"/>
           </w:tcPr>
           <w:p>
             <w:r>
@@ -38824,7 +39183,7 @@
         </w:tc>
         <w:tc>
           <w:tcPr>
-            <w:tcW w:type="dxa" w:w="3024"/>
+            <w:tcW w:w="3024" w:type="dxa"/>
           </w:tcPr>
           <w:p>
             <w:r>
@@ -38834,7 +39193,7 @@
         </w:tc>
         <w:tc>
           <w:tcPr>
-            <w:tcW w:type="dxa" w:w="3024"/>
+            <w:tcW w:w="3024" w:type="dxa"/>
           </w:tcPr>
           <w:p>
             <w:r>
@@ -38846,7 +39205,7 @@
       <w:tr>
         <w:tc>
           <w:tcPr>
-            <w:tcW w:type="dxa" w:w="3024"/>
+            <w:tcW w:w="3024" w:type="dxa"/>
           </w:tcPr>
           <w:p>
             <w:r>
@@ -38859,7 +39218,7 @@
         </w:tc>
         <w:tc>
           <w:tcPr>
-            <w:tcW w:type="dxa" w:w="3024"/>
+            <w:tcW w:w="3024" w:type="dxa"/>
           </w:tcPr>
           <w:p>
             <w:r>
@@ -38869,7 +39228,7 @@
         </w:tc>
         <w:tc>
           <w:tcPr>
-            <w:tcW w:type="dxa" w:w="3024"/>
+            <w:tcW w:w="3024" w:type="dxa"/>
           </w:tcPr>
           <w:p>
             <w:r>
@@ -38881,7 +39240,7 @@
       <w:tr>
         <w:tc>
           <w:tcPr>
-            <w:tcW w:type="dxa" w:w="3024"/>
+            <w:tcW w:w="3024" w:type="dxa"/>
           </w:tcPr>
           <w:p>
             <w:r>
@@ -38894,7 +39253,7 @@
         </w:tc>
         <w:tc>
           <w:tcPr>
-            <w:tcW w:type="dxa" w:w="3024"/>
+            <w:tcW w:w="3024" w:type="dxa"/>
           </w:tcPr>
           <w:p>
             <w:r>
@@ -38904,7 +39263,7 @@
         </w:tc>
         <w:tc>
           <w:tcPr>
-            <w:tcW w:type="dxa" w:w="3024"/>
+            <w:tcW w:w="3024" w:type="dxa"/>
           </w:tcPr>
           <w:p>
             <w:r>
@@ -38916,7 +39275,7 @@
       <w:tr>
         <w:tc>
           <w:tcPr>
-            <w:tcW w:type="dxa" w:w="3024"/>
+            <w:tcW w:w="3024" w:type="dxa"/>
           </w:tcPr>
           <w:p>
             <w:r>
@@ -38929,7 +39288,7 @@
         </w:tc>
         <w:tc>
           <w:tcPr>
-            <w:tcW w:type="dxa" w:w="3024"/>
+            <w:tcW w:w="3024" w:type="dxa"/>
           </w:tcPr>
           <w:p>
             <w:r>
@@ -38939,7 +39298,7 @@
         </w:tc>
         <w:tc>
           <w:tcPr>
-            <w:tcW w:type="dxa" w:w="3024"/>
+            <w:tcW w:w="3024" w:type="dxa"/>
           </w:tcPr>
           <w:p>
             <w:r>
@@ -38951,7 +39310,7 @@
       <w:tr>
         <w:tc>
           <w:tcPr>
-            <w:tcW w:type="dxa" w:w="3024"/>
+            <w:tcW w:w="3024" w:type="dxa"/>
           </w:tcPr>
           <w:p>
             <w:r>
@@ -38964,7 +39323,7 @@
         </w:tc>
         <w:tc>
           <w:tcPr>
-            <w:tcW w:type="dxa" w:w="3024"/>
+            <w:tcW w:w="3024" w:type="dxa"/>
           </w:tcPr>
           <w:p>
             <w:r>
@@ -38974,7 +39333,7 @@
         </w:tc>
         <w:tc>
           <w:tcPr>
-            <w:tcW w:type="dxa" w:w="3024"/>
+            <w:tcW w:w="3024" w:type="dxa"/>
           </w:tcPr>
           <w:p>
             <w:r>
@@ -38986,9 +39345,6 @@
     </w:tbl>
     <w:p/>
     <w:p>
-      <w:pPr>
-        <w:jc w:val="left"/>
-      </w:pPr>
       <w:r>
         <w:rPr>
           <w:b/>
@@ -38998,8 +39354,384 @@
     </w:p>
     <w:tbl>
       <w:tblPr>
-        <w:tblW w:type="auto" w:w="0"/>
-        <w:tblLook w:firstColumn="1" w:firstRow="1" w:lastColumn="0" w:lastRow="0" w:noHBand="0" w:noVBand="1" w:val="04A0"/>
+        <w:tblW w:w="0" w:type="auto"/>
+        <w:tblLook w:val="04A0" w:firstRow="1" w:lastRow="0" w:firstColumn="1" w:lastColumn="0" w:noHBand="0" w:noVBand="1"/>
+      </w:tblPr>
+      <w:tblGrid>
+        <w:gridCol w:w="2723"/>
+        <w:gridCol w:w="3686"/>
+        <w:gridCol w:w="2663"/>
+      </w:tblGrid>
+      <w:tr>
+        <w:tc>
+          <w:tcPr>
+            <w:tcW w:w="3024" w:type="dxa"/>
+          </w:tcPr>
+          <w:p>
+            <w:r>
+              <w:rPr>
+                <w:b/>
+              </w:rPr>
+              <w:t>HTTP Method</w:t>
+            </w:r>
+          </w:p>
+        </w:tc>
+        <w:tc>
+          <w:tcPr>
+            <w:tcW w:w="3024" w:type="dxa"/>
+          </w:tcPr>
+          <w:p>
+            <w:r>
+              <w:rPr>
+                <w:b/>
+              </w:rPr>
+              <w:t>API Endpoint</w:t>
+            </w:r>
+          </w:p>
+        </w:tc>
+        <w:tc>
+          <w:tcPr>
+            <w:tcW w:w="3024" w:type="dxa"/>
+          </w:tcPr>
+          <w:p>
+            <w:r>
+              <w:rPr>
+                <w:b/>
+              </w:rPr>
+              <w:t>Mô tả chức năng</w:t>
+            </w:r>
+          </w:p>
+        </w:tc>
+      </w:tr>
+      <w:tr>
+        <w:tc>
+          <w:tcPr>
+            <w:tcW w:w="3024" w:type="dxa"/>
+          </w:tcPr>
+          <w:p>
+            <w:r>
+              <w:rPr>
+                <w:b/>
+              </w:rPr>
+              <w:t>GET</w:t>
+            </w:r>
+          </w:p>
+        </w:tc>
+        <w:tc>
+          <w:tcPr>
+            <w:tcW w:w="3024" w:type="dxa"/>
+          </w:tcPr>
+          <w:p>
+            <w:r>
+              <w:t>/api/products</w:t>
+            </w:r>
+          </w:p>
+        </w:tc>
+        <w:tc>
+          <w:tcPr>
+            <w:tcW w:w="3024" w:type="dxa"/>
+          </w:tcPr>
+          <w:p>
+            <w:r>
+              <w:t>Lấy toàn bộ sản phẩm (Phân trang, lọc theo giá, từ khóa)</w:t>
+            </w:r>
+          </w:p>
+        </w:tc>
+      </w:tr>
+      <w:tr>
+        <w:tc>
+          <w:tcPr>
+            <w:tcW w:w="3024" w:type="dxa"/>
+          </w:tcPr>
+          <w:p>
+            <w:r>
+              <w:rPr>
+                <w:b/>
+              </w:rPr>
+              <w:t>GET</w:t>
+            </w:r>
+          </w:p>
+        </w:tc>
+        <w:tc>
+          <w:tcPr>
+            <w:tcW w:w="3024" w:type="dxa"/>
+          </w:tcPr>
+          <w:p>
+            <w:r>
+              <w:t>/api/products/newest</w:t>
+            </w:r>
+          </w:p>
+        </w:tc>
+        <w:tc>
+          <w:tcPr>
+            <w:tcW w:w="3024" w:type="dxa"/>
+          </w:tcPr>
+          <w:p>
+            <w:r>
+              <w:t>Lấy Top 5 sản phẩm mới nhất</w:t>
+            </w:r>
+          </w:p>
+        </w:tc>
+      </w:tr>
+      <w:tr>
+        <w:tc>
+          <w:tcPr>
+            <w:tcW w:w="3024" w:type="dxa"/>
+          </w:tcPr>
+          <w:p>
+            <w:r>
+              <w:rPr>
+                <w:b/>
+              </w:rPr>
+              <w:t>GET</w:t>
+            </w:r>
+          </w:p>
+        </w:tc>
+        <w:tc>
+          <w:tcPr>
+            <w:tcW w:w="3024" w:type="dxa"/>
+          </w:tcPr>
+          <w:p>
+            <w:r>
+              <w:t>/api/products/best-sellers</w:t>
+            </w:r>
+          </w:p>
+        </w:tc>
+        <w:tc>
+          <w:tcPr>
+            <w:tcW w:w="3024" w:type="dxa"/>
+          </w:tcPr>
+          <w:p>
+            <w:r>
+              <w:t>Lấy Top 5 sản phẩm bán chạy nhất</w:t>
+            </w:r>
+          </w:p>
+        </w:tc>
+      </w:tr>
+      <w:tr>
+        <w:tc>
+          <w:tcPr>
+            <w:tcW w:w="3024" w:type="dxa"/>
+          </w:tcPr>
+          <w:p>
+            <w:r>
+              <w:rPr>
+                <w:b/>
+              </w:rPr>
+              <w:t>GET</w:t>
+            </w:r>
+          </w:p>
+        </w:tc>
+        <w:tc>
+          <w:tcPr>
+            <w:tcW w:w="3024" w:type="dxa"/>
+          </w:tcPr>
+          <w:p>
+            <w:r>
+              <w:t>/api/products/{id}</w:t>
+            </w:r>
+          </w:p>
+        </w:tc>
+        <w:tc>
+          <w:tcPr>
+            <w:tcW w:w="3024" w:type="dxa"/>
+          </w:tcPr>
+          <w:p>
+            <w:r>
+              <w:t>Xem chi tiết sản phẩm theo ID</w:t>
+            </w:r>
+          </w:p>
+        </w:tc>
+      </w:tr>
+      <w:tr>
+        <w:tc>
+          <w:tcPr>
+            <w:tcW w:w="3024" w:type="dxa"/>
+          </w:tcPr>
+          <w:p>
+            <w:r>
+              <w:rPr>
+                <w:b/>
+              </w:rPr>
+              <w:t>GET</w:t>
+            </w:r>
+          </w:p>
+        </w:tc>
+        <w:tc>
+          <w:tcPr>
+            <w:tcW w:w="3024" w:type="dxa"/>
+          </w:tcPr>
+          <w:p>
+            <w:r>
+              <w:t>/api/products/slug/{slug}</w:t>
+            </w:r>
+          </w:p>
+        </w:tc>
+        <w:tc>
+          <w:tcPr>
+            <w:tcW w:w="3024" w:type="dxa"/>
+          </w:tcPr>
+          <w:p>
+            <w:r>
+              <w:t>Xem chi tiết sản phẩm theo Slug (SEO)</w:t>
+            </w:r>
+          </w:p>
+        </w:tc>
+      </w:tr>
+      <w:tr>
+        <w:tc>
+          <w:tcPr>
+            <w:tcW w:w="3024" w:type="dxa"/>
+          </w:tcPr>
+          <w:p>
+            <w:r>
+              <w:rPr>
+                <w:b/>
+              </w:rPr>
+              <w:t>GET</w:t>
+            </w:r>
+          </w:p>
+        </w:tc>
+        <w:tc>
+          <w:tcPr>
+            <w:tcW w:w="3024" w:type="dxa"/>
+          </w:tcPr>
+          <w:p>
+            <w:r>
+              <w:t>/api/products/category/{categoryId}</w:t>
+            </w:r>
+          </w:p>
+        </w:tc>
+        <w:tc>
+          <w:tcPr>
+            <w:tcW w:w="3024" w:type="dxa"/>
+          </w:tcPr>
+          <w:p>
+            <w:r>
+              <w:t>Lấy sản phẩm theo danh mục</w:t>
+            </w:r>
+          </w:p>
+        </w:tc>
+      </w:tr>
+      <w:tr>
+        <w:tc>
+          <w:tcPr>
+            <w:tcW w:w="3024" w:type="dxa"/>
+          </w:tcPr>
+          <w:p>
+            <w:r>
+              <w:rPr>
+                <w:b/>
+              </w:rPr>
+              <w:t>POST</w:t>
+            </w:r>
+          </w:p>
+        </w:tc>
+        <w:tc>
+          <w:tcPr>
+            <w:tcW w:w="3024" w:type="dxa"/>
+          </w:tcPr>
+          <w:p>
+            <w:r>
+              <w:t>/api/products</w:t>
+            </w:r>
+          </w:p>
+        </w:tc>
+        <w:tc>
+          <w:tcPr>
+            <w:tcW w:w="3024" w:type="dxa"/>
+          </w:tcPr>
+          <w:p>
+            <w:r>
+              <w:t>Thêm mới sản phẩm</w:t>
+            </w:r>
+          </w:p>
+        </w:tc>
+      </w:tr>
+      <w:tr>
+        <w:tc>
+          <w:tcPr>
+            <w:tcW w:w="3024" w:type="dxa"/>
+          </w:tcPr>
+          <w:p>
+            <w:r>
+              <w:rPr>
+                <w:b/>
+              </w:rPr>
+              <w:t>PUT</w:t>
+            </w:r>
+          </w:p>
+        </w:tc>
+        <w:tc>
+          <w:tcPr>
+            <w:tcW w:w="3024" w:type="dxa"/>
+          </w:tcPr>
+          <w:p>
+            <w:r>
+              <w:t>/api/products/{id}</w:t>
+            </w:r>
+          </w:p>
+        </w:tc>
+        <w:tc>
+          <w:tcPr>
+            <w:tcW w:w="3024" w:type="dxa"/>
+          </w:tcPr>
+          <w:p>
+            <w:r>
+              <w:t>Cập nhật sản phẩm</w:t>
+            </w:r>
+          </w:p>
+        </w:tc>
+      </w:tr>
+      <w:tr>
+        <w:tc>
+          <w:tcPr>
+            <w:tcW w:w="3024" w:type="dxa"/>
+          </w:tcPr>
+          <w:p>
+            <w:r>
+              <w:rPr>
+                <w:b/>
+              </w:rPr>
+              <w:t>DELETE</w:t>
+            </w:r>
+          </w:p>
+        </w:tc>
+        <w:tc>
+          <w:tcPr>
+            <w:tcW w:w="3024" w:type="dxa"/>
+          </w:tcPr>
+          <w:p>
+            <w:r>
+              <w:t>/api/products/{id}</w:t>
+            </w:r>
+          </w:p>
+        </w:tc>
+        <w:tc>
+          <w:tcPr>
+            <w:tcW w:w="3024" w:type="dxa"/>
+          </w:tcPr>
+          <w:p>
+            <w:r>
+              <w:t>Xóa sản phẩm</w:t>
+            </w:r>
+          </w:p>
+        </w:tc>
+      </w:tr>
+    </w:tbl>
+    <w:p/>
+    <w:p>
+      <w:r>
+        <w:rPr>
+          <w:b/>
+        </w:rPr>
+        <w:t>Bảng Product Variants (Biến thể sản phẩm):</w:t>
+      </w:r>
+    </w:p>
+    <w:tbl>
+      <w:tblPr>
+        <w:tblW w:w="0" w:type="auto"/>
+        <w:tblLook w:val="04A0" w:firstRow="1" w:lastRow="0" w:firstColumn="1" w:lastColumn="0" w:noHBand="0" w:noVBand="1"/>
       </w:tblPr>
       <w:tblGrid>
         <w:gridCol w:w="3024"/>
@@ -39009,20 +39741,21 @@
       <w:tr>
         <w:tc>
           <w:tcPr>
-            <w:tcW w:type="dxa" w:w="3024"/>
+            <w:tcW w:w="3024" w:type="dxa"/>
           </w:tcPr>
           <w:p>
             <w:r>
               <w:rPr>
                 <w:b/>
               </w:rPr>
+              <w:lastRenderedPageBreak/>
               <w:t>HTTP Method</w:t>
             </w:r>
           </w:p>
         </w:tc>
         <w:tc>
           <w:tcPr>
-            <w:tcW w:type="dxa" w:w="3024"/>
+            <w:tcW w:w="3024" w:type="dxa"/>
           </w:tcPr>
           <w:p>
             <w:r>
@@ -39035,7 +39768,7 @@
         </w:tc>
         <w:tc>
           <w:tcPr>
-            <w:tcW w:type="dxa" w:w="3024"/>
+            <w:tcW w:w="3024" w:type="dxa"/>
           </w:tcPr>
           <w:p>
             <w:r>
@@ -39050,7 +39783,7 @@
       <w:tr>
         <w:tc>
           <w:tcPr>
-            <w:tcW w:type="dxa" w:w="3024"/>
+            <w:tcW w:w="3024" w:type="dxa"/>
           </w:tcPr>
           <w:p>
             <w:r>
@@ -39063,21 +39796,21 @@
         </w:tc>
         <w:tc>
           <w:tcPr>
-            <w:tcW w:type="dxa" w:w="3024"/>
-          </w:tcPr>
-          <w:p>
-            <w:r>
-              <w:t>/api/products</w:t>
-            </w:r>
-          </w:p>
-        </w:tc>
-        <w:tc>
-          <w:tcPr>
-            <w:tcW w:type="dxa" w:w="3024"/>
-          </w:tcPr>
-          <w:p>
-            <w:r>
-              <w:t>Lấy toàn bộ sản phẩm (Phân trang, lọc theo giá, từ khóa)</w:t>
+            <w:tcW w:w="3024" w:type="dxa"/>
+          </w:tcPr>
+          <w:p>
+            <w:r>
+              <w:t>/api/product-variants/product/{productId}</w:t>
+            </w:r>
+          </w:p>
+        </w:tc>
+        <w:tc>
+          <w:tcPr>
+            <w:tcW w:w="3024" w:type="dxa"/>
+          </w:tcPr>
+          <w:p>
+            <w:r>
+              <w:t>Lấy các biến thể (Màu, Size) của sản phẩm</w:t>
             </w:r>
           </w:p>
         </w:tc>
@@ -39085,34 +39818,34 @@
       <w:tr>
         <w:tc>
           <w:tcPr>
-            <w:tcW w:type="dxa" w:w="3024"/>
+            <w:tcW w:w="3024" w:type="dxa"/>
           </w:tcPr>
           <w:p>
             <w:r>
               <w:rPr>
                 <w:b/>
               </w:rPr>
-              <w:t>GET</w:t>
-            </w:r>
-          </w:p>
-        </w:tc>
-        <w:tc>
-          <w:tcPr>
-            <w:tcW w:type="dxa" w:w="3024"/>
-          </w:tcPr>
-          <w:p>
-            <w:r>
-              <w:t>/api/products/newest</w:t>
-            </w:r>
-          </w:p>
-        </w:tc>
-        <w:tc>
-          <w:tcPr>
-            <w:tcW w:type="dxa" w:w="3024"/>
-          </w:tcPr>
-          <w:p>
-            <w:r>
-              <w:t>Lấy Top 5 sản phẩm mới nhất</w:t>
+              <w:t>POST</w:t>
+            </w:r>
+          </w:p>
+        </w:tc>
+        <w:tc>
+          <w:tcPr>
+            <w:tcW w:w="3024" w:type="dxa"/>
+          </w:tcPr>
+          <w:p>
+            <w:r>
+              <w:t>/api/product-variants</w:t>
+            </w:r>
+          </w:p>
+        </w:tc>
+        <w:tc>
+          <w:tcPr>
+            <w:tcW w:w="3024" w:type="dxa"/>
+          </w:tcPr>
+          <w:p>
+            <w:r>
+              <w:t>Thêm biến thể mới cho sản phẩm</w:t>
             </w:r>
           </w:p>
         </w:tc>
@@ -39120,34 +39853,34 @@
       <w:tr>
         <w:tc>
           <w:tcPr>
-            <w:tcW w:type="dxa" w:w="3024"/>
+            <w:tcW w:w="3024" w:type="dxa"/>
           </w:tcPr>
           <w:p>
             <w:r>
               <w:rPr>
                 <w:b/>
               </w:rPr>
-              <w:t>GET</w:t>
-            </w:r>
-          </w:p>
-        </w:tc>
-        <w:tc>
-          <w:tcPr>
-            <w:tcW w:type="dxa" w:w="3024"/>
-          </w:tcPr>
-          <w:p>
-            <w:r>
-              <w:t>/api/products/best-sellers</w:t>
-            </w:r>
-          </w:p>
-        </w:tc>
-        <w:tc>
-          <w:tcPr>
-            <w:tcW w:type="dxa" w:w="3024"/>
-          </w:tcPr>
-          <w:p>
-            <w:r>
-              <w:t>Lấy Top 5 sản phẩm bán chạy nhất</w:t>
+              <w:t>PUT</w:t>
+            </w:r>
+          </w:p>
+        </w:tc>
+        <w:tc>
+          <w:tcPr>
+            <w:tcW w:w="3024" w:type="dxa"/>
+          </w:tcPr>
+          <w:p>
+            <w:r>
+              <w:t>/api/product-variants/{id}</w:t>
+            </w:r>
+          </w:p>
+        </w:tc>
+        <w:tc>
+          <w:tcPr>
+            <w:tcW w:w="3024" w:type="dxa"/>
+          </w:tcPr>
+          <w:p>
+            <w:r>
+              <w:t>Cập nhật giá, kho, size của biến thể</w:t>
             </w:r>
           </w:p>
         </w:tc>
@@ -39155,209 +39888,34 @@
       <w:tr>
         <w:tc>
           <w:tcPr>
-            <w:tcW w:type="dxa" w:w="3024"/>
+            <w:tcW w:w="3024" w:type="dxa"/>
           </w:tcPr>
           <w:p>
             <w:r>
               <w:rPr>
                 <w:b/>
               </w:rPr>
-              <w:t>GET</w:t>
-            </w:r>
-          </w:p>
-        </w:tc>
-        <w:tc>
-          <w:tcPr>
-            <w:tcW w:type="dxa" w:w="3024"/>
-          </w:tcPr>
-          <w:p>
-            <w:r>
-              <w:t>/api/products/{id}</w:t>
-            </w:r>
-          </w:p>
-        </w:tc>
-        <w:tc>
-          <w:tcPr>
-            <w:tcW w:type="dxa" w:w="3024"/>
-          </w:tcPr>
-          <w:p>
-            <w:r>
-              <w:t>Xem chi tiết sản phẩm theo ID</w:t>
-            </w:r>
-          </w:p>
-        </w:tc>
-      </w:tr>
-      <w:tr>
-        <w:tc>
-          <w:tcPr>
-            <w:tcW w:type="dxa" w:w="3024"/>
-          </w:tcPr>
-          <w:p>
-            <w:r>
-              <w:rPr>
-                <w:b/>
-              </w:rPr>
-              <w:t>GET</w:t>
-            </w:r>
-          </w:p>
-        </w:tc>
-        <w:tc>
-          <w:tcPr>
-            <w:tcW w:type="dxa" w:w="3024"/>
-          </w:tcPr>
-          <w:p>
-            <w:r>
-              <w:t>/api/products/slug/{slug}</w:t>
-            </w:r>
-          </w:p>
-        </w:tc>
-        <w:tc>
-          <w:tcPr>
-            <w:tcW w:type="dxa" w:w="3024"/>
-          </w:tcPr>
-          <w:p>
-            <w:r>
-              <w:t>Xem chi tiết sản phẩm theo Slug (SEO)</w:t>
-            </w:r>
-          </w:p>
-        </w:tc>
-      </w:tr>
-      <w:tr>
-        <w:tc>
-          <w:tcPr>
-            <w:tcW w:type="dxa" w:w="3024"/>
-          </w:tcPr>
-          <w:p>
-            <w:r>
-              <w:rPr>
-                <w:b/>
-              </w:rPr>
-              <w:t>GET</w:t>
-            </w:r>
-          </w:p>
-        </w:tc>
-        <w:tc>
-          <w:tcPr>
-            <w:tcW w:type="dxa" w:w="3024"/>
-          </w:tcPr>
-          <w:p>
-            <w:r>
-              <w:t>/api/products/category/{categoryId}</w:t>
-            </w:r>
-          </w:p>
-        </w:tc>
-        <w:tc>
-          <w:tcPr>
-            <w:tcW w:type="dxa" w:w="3024"/>
-          </w:tcPr>
-          <w:p>
-            <w:r>
-              <w:t>Lấy sản phẩm theo danh mục</w:t>
-            </w:r>
-          </w:p>
-        </w:tc>
-      </w:tr>
-      <w:tr>
-        <w:tc>
-          <w:tcPr>
-            <w:tcW w:type="dxa" w:w="3024"/>
-          </w:tcPr>
-          <w:p>
-            <w:r>
-              <w:rPr>
-                <w:b/>
-              </w:rPr>
-              <w:t>POST</w:t>
-            </w:r>
-          </w:p>
-        </w:tc>
-        <w:tc>
-          <w:tcPr>
-            <w:tcW w:type="dxa" w:w="3024"/>
-          </w:tcPr>
-          <w:p>
-            <w:r>
-              <w:t>/api/products</w:t>
-            </w:r>
-          </w:p>
-        </w:tc>
-        <w:tc>
-          <w:tcPr>
-            <w:tcW w:type="dxa" w:w="3024"/>
-          </w:tcPr>
-          <w:p>
-            <w:r>
-              <w:t>Thêm mới sản phẩm</w:t>
-            </w:r>
-          </w:p>
-        </w:tc>
-      </w:tr>
-      <w:tr>
-        <w:tc>
-          <w:tcPr>
-            <w:tcW w:type="dxa" w:w="3024"/>
-          </w:tcPr>
-          <w:p>
-            <w:r>
-              <w:rPr>
-                <w:b/>
-              </w:rPr>
-              <w:t>PUT</w:t>
-            </w:r>
-          </w:p>
-        </w:tc>
-        <w:tc>
-          <w:tcPr>
-            <w:tcW w:type="dxa" w:w="3024"/>
-          </w:tcPr>
-          <w:p>
-            <w:r>
-              <w:t>/api/products/{id}</w:t>
-            </w:r>
-          </w:p>
-        </w:tc>
-        <w:tc>
-          <w:tcPr>
-            <w:tcW w:type="dxa" w:w="3024"/>
-          </w:tcPr>
-          <w:p>
-            <w:r>
-              <w:t>Cập nhật sản phẩm</w:t>
-            </w:r>
-          </w:p>
-        </w:tc>
-      </w:tr>
-      <w:tr>
-        <w:tc>
-          <w:tcPr>
-            <w:tcW w:type="dxa" w:w="3024"/>
-          </w:tcPr>
-          <w:p>
-            <w:r>
-              <w:rPr>
-                <w:b/>
-              </w:rPr>
               <w:t>DELETE</w:t>
             </w:r>
           </w:p>
         </w:tc>
         <w:tc>
           <w:tcPr>
-            <w:tcW w:type="dxa" w:w="3024"/>
-          </w:tcPr>
-          <w:p>
-            <w:r>
-              <w:t>/api/products/{id}</w:t>
-            </w:r>
-          </w:p>
-        </w:tc>
-        <w:tc>
-          <w:tcPr>
-            <w:tcW w:type="dxa" w:w="3024"/>
-          </w:tcPr>
-          <w:p>
-            <w:r>
-              <w:t>Xóa sản phẩm</w:t>
+            <w:tcW w:w="3024" w:type="dxa"/>
+          </w:tcPr>
+          <w:p>
+            <w:r>
+              <w:t>/api/product-variants/{id}</w:t>
+            </w:r>
+          </w:p>
+        </w:tc>
+        <w:tc>
+          <w:tcPr>
+            <w:tcW w:w="3024" w:type="dxa"/>
+          </w:tcPr>
+          <w:p>
+            <w:r>
+              <w:t>Xóa một biến thể</w:t>
             </w:r>
           </w:p>
         </w:tc>
@@ -39365,20 +39923,17 @@
     </w:tbl>
     <w:p/>
     <w:p>
-      <w:pPr>
-        <w:jc w:val="left"/>
-      </w:pPr>
       <w:r>
         <w:rPr>
           <w:b/>
         </w:rPr>
-        <w:t>Bảng Product Variants (Biến thể sản phẩm):</w:t>
+        <w:t>Bảng Category Products (Danh mục sản phẩm):</w:t>
       </w:r>
     </w:p>
     <w:tbl>
       <w:tblPr>
-        <w:tblW w:type="auto" w:w="0"/>
-        <w:tblLook w:firstColumn="1" w:firstRow="1" w:lastColumn="0" w:lastRow="0" w:noHBand="0" w:noVBand="1" w:val="04A0"/>
+        <w:tblW w:w="0" w:type="auto"/>
+        <w:tblLook w:val="04A0" w:firstRow="1" w:lastRow="0" w:firstColumn="1" w:lastColumn="0" w:noHBand="0" w:noVBand="1"/>
       </w:tblPr>
       <w:tblGrid>
         <w:gridCol w:w="3024"/>
@@ -39388,7 +39943,7 @@
       <w:tr>
         <w:tc>
           <w:tcPr>
-            <w:tcW w:type="dxa" w:w="3024"/>
+            <w:tcW w:w="3024" w:type="dxa"/>
           </w:tcPr>
           <w:p>
             <w:r>
@@ -39401,7 +39956,7 @@
         </w:tc>
         <w:tc>
           <w:tcPr>
-            <w:tcW w:type="dxa" w:w="3024"/>
+            <w:tcW w:w="3024" w:type="dxa"/>
           </w:tcPr>
           <w:p>
             <w:r>
@@ -39414,7 +39969,7 @@
         </w:tc>
         <w:tc>
           <w:tcPr>
-            <w:tcW w:type="dxa" w:w="3024"/>
+            <w:tcW w:w="3024" w:type="dxa"/>
           </w:tcPr>
           <w:p>
             <w:r>
@@ -39429,7 +39984,7 @@
       <w:tr>
         <w:tc>
           <w:tcPr>
-            <w:tcW w:type="dxa" w:w="3024"/>
+            <w:tcW w:w="3024" w:type="dxa"/>
           </w:tcPr>
           <w:p>
             <w:r>
@@ -39442,21 +39997,21 @@
         </w:tc>
         <w:tc>
           <w:tcPr>
-            <w:tcW w:type="dxa" w:w="3024"/>
-          </w:tcPr>
-          <w:p>
-            <w:r>
-              <w:t>/api/product-variants/product/{productId}</w:t>
-            </w:r>
-          </w:p>
-        </w:tc>
-        <w:tc>
-          <w:tcPr>
-            <w:tcW w:type="dxa" w:w="3024"/>
-          </w:tcPr>
-          <w:p>
-            <w:r>
-              <w:t>Lấy các biến thể (Màu, Size) của sản phẩm</w:t>
+            <w:tcW w:w="3024" w:type="dxa"/>
+          </w:tcPr>
+          <w:p>
+            <w:r>
+              <w:t>/api/category-products</w:t>
+            </w:r>
+          </w:p>
+        </w:tc>
+        <w:tc>
+          <w:tcPr>
+            <w:tcW w:w="3024" w:type="dxa"/>
+          </w:tcPr>
+          <w:p>
+            <w:r>
+              <w:t>Lấy tất cả danh mục sản phẩm</w:t>
             </w:r>
           </w:p>
         </w:tc>
@@ -39464,34 +40019,34 @@
       <w:tr>
         <w:tc>
           <w:tcPr>
-            <w:tcW w:type="dxa" w:w="3024"/>
+            <w:tcW w:w="3024" w:type="dxa"/>
           </w:tcPr>
           <w:p>
             <w:r>
               <w:rPr>
                 <w:b/>
               </w:rPr>
-              <w:t>POST</w:t>
-            </w:r>
-          </w:p>
-        </w:tc>
-        <w:tc>
-          <w:tcPr>
-            <w:tcW w:type="dxa" w:w="3024"/>
-          </w:tcPr>
-          <w:p>
-            <w:r>
-              <w:t>/api/product-variants</w:t>
-            </w:r>
-          </w:p>
-        </w:tc>
-        <w:tc>
-          <w:tcPr>
-            <w:tcW w:type="dxa" w:w="3024"/>
-          </w:tcPr>
-          <w:p>
-            <w:r>
-              <w:t>Thêm biến thể mới cho sản phẩm</w:t>
+              <w:t>GET</w:t>
+            </w:r>
+          </w:p>
+        </w:tc>
+        <w:tc>
+          <w:tcPr>
+            <w:tcW w:w="3024" w:type="dxa"/>
+          </w:tcPr>
+          <w:p>
+            <w:r>
+              <w:t>/api/category-products/slug/{slug}</w:t>
+            </w:r>
+          </w:p>
+        </w:tc>
+        <w:tc>
+          <w:tcPr>
+            <w:tcW w:w="3024" w:type="dxa"/>
+          </w:tcPr>
+          <w:p>
+            <w:r>
+              <w:t>Lấy danh mục theo Slug (SEO)</w:t>
             </w:r>
           </w:p>
         </w:tc>
@@ -39499,34 +40054,34 @@
       <w:tr>
         <w:tc>
           <w:tcPr>
-            <w:tcW w:type="dxa" w:w="3024"/>
+            <w:tcW w:w="3024" w:type="dxa"/>
           </w:tcPr>
           <w:p>
             <w:r>
               <w:rPr>
                 <w:b/>
               </w:rPr>
-              <w:t>PUT</w:t>
-            </w:r>
-          </w:p>
-        </w:tc>
-        <w:tc>
-          <w:tcPr>
-            <w:tcW w:type="dxa" w:w="3024"/>
-          </w:tcPr>
-          <w:p>
-            <w:r>
-              <w:t>/api/product-variants/{id}</w:t>
-            </w:r>
-          </w:p>
-        </w:tc>
-        <w:tc>
-          <w:tcPr>
-            <w:tcW w:type="dxa" w:w="3024"/>
-          </w:tcPr>
-          <w:p>
-            <w:r>
-              <w:t>Cập nhật giá, kho, size của biến thể</w:t>
+              <w:t>POST</w:t>
+            </w:r>
+          </w:p>
+        </w:tc>
+        <w:tc>
+          <w:tcPr>
+            <w:tcW w:w="3024" w:type="dxa"/>
+          </w:tcPr>
+          <w:p>
+            <w:r>
+              <w:t>/api/category-products</w:t>
+            </w:r>
+          </w:p>
+        </w:tc>
+        <w:tc>
+          <w:tcPr>
+            <w:tcW w:w="3024" w:type="dxa"/>
+          </w:tcPr>
+          <w:p>
+            <w:r>
+              <w:t>Thêm mới danh mục sản phẩm</w:t>
             </w:r>
           </w:p>
         </w:tc>
@@ -39534,34 +40089,69 @@
       <w:tr>
         <w:tc>
           <w:tcPr>
-            <w:tcW w:type="dxa" w:w="3024"/>
+            <w:tcW w:w="3024" w:type="dxa"/>
           </w:tcPr>
           <w:p>
             <w:r>
               <w:rPr>
                 <w:b/>
               </w:rPr>
+              <w:t>PUT</w:t>
+            </w:r>
+          </w:p>
+        </w:tc>
+        <w:tc>
+          <w:tcPr>
+            <w:tcW w:w="3024" w:type="dxa"/>
+          </w:tcPr>
+          <w:p>
+            <w:r>
+              <w:t>/api/category-products/{id}</w:t>
+            </w:r>
+          </w:p>
+        </w:tc>
+        <w:tc>
+          <w:tcPr>
+            <w:tcW w:w="3024" w:type="dxa"/>
+          </w:tcPr>
+          <w:p>
+            <w:r>
+              <w:t>Sửa tên, trạng thái danh mục</w:t>
+            </w:r>
+          </w:p>
+        </w:tc>
+      </w:tr>
+      <w:tr>
+        <w:tc>
+          <w:tcPr>
+            <w:tcW w:w="3024" w:type="dxa"/>
+          </w:tcPr>
+          <w:p>
+            <w:r>
+              <w:rPr>
+                <w:b/>
+              </w:rPr>
               <w:t>DELETE</w:t>
             </w:r>
           </w:p>
         </w:tc>
         <w:tc>
           <w:tcPr>
-            <w:tcW w:type="dxa" w:w="3024"/>
-          </w:tcPr>
-          <w:p>
-            <w:r>
-              <w:t>/api/product-variants/{id}</w:t>
-            </w:r>
-          </w:p>
-        </w:tc>
-        <w:tc>
-          <w:tcPr>
-            <w:tcW w:type="dxa" w:w="3024"/>
-          </w:tcPr>
-          <w:p>
-            <w:r>
-              <w:t>Xóa một biến thể</w:t>
+            <w:tcW w:w="3024" w:type="dxa"/>
+          </w:tcPr>
+          <w:p>
+            <w:r>
+              <w:t>/api/category-products/{id}</w:t>
+            </w:r>
+          </w:p>
+        </w:tc>
+        <w:tc>
+          <w:tcPr>
+            <w:tcW w:w="3024" w:type="dxa"/>
+          </w:tcPr>
+          <w:p>
+            <w:r>
+              <w:t>Xóa danh mục sản phẩm</w:t>
             </w:r>
           </w:p>
         </w:tc>
@@ -39569,20 +40159,253 @@
     </w:tbl>
     <w:p/>
     <w:p>
-      <w:pPr>
-        <w:jc w:val="left"/>
-      </w:pPr>
       <w:r>
         <w:rPr>
           <w:b/>
         </w:rPr>
-        <w:t>Bảng Category Products (Danh mục sản phẩm):</w:t>
+        <w:t>Bảng Orders &amp; Order Details (Đơn hàng):</w:t>
       </w:r>
     </w:p>
     <w:tbl>
       <w:tblPr>
-        <w:tblW w:type="auto" w:w="0"/>
-        <w:tblLook w:firstColumn="1" w:firstRow="1" w:lastColumn="0" w:lastRow="0" w:noHBand="0" w:noVBand="1" w:val="04A0"/>
+        <w:tblW w:w="0" w:type="auto"/>
+        <w:tblLook w:val="04A0" w:firstRow="1" w:lastRow="0" w:firstColumn="1" w:lastColumn="0" w:noHBand="0" w:noVBand="1"/>
+      </w:tblPr>
+      <w:tblGrid>
+        <w:gridCol w:w="2733"/>
+        <w:gridCol w:w="3566"/>
+        <w:gridCol w:w="2773"/>
+      </w:tblGrid>
+      <w:tr>
+        <w:tc>
+          <w:tcPr>
+            <w:tcW w:w="3024" w:type="dxa"/>
+          </w:tcPr>
+          <w:p>
+            <w:r>
+              <w:rPr>
+                <w:b/>
+              </w:rPr>
+              <w:t>HTTP Method</w:t>
+            </w:r>
+          </w:p>
+        </w:tc>
+        <w:tc>
+          <w:tcPr>
+            <w:tcW w:w="3024" w:type="dxa"/>
+          </w:tcPr>
+          <w:p>
+            <w:r>
+              <w:rPr>
+                <w:b/>
+              </w:rPr>
+              <w:t>API Endpoint</w:t>
+            </w:r>
+          </w:p>
+        </w:tc>
+        <w:tc>
+          <w:tcPr>
+            <w:tcW w:w="3024" w:type="dxa"/>
+          </w:tcPr>
+          <w:p>
+            <w:r>
+              <w:rPr>
+                <w:b/>
+              </w:rPr>
+              <w:t>Mô tả chức năng</w:t>
+            </w:r>
+          </w:p>
+        </w:tc>
+      </w:tr>
+      <w:tr>
+        <w:tc>
+          <w:tcPr>
+            <w:tcW w:w="3024" w:type="dxa"/>
+          </w:tcPr>
+          <w:p>
+            <w:r>
+              <w:rPr>
+                <w:b/>
+              </w:rPr>
+              <w:t>POST</w:t>
+            </w:r>
+          </w:p>
+        </w:tc>
+        <w:tc>
+          <w:tcPr>
+            <w:tcW w:w="3024" w:type="dxa"/>
+          </w:tcPr>
+          <w:p>
+            <w:r>
+              <w:t>/api/orders</w:t>
+            </w:r>
+          </w:p>
+        </w:tc>
+        <w:tc>
+          <w:tcPr>
+            <w:tcW w:w="3024" w:type="dxa"/>
+          </w:tcPr>
+          <w:p>
+            <w:r>
+              <w:t>Tạo đơn hàng mới (Checkout)</w:t>
+            </w:r>
+          </w:p>
+        </w:tc>
+      </w:tr>
+      <w:tr>
+        <w:tc>
+          <w:tcPr>
+            <w:tcW w:w="3024" w:type="dxa"/>
+          </w:tcPr>
+          <w:p>
+            <w:r>
+              <w:rPr>
+                <w:b/>
+              </w:rPr>
+              <w:t>GET</w:t>
+            </w:r>
+          </w:p>
+        </w:tc>
+        <w:tc>
+          <w:tcPr>
+            <w:tcW w:w="3024" w:type="dxa"/>
+          </w:tcPr>
+          <w:p>
+            <w:r>
+              <w:t>/api/orders/customer/{customerId}</w:t>
+            </w:r>
+          </w:p>
+        </w:tc>
+        <w:tc>
+          <w:tcPr>
+            <w:tcW w:w="3024" w:type="dxa"/>
+          </w:tcPr>
+          <w:p>
+            <w:r>
+              <w:t>Lịch sử mua hàng của khách</w:t>
+            </w:r>
+          </w:p>
+        </w:tc>
+      </w:tr>
+      <w:tr>
+        <w:tc>
+          <w:tcPr>
+            <w:tcW w:w="3024" w:type="dxa"/>
+          </w:tcPr>
+          <w:p>
+            <w:r>
+              <w:rPr>
+                <w:b/>
+              </w:rPr>
+              <w:t>GET</w:t>
+            </w:r>
+          </w:p>
+        </w:tc>
+        <w:tc>
+          <w:tcPr>
+            <w:tcW w:w="3024" w:type="dxa"/>
+          </w:tcPr>
+          <w:p>
+            <w:r>
+              <w:t>/api/orders</w:t>
+            </w:r>
+          </w:p>
+        </w:tc>
+        <w:tc>
+          <w:tcPr>
+            <w:tcW w:w="3024" w:type="dxa"/>
+          </w:tcPr>
+          <w:p>
+            <w:r>
+              <w:t>Lấy toàn bộ đơn hàng (Cho Admin quản lý)</w:t>
+            </w:r>
+          </w:p>
+        </w:tc>
+      </w:tr>
+      <w:tr>
+        <w:tc>
+          <w:tcPr>
+            <w:tcW w:w="3024" w:type="dxa"/>
+          </w:tcPr>
+          <w:p>
+            <w:r>
+              <w:rPr>
+                <w:b/>
+              </w:rPr>
+              <w:t>PUT</w:t>
+            </w:r>
+          </w:p>
+        </w:tc>
+        <w:tc>
+          <w:tcPr>
+            <w:tcW w:w="3024" w:type="dxa"/>
+          </w:tcPr>
+          <w:p>
+            <w:r>
+              <w:t>/api/orders/{id}</w:t>
+            </w:r>
+          </w:p>
+        </w:tc>
+        <w:tc>
+          <w:tcPr>
+            <w:tcW w:w="3024" w:type="dxa"/>
+          </w:tcPr>
+          <w:p>
+            <w:r>
+              <w:t>Cập nhật trạng thái đơn hàng (Đang giao, Đã hủy)</w:t>
+            </w:r>
+          </w:p>
+        </w:tc>
+      </w:tr>
+      <w:tr>
+        <w:tc>
+          <w:tcPr>
+            <w:tcW w:w="3024" w:type="dxa"/>
+          </w:tcPr>
+          <w:p>
+            <w:r>
+              <w:rPr>
+                <w:b/>
+              </w:rPr>
+              <w:t>GET</w:t>
+            </w:r>
+          </w:p>
+        </w:tc>
+        <w:tc>
+          <w:tcPr>
+            <w:tcW w:w="3024" w:type="dxa"/>
+          </w:tcPr>
+          <w:p>
+            <w:r>
+              <w:t>/api/order-details/order/{orderId}</w:t>
+            </w:r>
+          </w:p>
+        </w:tc>
+        <w:tc>
+          <w:tcPr>
+            <w:tcW w:w="3024" w:type="dxa"/>
+          </w:tcPr>
+          <w:p>
+            <w:r>
+              <w:t>Xem các mặt hàng trong đơn hàng</w:t>
+            </w:r>
+          </w:p>
+        </w:tc>
+      </w:tr>
+    </w:tbl>
+    <w:p/>
+    <w:p>
+      <w:r>
+        <w:rPr>
+          <w:b/>
+        </w:rPr>
+        <w:t>Bảng Blogs (Bài viết &amp; Tin tức):</w:t>
+      </w:r>
+    </w:p>
+    <w:tbl>
+      <w:tblPr>
+        <w:tblW w:w="0" w:type="auto"/>
+        <w:tblLook w:val="04A0" w:firstRow="1" w:lastRow="0" w:firstColumn="1" w:lastColumn="0" w:noHBand="0" w:noVBand="1"/>
       </w:tblPr>
       <w:tblGrid>
         <w:gridCol w:w="3024"/>
@@ -39592,7 +40415,7 @@
       <w:tr>
         <w:tc>
           <w:tcPr>
-            <w:tcW w:type="dxa" w:w="3024"/>
+            <w:tcW w:w="3024" w:type="dxa"/>
           </w:tcPr>
           <w:p>
             <w:r>
@@ -39605,7 +40428,7 @@
         </w:tc>
         <w:tc>
           <w:tcPr>
-            <w:tcW w:type="dxa" w:w="3024"/>
+            <w:tcW w:w="3024" w:type="dxa"/>
           </w:tcPr>
           <w:p>
             <w:r>
@@ -39618,7 +40441,7 @@
         </w:tc>
         <w:tc>
           <w:tcPr>
-            <w:tcW w:type="dxa" w:w="3024"/>
+            <w:tcW w:w="3024" w:type="dxa"/>
           </w:tcPr>
           <w:p>
             <w:r>
@@ -39633,7 +40456,7 @@
       <w:tr>
         <w:tc>
           <w:tcPr>
-            <w:tcW w:type="dxa" w:w="3024"/>
+            <w:tcW w:w="3024" w:type="dxa"/>
           </w:tcPr>
           <w:p>
             <w:r>
@@ -39646,21 +40469,21 @@
         </w:tc>
         <w:tc>
           <w:tcPr>
-            <w:tcW w:type="dxa" w:w="3024"/>
-          </w:tcPr>
-          <w:p>
-            <w:r>
-              <w:t>/api/category-products</w:t>
-            </w:r>
-          </w:p>
-        </w:tc>
-        <w:tc>
-          <w:tcPr>
-            <w:tcW w:type="dxa" w:w="3024"/>
-          </w:tcPr>
-          <w:p>
-            <w:r>
-              <w:t>Lấy tất cả danh mục sản phẩm</w:t>
+            <w:tcW w:w="3024" w:type="dxa"/>
+          </w:tcPr>
+          <w:p>
+            <w:r>
+              <w:t>/api/blogs</w:t>
+            </w:r>
+          </w:p>
+        </w:tc>
+        <w:tc>
+          <w:tcPr>
+            <w:tcW w:w="3024" w:type="dxa"/>
+          </w:tcPr>
+          <w:p>
+            <w:r>
+              <w:t>Lấy danh sách bài viết (Phân trang)</w:t>
             </w:r>
           </w:p>
         </w:tc>
@@ -39668,7 +40491,7 @@
       <w:tr>
         <w:tc>
           <w:tcPr>
-            <w:tcW w:type="dxa" w:w="3024"/>
+            <w:tcW w:w="3024" w:type="dxa"/>
           </w:tcPr>
           <w:p>
             <w:r>
@@ -39681,21 +40504,21 @@
         </w:tc>
         <w:tc>
           <w:tcPr>
-            <w:tcW w:type="dxa" w:w="3024"/>
-          </w:tcPr>
-          <w:p>
-            <w:r>
-              <w:t>/api/category-products/slug/{slug}</w:t>
-            </w:r>
-          </w:p>
-        </w:tc>
-        <w:tc>
-          <w:tcPr>
-            <w:tcW w:type="dxa" w:w="3024"/>
-          </w:tcPr>
-          <w:p>
-            <w:r>
-              <w:t>Lấy danh mục theo Slug (SEO)</w:t>
+            <w:tcW w:w="3024" w:type="dxa"/>
+          </w:tcPr>
+          <w:p>
+            <w:r>
+              <w:t>/api/blogs/slug/{slug}</w:t>
+            </w:r>
+          </w:p>
+        </w:tc>
+        <w:tc>
+          <w:tcPr>
+            <w:tcW w:w="3024" w:type="dxa"/>
+          </w:tcPr>
+          <w:p>
+            <w:r>
+              <w:t>Xem chi tiết bài viết theo Slug</w:t>
             </w:r>
           </w:p>
         </w:tc>
@@ -39703,7 +40526,7 @@
       <w:tr>
         <w:tc>
           <w:tcPr>
-            <w:tcW w:type="dxa" w:w="3024"/>
+            <w:tcW w:w="3024" w:type="dxa"/>
           </w:tcPr>
           <w:p>
             <w:r>
@@ -39716,21 +40539,21 @@
         </w:tc>
         <w:tc>
           <w:tcPr>
-            <w:tcW w:type="dxa" w:w="3024"/>
-          </w:tcPr>
-          <w:p>
-            <w:r>
-              <w:t>/api/category-products</w:t>
-            </w:r>
-          </w:p>
-        </w:tc>
-        <w:tc>
-          <w:tcPr>
-            <w:tcW w:type="dxa" w:w="3024"/>
-          </w:tcPr>
-          <w:p>
-            <w:r>
-              <w:t>Thêm mới danh mục sản phẩm</w:t>
+            <w:tcW w:w="3024" w:type="dxa"/>
+          </w:tcPr>
+          <w:p>
+            <w:r>
+              <w:t>/api/blogs</w:t>
+            </w:r>
+          </w:p>
+        </w:tc>
+        <w:tc>
+          <w:tcPr>
+            <w:tcW w:w="3024" w:type="dxa"/>
+          </w:tcPr>
+          <w:p>
+            <w:r>
+              <w:t>Đăng bài viết mới</w:t>
             </w:r>
           </w:p>
         </w:tc>
@@ -39738,7 +40561,7 @@
       <w:tr>
         <w:tc>
           <w:tcPr>
-            <w:tcW w:type="dxa" w:w="3024"/>
+            <w:tcW w:w="3024" w:type="dxa"/>
           </w:tcPr>
           <w:p>
             <w:r>
@@ -39751,21 +40574,21 @@
         </w:tc>
         <w:tc>
           <w:tcPr>
-            <w:tcW w:type="dxa" w:w="3024"/>
-          </w:tcPr>
-          <w:p>
-            <w:r>
-              <w:t>/api/category-products/{id}</w:t>
-            </w:r>
-          </w:p>
-        </w:tc>
-        <w:tc>
-          <w:tcPr>
-            <w:tcW w:type="dxa" w:w="3024"/>
-          </w:tcPr>
-          <w:p>
-            <w:r>
-              <w:t>Sửa tên, trạng thái danh mục</w:t>
+            <w:tcW w:w="3024" w:type="dxa"/>
+          </w:tcPr>
+          <w:p>
+            <w:r>
+              <w:t>/api/blogs/{id}</w:t>
+            </w:r>
+          </w:p>
+        </w:tc>
+        <w:tc>
+          <w:tcPr>
+            <w:tcW w:w="3024" w:type="dxa"/>
+          </w:tcPr>
+          <w:p>
+            <w:r>
+              <w:t>Cập nhật nội dung bài viết</w:t>
             </w:r>
           </w:p>
         </w:tc>
@@ -39773,7 +40596,7 @@
       <w:tr>
         <w:tc>
           <w:tcPr>
-            <w:tcW w:type="dxa" w:w="3024"/>
+            <w:tcW w:w="3024" w:type="dxa"/>
           </w:tcPr>
           <w:p>
             <w:r>
@@ -39786,21 +40609,21 @@
         </w:tc>
         <w:tc>
           <w:tcPr>
-            <w:tcW w:type="dxa" w:w="3024"/>
-          </w:tcPr>
-          <w:p>
-            <w:r>
-              <w:t>/api/category-products/{id}</w:t>
-            </w:r>
-          </w:p>
-        </w:tc>
-        <w:tc>
-          <w:tcPr>
-            <w:tcW w:type="dxa" w:w="3024"/>
-          </w:tcPr>
-          <w:p>
-            <w:r>
-              <w:t>Xóa danh mục sản phẩm</w:t>
+            <w:tcW w:w="3024" w:type="dxa"/>
+          </w:tcPr>
+          <w:p>
+            <w:r>
+              <w:t>/api/blogs/{id}</w:t>
+            </w:r>
+          </w:p>
+        </w:tc>
+        <w:tc>
+          <w:tcPr>
+            <w:tcW w:w="3024" w:type="dxa"/>
+          </w:tcPr>
+          <w:p>
+            <w:r>
+              <w:t>Xóa bài viết</w:t>
             </w:r>
           </w:p>
         </w:tc>
@@ -39808,20 +40631,17 @@
     </w:tbl>
     <w:p/>
     <w:p>
-      <w:pPr>
-        <w:jc w:val="left"/>
-      </w:pPr>
       <w:r>
         <w:rPr>
           <w:b/>
         </w:rPr>
-        <w:t>Bảng Orders &amp; Order Details (Đơn hàng):</w:t>
+        <w:t>Bảng Banners (Quảng cáo):</w:t>
       </w:r>
     </w:p>
     <w:tbl>
       <w:tblPr>
-        <w:tblW w:type="auto" w:w="0"/>
-        <w:tblLook w:firstColumn="1" w:firstRow="1" w:lastColumn="0" w:lastRow="0" w:noHBand="0" w:noVBand="1" w:val="04A0"/>
+        <w:tblW w:w="0" w:type="auto"/>
+        <w:tblLook w:val="04A0" w:firstRow="1" w:lastRow="0" w:firstColumn="1" w:lastColumn="0" w:noHBand="0" w:noVBand="1"/>
       </w:tblPr>
       <w:tblGrid>
         <w:gridCol w:w="3024"/>
@@ -39831,7 +40651,7 @@
       <w:tr>
         <w:tc>
           <w:tcPr>
-            <w:tcW w:type="dxa" w:w="3024"/>
+            <w:tcW w:w="3024" w:type="dxa"/>
           </w:tcPr>
           <w:p>
             <w:r>
@@ -39844,7 +40664,7 @@
         </w:tc>
         <w:tc>
           <w:tcPr>
-            <w:tcW w:type="dxa" w:w="3024"/>
+            <w:tcW w:w="3024" w:type="dxa"/>
           </w:tcPr>
           <w:p>
             <w:r>
@@ -39857,7 +40677,7 @@
         </w:tc>
         <w:tc>
           <w:tcPr>
-            <w:tcW w:type="dxa" w:w="3024"/>
+            <w:tcW w:w="3024" w:type="dxa"/>
           </w:tcPr>
           <w:p>
             <w:r>
@@ -39872,34 +40692,34 @@
       <w:tr>
         <w:tc>
           <w:tcPr>
-            <w:tcW w:type="dxa" w:w="3024"/>
+            <w:tcW w:w="3024" w:type="dxa"/>
           </w:tcPr>
           <w:p>
             <w:r>
               <w:rPr>
                 <w:b/>
               </w:rPr>
-              <w:t>POST</w:t>
-            </w:r>
-          </w:p>
-        </w:tc>
-        <w:tc>
-          <w:tcPr>
-            <w:tcW w:type="dxa" w:w="3024"/>
-          </w:tcPr>
-          <w:p>
-            <w:r>
-              <w:t>/api/orders</w:t>
-            </w:r>
-          </w:p>
-        </w:tc>
-        <w:tc>
-          <w:tcPr>
-            <w:tcW w:type="dxa" w:w="3024"/>
-          </w:tcPr>
-          <w:p>
-            <w:r>
-              <w:t>Tạo đơn hàng mới (Checkout)</w:t>
+              <w:t>GET</w:t>
+            </w:r>
+          </w:p>
+        </w:tc>
+        <w:tc>
+          <w:tcPr>
+            <w:tcW w:w="3024" w:type="dxa"/>
+          </w:tcPr>
+          <w:p>
+            <w:r>
+              <w:t>/api/banners</w:t>
+            </w:r>
+          </w:p>
+        </w:tc>
+        <w:tc>
+          <w:tcPr>
+            <w:tcW w:w="3024" w:type="dxa"/>
+          </w:tcPr>
+          <w:p>
+            <w:r>
+              <w:t>Lấy danh sách Banner đang hiển thị</w:t>
             </w:r>
           </w:p>
         </w:tc>
@@ -39907,34 +40727,34 @@
       <w:tr>
         <w:tc>
           <w:tcPr>
-            <w:tcW w:type="dxa" w:w="3024"/>
+            <w:tcW w:w="3024" w:type="dxa"/>
           </w:tcPr>
           <w:p>
             <w:r>
               <w:rPr>
                 <w:b/>
               </w:rPr>
-              <w:t>GET</w:t>
-            </w:r>
-          </w:p>
-        </w:tc>
-        <w:tc>
-          <w:tcPr>
-            <w:tcW w:type="dxa" w:w="3024"/>
-          </w:tcPr>
-          <w:p>
-            <w:r>
-              <w:t>/api/orders/customer/{customerId}</w:t>
-            </w:r>
-          </w:p>
-        </w:tc>
-        <w:tc>
-          <w:tcPr>
-            <w:tcW w:type="dxa" w:w="3024"/>
-          </w:tcPr>
-          <w:p>
-            <w:r>
-              <w:t>Lịch sử mua hàng của khách</w:t>
+              <w:t>POST</w:t>
+            </w:r>
+          </w:p>
+        </w:tc>
+        <w:tc>
+          <w:tcPr>
+            <w:tcW w:w="3024" w:type="dxa"/>
+          </w:tcPr>
+          <w:p>
+            <w:r>
+              <w:t>/api/banners</w:t>
+            </w:r>
+          </w:p>
+        </w:tc>
+        <w:tc>
+          <w:tcPr>
+            <w:tcW w:w="3024" w:type="dxa"/>
+          </w:tcPr>
+          <w:p>
+            <w:r>
+              <w:t>Thêm Banner mới</w:t>
             </w:r>
           </w:p>
         </w:tc>
@@ -39942,34 +40762,34 @@
       <w:tr>
         <w:tc>
           <w:tcPr>
-            <w:tcW w:type="dxa" w:w="3024"/>
+            <w:tcW w:w="3024" w:type="dxa"/>
           </w:tcPr>
           <w:p>
             <w:r>
               <w:rPr>
                 <w:b/>
               </w:rPr>
-              <w:t>GET</w:t>
-            </w:r>
-          </w:p>
-        </w:tc>
-        <w:tc>
-          <w:tcPr>
-            <w:tcW w:type="dxa" w:w="3024"/>
-          </w:tcPr>
-          <w:p>
-            <w:r>
-              <w:t>/api/orders</w:t>
-            </w:r>
-          </w:p>
-        </w:tc>
-        <w:tc>
-          <w:tcPr>
-            <w:tcW w:type="dxa" w:w="3024"/>
-          </w:tcPr>
-          <w:p>
-            <w:r>
-              <w:t>Lấy toàn bộ đơn hàng (Cho Admin quản lý)</w:t>
+              <w:t>PUT</w:t>
+            </w:r>
+          </w:p>
+        </w:tc>
+        <w:tc>
+          <w:tcPr>
+            <w:tcW w:w="3024" w:type="dxa"/>
+          </w:tcPr>
+          <w:p>
+            <w:r>
+              <w:t>/api/banners/{id}</w:t>
+            </w:r>
+          </w:p>
+        </w:tc>
+        <w:tc>
+          <w:tcPr>
+            <w:tcW w:w="3024" w:type="dxa"/>
+          </w:tcPr>
+          <w:p>
+            <w:r>
+              <w:t>Bật/tắt hiển thị, sửa thông tin Banner</w:t>
             </w:r>
           </w:p>
         </w:tc>
@@ -39977,69 +40797,35 @@
       <w:tr>
         <w:tc>
           <w:tcPr>
-            <w:tcW w:type="dxa" w:w="3024"/>
+            <w:tcW w:w="3024" w:type="dxa"/>
           </w:tcPr>
           <w:p>
             <w:r>
               <w:rPr>
                 <w:b/>
               </w:rPr>
-              <w:t>PUT</w:t>
-            </w:r>
-          </w:p>
-        </w:tc>
-        <w:tc>
-          <w:tcPr>
-            <w:tcW w:type="dxa" w:w="3024"/>
-          </w:tcPr>
-          <w:p>
-            <w:r>
-              <w:t>/api/orders/{id}</w:t>
-            </w:r>
-          </w:p>
-        </w:tc>
-        <w:tc>
-          <w:tcPr>
-            <w:tcW w:type="dxa" w:w="3024"/>
-          </w:tcPr>
-          <w:p>
-            <w:r>
-              <w:t>Cập nhật trạng thái đơn hàng (Đang giao, Đã hủy)</w:t>
-            </w:r>
-          </w:p>
-        </w:tc>
-      </w:tr>
-      <w:tr>
-        <w:tc>
-          <w:tcPr>
-            <w:tcW w:type="dxa" w:w="3024"/>
-          </w:tcPr>
-          <w:p>
-            <w:r>
-              <w:rPr>
-                <w:b/>
-              </w:rPr>
-              <w:t>GET</w:t>
-            </w:r>
-          </w:p>
-        </w:tc>
-        <w:tc>
-          <w:tcPr>
-            <w:tcW w:type="dxa" w:w="3024"/>
-          </w:tcPr>
-          <w:p>
-            <w:r>
-              <w:t>/api/order-details/order/{orderId}</w:t>
-            </w:r>
-          </w:p>
-        </w:tc>
-        <w:tc>
-          <w:tcPr>
-            <w:tcW w:type="dxa" w:w="3024"/>
-          </w:tcPr>
-          <w:p>
-            <w:r>
-              <w:t>Xem các mặt hàng trong đơn hàng</w:t>
+              <w:lastRenderedPageBreak/>
+              <w:t>DELETE</w:t>
+            </w:r>
+          </w:p>
+        </w:tc>
+        <w:tc>
+          <w:tcPr>
+            <w:tcW w:w="3024" w:type="dxa"/>
+          </w:tcPr>
+          <w:p>
+            <w:r>
+              <w:t>/api/banners/{id}</w:t>
+            </w:r>
+          </w:p>
+        </w:tc>
+        <w:tc>
+          <w:tcPr>
+            <w:tcW w:w="3024" w:type="dxa"/>
+          </w:tcPr>
+          <w:p>
+            <w:r>
+              <w:t>Xóa Banner</w:t>
             </w:r>
           </w:p>
         </w:tc>
@@ -40047,20 +40833,17 @@
     </w:tbl>
     <w:p/>
     <w:p>
-      <w:pPr>
-        <w:jc w:val="left"/>
-      </w:pPr>
       <w:r>
         <w:rPr>
           <w:b/>
         </w:rPr>
-        <w:t>Bảng Blogs (Bài viết &amp; Tin tức):</w:t>
+        <w:t>Bảng File Uploads (Quản lý File):</w:t>
       </w:r>
     </w:p>
     <w:tbl>
       <w:tblPr>
-        <w:tblW w:type="auto" w:w="0"/>
-        <w:tblLook w:firstColumn="1" w:firstRow="1" w:lastColumn="0" w:lastRow="0" w:noHBand="0" w:noVBand="1" w:val="04A0"/>
+        <w:tblW w:w="0" w:type="auto"/>
+        <w:tblLook w:val="04A0" w:firstRow="1" w:lastRow="0" w:firstColumn="1" w:lastColumn="0" w:noHBand="0" w:noVBand="1"/>
       </w:tblPr>
       <w:tblGrid>
         <w:gridCol w:w="3024"/>
@@ -40070,7 +40853,7 @@
       <w:tr>
         <w:tc>
           <w:tcPr>
-            <w:tcW w:type="dxa" w:w="3024"/>
+            <w:tcW w:w="3024" w:type="dxa"/>
           </w:tcPr>
           <w:p>
             <w:r>
@@ -40083,7 +40866,7 @@
         </w:tc>
         <w:tc>
           <w:tcPr>
-            <w:tcW w:type="dxa" w:w="3024"/>
+            <w:tcW w:w="3024" w:type="dxa"/>
           </w:tcPr>
           <w:p>
             <w:r>
@@ -40096,7 +40879,7 @@
         </w:tc>
         <w:tc>
           <w:tcPr>
-            <w:tcW w:type="dxa" w:w="3024"/>
+            <w:tcW w:w="3024" w:type="dxa"/>
           </w:tcPr>
           <w:p>
             <w:r>
@@ -40111,34 +40894,34 @@
       <w:tr>
         <w:tc>
           <w:tcPr>
-            <w:tcW w:type="dxa" w:w="3024"/>
+            <w:tcW w:w="3024" w:type="dxa"/>
           </w:tcPr>
           <w:p>
             <w:r>
               <w:rPr>
                 <w:b/>
               </w:rPr>
-              <w:t>GET</w:t>
-            </w:r>
-          </w:p>
-        </w:tc>
-        <w:tc>
-          <w:tcPr>
-            <w:tcW w:type="dxa" w:w="3024"/>
-          </w:tcPr>
-          <w:p>
-            <w:r>
-              <w:t>/api/blogs</w:t>
-            </w:r>
-          </w:p>
-        </w:tc>
-        <w:tc>
-          <w:tcPr>
-            <w:tcW w:type="dxa" w:w="3024"/>
-          </w:tcPr>
-          <w:p>
-            <w:r>
-              <w:t>Lấy danh sách bài viết (Phân trang)</w:t>
+              <w:t>POST</w:t>
+            </w:r>
+          </w:p>
+        </w:tc>
+        <w:tc>
+          <w:tcPr>
+            <w:tcW w:w="3024" w:type="dxa"/>
+          </w:tcPr>
+          <w:p>
+            <w:r>
+              <w:t>/api/uploads/image</w:t>
+            </w:r>
+          </w:p>
+        </w:tc>
+        <w:tc>
+          <w:tcPr>
+            <w:tcW w:w="3024" w:type="dxa"/>
+          </w:tcPr>
+          <w:p>
+            <w:r>
+              <w:t>Tải ảnh lên Server (Trả về đường dẫn /uploads/...)</w:t>
             </w:r>
           </w:p>
         </w:tc>
@@ -40146,428 +40929,20 @@
       <w:tr>
         <w:tc>
           <w:tcPr>
-            <w:tcW w:type="dxa" w:w="3024"/>
+            <w:tcW w:w="3024" w:type="dxa"/>
           </w:tcPr>
           <w:p>
             <w:r>
               <w:rPr>
                 <w:b/>
               </w:rPr>
-              <w:t>GET</w:t>
-            </w:r>
-          </w:p>
-        </w:tc>
-        <w:tc>
-          <w:tcPr>
-            <w:tcW w:type="dxa" w:w="3024"/>
-          </w:tcPr>
-          <w:p>
-            <w:r>
-              <w:t>/api/blogs/slug/{slug}</w:t>
-            </w:r>
-          </w:p>
-        </w:tc>
-        <w:tc>
-          <w:tcPr>
-            <w:tcW w:type="dxa" w:w="3024"/>
-          </w:tcPr>
-          <w:p>
-            <w:r>
-              <w:t>Xem chi tiết bài viết theo Slug</w:t>
-            </w:r>
-          </w:p>
-        </w:tc>
-      </w:tr>
-      <w:tr>
-        <w:tc>
-          <w:tcPr>
-            <w:tcW w:type="dxa" w:w="3024"/>
-          </w:tcPr>
-          <w:p>
-            <w:r>
-              <w:rPr>
-                <w:b/>
-              </w:rPr>
-              <w:t>POST</w:t>
-            </w:r>
-          </w:p>
-        </w:tc>
-        <w:tc>
-          <w:tcPr>
-            <w:tcW w:type="dxa" w:w="3024"/>
-          </w:tcPr>
-          <w:p>
-            <w:r>
-              <w:t>/api/blogs</w:t>
-            </w:r>
-          </w:p>
-        </w:tc>
-        <w:tc>
-          <w:tcPr>
-            <w:tcW w:type="dxa" w:w="3024"/>
-          </w:tcPr>
-          <w:p>
-            <w:r>
-              <w:t>Đăng bài viết mới</w:t>
-            </w:r>
-          </w:p>
-        </w:tc>
-      </w:tr>
-      <w:tr>
-        <w:tc>
-          <w:tcPr>
-            <w:tcW w:type="dxa" w:w="3024"/>
-          </w:tcPr>
-          <w:p>
-            <w:r>
-              <w:rPr>
-                <w:b/>
-              </w:rPr>
-              <w:t>PUT</w:t>
-            </w:r>
-          </w:p>
-        </w:tc>
-        <w:tc>
-          <w:tcPr>
-            <w:tcW w:type="dxa" w:w="3024"/>
-          </w:tcPr>
-          <w:p>
-            <w:r>
-              <w:t>/api/blogs/{id}</w:t>
-            </w:r>
-          </w:p>
-        </w:tc>
-        <w:tc>
-          <w:tcPr>
-            <w:tcW w:type="dxa" w:w="3024"/>
-          </w:tcPr>
-          <w:p>
-            <w:r>
-              <w:t>Cập nhật nội dung bài viết</w:t>
-            </w:r>
-          </w:p>
-        </w:tc>
-      </w:tr>
-      <w:tr>
-        <w:tc>
-          <w:tcPr>
-            <w:tcW w:type="dxa" w:w="3024"/>
-          </w:tcPr>
-          <w:p>
-            <w:r>
-              <w:rPr>
-                <w:b/>
-              </w:rPr>
               <w:t>DELETE</w:t>
             </w:r>
           </w:p>
         </w:tc>
         <w:tc>
           <w:tcPr>
-            <w:tcW w:type="dxa" w:w="3024"/>
-          </w:tcPr>
-          <w:p>
-            <w:r>
-              <w:t>/api/blogs/{id}</w:t>
-            </w:r>
-          </w:p>
-        </w:tc>
-        <w:tc>
-          <w:tcPr>
-            <w:tcW w:type="dxa" w:w="3024"/>
-          </w:tcPr>
-          <w:p>
-            <w:r>
-              <w:t>Xóa bài viết</w:t>
-            </w:r>
-          </w:p>
-        </w:tc>
-      </w:tr>
-    </w:tbl>
-    <w:p/>
-    <w:p>
-      <w:pPr>
-        <w:jc w:val="left"/>
-      </w:pPr>
-      <w:r>
-        <w:rPr>
-          <w:b/>
-        </w:rPr>
-        <w:t>Bảng Banners (Quảng cáo):</w:t>
-      </w:r>
-    </w:p>
-    <w:tbl>
-      <w:tblPr>
-        <w:tblW w:type="auto" w:w="0"/>
-        <w:tblLook w:firstColumn="1" w:firstRow="1" w:lastColumn="0" w:lastRow="0" w:noHBand="0" w:noVBand="1" w:val="04A0"/>
-      </w:tblPr>
-      <w:tblGrid>
-        <w:gridCol w:w="3024"/>
-        <w:gridCol w:w="3024"/>
-        <w:gridCol w:w="3024"/>
-      </w:tblGrid>
-      <w:tr>
-        <w:tc>
-          <w:tcPr>
-            <w:tcW w:type="dxa" w:w="3024"/>
-          </w:tcPr>
-          <w:p>
-            <w:r>
-              <w:rPr>
-                <w:b/>
-              </w:rPr>
-              <w:t>HTTP Method</w:t>
-            </w:r>
-          </w:p>
-        </w:tc>
-        <w:tc>
-          <w:tcPr>
-            <w:tcW w:type="dxa" w:w="3024"/>
-          </w:tcPr>
-          <w:p>
-            <w:r>
-              <w:rPr>
-                <w:b/>
-              </w:rPr>
-              <w:t>API Endpoint</w:t>
-            </w:r>
-          </w:p>
-        </w:tc>
-        <w:tc>
-          <w:tcPr>
-            <w:tcW w:type="dxa" w:w="3024"/>
-          </w:tcPr>
-          <w:p>
-            <w:r>
-              <w:rPr>
-                <w:b/>
-              </w:rPr>
-              <w:t>Mô tả chức năng</w:t>
-            </w:r>
-          </w:p>
-        </w:tc>
-      </w:tr>
-      <w:tr>
-        <w:tc>
-          <w:tcPr>
-            <w:tcW w:type="dxa" w:w="3024"/>
-          </w:tcPr>
-          <w:p>
-            <w:r>
-              <w:rPr>
-                <w:b/>
-              </w:rPr>
-              <w:t>GET</w:t>
-            </w:r>
-          </w:p>
-        </w:tc>
-        <w:tc>
-          <w:tcPr>
-            <w:tcW w:type="dxa" w:w="3024"/>
-          </w:tcPr>
-          <w:p>
-            <w:r>
-              <w:t>/api/banners</w:t>
-            </w:r>
-          </w:p>
-        </w:tc>
-        <w:tc>
-          <w:tcPr>
-            <w:tcW w:type="dxa" w:w="3024"/>
-          </w:tcPr>
-          <w:p>
-            <w:r>
-              <w:t>Lấy danh sách Banner đang hiển thị</w:t>
-            </w:r>
-          </w:p>
-        </w:tc>
-      </w:tr>
-      <w:tr>
-        <w:tc>
-          <w:tcPr>
-            <w:tcW w:type="dxa" w:w="3024"/>
-          </w:tcPr>
-          <w:p>
-            <w:r>
-              <w:rPr>
-                <w:b/>
-              </w:rPr>
-              <w:t>POST</w:t>
-            </w:r>
-          </w:p>
-        </w:tc>
-        <w:tc>
-          <w:tcPr>
-            <w:tcW w:type="dxa" w:w="3024"/>
-          </w:tcPr>
-          <w:p>
-            <w:r>
-              <w:t>/api/banners</w:t>
-            </w:r>
-          </w:p>
-        </w:tc>
-        <w:tc>
-          <w:tcPr>
-            <w:tcW w:type="dxa" w:w="3024"/>
-          </w:tcPr>
-          <w:p>
-            <w:r>
-              <w:t>Thêm Banner mới</w:t>
-            </w:r>
-          </w:p>
-        </w:tc>
-      </w:tr>
-      <w:tr>
-        <w:tc>
-          <w:tcPr>
-            <w:tcW w:type="dxa" w:w="3024"/>
-          </w:tcPr>
-          <w:p>
-            <w:r>
-              <w:rPr>
-                <w:b/>
-              </w:rPr>
-              <w:t>PUT</w:t>
-            </w:r>
-          </w:p>
-        </w:tc>
-        <w:tc>
-          <w:tcPr>
-            <w:tcW w:type="dxa" w:w="3024"/>
-          </w:tcPr>
-          <w:p>
-            <w:r>
-              <w:t>/api/banners/{id}</w:t>
-            </w:r>
-          </w:p>
-        </w:tc>
-        <w:tc>
-          <w:tcPr>
-            <w:tcW w:type="dxa" w:w="3024"/>
-          </w:tcPr>
-          <w:p>
-            <w:r>
-              <w:t>Bật/tắt hiển thị, sửa thông tin Banner</w:t>
-            </w:r>
-          </w:p>
-        </w:tc>
-      </w:tr>
-      <w:tr>
-        <w:tc>
-          <w:tcPr>
-            <w:tcW w:type="dxa" w:w="3024"/>
-          </w:tcPr>
-          <w:p>
-            <w:r>
-              <w:rPr>
-                <w:b/>
-              </w:rPr>
-              <w:t>DELETE</w:t>
-            </w:r>
-          </w:p>
-        </w:tc>
-        <w:tc>
-          <w:tcPr>
-            <w:tcW w:type="dxa" w:w="3024"/>
-          </w:tcPr>
-          <w:p>
-            <w:r>
-              <w:t>/api/banners/{id}</w:t>
-            </w:r>
-          </w:p>
-        </w:tc>
-        <w:tc>
-          <w:tcPr>
-            <w:tcW w:type="dxa" w:w="3024"/>
-          </w:tcPr>
-          <w:p>
-            <w:r>
-              <w:t>Xóa Banner</w:t>
-            </w:r>
-          </w:p>
-        </w:tc>
-      </w:tr>
-    </w:tbl>
-    <w:p/>
-    <w:p>
-      <w:pPr>
-        <w:jc w:val="left"/>
-      </w:pPr>
-      <w:r>
-        <w:rPr>
-          <w:b/>
-        </w:rPr>
-        <w:t>Bảng File Uploads (Quản lý File):</w:t>
-      </w:r>
-    </w:p>
-    <w:tbl>
-      <w:tblPr>
-        <w:tblW w:type="auto" w:w="0"/>
-        <w:tblLook w:firstColumn="1" w:firstRow="1" w:lastColumn="0" w:lastRow="0" w:noHBand="0" w:noVBand="1" w:val="04A0"/>
-      </w:tblPr>
-      <w:tblGrid>
-        <w:gridCol w:w="3024"/>
-        <w:gridCol w:w="3024"/>
-        <w:gridCol w:w="3024"/>
-      </w:tblGrid>
-      <w:tr>
-        <w:tc>
-          <w:tcPr>
-            <w:tcW w:type="dxa" w:w="3024"/>
-          </w:tcPr>
-          <w:p>
-            <w:r>
-              <w:rPr>
-                <w:b/>
-              </w:rPr>
-              <w:t>HTTP Method</w:t>
-            </w:r>
-          </w:p>
-        </w:tc>
-        <w:tc>
-          <w:tcPr>
-            <w:tcW w:type="dxa" w:w="3024"/>
-          </w:tcPr>
-          <w:p>
-            <w:r>
-              <w:rPr>
-                <w:b/>
-              </w:rPr>
-              <w:t>API Endpoint</w:t>
-            </w:r>
-          </w:p>
-        </w:tc>
-        <w:tc>
-          <w:tcPr>
-            <w:tcW w:type="dxa" w:w="3024"/>
-          </w:tcPr>
-          <w:p>
-            <w:r>
-              <w:rPr>
-                <w:b/>
-              </w:rPr>
-              <w:t>Mô tả chức năng</w:t>
-            </w:r>
-          </w:p>
-        </w:tc>
-      </w:tr>
-      <w:tr>
-        <w:tc>
-          <w:tcPr>
-            <w:tcW w:type="dxa" w:w="3024"/>
-          </w:tcPr>
-          <w:p>
-            <w:r>
-              <w:rPr>
-                <w:b/>
-              </w:rPr>
-              <w:t>POST</w:t>
-            </w:r>
-          </w:p>
-        </w:tc>
-        <w:tc>
-          <w:tcPr>
-            <w:tcW w:type="dxa" w:w="3024"/>
+            <w:tcW w:w="3024" w:type="dxa"/>
           </w:tcPr>
           <w:p>
             <w:r>
@@ -40577,42 +40952,7 @@
         </w:tc>
         <w:tc>
           <w:tcPr>
-            <w:tcW w:type="dxa" w:w="3024"/>
-          </w:tcPr>
-          <w:p>
-            <w:r>
-              <w:t>Tải ảnh lên Server (Trả về đường dẫn /uploads/...)</w:t>
-            </w:r>
-          </w:p>
-        </w:tc>
-      </w:tr>
-      <w:tr>
-        <w:tc>
-          <w:tcPr>
-            <w:tcW w:type="dxa" w:w="3024"/>
-          </w:tcPr>
-          <w:p>
-            <w:r>
-              <w:rPr>
-                <w:b/>
-              </w:rPr>
-              <w:t>DELETE</w:t>
-            </w:r>
-          </w:p>
-        </w:tc>
-        <w:tc>
-          <w:tcPr>
-            <w:tcW w:type="dxa" w:w="3024"/>
-          </w:tcPr>
-          <w:p>
-            <w:r>
-              <w:t>/api/uploads/image</w:t>
-            </w:r>
-          </w:p>
-        </w:tc>
-        <w:tc>
-          <w:tcPr>
-            <w:tcW w:type="dxa" w:w="3024"/>
+            <w:tcW w:w="3024" w:type="dxa"/>
           </w:tcPr>
           <w:p>
             <w:r>
@@ -40628,7 +40968,7 @@
         <w:pStyle w:val="Heading1"/>
         <w:jc w:val="both"/>
       </w:pPr>
-      <w:bookmarkStart w:id="18" w:name="_Toc233221003"/>
+      <w:bookmarkStart w:id="18" w:name="_Toc234364684"/>
       <w:r>
         <w:t>CHƯƠNG 3: TRIỂN KHAI PHẦN BACKEND (JAVA SPRING BOOT RESTful API)</w:t>
       </w:r>
@@ -40639,7 +40979,7 @@
         <w:pStyle w:val="Heading2"/>
         <w:jc w:val="both"/>
       </w:pPr>
-      <w:bookmarkStart w:id="19" w:name="_Toc233221004"/>
+      <w:bookmarkStart w:id="19" w:name="_Toc234364685"/>
       <w:r>
         <w:t xml:space="preserve">3.1. </w:t>
       </w:r>
@@ -40718,7 +41058,6 @@
       <w:pPr>
         <w:jc w:val="both"/>
       </w:pPr>
-      <w:r/>
       <w:r>
         <w:t>Hệ thống Backend được phát triển bằng ngôn ngữ lập trình Java kết hợp framework Spring Boot, thiết kế theo kiến trúc phân tầng (Layered Architecture) chuẩn công nghiệp nhằm tách biệt rõ ràng các nhiệm vụ và nâng cao tính bảo trì, khả năng mở rộng hệ thống.</w:t>
       </w:r>
@@ -40727,7 +41066,6 @@
       <w:pPr>
         <w:jc w:val="both"/>
       </w:pPr>
-      <w:r/>
       <w:r>
         <w:t>Tầng cấu hình và bảo mật (Config &amp; Security) chứa các lớp thiết lập hệ thống như SecurityConfig.java, JwtAuthenticationFilter.java, và GlobalExceptionHandler.java. Tầng này chịu trách nhiệm định nghĩa các bộ lọc kiểm soát truy cập, cấu hình CORS chia sẻ tài nguyên và xử lý các lỗi runtime một cách tập trung trước khi dữ liệu đi vào logic nghiệp vụ.</w:t>
       </w:r>
@@ -40736,7 +41074,6 @@
       <w:pPr>
         <w:jc w:val="both"/>
       </w:pPr>
-      <w:r/>
       <w:r>
         <w:t>Tầng thực thể (Entities) đóng vai trò định nghĩa mô hình dữ liệu quan hệ, tương thích hoàn toàn với các bảng trong cơ sở dữ liệu MySQL thông qua Java Persistence API (JPA). Các lớp thực thể như Product.java, CategoryProduct.java, Order.java, User.java được cấu hình các ràng buộc toàn vẹn dữ liệu trực tiếp bằng cách sử dụng các annotations như @Column, @ManyToOne, @OneToMany.</w:t>
       </w:r>
@@ -40745,7 +41082,6 @@
       <w:pPr>
         <w:jc w:val="both"/>
       </w:pPr>
-      <w:r/>
       <w:r>
         <w:t>Tầng kho lưu trữ (Repositories) định nghĩa các interface kế thừa từ JpaRepository (ví dụ: ProductRepository.java, CustomerRepository.java). Tầng này tự động cung cấp các phương thức thao tác CRUD cơ bản và cho phép định nghĩa các truy vấn tùy biến bất đồng bộ (Query Methods) mà không cần viết các câu lệnh SQL thuần túy.</w:t>
       </w:r>
@@ -40754,7 +41090,6 @@
       <w:pPr>
         <w:jc w:val="both"/>
       </w:pPr>
-      <w:r/>
       <w:r>
         <w:t>Tầng điều khiển (Controllers) chứa các REST Controllers tiếp nhận các yêu cầu HTTP từ Frontend ReactJS, giải mã chuỗi JSON đầu vào, thực hiện kiểm tra tính hợp lệ dữ liệu (Jakarta Validation) và trả về phản hồi chuẩn hóa kèm theo mã trạng thái HTTP thích hợp.</w:t>
       </w:r>
@@ -40764,7 +41099,7 @@
         <w:pStyle w:val="Heading2"/>
         <w:jc w:val="both"/>
       </w:pPr>
-      <w:bookmarkStart w:id="20" w:name="_Toc233221005"/>
+      <w:bookmarkStart w:id="20" w:name="_Toc234364686"/>
       <w:r>
         <w:t xml:space="preserve">3.2. </w:t>
       </w:r>
@@ -40854,7 +41189,6 @@
       <w:pPr>
         <w:jc w:val="both"/>
       </w:pPr>
-      <w:r/>
       <w:r>
         <w:t>Ứng dụng Spring Boot kết nối với hệ quản trị cơ sở dữ liệu MySQL thông qua Hibernate ORM, tự động cập nhật cấu trúc bảng dữ liệu lúc khởi động dựa trên cấu hình spring.jpa.hibernate.ddl-auto=update. Điều này giúp đồng bộ hóa các lớp thực thể Java thành bảng CSDL một cách nhanh chóng.</w:t>
       </w:r>
@@ -40863,7 +41197,6 @@
       <w:pPr>
         <w:jc w:val="both"/>
       </w:pPr>
-      <w:r/>
       <w:r>
         <w:t>Do Hibernate không tự động thay đổi kiểu dữ liệu cột từ VARCHAR(255) sang LONGTEXT khi cột đã tồn tại, hệ thống triển khai lớp DatabaseMigration.java chạy ở mức ưu tiên cao nhất (@Order(-1)) lúc khởi động. Lớp này sử dụng JdbcTemplate để kiểm tra và nâng cấp các cột hình ảnh thành LONGTEXT, đảm bảo CSDL có khả năng lưu trữ ảnh Base64 dung lượng lớn.</w:t>
       </w:r>
@@ -40872,7 +41205,6 @@
       <w:pPr>
         <w:jc w:val="both"/>
       </w:pPr>
-      <w:r/>
       <w:r>
         <w:t>Sau khi cấu trúc cơ sở dữ liệu được khởi tạo và cập nhật hoàn chỉnh, lớp DataSeeder.java (kế thừa CommandLineRunner) được kích hoạt để gieo dữ liệu mẫu nếu MySQL chưa có dữ liệu.</w:t>
       </w:r>
@@ -40881,7 +41213,6 @@
       <w:pPr>
         <w:jc w:val="both"/>
       </w:pPr>
-      <w:r/>
       <w:r>
         <w:t>DataSeeder tự động tạo các vai trò bảo mật mặc định (ROLE_ADMIN, ROLE_EDITOR, ROLE_EMPLOYEE) cùng danh sách các quyền hạn chi tiết tương ứng (permissions). Sau đó, một tài khoản quản trị viên mặc định tên đăng nhập là 'admin' với mật khẩu băm bảo mật BCrypt được tạo ra.</w:t>
       </w:r>
@@ -40890,8 +41221,8 @@
       <w:pPr>
         <w:jc w:val="both"/>
       </w:pPr>
-      <w:r/>
-      <w:r>
+      <w:r>
+        <w:lastRenderedPageBreak/>
         <w:t>Đồng thời, hệ thống tự động gieo sẵn các danh mục sản phẩm (Giày bóng rổ, Áo, Quần, Vớ) cùng hàng loạt sản phẩm giày thể thao mẫu giúp giao diện bán hàng của website sẵn sàng hiển thị thông tin ngay lập tức khi khởi chạy dự án.</w:t>
       </w:r>
     </w:p>
@@ -40900,7 +41231,7 @@
         <w:pStyle w:val="Heading2"/>
         <w:jc w:val="both"/>
       </w:pPr>
-      <w:bookmarkStart w:id="21" w:name="_Toc233221006"/>
+      <w:bookmarkStart w:id="21" w:name="_Toc234364687"/>
       <w:r>
         <w:t xml:space="preserve">3.3. </w:t>
       </w:r>
@@ -40966,7 +41297,6 @@
       <w:pPr>
         <w:jc w:val="both"/>
       </w:pPr>
-      <w:r/>
       <w:r>
         <w:t>Hệ thống REST API được triển khai tại tầng Controller nhằm cung cấp các giao tiếp chuẩn hóa JSON. Lớp ProductController.java cung cấp các API lấy danh sách sản phẩm hỗ trợ phân trang (Page), lọc theo danh mục, và tìm kiếm theo Slug chuẩn SEO hoặc tên sản phẩm.</w:t>
       </w:r>
@@ -40975,7 +41305,6 @@
       <w:pPr>
         <w:jc w:val="both"/>
       </w:pPr>
-      <w:r/>
       <w:r>
         <w:t>ProductController cũng tiếp nhận các yêu cầu POST/PUT để thêm mới và cập nhật sản phẩm. Khi nhận request, controller tự động chuẩn hóa và sinh chuỗi Slug thân thiện với SEO từ tên sản phẩm tiếng Việt có dấu, đồng thời kiểm tra tính duy nhất của Slug trước khi lưu.</w:t>
       </w:r>
@@ -40984,7 +41313,6 @@
       <w:pPr>
         <w:jc w:val="both"/>
       </w:pPr>
-      <w:r/>
       <w:r>
         <w:t>Quy trình đặt đơn hàng trực tuyến được xử lý tập trung tại OrderController.java thông qua API POST /api/orders. Khi nhận yêu cầu checkout, controller khởi tạo một database transaction để thực hiện kiểm tra và đồng bộ kho hàng.</w:t>
       </w:r>
@@ -40993,7 +41321,6 @@
       <w:pPr>
         <w:jc w:val="both"/>
       </w:pPr>
-      <w:r/>
       <w:r>
         <w:t>Controller duyệt qua danh sách các sản phẩm và số lượng đặt mua, truy vấn dữ liệu tồn kho thực tế của từng biến thể sản phẩm (ProductVariant). Nếu số lượng tồn kho không đủ đáp ứng, transaction sẽ lập tức bị hủy bỏ (Rollback) và trả về mã lỗi HTTP 400 Bad Request kèm thông điệp chi tiết.</w:t>
       </w:r>
@@ -41002,7 +41329,6 @@
       <w:pPr>
         <w:jc w:val="both"/>
       </w:pPr>
-      <w:r/>
       <w:r>
         <w:t>Nếu tồn kho đáp ứng đủ, hệ thống tự động thực hiện trừ số lượng tồn kho tương ứng, tạo bản ghi đơn hàng mới (Order) và chi tiết đơn hàng (OrderDetail), sau đó lưu vào MySQL và phản hồi thành công về phía Frontend.</w:t>
       </w:r>
@@ -41012,7 +41338,7 @@
         <w:pStyle w:val="Heading2"/>
         <w:jc w:val="both"/>
       </w:pPr>
-      <w:bookmarkStart w:id="22" w:name="_Toc233221007"/>
+      <w:bookmarkStart w:id="22" w:name="_Toc234364688"/>
       <w:r>
         <w:t xml:space="preserve">3.4. </w:t>
       </w:r>
@@ -41126,7 +41452,6 @@
       <w:pPr>
         <w:jc w:val="both"/>
       </w:pPr>
-      <w:r/>
       <w:r>
         <w:t>Bảo mật hệ thống được thiết lập chặt chẽ thông qua Spring Security kết hợp với mã hóa băm mật khẩu và xác thực phi trạng thái bằng JSON Web Token (JWT). Toàn bộ mật khẩu của khách hàng và nhân viên đều được mã hóa bằng thuật toán băm BCrypt mạnh mẽ trước khi lưu vào cơ sở dữ liệu.</w:t>
       </w:r>
@@ -41135,7 +41460,6 @@
       <w:pPr>
         <w:jc w:val="both"/>
       </w:pPr>
-      <w:r/>
       <w:r>
         <w:t>Khi người dùng đăng nhập qua AuthController hoặc CustomerController, hệ thống xác minh mật khẩu bằng BCryptPasswordEncoder. Nếu thông tin đăng nhập chính xác, JwtTokenProvider sẽ tạo ra một chuỗi JWT Token có thời hạn sử dụng, chứa các claims về tên đăng nhập và danh sách vai trò (Roles).</w:t>
       </w:r>
@@ -41144,7 +41468,6 @@
       <w:pPr>
         <w:jc w:val="both"/>
       </w:pPr>
-      <w:r/>
       <w:r>
         <w:t>Client nhận Token và đính kèm vào tiêu đề 'Authorization: Bearer &lt;token&gt;' của các yêu cầu HTTP tiếp theo. Tại Backend, JwtAuthenticationFilter sẽ đánh chặn các request để giải mã, xác thực Token và nạp thông tin người dùng vào SecurityContextHolder của Spring.</w:t>
       </w:r>
@@ -41153,7 +41476,6 @@
       <w:pPr>
         <w:jc w:val="both"/>
       </w:pPr>
-      <w:r/>
       <w:r>
         <w:t>Quy định phân quyền chi tiết được cấu hình trong lớp SecurityConfig.java. Các API công khai phục vụ hiển thị sản phẩm, danh mục, tin tức và đăng ký tài khoản được cấp quyền truy cập công cộng (permitAll).</w:t>
       </w:r>
@@ -41162,7 +41484,6 @@
       <w:pPr>
         <w:jc w:val="both"/>
       </w:pPr>
-      <w:r/>
       <w:r>
         <w:t>Các API liên quan đến quản lý hệ thống như User và Role yêu cầu phải đăng nhập (authenticated) và có vai trò phù hợp. Tài khoản có quyền Editor khi cố truy cập các API nhạy cảm của Admin sẽ lập tức bị chặn lại bởi bộ lọc bảo mật và trả về lỗi HTTP 403 Forbidden.</w:t>
       </w:r>
@@ -41172,7 +41493,7 @@
         <w:pStyle w:val="Heading2"/>
         <w:jc w:val="both"/>
       </w:pPr>
-      <w:bookmarkStart w:id="23" w:name="_Toc233221008"/>
+      <w:bookmarkStart w:id="23" w:name="_Toc234364689"/>
       <w:r>
         <w:t xml:space="preserve">3.5. </w:t>
       </w:r>
@@ -41283,7 +41604,6 @@
       <w:pPr>
         <w:jc w:val="both"/>
       </w:pPr>
-      <w:r/>
       <w:r>
         <w:t>Hệ thống hỗ trợ công cụ soạn thảo giàu văn bản CKEditor ở phía giao diện Frontend giúp biên tập viên dễ dàng trình bày mô tả sản phẩm và viết bài viết tin tức dưới dạng mã HTML định dạng sẵn.</w:t>
       </w:r>
@@ -41292,16 +41612,18 @@
       <w:pPr>
         <w:jc w:val="both"/>
       </w:pPr>
-      <w:r/>
-      <w:r>
-        <w:t>Về cơ chế xử lý hình ảnh, hệ thống cung cấp giải pháp linh hoạt bao gồm cả tải ảnh tĩnh vật lý lên máy chủ và lưu trữ trực tiếp chuỗi Base64 vào cơ sở dữ liệu. Với cơ chế lưu trữ Base64, Frontend chuyển đổi tệp ảnh thành chuỗi Base64 mã hóa ký tự thô và gửi trực tiếp trong chuỗi JSON của request API, lưu vào cột LONGTEXT trong MySQL.</w:t>
+      <w:r>
+        <w:t xml:space="preserve">Về cơ chế xử lý hình ảnh, hệ thống cung cấp giải pháp linh hoạt bao gồm cả tải ảnh tĩnh vật lý lên máy chủ và lưu trữ trực tiếp chuỗi Base64 vào cơ sở dữ liệu. Với cơ chế lưu trữ Base64, </w:t>
+      </w:r>
+      <w:r>
+        <w:lastRenderedPageBreak/>
+        <w:t>Frontend chuyển đổi tệp ảnh thành chuỗi Base64 mã hóa ký tự thô và gửi trực tiếp trong chuỗi JSON của request API, lưu vào cột LONGTEXT trong MySQL.</w:t>
       </w:r>
     </w:p>
     <w:p>
       <w:pPr>
         <w:jc w:val="both"/>
       </w:pPr>
-      <w:r/>
       <w:r>
         <w:t>Với cơ chế tải ảnh vật lý, FileUploadController.java tiếp nhận tệp tin từ yêu cầu Multipart. Nhằm tối ưu hóa khả năng vận hành trên các môi trường chạy khác nhau, hệ thống giải quyết động đường dẫn lưu trữ thông qua thuộc tính 'user.dir' của Java System. Nếu ứng dụng được khởi chạy từ thư mục gốc của toàn bộ workspace (chứa dự án Spring Boot con), hệ thống sẽ tự động phát hiện và ghi tệp vào đúng thư mục con 'vuhoangchinh/src/main/resources/static/image', tránh việc sinh thư mục rác ngoài cấu trúc mã nguồn.</w:t>
       </w:r>
@@ -41310,7 +41632,6 @@
       <w:pPr>
         <w:jc w:val="both"/>
       </w:pPr>
-      <w:r/>
       <w:r>
         <w:t>Bên cạnh đó, do classpath của Spring Boot chỉ cập nhật tệp tin tĩnh khi biên dịch lại dự án, ảnh mới tải lên sẽ không thể truy cập ngay lập tức. Để giải quyết triệt để lỗi này, lớp WebConfig.java (triển khai WebMvcConfigurer) được xây dựng để cấu hình bổ sung một Resource Handler vật lý. Cơ chế này ánh xạ trực tiếp đường dẫn URL ảo '/image/**' tới thư mục lưu trữ ảnh vật lý thực tế trên đĩa cứng tại thời điểm thực thi (runtime). Nhờ vậy, hình ảnh của sản phẩm hoặc bài viết sau khi được upload thành công sẽ hiển thị ngay lập tức trên giao diện mà không cần khởi động lại máy chủ Spring Boot.</w:t>
       </w:r>
@@ -41320,7 +41641,7 @@
         <w:pStyle w:val="Heading2"/>
         <w:jc w:val="both"/>
       </w:pPr>
-      <w:bookmarkStart w:id="24" w:name="_Toc233221009"/>
+      <w:bookmarkStart w:id="24" w:name="_Toc234364690"/>
       <w:r>
         <w:t xml:space="preserve">3.6. </w:t>
       </w:r>
@@ -41418,7 +41739,6 @@
       <w:pPr>
         <w:jc w:val="both"/>
       </w:pPr>
-      <w:r/>
       <w:r>
         <w:t>Do kiến trúc hệ thống được thiết kế tách biệt hoàn toàn, Backend Spring Boot chạy độc lập tại cổng 8080 trong khi hai ứng dụng Frontend ReactJS chạy tại cổng 5173 (Client Storefront) và cổng 5174 (Admin Dashboard). Theo chính sách bảo mật nguồn gốc của trình duyệt (Same-Origin Policy), các yêu cầu mạng AJAX xuyên nguồn gốc sẽ bị chặn lại và gây ra lỗi 'Failed to fetch' nghiêm trọng trên bảng điều khiển.</w:t>
       </w:r>
@@ -41427,7 +41747,6 @@
       <w:pPr>
         <w:jc w:val="both"/>
       </w:pPr>
-      <w:r/>
       <w:r>
         <w:t>Để giải quyết vấn đề giao tiếp xuyên cổng này, chính sách CORS (Cross-Origin Resource Sharing) được cấu hình rõ ràng trong Spring Security thông qua lớp SecurityConfig.java. Thay vì chỉ sử dụng chú thích @CrossOrigin đơn lẻ ở tầng Controller dễ bị bỏ qua bởi chuỗi bộ lọc an ninh, hệ thống khai báo một Bean cấu hình CORS tập trung là CorsConfigurationSource.</w:t>
       </w:r>
@@ -41436,7 +41755,6 @@
       <w:pPr>
         <w:jc w:val="both"/>
       </w:pPr>
-      <w:r/>
       <w:r>
         <w:t>Bean cấu hình này chỉ định rõ các quy tắc CORS cho phép chấp nhận các yêu cầu HTTP từ các cổng của Client (localhost:5173 và localhost:5174), hỗ trợ đầy đủ các phương thức HTTP chuẩn (GET, POST, PUT, DELETE, OPTIONS). Cấu hình CORS cũng cho phép truyền nhận đầy đủ các thông tin tiêu đề (Headers) cần thiết như Authorization (chứa JWT Token) và Content-Type, đảm bảo các yêu cầu xác thực bất đồng bộ được thực thi an toàn.</w:t>
       </w:r>
@@ -41445,7 +41763,6 @@
       <w:pPr>
         <w:jc w:val="both"/>
       </w:pPr>
-      <w:r/>
       <w:r>
         <w:t>Đặc biệt, việc tích hợp cấu hình CORS trực tiếp vào HttpSecurity configuration (.cors(cors -&gt; cors.configurationSource(...))) giúp hệ thống chấp nhận hợp lệ các yêu cầu tiền kiểm preflight (OPTIONS request) từ trình duyệt trước mỗi request chính. Nhờ thiết lập này, lỗi nghẽn kết nối và lỗi đăng nhập 'Failed to fetch' được khắc phục hoàn toàn, giúp luồng truyền tải dữ liệu đơn hàng và xác thực diễn ra thông suốt.</w:t>
       </w:r>
@@ -41455,7 +41772,7 @@
         <w:pStyle w:val="Heading2"/>
         <w:jc w:val="both"/>
       </w:pPr>
-      <w:bookmarkStart w:id="25" w:name="_Toc233221010"/>
+      <w:bookmarkStart w:id="25" w:name="_Toc234364691"/>
       <w:r>
         <w:t xml:space="preserve">3.7. Hoàn </w:t>
       </w:r>
@@ -41625,7 +41942,6 @@
       <w:pPr>
         <w:jc w:val="both"/>
       </w:pPr>
-      <w:r/>
       <w:r>
         <w:t>Phân hệ quản trị (Admin Dashboard) được xây dựng thành một ứng dụng React độc lập (backendUI chạy ở cổng 5174), kết nối trực tiếp đến các REST API Backend để phục vụ công tác quản lý của nhân viên cửa hàng Chinh Hoops.</w:t>
       </w:r>
@@ -41634,7 +41950,6 @@
       <w:pPr>
         <w:jc w:val="both"/>
       </w:pPr>
-      <w:r/>
       <w:r>
         <w:t>Giao diện Dashboard hiển thị biểu đồ phân tích doanh thu theo thời gian sử dụng thư viện Recharts, tổng kết số lượng sản phẩm, đơn hàng và bài viết, giúp quản trị viên nắm bắt nhanh chóng hiệu quả kinh doanh.</w:t>
       </w:r>
@@ -41643,8 +41958,8 @@
       <w:pPr>
         <w:jc w:val="both"/>
       </w:pPr>
-      <w:r/>
-      <w:r>
+      <w:r>
+        <w:lastRenderedPageBreak/>
         <w:t>Chức năng quản lý sản phẩm hỗ trợ CRUD đầy đủ thông tin sản phẩm và các biến thể kích cỡ size, màu sắc, số lượng tồn kho. Hệ thống tích hợp kiểm tra ràng buộc khóa ngoại, ngăn nhân viên xóa sản phẩm đang có đơn hàng liên kết để đảm bảo tính nhất quán dữ liệu.</w:t>
       </w:r>
     </w:p>
@@ -41652,7 +41967,6 @@
       <w:pPr>
         <w:jc w:val="both"/>
       </w:pPr>
-      <w:r/>
       <w:r>
         <w:t>Chức năng quản lý đơn hàng cho phép nhân viên cập nhật tiến trình đơn hàng (Chờ duyệt -&gt; Đang giao -&gt; Đã giao -&gt; Hủy đơn). Nhằm đảm bảo tính toàn vẹn dữ liệu đơn hàng, hàm ánh xạ mapOrderFromBackend trên giao diện Admin đã được tối ưu hóa để đồng bộ hóa cả hai trường thông tin người nhận: recipientName (Tên người nhận) và recipientPhone (Số điện thoại người nhận). Việc cải tiến này ngăn chặn việc gửi yêu cầu cập nhật trạng thái đơn hàng làm ghi đè hoặc làm trống dữ liệu giao nhận trên database. Giao diện chi tiết hóa đơn (OrderDetailModal) cũng được thiết kế lại để hiển thị trực quan thông tin liên lạc người nhận thực tế, mang lại hiệu quả quản lý cao cho nhân viên vận hành.</w:t>
       </w:r>
@@ -41661,7 +41975,6 @@
       <w:pPr>
         <w:jc w:val="both"/>
       </w:pPr>
-      <w:r/>
       <w:r>
         <w:t>Chức năng quản lý tài khoản nhân viên tích hợp các ràng buộc an ninh nghiêm ngặt như chặn Admin tự xóa chính mình hoặc tự hạ vai trò phân quyền của bản thân (Anti-Lockout Validation), ngăn ngừa lỗi vô ý làm mất quyền quản trị hệ thống.</w:t>
       </w:r>
@@ -41671,7 +41984,7 @@
         <w:pStyle w:val="Heading2"/>
         <w:jc w:val="both"/>
       </w:pPr>
-      <w:bookmarkStart w:id="26" w:name="_Toc233221011"/>
+      <w:bookmarkStart w:id="26" w:name="_Toc234364692"/>
       <w:r>
         <w:t>3.</w:t>
       </w:r>
@@ -41729,7 +42042,6 @@
       <w:pPr>
         <w:jc w:val="both"/>
       </w:pPr>
-      <w:r/>
       <w:r>
         <w:t>Để hỗ trợ quá trình Pair Programming giữa nhóm phát triển Frontend và Backend, hệ thống tích hợp thư viện springdoc-openapi giúp tự động tạo tài liệu mô tả RESTful API.</w:t>
       </w:r>
@@ -41738,7 +42050,6 @@
       <w:pPr>
         <w:jc w:val="both"/>
       </w:pPr>
-      <w:r/>
       <w:r>
         <w:t>Lớp OpenApiConfig.java cấu hình thông tin chi tiết về dự án, phiên bản API và thiết lập cơ chế xác thực Security Scheme hỗ trợ kiểm thử các API yêu cầu Bearer JWT Token.</w:t>
       </w:r>
@@ -41747,7 +42058,6 @@
       <w:pPr>
         <w:jc w:val="both"/>
       </w:pPr>
-      <w:r/>
       <w:r>
         <w:t>Khi chạy ứng dụng ở môi trường phát triển (Development), giao diện Swagger UI hiển thị trực quan tại địa chỉ http://localhost:8080/swagger-ui/index.html.</w:t>
       </w:r>
@@ -41756,7 +42066,6 @@
       <w:pPr>
         <w:jc w:val="both"/>
       </w:pPr>
-      <w:r/>
       <w:r>
         <w:t>Swagger UI liệt kê đầy đủ danh sách các controllers, các API endpoints, cấu trúc JSON yêu cầu (Request Body) và dữ liệu phản hồi mẫu (Response JSON).</w:t>
       </w:r>
@@ -41765,7 +42074,6 @@
       <w:pPr>
         <w:jc w:val="both"/>
       </w:pPr>
-      <w:r/>
       <w:r>
         <w:t>Giao diện này cho phép các lập trình viên thực hiện gửi các cuộc gọi thử nghiệm trực tiếp từ trình duyệt web để kiểm tra kết quả trả về của Backend mà không cần cài đặt thêm các công cụ bên ngoài như Postman.</w:t>
       </w:r>
@@ -41775,9 +42083,8 @@
         <w:pStyle w:val="Heading1"/>
         <w:jc w:val="both"/>
       </w:pPr>
-      <w:bookmarkStart w:id="27" w:name="_Toc233221012"/>
-      <w:r>
-        <w:lastRenderedPageBreak/>
+      <w:bookmarkStart w:id="27" w:name="_Toc234364693"/>
+      <w:r>
         <w:t>CHƯƠNG 4: TRIỂN KHAI PHẦN FRONTEND (REACTJS CLIENT SITE)</w:t>
       </w:r>
       <w:bookmarkEnd w:id="27"/>
@@ -41787,7 +42094,7 @@
         <w:pStyle w:val="Heading2"/>
         <w:jc w:val="both"/>
       </w:pPr>
-      <w:bookmarkStart w:id="28" w:name="_Toc233221013"/>
+      <w:bookmarkStart w:id="28" w:name="_Toc234364694"/>
       <w:r>
         <w:t xml:space="preserve">4.1. </w:t>
       </w:r>
@@ -41869,7 +42176,6 @@
       <w:pPr>
         <w:jc w:val="both"/>
       </w:pPr>
-      <w:r/>
       <w:r>
         <w:t>Ứng dụng Frontend dành cho khách mua sắm (Client Storefront) được khởi tạo bằng công cụ đóng gói Vite kết hợp ReactJS (frontendUI chạy cổng 5173), giúp tăng tốc độ phản hồi giao diện và tối ưu hóa hiệu năng biên dịch.</w:t>
       </w:r>
@@ -41878,7 +42184,6 @@
       <w:pPr>
         <w:jc w:val="both"/>
       </w:pPr>
-      <w:r/>
       <w:r>
         <w:t>Cấu trúc thư mục của dự án được tổ chức khoa học: thư mục src/components chứa các thành phần giao diện tái sử dụng như Header, Footer, ProductCard; thư mục src/pages tổ chức các trang chức năng riêng biệt như Home, Shop, ProductDetail, Cart, Checkout, Blog; và thư mục src/context quản lý trạng thái giỏ hàng toàn cục.</w:t>
       </w:r>
@@ -41887,7 +42192,6 @@
       <w:pPr>
         <w:jc w:val="both"/>
       </w:pPr>
-      <w:r/>
       <w:r>
         <w:t>Ứng dụng tích hợp thư viện react-router-dom để quản lý các tuyến đường dẫn. Khi người dùng click chuyển trang, bộ định tuyến sẽ chặn sự kiện tải trang của trình duyệt và cập nhật nội dung giao diện một cách động.</w:t>
       </w:r>
@@ -41896,7 +42200,6 @@
       <w:pPr>
         <w:jc w:val="both"/>
       </w:pPr>
-      <w:r/>
       <w:r>
         <w:t>Cơ chế Single Page Application (SPA) này giúp giảm tải tối đa lưu lượng băng thông tải lại các file tĩnh và mang đến trải nghiệm điều hướng mượt mà, phản hồi ngay lập tức cho người dùng.</w:t>
       </w:r>
@@ -41905,7 +42208,6 @@
       <w:pPr>
         <w:jc w:val="both"/>
       </w:pPr>
-      <w:r/>
       <w:r>
         <w:t>Hệ thống định tuyến cũng hỗ trợ các route động (Dynamic Routes) như hiển thị chi tiết sản phẩm và bài viết dựa trên tham số SEO Slug trên URL.</w:t>
       </w:r>
@@ -41915,8 +42217,9 @@
         <w:pStyle w:val="Heading2"/>
         <w:jc w:val="both"/>
       </w:pPr>
-      <w:bookmarkStart w:id="29" w:name="_Toc233221014"/>
-      <w:r>
+      <w:bookmarkStart w:id="29" w:name="_Toc234364695"/>
+      <w:r>
+        <w:lastRenderedPageBreak/>
         <w:t xml:space="preserve">4.2. </w:t>
       </w:r>
       <w:proofErr w:type="spellStart"/>
@@ -41997,7 +42300,6 @@
       <w:pPr>
         <w:jc w:val="both"/>
       </w:pPr>
-      <w:r/>
       <w:r>
         <w:t>Để kết nối và trao đổi dữ liệu với REST API của Backend Spring Boot, ứng dụng Frontend thiết lập một trục kết nối HTTP tập trung sử dụng thư viện Axios tại tệp tin src/api/axiosClient.js.</w:t>
       </w:r>
@@ -42006,7 +42308,6 @@
       <w:pPr>
         <w:jc w:val="both"/>
       </w:pPr>
-      <w:r/>
       <w:r>
         <w:t>Trục Axios được cấu hình địa chỉ gốc (baseURL) trỏ đến http://localhost:8080/api, thời gian chờ tối đa 10 giây và thiết lập kiểu dữ liệu Header mặc định là application/json.</w:t>
       </w:r>
@@ -42015,7 +42316,6 @@
       <w:pPr>
         <w:jc w:val="both"/>
       </w:pPr>
-      <w:r/>
       <w:r>
         <w:t>Hệ thống tích hợp bộ đánh chặn yêu cầu (Request Interceptor) để tự động kiểm tra và đính kèm token JWT từ localStorage vào tiêu đề 'Authorization: Bearer &lt;token&gt;' của mỗi request gửi lên Backend.</w:t>
       </w:r>
@@ -42024,7 +42324,6 @@
       <w:pPr>
         <w:jc w:val="both"/>
       </w:pPr>
-      <w:r/>
       <w:r>
         <w:t>Đồng thời, bộ đánh chặn phản hồi (Response Interceptor) tự động kiểm tra và trích xuất trả về đối tượng response.data, giúp thu gọn mã nguồn gọi API ở các trang.</w:t>
       </w:r>
@@ -42033,7 +42332,6 @@
       <w:pPr>
         <w:jc w:val="both"/>
       </w:pPr>
-      <w:r/>
       <w:r>
         <w:t>Response Interceptor cũng bắt lỗi kết nối tập trung (như lỗi mất mạng, lỗi xác thực 401, 403, hoặc lỗi server 500) để kích hoạt thông báo cảnh báo lỗi trực quan cho người dùng.</w:t>
       </w:r>
@@ -42043,7 +42341,7 @@
         <w:pStyle w:val="Heading2"/>
         <w:jc w:val="both"/>
       </w:pPr>
-      <w:bookmarkStart w:id="30" w:name="_Toc233221015"/>
+      <w:bookmarkStart w:id="30" w:name="_Toc234364696"/>
       <w:r>
         <w:t xml:space="preserve">4.3. </w:t>
       </w:r>
@@ -42141,7 +42439,6 @@
       <w:pPr>
         <w:jc w:val="both"/>
       </w:pPr>
-      <w:r/>
       <w:r>
         <w:t>Trang chủ bán hàng được thiết kế tại src/pages/Home.jsx với giao diện trực quan, bố cục cân đối và đầy đủ các hiệu ứng responsive tương thích với màn hình máy tính và thiết bị di động.</w:t>
       </w:r>
@@ -42150,7 +42447,6 @@
       <w:pPr>
         <w:jc w:val="both"/>
       </w:pPr>
-      <w:r/>
       <w:r>
         <w:t>Để thuận tiện cho việc quản lý mã nguồn, trang chủ được lắp ghép từ các thành phần giao diện độc lập được bóc tách.</w:t>
       </w:r>
@@ -42159,7 +42455,6 @@
       <w:pPr>
         <w:jc w:val="both"/>
       </w:pPr>
-      <w:r/>
       <w:r>
         <w:t>Thành phần Slideshow Banner thực hiện gọi API GET /api/banners để lấy danh sách các banner khuyến mãi đang kích hoạt, hiển thị trình chiếu ảnh trượt tự động đẹp mắt.</w:t>
       </w:r>
@@ -42168,7 +42463,6 @@
       <w:pPr>
         <w:jc w:val="both"/>
       </w:pPr>
-      <w:r/>
       <w:r>
         <w:t>Thành phần FeaturedProducts gọi API GET /api/products để tải danh sách các mẫu giày bóng rổ mới nhất hoặc đang giảm giá, hiển thị dưới dạng lưới sản phẩm kèm hiệu ứng di chuột nổi bật.</w:t>
       </w:r>
@@ -42177,7 +42471,6 @@
       <w:pPr>
         <w:jc w:val="both"/>
       </w:pPr>
-      <w:r/>
       <w:r>
         <w:t>Thành phần BlogSection hiển thị 3 bài viết cẩm nang giày và tin tức bóng rổ mới nhất được tải động từ API GET /api/blogs ở chân trang chủ nhằm tạo điểm nhấn nội dung.</w:t>
       </w:r>
@@ -42187,7 +42480,7 @@
         <w:pStyle w:val="Heading2"/>
         <w:jc w:val="both"/>
       </w:pPr>
-      <w:bookmarkStart w:id="31" w:name="_Toc233221016"/>
+      <w:bookmarkStart w:id="31" w:name="_Toc234364697"/>
       <w:r>
         <w:t xml:space="preserve">4.4. </w:t>
       </w:r>
@@ -42394,7 +42687,6 @@
       <w:pPr>
         <w:jc w:val="both"/>
       </w:pPr>
-      <w:r/>
       <w:r>
         <w:t>Trang cửa hàng (Shop.jsx) cung cấp không gian mua sắm toàn diện tích hợp bộ lọc sản phẩm đa năng giúp người mua dễ dàng tìm kiếm sản phẩm.</w:t>
       </w:r>
@@ -42403,7 +42695,6 @@
       <w:pPr>
         <w:jc w:val="both"/>
       </w:pPr>
-      <w:r/>
       <w:r>
         <w:t>Bộ lọc danh mục hiển thị danh sách các phân loại giày thể thao (như Giày bóng rổ, Áo, Quần, Vớ) được lấy động từ API. Khi khách hàng click vào danh mục, danh sách sản phẩm lập tức cập nhật tương ứng.</w:t>
       </w:r>
@@ -42412,7 +42703,6 @@
       <w:pPr>
         <w:jc w:val="both"/>
       </w:pPr>
-      <w:r/>
       <w:r>
         <w:t>Bộ lọc khoảng giá sử dụng thanh trượt giá trực quan, cho phép người dùng giới hạn mức giá tối đa và tối thiểu phù hợp với nhu cầu.</w:t>
       </w:r>
@@ -42421,7 +42711,6 @@
       <w:pPr>
         <w:jc w:val="both"/>
       </w:pPr>
-      <w:r/>
       <w:r>
         <w:t>Tính năng tìm kiếm thời gian thực bắt sự kiện thay đổi trên ô nhập liệu và gửi từ khóa tìm kiếm (keyword) lên API. Để tối ưu băng thông, hệ thống áp dụng cơ chế trì hoãn cuộc gọi (debounce).</w:t>
       </w:r>
@@ -42430,7 +42719,6 @@
       <w:pPr>
         <w:jc w:val="both"/>
       </w:pPr>
-      <w:r/>
       <w:r>
         <w:t>Sự thay đổi của bộ lọc và từ khóa tìm kiếm cập nhật trực tiếp vào React state, kích hoạt Axios gọi lại API Backend để hiển thị kết quả phân trang ngay lập tức.</w:t>
       </w:r>
@@ -42440,7 +42728,7 @@
         <w:pStyle w:val="Heading2"/>
         <w:jc w:val="both"/>
       </w:pPr>
-      <w:bookmarkStart w:id="32" w:name="_Toc233221017"/>
+      <w:bookmarkStart w:id="32" w:name="_Toc234364698"/>
       <w:r>
         <w:t xml:space="preserve">4.5. </w:t>
       </w:r>
@@ -42554,7 +42842,6 @@
       <w:pPr>
         <w:jc w:val="both"/>
       </w:pPr>
-      <w:r/>
       <w:r>
         <w:t>Trang chi tiết sản phẩm (ProductDetail.jsx) hiển thị thông tin toàn diện về đôi giày thể thao dựa trên Slug chuẩn SEO truyền từ URL.</w:t>
       </w:r>
@@ -42563,7 +42850,6 @@
       <w:pPr>
         <w:jc w:val="both"/>
       </w:pPr>
-      <w:r/>
       <w:r>
         <w:t>React sử dụng useParams để trích xuất Slug và gọi API GET /api/products/slug/{slug} tải dữ liệu chi tiết từ máy chủ Backend.</w:t>
       </w:r>
@@ -42572,8 +42858,8 @@
       <w:pPr>
         <w:jc w:val="both"/>
       </w:pPr>
-      <w:r/>
-      <w:r>
+      <w:r>
+        <w:lastRenderedPageBreak/>
         <w:t>Giao diện hiển thị hình ảnh sản phẩm phóng to sắc nét, tên giày, giá niêm yết, giá khuyến mãi, danh sách các biến thể kích cỡ size và màu sắc còn tồn kho kèm theo nút thêm vào giỏ hàng.</w:t>
       </w:r>
     </w:p>
@@ -42581,7 +42867,6 @@
       <w:pPr>
         <w:jc w:val="both"/>
       </w:pPr>
-      <w:r/>
       <w:r>
         <w:t>Đối với phần mô tả chi tiết chứa mã định dạng HTML (do nhân viên soạn thảo bằng CKEditor từ trang admin), Frontend sử dụng thuộc tính dangerouslySetInnerHTML của React để hiển thị đúng bố cục văn bản gốc.</w:t>
       </w:r>
@@ -42590,7 +42875,6 @@
       <w:pPr>
         <w:jc w:val="both"/>
       </w:pPr>
-      <w:r/>
       <w:r>
         <w:t>Trang chi tiết cũng hiển thị danh sách các sản phẩm liên quan cùng danh mục ở phía chân trang để kích thích nhu cầu mua sắm của khách hàng.</w:t>
       </w:r>
@@ -42600,7 +42884,7 @@
         <w:pStyle w:val="Heading2"/>
         <w:jc w:val="both"/>
       </w:pPr>
-      <w:bookmarkStart w:id="33" w:name="_Toc233221018"/>
+      <w:bookmarkStart w:id="33" w:name="_Toc234364699"/>
       <w:r>
         <w:t xml:space="preserve">4.6. </w:t>
       </w:r>
@@ -42706,7 +42990,6 @@
       <w:pPr>
         <w:jc w:val="both"/>
       </w:pPr>
-      <w:r/>
       <w:r>
         <w:t>Hệ thống hỗ trợ các trang chức năng thành viên hoàn chỉnh giúp quản lý thông tin khách hàng khép kín. Khách hàng đăng ký tài khoản qua trang Register.jsx bằng cách điền Họ tên, Email, Số điện thoại và Mật khẩu.</w:t>
       </w:r>
@@ -42715,7 +42998,6 @@
       <w:pPr>
         <w:jc w:val="both"/>
       </w:pPr>
-      <w:r/>
       <w:r>
         <w:t>Khi đăng nhập thành công qua trang Login.jsx, client lưu thông tin khách hàng và JWT Token vào localStorage, đồng thời chuyển trạng thái Header hiển thị lời chào kèm nút Đăng xuất.</w:t>
       </w:r>
@@ -42724,7 +43006,6 @@
       <w:pPr>
         <w:jc w:val="both"/>
       </w:pPr>
-      <w:r/>
       <w:r>
         <w:t>Chức năng quên mật khẩu gửi yêu cầu đến API. Backend sẽ tự động sinh mật khẩu tạm thời bảo mật cao và gửi email xác nhận thông qua SMTP Gmail trực tiếp tới hộp thư của khách hàng.</w:t>
       </w:r>
@@ -42733,7 +43014,6 @@
       <w:pPr>
         <w:jc w:val="both"/>
       </w:pPr>
-      <w:r/>
       <w:r>
         <w:t>Khách hàng có thể truy cập trang cập nhật thông tin cá nhân để chỉnh sửa địa chỉ nhận hàng, số điện thoại hoặc thay đổi mật khẩu mới.</w:t>
       </w:r>
@@ -42742,7 +43022,6 @@
       <w:pPr>
         <w:jc w:val="both"/>
       </w:pPr>
-      <w:r/>
       <w:r>
         <w:t>Trang lịch sử đơn hàng cho phép thành viên xem danh sách các đơn hàng đã đặt kèm trạng thái tiến trình xử lý (Chờ duyệt, Đang giao, Đã giao, Đã hủy) và bấm xem chi tiết từng mặt hàng đã mua.</w:t>
       </w:r>
@@ -42752,7 +43031,7 @@
         <w:pStyle w:val="Heading2"/>
         <w:jc w:val="both"/>
       </w:pPr>
-      <w:bookmarkStart w:id="34" w:name="_Toc233221019"/>
+      <w:bookmarkStart w:id="34" w:name="_Toc234364700"/>
       <w:r>
         <w:t xml:space="preserve">4.7. </w:t>
       </w:r>
@@ -42898,7 +43177,6 @@
       <w:pPr>
         <w:jc w:val="both"/>
       </w:pPr>
-      <w:r/>
       <w:r>
         <w:t>Quy trình giỏ hàng được quản lý chặt chẽ tại trang Cart.jsx. Danh sách các sản phẩm và biến thể size/màu được chọn được lưu trữ trực tiếp trong localStorage của trình duyệt, giúp giỏ hàng không bị mất khi tải lại trang hoặc đóng trình duyệt.</w:t>
       </w:r>
@@ -42907,7 +43185,6 @@
       <w:pPr>
         <w:jc w:val="both"/>
       </w:pPr>
-      <w:r/>
       <w:r>
         <w:t>Khách hàng có thể tăng giảm số lượng sản phẩm mua trực tiếp trên giỏ hàng, hệ thống tự động tính toán tổng số tiền thanh toán tương ứng.</w:t>
       </w:r>
@@ -42916,7 +43193,6 @@
       <w:pPr>
         <w:jc w:val="both"/>
       </w:pPr>
-      <w:r/>
       <w:r>
         <w:t>Khi bấm thanh toán, hệ thống yêu cầu đăng nhập và chuyển sang trang Checkout.jsx hiển thị biểu mẫu giao hàng (ShippingForm.jsx) để khách hàng nhập thông tin nhận hàng.</w:t>
       </w:r>
@@ -42925,7 +43201,6 @@
       <w:pPr>
         <w:jc w:val="both"/>
       </w:pPr>
-      <w:r/>
       <w:r>
         <w:t>Khi nhấn xác nhận đặt hàng, Frontend gửi dữ liệu giỏ hàng và thông tin giao nhận lên API POST /api/orders.</w:t>
       </w:r>
@@ -42934,7 +43209,6 @@
       <w:pPr>
         <w:jc w:val="both"/>
       </w:pPr>
-      <w:r/>
       <w:r>
         <w:t>Backend kiểm tra tồn kho, nếu thành công sẽ trừ kho hàng và gửi email xác nhận hóa đơn. Frontend nhận phản hồi thành công, xóa sạch giỏ hàng trong localStorage, hiển thị trang thông báo hoàn tất đơn hàng và điều hướng người dùng về trang lịch sử mua sắm.</w:t>
       </w:r>
@@ -42943,9 +43217,11 @@
       <w:pPr>
         <w:pStyle w:val="Heading2"/>
       </w:pPr>
+      <w:bookmarkStart w:id="35" w:name="_Toc234364701"/>
       <w:r>
         <w:t>4.8. Giao diện người dùng và Hướng dẫn sử dụng Admin Dashboard</w:t>
       </w:r>
+      <w:bookmarkEnd w:id="35"/>
     </w:p>
     <w:p>
       <w:r>
@@ -42956,9 +43232,12 @@
       <w:pPr>
         <w:pStyle w:val="Heading3"/>
       </w:pPr>
-      <w:r>
+      <w:bookmarkStart w:id="36" w:name="_Toc234364702"/>
+      <w:r>
+        <w:lastRenderedPageBreak/>
         <w:t>4.8.1. Phân hệ Xác thực và Đăng nhập Quản trị</w:t>
       </w:r>
+      <w:bookmarkEnd w:id="36"/>
     </w:p>
     <w:p>
       <w:r>
@@ -42970,18 +43249,283 @@
         <w:jc w:val="center"/>
       </w:pPr>
       <w:r>
+        <w:rPr>
+          <w:noProof/>
+        </w:rPr>
         <w:drawing>
-          <wp:inline xmlns:a="http://schemas.openxmlformats.org/drawingml/2006/main" xmlns:pic="http://schemas.openxmlformats.org/drawingml/2006/picture">
+          <wp:inline distT="0" distB="0" distL="0" distR="0" wp14:anchorId="7853735E" wp14:editId="347DC261">
             <wp:extent cx="5303520" cy="2983230"/>
+            <wp:effectExtent l="0" t="0" r="0" b="0"/>
             <wp:docPr id="2" name="Picture 2"/>
             <wp:cNvGraphicFramePr>
-              <a:graphicFrameLocks noChangeAspect="1"/>
+              <a:graphicFrameLocks xmlns:a="http://schemas.openxmlformats.org/drawingml/2006/main" noChangeAspect="1"/>
             </wp:cNvGraphicFramePr>
-            <a:graphic>
+            <a:graphic xmlns:a="http://schemas.openxmlformats.org/drawingml/2006/main">
               <a:graphicData uri="http://schemas.openxmlformats.org/drawingml/2006/picture">
-                <pic:pic>
+                <pic:pic xmlns:pic="http://schemas.openxmlformats.org/drawingml/2006/picture">
                   <pic:nvPicPr>
                     <pic:cNvPr id="0" name="admin_login_success.png"/>
+                    <pic:cNvPicPr/>
+                  </pic:nvPicPr>
+                  <pic:blipFill>
+                    <a:blip r:embed="rId9"/>
+                    <a:stretch>
+                      <a:fillRect/>
+                    </a:stretch>
+                  </pic:blipFill>
+                  <pic:spPr>
+                    <a:xfrm>
+                      <a:off x="0" y="0"/>
+                      <a:ext cx="5303520" cy="2983230"/>
+                    </a:xfrm>
+                    <a:prstGeom prst="rect">
+                      <a:avLst/>
+                    </a:prstGeom>
+                  </pic:spPr>
+                </pic:pic>
+              </a:graphicData>
+            </a:graphic>
+          </wp:inline>
+        </w:drawing>
+      </w:r>
+    </w:p>
+    <w:p>
+      <w:pPr>
+        <w:jc w:val="center"/>
+      </w:pPr>
+      <w:r>
+        <w:rPr>
+          <w:i/>
+        </w:rPr>
+        <w:t>Hình 4.8.1: Giao diện đăng nhập thành công và chuyển hướng vào Dashboard</w:t>
+      </w:r>
+    </w:p>
+    <w:p>
+      <w:r>
+        <w:t>Tuy nhiên, trong trường hợp quản trị viên nhập sai email hoặc mật khẩu, hệ thống lập tức hiển thị thông báo lỗi màu đỏ ngay trên biểu mẫu đăng nhập mà không làm gián đoạn trải nghiệm người dùng (chặn load lại trang). Quá trình này bắt lỗi dựa trên mã phản hồi HTTP 401 Unauthorized từ máy chủ, qua đó hiển thị thông điệp cảnh báo rõ ràng yêu cầu người dùng rà soát lại thông tin.</w:t>
+      </w:r>
+    </w:p>
+    <w:p>
+      <w:pPr>
+        <w:jc w:val="center"/>
+      </w:pPr>
+      <w:r>
+        <w:rPr>
+          <w:noProof/>
+        </w:rPr>
+        <w:drawing>
+          <wp:inline distT="0" distB="0" distL="0" distR="0" wp14:anchorId="5796C600" wp14:editId="4E36C1C5">
+            <wp:extent cx="5303520" cy="2983230"/>
+            <wp:effectExtent l="0" t="0" r="0" b="0"/>
+            <wp:docPr id="3" name="Picture 3"/>
+            <wp:cNvGraphicFramePr>
+              <a:graphicFrameLocks xmlns:a="http://schemas.openxmlformats.org/drawingml/2006/main" noChangeAspect="1"/>
+            </wp:cNvGraphicFramePr>
+            <a:graphic xmlns:a="http://schemas.openxmlformats.org/drawingml/2006/main">
+              <a:graphicData uri="http://schemas.openxmlformats.org/drawingml/2006/picture">
+                <pic:pic xmlns:pic="http://schemas.openxmlformats.org/drawingml/2006/picture">
+                  <pic:nvPicPr>
+                    <pic:cNvPr id="0" name="admin_login_fail.png"/>
+                    <pic:cNvPicPr/>
+                  </pic:nvPicPr>
+                  <pic:blipFill>
+                    <a:blip r:embed="rId10"/>
+                    <a:stretch>
+                      <a:fillRect/>
+                    </a:stretch>
+                  </pic:blipFill>
+                  <pic:spPr>
+                    <a:xfrm>
+                      <a:off x="0" y="0"/>
+                      <a:ext cx="5303520" cy="2983230"/>
+                    </a:xfrm>
+                    <a:prstGeom prst="rect">
+                      <a:avLst/>
+                    </a:prstGeom>
+                  </pic:spPr>
+                </pic:pic>
+              </a:graphicData>
+            </a:graphic>
+          </wp:inline>
+        </w:drawing>
+      </w:r>
+    </w:p>
+    <w:p>
+      <w:pPr>
+        <w:jc w:val="center"/>
+      </w:pPr>
+      <w:r>
+        <w:rPr>
+          <w:i/>
+        </w:rPr>
+        <w:t>Hình 4.8.2: Giao diện cảnh báo lỗi khi nhập sai thông tin đăng nhập</w:t>
+      </w:r>
+    </w:p>
+    <w:p>
+      <w:pPr>
+        <w:pStyle w:val="Heading3"/>
+      </w:pPr>
+      <w:bookmarkStart w:id="37" w:name="_Toc234364703"/>
+      <w:r>
+        <w:lastRenderedPageBreak/>
+        <w:t>4.8.2. Phân hệ Quản lý Banner Quảng cáo</w:t>
+      </w:r>
+      <w:bookmarkEnd w:id="37"/>
+    </w:p>
+    <w:p>
+      <w:r>
+        <w:t>Banner quảng cáo là điểm nhấn thu hút khách hàng tại trang chủ Storefront. Giao diện quản lý Banner trong Admin cho phép người quản trị kiểm soát toàn bộ các banner hiển thị theo luồng nghiệp vụ CRUD tiêu chuẩn (Thêm, Xem, Sửa, Xóa).</w:t>
+      </w:r>
+    </w:p>
+    <w:p>
+      <w:r>
+        <w:t>Chức năng Xem danh sách (View): Dữ liệu các Banner đang có trong hệ thống được tự động tải thông qua API (GET) và hiển thị ở dạng lưới (Grid) hoặc dạng bảng (Table). Người quản trị có thể dễ dàng theo dõi hình ảnh thực tế, cũng như chủ động thao tác thay đổi trạng thái hiển thị (Bật/Tắt) của từng Banner ra ngoài trang chủ.</w:t>
+      </w:r>
+    </w:p>
+    <w:p>
+      <w:pPr>
+        <w:jc w:val="center"/>
+      </w:pPr>
+      <w:r>
+        <w:rPr>
+          <w:noProof/>
+        </w:rPr>
+        <w:drawing>
+          <wp:inline distT="0" distB="0" distL="0" distR="0" wp14:anchorId="25B47F41" wp14:editId="1882AE8B">
+            <wp:extent cx="5303520" cy="2983230"/>
+            <wp:effectExtent l="0" t="0" r="0" b="0"/>
+            <wp:docPr id="4" name="Picture 4"/>
+            <wp:cNvGraphicFramePr>
+              <a:graphicFrameLocks xmlns:a="http://schemas.openxmlformats.org/drawingml/2006/main" noChangeAspect="1"/>
+            </wp:cNvGraphicFramePr>
+            <a:graphic xmlns:a="http://schemas.openxmlformats.org/drawingml/2006/main">
+              <a:graphicData uri="http://schemas.openxmlformats.org/drawingml/2006/picture">
+                <pic:pic xmlns:pic="http://schemas.openxmlformats.org/drawingml/2006/picture">
+                  <pic:nvPicPr>
+                    <pic:cNvPr id="0" name="banner_view.png"/>
+                    <pic:cNvPicPr/>
+                  </pic:nvPicPr>
+                  <pic:blipFill>
+                    <a:blip r:embed="rId11"/>
+                    <a:stretch>
+                      <a:fillRect/>
+                    </a:stretch>
+                  </pic:blipFill>
+                  <pic:spPr>
+                    <a:xfrm>
+                      <a:off x="0" y="0"/>
+                      <a:ext cx="5303520" cy="2983230"/>
+                    </a:xfrm>
+                    <a:prstGeom prst="rect">
+                      <a:avLst/>
+                    </a:prstGeom>
+                  </pic:spPr>
+                </pic:pic>
+              </a:graphicData>
+            </a:graphic>
+          </wp:inline>
+        </w:drawing>
+      </w:r>
+    </w:p>
+    <w:p>
+      <w:pPr>
+        <w:jc w:val="center"/>
+      </w:pPr>
+      <w:r>
+        <w:rPr>
+          <w:i/>
+        </w:rPr>
+        <w:t>Hình 4.8.3: Giao diện danh sách Banner quảng cáo tổng quan</w:t>
+      </w:r>
+    </w:p>
+    <w:p>
+      <w:r>
+        <w:t>Chức năng Thêm mới Banner (Create): Hệ thống cung cấp một biểu mẫu nhập liệu trực quan cho phép người dùng khai báo tiêu đề, phần mô tả ngắn, liên kết điều hướng (link), và đặc biệt là đính kèm tệp tin hình ảnh. Hình ảnh trước khi lưu có thể được hiển thị dưới dạng xem trước (Preview). Khi thao tác thành công, hệ thống xác nhận bằng Toast Message màu xanh lá ở góc phải màn hình, đồng thời gọi API tải lại dữ liệu danh sách ngay lập tức để người dùng thấy kết quả.</w:t>
+      </w:r>
+    </w:p>
+    <w:p>
+      <w:pPr>
+        <w:jc w:val="center"/>
+      </w:pPr>
+      <w:r>
+        <w:rPr>
+          <w:noProof/>
+        </w:rPr>
+        <w:drawing>
+          <wp:inline distT="0" distB="0" distL="0" distR="0" wp14:anchorId="686EBA60" wp14:editId="7AF0D155">
+            <wp:extent cx="5303520" cy="2983230"/>
+            <wp:effectExtent l="0" t="0" r="0" b="0"/>
+            <wp:docPr id="5" name="Picture 5"/>
+            <wp:cNvGraphicFramePr>
+              <a:graphicFrameLocks xmlns:a="http://schemas.openxmlformats.org/drawingml/2006/main" noChangeAspect="1"/>
+            </wp:cNvGraphicFramePr>
+            <a:graphic xmlns:a="http://schemas.openxmlformats.org/drawingml/2006/main">
+              <a:graphicData uri="http://schemas.openxmlformats.org/drawingml/2006/picture">
+                <pic:pic xmlns:pic="http://schemas.openxmlformats.org/drawingml/2006/picture">
+                  <pic:nvPicPr>
+                    <pic:cNvPr id="0" name="banner_add.png"/>
+                    <pic:cNvPicPr/>
+                  </pic:nvPicPr>
+                  <pic:blipFill>
+                    <a:blip r:embed="rId12"/>
+                    <a:stretch>
+                      <a:fillRect/>
+                    </a:stretch>
+                  </pic:blipFill>
+                  <pic:spPr>
+                    <a:xfrm>
+                      <a:off x="0" y="0"/>
+                      <a:ext cx="5303520" cy="2983230"/>
+                    </a:xfrm>
+                    <a:prstGeom prst="rect">
+                      <a:avLst/>
+                    </a:prstGeom>
+                  </pic:spPr>
+                </pic:pic>
+              </a:graphicData>
+            </a:graphic>
+          </wp:inline>
+        </w:drawing>
+      </w:r>
+    </w:p>
+    <w:p>
+      <w:pPr>
+        <w:jc w:val="center"/>
+      </w:pPr>
+      <w:r>
+        <w:rPr>
+          <w:i/>
+        </w:rPr>
+        <w:t>Hình 4.8.4: Giao diện hiển thị Toast Message thông báo thêm Banner thành công</w:t>
+      </w:r>
+    </w:p>
+    <w:p>
+      <w:r>
+        <w:lastRenderedPageBreak/>
+        <w:t>Chức năng Bắt lỗi Form (Validation Error): Nhằm ngăn chặn dữ liệu rác, nếu người quản trị cố ý nhấn 'Lưu' mà quên chưa đính kèm tệp tin ảnh hoặc bỏ trống trường thông tin bắt buộc, hệ thống sẽ thực hiện quá trình xác thực trực tiếp tại trình duyệt (Client-side validation). Các trường dữ liệu thiếu sót sẽ được viền đỏ nổi bật kèm dòng chữ cảnh báo nhỏ yêu cầu bổ sung thông tin.</w:t>
+      </w:r>
+    </w:p>
+    <w:p>
+      <w:pPr>
+        <w:jc w:val="center"/>
+      </w:pPr>
+      <w:r>
+        <w:rPr>
+          <w:noProof/>
+        </w:rPr>
+        <w:drawing>
+          <wp:inline distT="0" distB="0" distL="0" distR="0" wp14:anchorId="039BAFA1" wp14:editId="06AD6FCF">
+            <wp:extent cx="5303520" cy="2983230"/>
+            <wp:effectExtent l="0" t="0" r="0" b="0"/>
+            <wp:docPr id="6" name="Picture 6"/>
+            <wp:cNvGraphicFramePr>
+              <a:graphicFrameLocks xmlns:a="http://schemas.openxmlformats.org/drawingml/2006/main" noChangeAspect="1"/>
+            </wp:cNvGraphicFramePr>
+            <a:graphic xmlns:a="http://schemas.openxmlformats.org/drawingml/2006/main">
+              <a:graphicData uri="http://schemas.openxmlformats.org/drawingml/2006/picture">
+                <pic:pic xmlns:pic="http://schemas.openxmlformats.org/drawingml/2006/picture">
+                  <pic:nvPicPr>
+                    <pic:cNvPr id="0" name="banner_add_fail.png"/>
                     <pic:cNvPicPr/>
                   </pic:nvPicPr>
                   <pic:blipFill>
@@ -42995,7 +43539,9 @@
                       <a:off x="0" y="0"/>
                       <a:ext cx="5303520" cy="2983230"/>
                     </a:xfrm>
-                    <a:prstGeom prst="rect"/>
+                    <a:prstGeom prst="rect">
+                      <a:avLst/>
+                    </a:prstGeom>
                   </pic:spPr>
                 </pic:pic>
               </a:graphicData>
@@ -43012,12 +43558,12 @@
         <w:rPr>
           <w:i/>
         </w:rPr>
-        <w:t>Hình 4.8.1: Giao diện đăng nhập thành công và chuyển hướng vào Dashboard</w:t>
+        <w:t>Hình 4.8.5: Giao diện biểu mẫu bắt lỗi khi để trống thông tin bắt buộc</w:t>
       </w:r>
     </w:p>
     <w:p>
       <w:r>
-        <w:t>Tuy nhiên, trong trường hợp quản trị viên nhập sai email hoặc mật khẩu, hệ thống lập tức hiển thị thông báo lỗi màu đỏ ngay trên biểu mẫu đăng nhập mà không làm gián đoạn trải nghiệm người dùng (chặn load lại trang). Quá trình này bắt lỗi dựa trên mã phản hồi HTTP 401 Unauthorized từ máy chủ, qua đó hiển thị thông điệp cảnh báo rõ ràng yêu cầu người dùng rà soát lại thông tin.</w:t>
+        <w:t>Chức năng Cập nhật và Xóa (Update &amp; Delete): Khi cần điều chỉnh hình ảnh hoặc ngừng hẳn chiến dịch quảng cáo, người quản trị chọn mục sửa để nạp dữ liệu cũ lên biểu mẫu (Auto-fill) hoặc ấn nút xóa. Riêng với tác vụ Xóa, hệ thống được lập trình luôn hiển thị một hộp thoại xác nhận (Confirm Dialog) nhằm chặn đứng việc thao tác nhầm lẫn gây mất mát dữ liệu không thể phục hồi.</w:t>
       </w:r>
     </w:p>
     <w:p>
@@ -43025,18 +43571,22 @@
         <w:jc w:val="center"/>
       </w:pPr>
       <w:r>
+        <w:rPr>
+          <w:noProof/>
+        </w:rPr>
         <w:drawing>
-          <wp:inline xmlns:a="http://schemas.openxmlformats.org/drawingml/2006/main" xmlns:pic="http://schemas.openxmlformats.org/drawingml/2006/picture">
+          <wp:inline distT="0" distB="0" distL="0" distR="0" wp14:anchorId="46A71424" wp14:editId="12BC8EE9">
             <wp:extent cx="5303520" cy="2983230"/>
-            <wp:docPr id="3" name="Picture 3"/>
+            <wp:effectExtent l="0" t="0" r="0" b="0"/>
+            <wp:docPr id="7" name="Picture 7"/>
             <wp:cNvGraphicFramePr>
-              <a:graphicFrameLocks noChangeAspect="1"/>
+              <a:graphicFrameLocks xmlns:a="http://schemas.openxmlformats.org/drawingml/2006/main" noChangeAspect="1"/>
             </wp:cNvGraphicFramePr>
-            <a:graphic>
+            <a:graphic xmlns:a="http://schemas.openxmlformats.org/drawingml/2006/main">
               <a:graphicData uri="http://schemas.openxmlformats.org/drawingml/2006/picture">
-                <pic:pic>
+                <pic:pic xmlns:pic="http://schemas.openxmlformats.org/drawingml/2006/picture">
                   <pic:nvPicPr>
-                    <pic:cNvPr id="0" name="admin_login_fail.png"/>
+                    <pic:cNvPr id="0" name="banner_edit_delete.png"/>
                     <pic:cNvPicPr/>
                   </pic:nvPicPr>
                   <pic:blipFill>
@@ -43050,7 +43600,9 @@
                       <a:off x="0" y="0"/>
                       <a:ext cx="5303520" cy="2983230"/>
                     </a:xfrm>
-                    <a:prstGeom prst="rect"/>
+                    <a:prstGeom prst="rect">
+                      <a:avLst/>
+                    </a:prstGeom>
                   </pic:spPr>
                 </pic:pic>
               </a:graphicData>
@@ -43067,239 +43619,6 @@
         <w:rPr>
           <w:i/>
         </w:rPr>
-        <w:t>Hình 4.8.2: Giao diện cảnh báo lỗi khi nhập sai thông tin đăng nhập</w:t>
-      </w:r>
-    </w:p>
-    <w:p>
-      <w:pPr>
-        <w:pStyle w:val="Heading3"/>
-      </w:pPr>
-      <w:r>
-        <w:t>4.8.2. Phân hệ Quản lý Banner Quảng cáo</w:t>
-      </w:r>
-    </w:p>
-    <w:p>
-      <w:r>
-        <w:t>Banner quảng cáo là điểm nhấn thu hút khách hàng tại trang chủ Storefront. Giao diện quản lý Banner trong Admin cho phép người quản trị kiểm soát toàn bộ các banner hiển thị theo luồng nghiệp vụ CRUD tiêu chuẩn (Thêm, Xem, Sửa, Xóa).</w:t>
-      </w:r>
-    </w:p>
-    <w:p>
-      <w:r>
-        <w:t>Chức năng Xem danh sách (View): Dữ liệu các Banner đang có trong hệ thống được tự động tải thông qua API (GET) và hiển thị ở dạng lưới (Grid) hoặc dạng bảng (Table). Người quản trị có thể dễ dàng theo dõi hình ảnh thực tế, cũng như chủ động thao tác thay đổi trạng thái hiển thị (Bật/Tắt) của từng Banner ra ngoài trang chủ.</w:t>
-      </w:r>
-    </w:p>
-    <w:p>
-      <w:pPr>
-        <w:jc w:val="center"/>
-      </w:pPr>
-      <w:r>
-        <w:drawing>
-          <wp:inline xmlns:a="http://schemas.openxmlformats.org/drawingml/2006/main" xmlns:pic="http://schemas.openxmlformats.org/drawingml/2006/picture">
-            <wp:extent cx="5303520" cy="2983230"/>
-            <wp:docPr id="4" name="Picture 4"/>
-            <wp:cNvGraphicFramePr>
-              <a:graphicFrameLocks noChangeAspect="1"/>
-            </wp:cNvGraphicFramePr>
-            <a:graphic>
-              <a:graphicData uri="http://schemas.openxmlformats.org/drawingml/2006/picture">
-                <pic:pic>
-                  <pic:nvPicPr>
-                    <pic:cNvPr id="0" name="banner_view.png"/>
-                    <pic:cNvPicPr/>
-                  </pic:nvPicPr>
-                  <pic:blipFill>
-                    <a:blip r:embed="rId15"/>
-                    <a:stretch>
-                      <a:fillRect/>
-                    </a:stretch>
-                  </pic:blipFill>
-                  <pic:spPr>
-                    <a:xfrm>
-                      <a:off x="0" y="0"/>
-                      <a:ext cx="5303520" cy="2983230"/>
-                    </a:xfrm>
-                    <a:prstGeom prst="rect"/>
-                  </pic:spPr>
-                </pic:pic>
-              </a:graphicData>
-            </a:graphic>
-          </wp:inline>
-        </w:drawing>
-      </w:r>
-    </w:p>
-    <w:p>
-      <w:pPr>
-        <w:jc w:val="center"/>
-      </w:pPr>
-      <w:r>
-        <w:rPr>
-          <w:i/>
-        </w:rPr>
-        <w:t>Hình 4.8.3: Giao diện danh sách Banner quảng cáo tổng quan</w:t>
-      </w:r>
-    </w:p>
-    <w:p>
-      <w:r>
-        <w:t>Chức năng Thêm mới Banner (Create): Hệ thống cung cấp một biểu mẫu nhập liệu trực quan cho phép người dùng khai báo tiêu đề, phần mô tả ngắn, liên kết điều hướng (link), và đặc biệt là đính kèm tệp tin hình ảnh. Hình ảnh trước khi lưu có thể được hiển thị dưới dạng xem trước (Preview). Khi thao tác thành công, hệ thống xác nhận bằng Toast Message màu xanh lá ở góc phải màn hình, đồng thời gọi API tải lại dữ liệu danh sách ngay lập tức để người dùng thấy kết quả.</w:t>
-      </w:r>
-    </w:p>
-    <w:p>
-      <w:pPr>
-        <w:jc w:val="center"/>
-      </w:pPr>
-      <w:r>
-        <w:drawing>
-          <wp:inline xmlns:a="http://schemas.openxmlformats.org/drawingml/2006/main" xmlns:pic="http://schemas.openxmlformats.org/drawingml/2006/picture">
-            <wp:extent cx="5303520" cy="2983230"/>
-            <wp:docPr id="5" name="Picture 5"/>
-            <wp:cNvGraphicFramePr>
-              <a:graphicFrameLocks noChangeAspect="1"/>
-            </wp:cNvGraphicFramePr>
-            <a:graphic>
-              <a:graphicData uri="http://schemas.openxmlformats.org/drawingml/2006/picture">
-                <pic:pic>
-                  <pic:nvPicPr>
-                    <pic:cNvPr id="0" name="banner_add.png"/>
-                    <pic:cNvPicPr/>
-                  </pic:nvPicPr>
-                  <pic:blipFill>
-                    <a:blip r:embed="rId16"/>
-                    <a:stretch>
-                      <a:fillRect/>
-                    </a:stretch>
-                  </pic:blipFill>
-                  <pic:spPr>
-                    <a:xfrm>
-                      <a:off x="0" y="0"/>
-                      <a:ext cx="5303520" cy="2983230"/>
-                    </a:xfrm>
-                    <a:prstGeom prst="rect"/>
-                  </pic:spPr>
-                </pic:pic>
-              </a:graphicData>
-            </a:graphic>
-          </wp:inline>
-        </w:drawing>
-      </w:r>
-    </w:p>
-    <w:p>
-      <w:pPr>
-        <w:jc w:val="center"/>
-      </w:pPr>
-      <w:r>
-        <w:rPr>
-          <w:i/>
-        </w:rPr>
-        <w:t>Hình 4.8.4: Giao diện hiển thị Toast Message thông báo thêm Banner thành công</w:t>
-      </w:r>
-    </w:p>
-    <w:p>
-      <w:r>
-        <w:t>Chức năng Bắt lỗi Form (Validation Error): Nhằm ngăn chặn dữ liệu rác, nếu người quản trị cố ý nhấn 'Lưu' mà quên chưa đính kèm tệp tin ảnh hoặc bỏ trống trường thông tin bắt buộc, hệ thống sẽ thực hiện quá trình xác thực trực tiếp tại trình duyệt (Client-side validation). Các trường dữ liệu thiếu sót sẽ được viền đỏ nổi bật kèm dòng chữ cảnh báo nhỏ yêu cầu bổ sung thông tin.</w:t>
-      </w:r>
-    </w:p>
-    <w:p>
-      <w:pPr>
-        <w:jc w:val="center"/>
-      </w:pPr>
-      <w:r>
-        <w:drawing>
-          <wp:inline xmlns:a="http://schemas.openxmlformats.org/drawingml/2006/main" xmlns:pic="http://schemas.openxmlformats.org/drawingml/2006/picture">
-            <wp:extent cx="5303520" cy="2983230"/>
-            <wp:docPr id="6" name="Picture 6"/>
-            <wp:cNvGraphicFramePr>
-              <a:graphicFrameLocks noChangeAspect="1"/>
-            </wp:cNvGraphicFramePr>
-            <a:graphic>
-              <a:graphicData uri="http://schemas.openxmlformats.org/drawingml/2006/picture">
-                <pic:pic>
-                  <pic:nvPicPr>
-                    <pic:cNvPr id="0" name="banner_add_fail.png"/>
-                    <pic:cNvPicPr/>
-                  </pic:nvPicPr>
-                  <pic:blipFill>
-                    <a:blip r:embed="rId17"/>
-                    <a:stretch>
-                      <a:fillRect/>
-                    </a:stretch>
-                  </pic:blipFill>
-                  <pic:spPr>
-                    <a:xfrm>
-                      <a:off x="0" y="0"/>
-                      <a:ext cx="5303520" cy="2983230"/>
-                    </a:xfrm>
-                    <a:prstGeom prst="rect"/>
-                  </pic:spPr>
-                </pic:pic>
-              </a:graphicData>
-            </a:graphic>
-          </wp:inline>
-        </w:drawing>
-      </w:r>
-    </w:p>
-    <w:p>
-      <w:pPr>
-        <w:jc w:val="center"/>
-      </w:pPr>
-      <w:r>
-        <w:rPr>
-          <w:i/>
-        </w:rPr>
-        <w:t>Hình 4.8.5: Giao diện biểu mẫu bắt lỗi khi để trống thông tin bắt buộc</w:t>
-      </w:r>
-    </w:p>
-    <w:p>
-      <w:r>
-        <w:t>Chức năng Cập nhật và Xóa (Update &amp; Delete): Khi cần điều chỉnh hình ảnh hoặc ngừng hẳn chiến dịch quảng cáo, người quản trị chọn mục sửa để nạp dữ liệu cũ lên biểu mẫu (Auto-fill) hoặc ấn nút xóa. Riêng với tác vụ Xóa, hệ thống được lập trình luôn hiển thị một hộp thoại xác nhận (Confirm Dialog) nhằm chặn đứng việc thao tác nhầm lẫn gây mất mát dữ liệu không thể phục hồi.</w:t>
-      </w:r>
-    </w:p>
-    <w:p>
-      <w:pPr>
-        <w:jc w:val="center"/>
-      </w:pPr>
-      <w:r>
-        <w:drawing>
-          <wp:inline xmlns:a="http://schemas.openxmlformats.org/drawingml/2006/main" xmlns:pic="http://schemas.openxmlformats.org/drawingml/2006/picture">
-            <wp:extent cx="5303520" cy="2983230"/>
-            <wp:docPr id="7" name="Picture 7"/>
-            <wp:cNvGraphicFramePr>
-              <a:graphicFrameLocks noChangeAspect="1"/>
-            </wp:cNvGraphicFramePr>
-            <a:graphic>
-              <a:graphicData uri="http://schemas.openxmlformats.org/drawingml/2006/picture">
-                <pic:pic>
-                  <pic:nvPicPr>
-                    <pic:cNvPr id="0" name="banner_edit_delete.png"/>
-                    <pic:cNvPicPr/>
-                  </pic:nvPicPr>
-                  <pic:blipFill>
-                    <a:blip r:embed="rId18"/>
-                    <a:stretch>
-                      <a:fillRect/>
-                    </a:stretch>
-                  </pic:blipFill>
-                  <pic:spPr>
-                    <a:xfrm>
-                      <a:off x="0" y="0"/>
-                      <a:ext cx="5303520" cy="2983230"/>
-                    </a:xfrm>
-                    <a:prstGeom prst="rect"/>
-                  </pic:spPr>
-                </pic:pic>
-              </a:graphicData>
-            </a:graphic>
-          </wp:inline>
-        </w:drawing>
-      </w:r>
-    </w:p>
-    <w:p>
-      <w:pPr>
-        <w:jc w:val="center"/>
-      </w:pPr>
-      <w:r>
-        <w:rPr>
-          <w:i/>
-        </w:rPr>
         <w:t>Hình 4.8.6: Giao diện Sửa thông tin và Hộp thoại cảnh báo trước khi Xóa</w:t>
       </w:r>
     </w:p>
@@ -43308,19 +43627,19 @@
         <w:pStyle w:val="Heading1"/>
         <w:jc w:val="both"/>
       </w:pPr>
-      <w:bookmarkStart w:id="35" w:name="_Toc233221020"/>
+      <w:bookmarkStart w:id="38" w:name="_Toc234364704"/>
       <w:r>
         <w:lastRenderedPageBreak/>
         <w:t>CHƯƠNG 5: KIỂM THỬ VÀ ĐÁNH GIÁ KẾ THÚC ĐỒ ÁN</w:t>
       </w:r>
-      <w:bookmarkEnd w:id="35"/>
+      <w:bookmarkEnd w:id="38"/>
     </w:p>
     <w:p>
       <w:pPr>
         <w:pStyle w:val="Heading2"/>
         <w:jc w:val="both"/>
       </w:pPr>
-      <w:bookmarkStart w:id="36" w:name="_Toc233221021"/>
+      <w:bookmarkStart w:id="39" w:name="_Toc234364705"/>
       <w:r>
         <w:t xml:space="preserve">5.1. </w:t>
       </w:r>
@@ -43404,25 +43723,19 @@
       <w:r>
         <w:t xml:space="preserve"> Editor)</w:t>
       </w:r>
-      <w:bookmarkEnd w:id="36"/>
+      <w:bookmarkEnd w:id="39"/>
     </w:p>
     <w:p>
-      <w:pPr/>
-      <w:r/>
       <w:r>
         <w:t>Để đánh giá tính an toàn và khả năng bảo mật của hệ thống quản trị, sinh viên tiến hành kiểm thử hộp đen (Black-box testing) chức năng phân quyền truy cập động giữa hai vai trò nhân viên cốt lõi: ROLE_ADMIN (Quản trị viên toàn quyền) và ROLE_EDITOR (Biên tập viên nội dung).</w:t>
       </w:r>
     </w:p>
     <w:p>
-      <w:pPr/>
-      <w:r/>
       <w:r>
         <w:t>Quy trình kiểm thử vai trò Editor: Sử dụng tài khoản nhân viên được gán vai trò ROLE_EDITOR đăng nhập vào hệ thống Admin Dashboard. Nhân viên truy cập thành công các trang quản lý sản phẩm, danh mục sản phẩm và bài viết tin tức. Tuy nhiên, trên Menu điều hướng, các liên kết đến trang quản lý nhân sự (/users) và quản lý vai trò (/roles) bị ẩn đi hoàn toàn. Khi biên tập viên cố tình gõ trực tiếp URL trên thanh địa chỉ trình duyệt, bộ định tuyến Route Guard của React lập tức chặn yêu cầu và chuyển hướng về trang cảnh báo Access Denied. Đồng thời, nếu gửi yêu cầu API trực tiếp bằng công cụ bên ngoài, Spring Security phía Backend sẽ kiểm tra JWT Token, phát hiện không có quyền và trả về mã lỗi HTTP 403 Forbidden.</w:t>
       </w:r>
     </w:p>
     <w:p>
-      <w:pPr/>
-      <w:r/>
       <w:r>
         <w:t>Quy trình kiểm thử vai trò Admin: Đăng nhập bằng tài khoản admin mặc định. Quản trị viên truy cập bình thường tất cả các trang chức năng, thực hiện CRUD nhân sự và chỉnh sửa vai trò nhân viên thành công. Hệ thống cũng thực thi quy tắc chống khóa (Anti-Lockout): Admin không được tự xóa tài khoản của chính mình hoặc tự hạ quyền bản thân, nếu thực hiện hệ thống sẽ hiển thị cảnh báo lỗi màu đỏ trực quan.</w:t>
       </w:r>
@@ -43432,7 +43745,7 @@
         <w:pStyle w:val="Heading2"/>
         <w:jc w:val="both"/>
       </w:pPr>
-      <w:bookmarkStart w:id="37" w:name="_Toc233221022"/>
+      <w:bookmarkStart w:id="40" w:name="_Toc234364706"/>
       <w:r>
         <w:t xml:space="preserve">5.2. </w:t>
       </w:r>
@@ -43540,25 +43853,19 @@
       <w:r>
         <w:t>)</w:t>
       </w:r>
-      <w:bookmarkEnd w:id="37"/>
+      <w:bookmarkEnd w:id="40"/>
     </w:p>
     <w:p>
-      <w:pPr/>
-      <w:r/>
       <w:r>
         <w:t>Nghiệp vụ thanh toán đặt hàng và đồng bộ số lượng sản phẩm được kiểm thử tích hợp (Integration testing) để xác minh tính nhất quán dữ liệu và tính toàn vẹn của database transaction.</w:t>
       </w:r>
     </w:p>
     <w:p>
-      <w:pPr/>
-      <w:r/>
       <w:r>
         <w:t>Kiểm thử điều kiện biên với lỗi vượt giới hạn tồn kho: Giả sử sản phẩm giày Nike Jordan 2PF trong database chỉ còn tồn kho 2 đôi. Khách hàng thêm sản phẩm này vào giỏ hàng với số lượng 3 đôi và tiến hành điền thông tin thanh toán. Khi khách hàng bấm xác nhận đặt hàng, client gửi yêu cầu POST đến API. Backend Spring Boot mở một database transaction để kiểm tra số lượng đặt với tồn kho của biến thể sản phẩm. Phát hiện số lượng đặt (3) lớn hơn tồn kho (2), Backend lập tức thực hiện Rollback transaction (không tạo đơn hàng, không trừ kho) và phản hồi mã lỗi HTTP 400 Bad Request kèm thông báo lỗi chi tiết. Frontend ReactJS nhận mã lỗi này, hiển thị hộp thoại cảnh báo màu đỏ trực quan yêu cầu khách hàng cập nhật lại số lượng giỏ hàng.</w:t>
       </w:r>
     </w:p>
     <w:p>
-      <w:pPr/>
-      <w:r/>
       <w:r>
         <w:t>Kiểm thử luồng đặt hàng và cập nhật đơn hàng thành công: Khách hàng giảm số lượng mua giày Jordan xuống 1 đôi và nhấn đặt hàng. Backend kiểm duyệt thành công, thực hiện trừ tồn kho sản phẩm đi 1 (tồn kho mới cập nhật là 1), ghi nhận đơn hàng và chi tiết đơn hàng vào MySQL. Khi nhân viên truy cập Admin Dashboard để cập nhật trạng thái đơn hàng sang 'Đang giao' hoặc 'Đã giao', yêu cầu PUT được gửi lên Backend với đầy đủ thông tin người nhận đã được ánh xạ (recipientName và recipientPhone), đảm bảo thông tin hóa đơn lưu trữ trong cơ sở dữ liệu luôn chính xác và không bị thay đổi bởi dữ liệu mặc định.</w:t>
       </w:r>
@@ -43568,8 +43875,9 @@
         <w:pStyle w:val="Heading2"/>
         <w:jc w:val="both"/>
       </w:pPr>
-      <w:bookmarkStart w:id="38" w:name="_Toc233221023"/>
-      <w:r>
+      <w:bookmarkStart w:id="41" w:name="_Toc234364707"/>
+      <w:r>
+        <w:lastRenderedPageBreak/>
         <w:t xml:space="preserve">5.3. </w:t>
       </w:r>
       <w:proofErr w:type="spellStart"/>
@@ -43660,32 +43968,24 @@
       <w:r>
         <w:t xml:space="preserve"> Swagger)</w:t>
       </w:r>
-      <w:bookmarkEnd w:id="38"/>
+      <w:bookmarkEnd w:id="41"/>
     </w:p>
     <w:p>
-      <w:pPr/>
-      <w:r/>
       <w:r>
         <w:t>Kiểm thử phi chức năng được thực hiện bằng cách giám sát hiệu năng mạng, các cuộc gọi API ngầm và tính tương thích thông qua Trình duyệt Chrome Developer Tools (F12) và Swagger UI.</w:t>
       </w:r>
     </w:p>
     <w:p>
-      <w:pPr/>
-      <w:r/>
       <w:r>
         <w:t>Giám sát hiệu năng cuộc gọi API và CORS: Khi tương tác trên Frontend ReactJS, các yêu cầu HTTP API được gửi đến Backend Spring Boot và nhận phản hồi cực nhanh (chỉ từ 15ms đến 45ms). Tại tab Network của F12, các yêu cầu preflight (OPTIONS) được ghi nhận nhận mã trạng thái 200 OK thành công từ Spring Security CORS Configuration, cho phép các yêu cầu GET/POST/PUT chính thức được thực hiện mượt mà mà không có bất kỳ cảnh báo lỗi chặn kết nối nào.</w:t>
       </w:r>
     </w:p>
     <w:p>
-      <w:pPr/>
-      <w:r/>
       <w:r>
         <w:t>Giám sát lỗi Console và Upload ảnh: Tab Console của F12 được theo dõi kỹ lưỡng xuyên suốt quá trình kiểm thử tải lên hình ảnh sản phẩm. Ảnh tải lên qua FileUploadController được ghi nhận lưu trực tiếp trên máy chủ và lập tức hiển thị trên giao diện của cả trang chủ lẫn trang quản trị nhờ Resource Handler ảo trong WebConfig, không xảy ra hiện tượng vỡ hình (broken image) hay trả về mã lỗi 404.</w:t>
       </w:r>
     </w:p>
     <w:p>
-      <w:pPr/>
-      <w:r/>
       <w:r>
         <w:t>Thử nghiệm trực quan qua Swagger UI: Khi truy cập địa chỉ http://localhost:8080/swagger-ui/index.html, giao diện Swagger UI liệt kê đầy đủ danh sách các controllers, các API endpoints và cấu trúc dữ liệu JSON. Thực hiện gửi yêu cầu đăng nhập trực tiếp trên Swagger, Backend phản hồi kết quả JWT Token chính xác, hỗ trợ đắc lực cho công tác debug nhanh.</w:t>
       </w:r>
@@ -43695,7 +43995,7 @@
         <w:pStyle w:val="Heading2"/>
         <w:jc w:val="both"/>
       </w:pPr>
-      <w:bookmarkStart w:id="39" w:name="_Toc233221024"/>
+      <w:bookmarkStart w:id="42" w:name="_Toc234364708"/>
       <w:r>
         <w:t xml:space="preserve">5.4. </w:t>
       </w:r>
@@ -43791,26 +44091,20 @@
       <w:r>
         <w:t>kế</w:t>
       </w:r>
-      <w:bookmarkEnd w:id="39"/>
+      <w:bookmarkEnd w:id="42"/>
       <w:proofErr w:type="spellEnd"/>
     </w:p>
     <w:p>
-      <w:pPr/>
-      <w:r/>
       <w:r>
         <w:t>Dựa trên kết quả thử nghiệm thực tế và quá trình vận hành hệ thống, sinh viên rút ra các đánh giá khách quan về giải pháp thiết kế:</w:t>
       </w:r>
     </w:p>
     <w:p>
-      <w:pPr/>
-      <w:r/>
       <w:r>
         <w:t>Ưu điểm nổi bật: Kiến trúc tách biệt hoàn toàn giữa Frontend (ReactJS) và Backend (Spring Boot Web API) mang lại hiệu năng cao, giảm tải cho server và dễ dàng bảo trì, mở rộng độc lập các phân hệ. Hệ thống bảo mật an toàn nhờ băm mật khẩu một chiều BCrypt, cơ chế Stateless JWT Token và phân quyền động dựa trên vai trò (RBAC) chặt chẽ. CSDL thiết kế chuẩn hóa giúp đảm bảo tính toàn vẹn tham chiếu. Hỗ trợ cơ chế tự động Seed Data và tự động cấu hình kiểu cột hình ảnh LONGTEXT linh hoạt.</w:t>
       </w:r>
     </w:p>
     <w:p>
-      <w:pPr/>
-      <w:r/>
       <w:r>
         <w:t>Nhược điểm tồn tại: Trạng thái giỏ hàng lưu ở LocalStorage nên sẽ bị mất nếu người dùng xóa dữ liệu duyệt web hoặc đổi thiết bị. Hệ thống thanh toán chỉ hỗ trợ COD, chưa kết nối trực tiếp các cổng thanh toán online. Chưa triển khai hàng gửi email tự động chạy ngầm (Asynchronous Background Job) dẫn đến thời gian phản hồi API đặt hàng bị kéo dài nhẹ do tiến trình gửi email SMTP đồng bộ.</w:t>
       </w:r>
@@ -43820,18 +44114,18 @@
         <w:pStyle w:val="Heading1"/>
         <w:jc w:val="both"/>
       </w:pPr>
-      <w:bookmarkStart w:id="40" w:name="_Toc233221025"/>
+      <w:bookmarkStart w:id="43" w:name="_Toc234364709"/>
       <w:r>
         <w:t>CHƯƠNG 6: KẾT LUẬN VÀ HƯỚNG PHÁT TRIỂN NÂNG CẤP</w:t>
       </w:r>
-      <w:bookmarkEnd w:id="40"/>
+      <w:bookmarkEnd w:id="43"/>
     </w:p>
     <w:p>
       <w:pPr>
         <w:pStyle w:val="Heading2"/>
         <w:jc w:val="both"/>
       </w:pPr>
-      <w:bookmarkStart w:id="41" w:name="_Toc233221026"/>
+      <w:bookmarkStart w:id="44" w:name="_Toc234364710"/>
       <w:r>
         <w:t xml:space="preserve">6.1. </w:t>
       </w:r>
@@ -43919,28 +44213,26 @@
       <w:r>
         <w:t>viên</w:t>
       </w:r>
-      <w:bookmarkEnd w:id="41"/>
+      <w:bookmarkEnd w:id="44"/>
       <w:proofErr w:type="spellEnd"/>
     </w:p>
     <w:p>
-      <w:pPr/>
-      <w:r/>
       <w:r>
         <w:t>Sau quá trình nghiên cứu, thiết kế và hoàn thiện đồ án xây dựng hệ thống quản trị nội dung kết hợp bán hàng Chinh Hoops, sinh viên đã gặt hái được những kết quả quan trọng về kiến thức chuyên môn và kỹ năng thực hành phần mềm.</w:t>
       </w:r>
     </w:p>
     <w:p>
-      <w:pPr/>
-      <w:r/>
       <w:r>
         <w:t>Về kiến thức chuyên môn: Nắm vững quy trình thiết kế cơ sở dữ liệu quan hệ chuẩn hóa trên MySQL, làm chủ công nghệ ánh xạ Hibernate JPA và cơ chế di trú kiểu cột dữ liệu động. Hiểu sâu sắc kiến trúc Spring Boot RESTful API, thiết lập bộ lọc Spring Security để bảo vệ API và phân quyền RBAC chặt chẽ. Thành thạo lập trình ứng dụng một trang (SPA) bằng ReactJS kết hợp Vite, Tailwind CSS, điều hướng định tuyến react-router-dom và gọi API bất đồng bộ bằng Axios.</w:t>
       </w:r>
     </w:p>
     <w:p>
-      <w:pPr/>
-      <w:r/>
-      <w:r>
-        <w:t>Về kỹ năng thực hành: Củng cố kỹ năng gỡ lỗi full-stack, phân tích hiệu năng mạng qua F12 Developer Tools và tài liệu hóa API bằng Swagger UI. Đồng thời rèn luyện tư duy giải quyết các bài toán nghiệp vụ phức tạp như đồng bộ tồn kho, transaction rollback và ràng buộc bảo vệ admin panel.</w:t>
+      <w:r>
+        <w:t xml:space="preserve">Về kỹ năng thực hành: Củng cố kỹ năng gỡ lỗi full-stack, phân tích hiệu năng mạng qua F12 Developer Tools và tài liệu hóa API bằng Swagger UI. Đồng thời rèn luyện tư duy giải quyết </w:t>
+      </w:r>
+      <w:r>
+        <w:lastRenderedPageBreak/>
+        <w:t>các bài toán nghiệp vụ phức tạp như đồng bộ tồn kho, transaction rollback và ràng buộc bảo vệ admin panel.</w:t>
       </w:r>
     </w:p>
     <w:p>
@@ -43948,7 +44240,7 @@
         <w:pStyle w:val="Heading2"/>
         <w:jc w:val="both"/>
       </w:pPr>
-      <w:bookmarkStart w:id="42" w:name="_Toc233221027"/>
+      <w:bookmarkStart w:id="45" w:name="_Toc234364711"/>
       <w:r>
         <w:t xml:space="preserve">6.2. </w:t>
       </w:r>
@@ -44088,39 +44380,29 @@
       <w:r>
         <w:t>)</w:t>
       </w:r>
-      <w:bookmarkEnd w:id="42"/>
+      <w:bookmarkEnd w:id="45"/>
     </w:p>
     <w:p>
-      <w:pPr/>
-      <w:r/>
       <w:r>
         <w:t>Để khắc phục các nhược điểm hiện tại và phát triển hệ thống bán giày Chinh Hoops thành một giải pháp thương mại điện tử chuyên nghiệp cấp doanh nghiệp, định hướng nâng cấp trong tương lai sẽ tập trung vào các mục tiêu sau:</w:t>
       </w:r>
     </w:p>
     <w:p>
-      <w:pPr/>
-      <w:r/>
       <w:r>
         <w:t>Một là, tích hợp cổng thanh toán trực tuyến: Kết nối các cổng thanh toán điện tử uy tín tại Việt Nam như VNPay, MoMo, ZaloPay hoặc cổng quốc tế Paypal, Stripe để đa dạng hóa phương thức thanh toán cho khách hàng.</w:t>
       </w:r>
     </w:p>
     <w:p>
-      <w:pPr/>
-      <w:r/>
       <w:r>
         <w:t>Hai là, đồng bộ hóa giỏ hàng phía máy chủ: Lưu trữ giỏ hàng trong cơ sở dữ liệu thay vì LocalStorage để duy trì giỏ hàng của khách hàng đồng bộ trên mọi thiết bị đăng nhập.</w:t>
       </w:r>
     </w:p>
     <w:p>
-      <w:pPr/>
-      <w:r/>
       <w:r>
         <w:t>Ba là, triển khai hàng đợi gửi email bất đồng bộ: Sử dụng Spring Boot `@Async` hoặc RabbitMQ/Kafka để xử lý gửi email xác nhận đơn hàng chạy ngầm, tránh gây nghẽn tiến trình xử lý checkout chính của API.</w:t>
       </w:r>
     </w:p>
     <w:p>
-      <w:pPr/>
-      <w:r/>
       <w:r>
         <w:t>Bốn là, áp dụng trí tuệ nhân tạo (AI): Xây dựng hệ thống gợi ý sản phẩm tự động dựa trên thói quen mua sắm, lịch sử tìm kiếm và danh mục quan tâm của khách hàng để hiển thị các đề xuất giày thể thao phù hợp nhất trên trang chi tiết sản phẩm.</w:t>
       </w:r>
@@ -44147,35 +44429,26 @@
       <w:pPr>
         <w:jc w:val="both"/>
       </w:pPr>
-      <w:r/>
       <w:r>
         <w:t>1. Spring Boot Reference Documentation - https://docs.spring.io/spring-boot/index.html</w:t>
       </w:r>
     </w:p>
     <w:p>
-      <w:pPr/>
-      <w:r/>
       <w:r>
         <w:t>2. ReactJS Official Documentation - https://react.dev/</w:t>
       </w:r>
     </w:p>
     <w:p>
-      <w:pPr/>
-      <w:r/>
       <w:r>
         <w:t>3. Spring Security Reference Guide - https://docs.spring.io/spring-security/reference/index.html</w:t>
       </w:r>
     </w:p>
     <w:p>
-      <w:pPr/>
-      <w:r/>
       <w:r>
         <w:t>4. MySQL Reference Manual - https://dev.mysql.com/doc/refman/8.0/en/</w:t>
       </w:r>
     </w:p>
     <w:p>
-      <w:pPr/>
-      <w:r/>
       <w:r>
         <w:t>5. Axios HTTP Client Documentation - https://axios-http.com/docs/intro</w:t>
       </w:r>
@@ -44340,63 +44613,46 @@
       <w:pPr>
         <w:jc w:val="both"/>
       </w:pPr>
-      <w:r/>
       <w:r>
         <w:t>- Mã nguồn dự án trên GitHub: https://github.com/VuHoangChinh222/web2</w:t>
       </w:r>
     </w:p>
     <w:p>
-      <w:pPr/>
-      <w:r/>
       <w:r>
         <w:t>- Tài khoản quản trị kiểm thử (Admin Dashboard): admin / mật khẩu: chinh123</w:t>
       </w:r>
     </w:p>
     <w:p>
-      <w:pPr/>
-      <w:r/>
       <w:r>
         <w:t>- Tài khoản khách hàng demo: kakashigh147@gmail.com / mật khẩu: 123456</w:t>
       </w:r>
     </w:p>
     <w:p>
-      <w:pPr/>
-      <w:r/>
       <w:r>
         <w:t>- Hướng dẫn cài đặt nhanh hệ thống:</w:t>
       </w:r>
     </w:p>
     <w:p>
-      <w:pPr/>
-      <w:r/>
       <w:r>
         <w:t>1. Clone mã nguồn từ GitHub về máy tính cá nhân.</w:t>
       </w:r>
     </w:p>
     <w:p>
-      <w:pPr/>
-      <w:r/>
       <w:r>
         <w:t>2. Mở dự án Backend vuhoangchinh bằng IntelliJ IDEA hoặc Eclipse, cấu hình chuỗi kết nối MySQL tại tệp src/main/resources/application.properties.</w:t>
       </w:r>
     </w:p>
     <w:p>
-      <w:pPr/>
-      <w:r/>
       <w:r>
         <w:t>3. Chạy ứng dụng Spring Boot (mặc định khởi động tại cổng 8080).</w:t>
       </w:r>
     </w:p>
     <w:p>
-      <w:pPr/>
-      <w:r/>
       <w:r>
         <w:t>4. Mở thư mục backendUI bằng Visual Studio Code, chạy lệnh npm install và npm run dev để khởi động Admin Dashboard (cổng 5174).</w:t>
       </w:r>
     </w:p>
     <w:p>
-      <w:pPr/>
-      <w:r/>
       <w:r>
         <w:t>5. Mở thư mục frontendUI bằng Visual Studio Code, chạy lệnh npm install và npm run dev để khởi động Client Storefront (cổng 5173).</w:t>
       </w:r>
@@ -44405,9 +44661,11 @@
       <w:pPr>
         <w:pStyle w:val="Heading2"/>
       </w:pPr>
+      <w:bookmarkStart w:id="46" w:name="_Toc234364712"/>
       <w:r>
         <w:t>Tính Năng Quản Lý Banner Nâng Cao (Smart Banner Management)</w:t>
       </w:r>
+      <w:bookmarkEnd w:id="46"/>
     </w:p>
     <w:p>
       <w:r>
@@ -44419,31 +44677,56 @@
     </w:p>
     <w:p>
       <w:r>
-        <w:t xml:space="preserve">• Hoán Đổi Không Gian Trực Tiếp (Live Swap Layout Animation): </w:t>
-      </w:r>
-      <w:r>
-        <w:t>Hệ thống được nâng cấp mạnh mẽ bằng bộ lõi @dnd-kit chuyên nghiệp. Khi người quản trị nhấc một thẻ banner và di chuyển đến vị trí của thẻ khác (ví dụ kéo banner vị trí số 1 sang vị trí số 4), các thẻ còn lại sẽ lập tức có hiệu ứng "trượt mượt mà" để nhường chỗ hoặc thế chỗ ngay thời gian thực (Live Animation). Trải nghiệm tương tác vật lý này đem lại cảm giác cực kỳ cao cấp ngang ngửa các hệ thống quản trị của MacOS. Dữ liệu sau đó sẽ được tự động đồng bộ ngầm xuống Backend thông qua API Bulk Update.</w:t>
+        <w:t xml:space="preserve">• Hoán Đổi Không Gian Trực Tiếp (Live Swap Layout Animation): Hệ thống được nâng cấp mạnh mẽ bằng bộ lõi @dnd-kit chuyên nghiệp. Khi người quản trị nhấc một thẻ banner và di chuyển đến vị trí của thẻ khác (ví dụ kéo banner vị trí số 1 sang vị trí số 4), các thẻ còn lại sẽ lập tức có hiệu ứng "trượt mượt mà" để nhường chỗ hoặc thế chỗ ngay thời gian thực (Live </w:t>
+      </w:r>
+      <w:r>
+        <w:lastRenderedPageBreak/>
+        <w:t>Animation). Trải nghiệm tương tác vật lý này đem lại cảm giác cực kỳ cao cấp ngang ngửa các hệ thống quản trị của MacOS. Dữ liệu sau đó sẽ được tự động đồng bộ ngầm xuống Backend thông qua API Bulk Update.</w:t>
       </w:r>
     </w:p>
     <w:p>
       <w:r>
-        <w:t xml:space="preserve">• Bật/Tắt Nhanh (Quick Toggle Status): </w:t>
-      </w:r>
-      <w:r>
-        <w:t>Tại mỗi thẻ banner, hệ thống cung cấp một nút thao tác nhanh cho phép thay đổi trạng thái hiển thị (Active / Disable) ngay lập tức. Khi một banner bị đưa về trạng thái vô hiệu hóa, hình ảnh đại diện của thẻ sẽ tự động chuyển sang màu xám (grayscale) và mờ đi, giúp quản trị viên dễ dàng nhận biết trạng thái trực quan chỉ bằng một cái nhìn lướt qua.</w:t>
+        <w:t>• Bật/Tắt Nhanh (Quick Toggle Status): Tại mỗi thẻ banner, hệ thống cung cấp một nút thao tác nhanh cho phép thay đổi trạng thái hiển thị (Active / Disable) ngay lập tức. Khi một banner bị đưa về trạng thái vô hiệu hóa, hình ảnh đại diện của thẻ sẽ tự động chuyển sang màu xám (grayscale) và mờ đi, giúp quản trị viên dễ dàng nhận biết trạng thái trực quan chỉ bằng một cái nhìn lướt qua.</w:t>
       </w:r>
     </w:p>
     <w:p>
       <w:r>
-        <w:t xml:space="preserve">• Tự Động Tái Cấp Phát Vị Trí (Auto-sequencing State): </w:t>
-      </w:r>
-      <w:r>
-        <w:t>Hệ thống được trang bị cơ chế tự động theo dõi và lấp đầy các "lỗ hổng" dữ liệu. Khi quản trị viên thêm mới một banner (tự động gán vào cuối danh sách), hoặc xóa một banner bất kỳ ở giữa danh sách, Frontend sẽ ngay lập tức tính toán và dồn lại số thứ tự (position) của tất cả các banner còn lại nhằm đảm bảo tính liên tục 1, 2, 3... Ngay sau đó, một tiến trình cập nhật hàng loạt (Bulk Update) sẽ được thực thi ngầm để bảo toàn tính nhất quán tuyệt đối giữa Cơ sở dữ liệu và Giao diện UI, loại bỏ hoàn toàn các lỗi xung đột do trùng lặp vị trí.</w:t>
+        <w:t>• Tự Động Tái Cấp Phát Vị Trí (Auto-sequencing State): Hệ thống được trang bị cơ chế tự động theo dõi và lấp đầy các "lỗ hổng" dữ liệu. Khi quản trị viên thêm mới một banner (tự động gán vào cuối danh sách), hoặc xóa một banner bất kỳ ở giữa danh sách, Frontend sẽ ngay lập tức tính toán và dồn lại số thứ tự (position) của tất cả các banner còn lại nhằm đảm bảo tính liên tục 1, 2, 3... Ngay sau đó, một tiến trình cập nhật hàng loạt (Bulk Update) sẽ được thực thi ngầm để bảo toàn tính nhất quán tuyệt đối giữa Cơ sở dữ liệu và Giao diện UI, loại bỏ hoàn toàn các lỗi xung đột do trùng lặp vị trí.</w:t>
+      </w:r>
+    </w:p>
+    <w:p>
+      <w:pPr>
+        <w:pStyle w:val="Heading2"/>
+      </w:pPr>
+      <w:bookmarkStart w:id="47" w:name="_Toc234364713"/>
+      <w:r>
+        <w:t>Cập nhật: Quản lý Thư viện Ảnh Sản Phẩm (Multi-image Gallery)</w:t>
+      </w:r>
+      <w:bookmarkEnd w:id="47"/>
+    </w:p>
+    <w:p>
+      <w:r>
+        <w:t>Chức năng hiển thị nhiều hình ảnh trên trang chi tiết sản phẩm đã được bổ sung và hoàn thiện thành công:</w:t>
+      </w:r>
+    </w:p>
+    <w:p>
+      <w:r>
+        <w:t>- Backend: Cập nhật SecurityConfig để cấp quyền truy cập công khai cho API tải hình ảnh sản phẩm (/api/product-images/**). Bổ sung cơ chế lưu trữ nhiều hình ảnh phụ của từng sản phẩm thông qua ProductImageController.</w:t>
+      </w:r>
+    </w:p>
+    <w:p>
+      <w:r>
+        <w:t>- Frontend (backendUI): Nâng cấp Form quản lý sản phẩm, thiết lập thuật toán giới hạn tải lên bắt buộc 1 ảnh Thumbnail và tối đa 4 ảnh phụ (Gallery). Bổ sung trạng thái Draft (làm mờ giao diện) và Quick Toggle chuyển đổi nhanh tình trạng bán hàng.</w:t>
+      </w:r>
+    </w:p>
+    <w:p>
+      <w:r>
+        <w:t>- Frontend (frontendUI): Tích hợp giao diện Bộ sưu tập ảnh (Gallery) trong trang Chi Tiết Sản Phẩm (Detail.jsx). Xây dựng cấu trúc CSS nâng cao: Hiệu ứng chuyển cảnh Fade-in mượt mà, Thumbnail Hover Scale chân thực, cùng thanh cuộn Custom Scrollbar mô phỏng chuẩn xác giao diện của các hệ thống E-commerce hiện đại.</w:t>
       </w:r>
     </w:p>
     <w:sectPr>
-      <w:headerReference w:type="default" r:id="rId9"/>
-      <w:footerReference w:type="default" r:id="rId10"/>
+      <w:headerReference w:type="default" r:id="rId15"/>
+      <w:footerReference w:type="default" r:id="rId16"/>
       <w:pgSz w:w="11907" w:h="16840"/>
       <w:pgMar w:top="1440" w:right="1134" w:bottom="1440" w:left="1701" w:header="720" w:footer="720" w:gutter="0"/>
       <w:pgNumType w:start="1"/>

--- a/VuHoangChinh-2122110380.docx
+++ b/VuHoangChinh-2122110380.docx
@@ -44722,6 +44722,83 @@
     <w:p>
       <w:r>
         <w:t>- Frontend (frontendUI): Tích hợp giao diện Bộ sưu tập ảnh (Gallery) trong trang Chi Tiết Sản Phẩm (Detail.jsx). Xây dựng cấu trúc CSS nâng cao: Hiệu ứng chuyển cảnh Fade-in mượt mà, Thumbnail Hover Scale chân thực, cùng thanh cuộn Custom Scrollbar mô phỏng chuẩn xác giao diện của các hệ thống E-commerce hiện đại.</w:t>
+      </w:r>
+    </w:p>
+    <w:p>
+      <w:r>
+        <w:br w:type="page"/>
+      </w:r>
+    </w:p>
+    <w:p>
+      <w:pPr>
+        <w:pStyle w:val="Heading1"/>
+      </w:pPr>
+      <w:r>
+        <w:t>PHẦN BỔ SUNG: NÂNG CẤP HỆ THỐNG VÀ ĐỒNG BỘ DỮ LIỆU FRONTEND</w:t>
+      </w:r>
+    </w:p>
+    <w:p>
+      <w:pPr>
+        <w:pStyle w:val="Heading2"/>
+      </w:pPr>
+      <w:r>
+        <w:t>1. Triển khai Cổng Tin tức / Blog và Khắc phục Tương thích API Phân trang</w:t>
+      </w:r>
+    </w:p>
+    <w:p>
+      <w:r>
+        <w:t>Để nâng cao hiệu quả tối ưu hóa công cụ tìm kiếm (SEO) và mang lại cẩm nang hướng dẫn chuyên sâu cho khách hàng, hệ thống đã tích hợp thêm phân hệ Tin tức / Blog hoàn chỉnh ở cả hai phía Backend và Store Frontend. Giao diện trang danh sách bài viết (/blog) được bố cục theo cấu trúc 2 cột hiện đại: Cột trái hiển thị danh mục chủ đề tin tức với hiệu ứng Glassmorphic, cột phải hiển thị lưới bài viết dạng thẻ (Post Card) kèm hình ảnh đại diện, chuyên mục và ngày đăng tin.</w:t>
+      </w:r>
+    </w:p>
+    <w:p>
+      <w:r>
+        <w:t>Đồng thời, hệ thống đã giải quyết triệt để lỗi không đồng nhất cấu trúc dữ liệu (Pagination Data Incompatibility) giữa Spring Boot và ReactJS. Cụ thể, phía Backend sử dụng cơ chế phân trang Spring Data JPA trả về đối tượng Page, trong đó mảng dữ liệu thực tế được đóng gói bên trong thuộc tính 'content'. Các thành phần hiển thị danh mục (ProductCategoryList, BlogCategoryList), tìm kiếm autocomplete tại Header, và các danh sách bài viết/sản phẩm đã được cấu hình lại để bóc tách mảng dữ liệu qua biểu thức an toàn 'data.content || data.Content || data || []'. Giải pháp này giúp loại bỏ hoàn toàn các lỗi sập giao diện React (TypeError) và khôi phục trạng thái hoạt động đồng bộ của toàn hệ thống.</w:t>
+      </w:r>
+    </w:p>
+    <w:p>
+      <w:pPr>
+        <w:pStyle w:val="Heading2"/>
+      </w:pPr>
+      <w:r>
+        <w:t>2. Nâng cấp Giao diện Chi tiết Sản phẩm Premium Glassmorphism</w:t>
+      </w:r>
+    </w:p>
+    <w:p>
+      <w:r>
+        <w:t>Trang chi tiết sản phẩm (ProductDetail.jsx) của Store Frontend đã được tái thiết kế và nâng cấp mạnh mẽ về UI/UX nhằm tạo ấn tượng chuyên nghiệp và thúc đẩy hành vi mua hàng của người dùng:</w:t>
+      </w:r>
+    </w:p>
+    <w:p>
+      <w:r>
+        <w:t>- Bảng điều khiển số lượng Capsule: Thay thế ô nhập số lượng dạng mặc định bằng một bộ chọn dạng con nhộng (Capsule) bo tròn mềm mại, có tích hợp các nút tăng giảm (+ / -) trực quan, giúp tối ưu hóa thao tác người dùng kể cả trên thiết bị di động.</w:t>
+      </w:r>
+    </w:p>
+    <w:p>
+      <w:r>
+        <w:t>- Chỉ báo tồn kho động (Live Stock Pulse Indicator): Cạnh chữ 'Còn hàng' được bổ sung một chấm tròn động màu xanh lá nhấp nháy liên tục (sử dụng thuộc tính CSS animation: pulse), tạo phản hồi thị giác sinh động về trạng thái sẵn có của hàng hóa.</w:t>
+      </w:r>
+    </w:p>
+    <w:p>
+      <w:r>
+        <w:t>- Thư viện ảnh thu nhỏ đối xứng (Centered Thumbnail Gallery): Phần danh sách ảnh phụ (thumbnails) đã được canh chỉnh chính giữa chính xác ngay phía dưới ảnh đại diện chính của sản phẩm thay vì bị lệch trái như trước đây. Layout đối xứng này kết hợp với các hiệu ứng hover-zoom giúp nâng tầm tính thẩm mỹ của trang chi tiết sản phẩm.</w:t>
+      </w:r>
+    </w:p>
+    <w:p>
+      <w:pPr>
+        <w:pStyle w:val="Heading2"/>
+      </w:pPr>
+      <w:r>
+        <w:t>3. Phát triển Bộ Lọc Nâng Cao &amp; Tìm Kiếm Động trang Cửa Hàng (/products)</w:t>
+      </w:r>
+    </w:p>
+    <w:p>
+      <w:r>
+        <w:t>Trang cửa hàng bán sản phẩm (/products) đã được tích hợp bộ lọc tìm kiếm nâng cao đa chiều (Multi-criteria Filtering). Hệ thống cho phép khách hàng thực hiện đồng thời các hành vi: lọc sản phẩm theo danh mục cụ thể ở sidebar, tìm kiếm theo từ khóa tên/mô tả sản phẩm, và thiết lập khoảng giá bán mong muốn.</w:t>
+      </w:r>
+    </w:p>
+    <w:p>
+      <w:r>
+        <w:t>Tại tầng cơ sở dữ liệu (Backend), phương thức filterProducts trong ProductRepository đã được thiết lập sử dụng câu lệnh JPQL tùy chỉnh thông minh, tích hợp cú pháp logic ':param IS NULL' để bỏ qua các tham số lọc nếu người dùng không nhập vào. Bộ lọc khoảng giá bán thực tế được so sánh chuẩn xác thông qua hàm COALESCE(p.discountPrice, p.basePrice), đảm bảo kết quả chính xác đối với cả sản phẩm đang giảm giá lẫn sản phẩm bán theo giá niêm yết gốc. Dữ liệu trả về được phân trang Pageable nghiêm ngặt (tối đa 8 sản phẩm/trang) giúp tối ưu tài nguyên mạng và cải thiện vượt trội tốc độ tải trang.</w:t>
       </w:r>
     </w:p>
     <w:sectPr>

--- a/VuHoangChinh-2122110380.docx
+++ b/VuHoangChinh-2122110380.docx
@@ -44799,6 +44799,60 @@
     <w:p>
       <w:r>
         <w:t>Tại tầng cơ sở dữ liệu (Backend), phương thức filterProducts trong ProductRepository đã được thiết lập sử dụng câu lệnh JPQL tùy chỉnh thông minh, tích hợp cú pháp logic ':param IS NULL' để bỏ qua các tham số lọc nếu người dùng không nhập vào. Bộ lọc khoảng giá bán thực tế được so sánh chuẩn xác thông qua hàm COALESCE(p.discountPrice, p.basePrice), đảm bảo kết quả chính xác đối với cả sản phẩm đang giảm giá lẫn sản phẩm bán theo giá niêm yết gốc. Dữ liệu trả về được phân trang Pageable nghiêm ngặt (tối đa 8 sản phẩm/trang) giúp tối ưu tài nguyên mạng và cải thiện vượt trội tốc độ tải trang.</w:t>
+      </w:r>
+    </w:p>
+    <w:p>
+      <w:pPr>
+        <w:pStyle w:val="Heading2"/>
+      </w:pPr>
+      <w:r>
+        <w:t>Quản Lý Biến Thể Sản Phẩm Thông Minh (Intelligent Variant Management)</w:t>
+      </w:r>
+    </w:p>
+    <w:p>
+      <w:r>
+        <w:t>Nhằm đáp ứng nghiệp vụ thương mại điện tử chuyên nghiệp, hệ thống đã được nâng cấp với tính năng quản lý biến thể nâng cao. Mỗi sản phẩm có thể có nhiều biến thể dựa trên tổ hợp Kích cỡ (Size) và Màu sắc (Color). Đặc biệt, hệ thống hỗ trợ trường dữ liệu Giá khuyến mãi (Sale Price) hoạt động độc lập trên từng biến thể, cho phép ban quản trị xả kho hoặc chạy chiến dịch giảm giá riêng biệt cho từng màu sắc/kích cỡ (ví dụ: Giày màu Trắng bán chậm có thể giảm giá sâu hơn màu Đen).</w:t>
+      </w:r>
+    </w:p>
+    <w:p>
+      <w:pPr>
+        <w:jc w:val="center"/>
+      </w:pPr>
+      <w:r>
+        <w:rPr>
+          <w:b/>
+          <w:color w:val="FF0000"/>
+        </w:rPr>
+        <w:t>[CHỖ TRỐNG CẦN THÊM ẢNH 1: Chụp màn hình bảng giao diện danh sách Biến thể (Variants) có hiện cột "Sale Price" và "Base Price" trên Admin Dashboard]</w:t>
+      </w:r>
+    </w:p>
+    <w:p>
+      <w:r>
+        <w:t>Bên cạnh đó, việc khởi tạo thủ công hàng chục biến thể (ví dụ 4 Sizes x 3 Colors = 12 dòng) gây lãng phí thời gian và làm giảm trải nghiệm người dùng (UX). Để giải quyết vấn đề này, tính năng Bulk Generate (Khởi tạo hàng loạt) đã được phát triển. Quản trị viên chỉ cần nhập các giá trị kích cỡ và màu sắc cách nhau bằng dấu phẩy, điền giá và số lượng mặc định. Hệ thống sẽ tự động thực hiện phép nhân chéo (Cartesian product) để sinh ra toàn bộ danh sách biến thể trong chưa tới 1 giây.</w:t>
+      </w:r>
+    </w:p>
+    <w:p>
+      <w:pPr>
+        <w:jc w:val="center"/>
+      </w:pPr>
+      <w:r>
+        <w:rPr>
+          <w:b/>
+          <w:color w:val="FF0000"/>
+        </w:rPr>
+        <w:t>[CHỖ TRỐNG CẦN THÊM ẢNH 2: Chụp màn hình đang mở phần "Bulk Generate" điền sẵn các Size "39, 40, 41" và Color "Red, Blue" trước khi bấm nút Generate]</w:t>
+      </w:r>
+    </w:p>
+    <w:p>
+      <w:pPr>
+        <w:jc w:val="center"/>
+      </w:pPr>
+      <w:r>
+        <w:rPr>
+          <w:b/>
+          <w:color w:val="FF0000"/>
+        </w:rPr>
+        <w:t>[CHỖ TRỐNG CẦN THÊM ẢNH 3: Chụp màn hình lúc hệ thống tự động chạy ra danh sách biến thể siêu tốc sau khi bấm nút Generate]</w:t>
       </w:r>
     </w:p>
     <w:sectPr>

--- a/VuHoangChinh-2122110380.docx
+++ b/VuHoangChinh-2122110380.docx
@@ -560,7 +560,7 @@
           <w:r>
             <w:fldChar w:fldCharType="separate"/>
           </w:r>
-          <w:hyperlink w:anchor="_Toc234364666" w:history="1">
+          <w:hyperlink w:anchor="_Toc234430996" w:history="1">
             <w:r>
               <w:rPr>
                 <w:rStyle w:val="Hyperlink"/>
@@ -587,7 +587,7 @@
                 <w:noProof/>
                 <w:webHidden/>
               </w:rPr>
-              <w:instrText xml:space="preserve"> PAGEREF _Toc234364666 \h </w:instrText>
+              <w:instrText xml:space="preserve"> PAGEREF _Toc234430996 \h </w:instrText>
             </w:r>
             <w:r>
               <w:rPr>
@@ -633,7 +633,7 @@
               <w14:ligatures w14:val="standardContextual"/>
             </w:rPr>
           </w:pPr>
-          <w:hyperlink w:anchor="_Toc234364667" w:history="1">
+          <w:hyperlink w:anchor="_Toc234430997" w:history="1">
             <w:r>
               <w:rPr>
                 <w:rStyle w:val="Hyperlink"/>
@@ -677,7 +677,7 @@
                 <w:noProof/>
                 <w:webHidden/>
               </w:rPr>
-              <w:instrText xml:space="preserve"> PAGEREF _Toc234364667 \h </w:instrText>
+              <w:instrText xml:space="preserve"> PAGEREF _Toc234430997 \h </w:instrText>
             </w:r>
             <w:r>
               <w:rPr>
@@ -722,7 +722,7 @@
               <w14:ligatures w14:val="standardContextual"/>
             </w:rPr>
           </w:pPr>
-          <w:hyperlink w:anchor="_Toc234364668" w:history="1">
+          <w:hyperlink w:anchor="_Toc234430998" w:history="1">
             <w:r>
               <w:rPr>
                 <w:rStyle w:val="Hyperlink"/>
@@ -749,7 +749,7 @@
                 <w:noProof/>
                 <w:webHidden/>
               </w:rPr>
-              <w:instrText xml:space="preserve"> PAGEREF _Toc234364668 \h </w:instrText>
+              <w:instrText xml:space="preserve"> PAGEREF _Toc234430998 \h </w:instrText>
             </w:r>
             <w:r>
               <w:rPr>
@@ -794,7 +794,7 @@
               <w14:ligatures w14:val="standardContextual"/>
             </w:rPr>
           </w:pPr>
-          <w:hyperlink w:anchor="_Toc234364669" w:history="1">
+          <w:hyperlink w:anchor="_Toc234430999" w:history="1">
             <w:r>
               <w:rPr>
                 <w:rStyle w:val="Hyperlink"/>
@@ -821,7 +821,7 @@
                 <w:noProof/>
                 <w:webHidden/>
               </w:rPr>
-              <w:instrText xml:space="preserve"> PAGEREF _Toc234364669 \h </w:instrText>
+              <w:instrText xml:space="preserve"> PAGEREF _Toc234430999 \h </w:instrText>
             </w:r>
             <w:r>
               <w:rPr>
@@ -866,7 +866,7 @@
               <w14:ligatures w14:val="standardContextual"/>
             </w:rPr>
           </w:pPr>
-          <w:hyperlink w:anchor="_Toc234364670" w:history="1">
+          <w:hyperlink w:anchor="_Toc234431000" w:history="1">
             <w:r>
               <w:rPr>
                 <w:rStyle w:val="Hyperlink"/>
@@ -893,7 +893,7 @@
                 <w:noProof/>
                 <w:webHidden/>
               </w:rPr>
-              <w:instrText xml:space="preserve"> PAGEREF _Toc234364670 \h </w:instrText>
+              <w:instrText xml:space="preserve"> PAGEREF _Toc234431000 \h </w:instrText>
             </w:r>
             <w:r>
               <w:rPr>
@@ -938,7 +938,7 @@
               <w14:ligatures w14:val="standardContextual"/>
             </w:rPr>
           </w:pPr>
-          <w:hyperlink w:anchor="_Toc234364671" w:history="1">
+          <w:hyperlink w:anchor="_Toc234431001" w:history="1">
             <w:r>
               <w:rPr>
                 <w:rStyle w:val="Hyperlink"/>
@@ -965,7 +965,7 @@
                 <w:noProof/>
                 <w:webHidden/>
               </w:rPr>
-              <w:instrText xml:space="preserve"> PAGEREF _Toc234364671 \h </w:instrText>
+              <w:instrText xml:space="preserve"> PAGEREF _Toc234431001 \h </w:instrText>
             </w:r>
             <w:r>
               <w:rPr>
@@ -1010,7 +1010,7 @@
               <w14:ligatures w14:val="standardContextual"/>
             </w:rPr>
           </w:pPr>
-          <w:hyperlink w:anchor="_Toc234364672" w:history="1">
+          <w:hyperlink w:anchor="_Toc234431002" w:history="1">
             <w:r>
               <w:rPr>
                 <w:rStyle w:val="Hyperlink"/>
@@ -1037,7 +1037,7 @@
                 <w:noProof/>
                 <w:webHidden/>
               </w:rPr>
-              <w:instrText xml:space="preserve"> PAGEREF _Toc234364672 \h </w:instrText>
+              <w:instrText xml:space="preserve"> PAGEREF _Toc234431002 \h </w:instrText>
             </w:r>
             <w:r>
               <w:rPr>
@@ -1082,7 +1082,7 @@
               <w14:ligatures w14:val="standardContextual"/>
             </w:rPr>
           </w:pPr>
-          <w:hyperlink w:anchor="_Toc234364673" w:history="1">
+          <w:hyperlink w:anchor="_Toc234431003" w:history="1">
             <w:r>
               <w:rPr>
                 <w:rStyle w:val="Hyperlink"/>
@@ -1109,7 +1109,7 @@
                 <w:noProof/>
                 <w:webHidden/>
               </w:rPr>
-              <w:instrText xml:space="preserve"> PAGEREF _Toc234364673 \h </w:instrText>
+              <w:instrText xml:space="preserve"> PAGEREF _Toc234431003 \h </w:instrText>
             </w:r>
             <w:r>
               <w:rPr>
@@ -1154,7 +1154,7 @@
               <w14:ligatures w14:val="standardContextual"/>
             </w:rPr>
           </w:pPr>
-          <w:hyperlink w:anchor="_Toc234364674" w:history="1">
+          <w:hyperlink w:anchor="_Toc234431004" w:history="1">
             <w:r>
               <w:rPr>
                 <w:rStyle w:val="Hyperlink"/>
@@ -1181,7 +1181,7 @@
                 <w:noProof/>
                 <w:webHidden/>
               </w:rPr>
-              <w:instrText xml:space="preserve"> PAGEREF _Toc234364674 \h </w:instrText>
+              <w:instrText xml:space="preserve"> PAGEREF _Toc234431004 \h </w:instrText>
             </w:r>
             <w:r>
               <w:rPr>
@@ -1226,7 +1226,7 @@
               <w14:ligatures w14:val="standardContextual"/>
             </w:rPr>
           </w:pPr>
-          <w:hyperlink w:anchor="_Toc234364675" w:history="1">
+          <w:hyperlink w:anchor="_Toc234431005" w:history="1">
             <w:r>
               <w:rPr>
                 <w:rStyle w:val="Hyperlink"/>
@@ -1253,7 +1253,7 @@
                 <w:noProof/>
                 <w:webHidden/>
               </w:rPr>
-              <w:instrText xml:space="preserve"> PAGEREF _Toc234364675 \h </w:instrText>
+              <w:instrText xml:space="preserve"> PAGEREF _Toc234431005 \h </w:instrText>
             </w:r>
             <w:r>
               <w:rPr>
@@ -1298,7 +1298,7 @@
               <w14:ligatures w14:val="standardContextual"/>
             </w:rPr>
           </w:pPr>
-          <w:hyperlink w:anchor="_Toc234364676" w:history="1">
+          <w:hyperlink w:anchor="_Toc234431006" w:history="1">
             <w:r>
               <w:rPr>
                 <w:rStyle w:val="Hyperlink"/>
@@ -1325,7 +1325,7 @@
                 <w:noProof/>
                 <w:webHidden/>
               </w:rPr>
-              <w:instrText xml:space="preserve"> PAGEREF _Toc234364676 \h </w:instrText>
+              <w:instrText xml:space="preserve"> PAGEREF _Toc234431006 \h </w:instrText>
             </w:r>
             <w:r>
               <w:rPr>
@@ -1370,7 +1370,7 @@
               <w14:ligatures w14:val="standardContextual"/>
             </w:rPr>
           </w:pPr>
-          <w:hyperlink w:anchor="_Toc234364677" w:history="1">
+          <w:hyperlink w:anchor="_Toc234431007" w:history="1">
             <w:r>
               <w:rPr>
                 <w:rStyle w:val="Hyperlink"/>
@@ -1397,7 +1397,7 @@
                 <w:noProof/>
                 <w:webHidden/>
               </w:rPr>
-              <w:instrText xml:space="preserve"> PAGEREF _Toc234364677 \h </w:instrText>
+              <w:instrText xml:space="preserve"> PAGEREF _Toc234431007 \h </w:instrText>
             </w:r>
             <w:r>
               <w:rPr>
@@ -1442,7 +1442,7 @@
               <w14:ligatures w14:val="standardContextual"/>
             </w:rPr>
           </w:pPr>
-          <w:hyperlink w:anchor="_Toc234364678" w:history="1">
+          <w:hyperlink w:anchor="_Toc234431008" w:history="1">
             <w:r>
               <w:rPr>
                 <w:rStyle w:val="Hyperlink"/>
@@ -1469,7 +1469,7 @@
                 <w:noProof/>
                 <w:webHidden/>
               </w:rPr>
-              <w:instrText xml:space="preserve"> PAGEREF _Toc234364678 \h </w:instrText>
+              <w:instrText xml:space="preserve"> PAGEREF _Toc234431008 \h </w:instrText>
             </w:r>
             <w:r>
               <w:rPr>
@@ -1514,7 +1514,7 @@
               <w14:ligatures w14:val="standardContextual"/>
             </w:rPr>
           </w:pPr>
-          <w:hyperlink w:anchor="_Toc234364679" w:history="1">
+          <w:hyperlink w:anchor="_Toc234431009" w:history="1">
             <w:r>
               <w:rPr>
                 <w:rStyle w:val="Hyperlink"/>
@@ -1541,7 +1541,7 @@
                 <w:noProof/>
                 <w:webHidden/>
               </w:rPr>
-              <w:instrText xml:space="preserve"> PAGEREF _Toc234364679 \h </w:instrText>
+              <w:instrText xml:space="preserve"> PAGEREF _Toc234431009 \h </w:instrText>
             </w:r>
             <w:r>
               <w:rPr>
@@ -1586,7 +1586,7 @@
               <w14:ligatures w14:val="standardContextual"/>
             </w:rPr>
           </w:pPr>
-          <w:hyperlink w:anchor="_Toc234364680" w:history="1">
+          <w:hyperlink w:anchor="_Toc234431010" w:history="1">
             <w:r>
               <w:rPr>
                 <w:rStyle w:val="Hyperlink"/>
@@ -1613,7 +1613,7 @@
                 <w:noProof/>
                 <w:webHidden/>
               </w:rPr>
-              <w:instrText xml:space="preserve"> PAGEREF _Toc234364680 \h </w:instrText>
+              <w:instrText xml:space="preserve"> PAGEREF _Toc234431010 \h </w:instrText>
             </w:r>
             <w:r>
               <w:rPr>
@@ -1658,7 +1658,7 @@
               <w14:ligatures w14:val="standardContextual"/>
             </w:rPr>
           </w:pPr>
-          <w:hyperlink w:anchor="_Toc234364681" w:history="1">
+          <w:hyperlink w:anchor="_Toc234431011" w:history="1">
             <w:r>
               <w:rPr>
                 <w:rStyle w:val="Hyperlink"/>
@@ -1685,7 +1685,7 @@
                 <w:noProof/>
                 <w:webHidden/>
               </w:rPr>
-              <w:instrText xml:space="preserve"> PAGEREF _Toc234364681 \h </w:instrText>
+              <w:instrText xml:space="preserve"> PAGEREF _Toc234431011 \h </w:instrText>
             </w:r>
             <w:r>
               <w:rPr>
@@ -1730,7 +1730,7 @@
               <w14:ligatures w14:val="standardContextual"/>
             </w:rPr>
           </w:pPr>
-          <w:hyperlink w:anchor="_Toc234364682" w:history="1">
+          <w:hyperlink w:anchor="_Toc234431012" w:history="1">
             <w:r>
               <w:rPr>
                 <w:rStyle w:val="Hyperlink"/>
@@ -1757,7 +1757,7 @@
                 <w:noProof/>
                 <w:webHidden/>
               </w:rPr>
-              <w:instrText xml:space="preserve"> PAGEREF _Toc234364682 \h </w:instrText>
+              <w:instrText xml:space="preserve"> PAGEREF _Toc234431012 \h </w:instrText>
             </w:r>
             <w:r>
               <w:rPr>
@@ -1802,7 +1802,7 @@
               <w14:ligatures w14:val="standardContextual"/>
             </w:rPr>
           </w:pPr>
-          <w:hyperlink w:anchor="_Toc234364683" w:history="1">
+          <w:hyperlink w:anchor="_Toc234431013" w:history="1">
             <w:r>
               <w:rPr>
                 <w:rStyle w:val="Hyperlink"/>
@@ -1829,7 +1829,7 @@
                 <w:noProof/>
                 <w:webHidden/>
               </w:rPr>
-              <w:instrText xml:space="preserve"> PAGEREF _Toc234364683 \h </w:instrText>
+              <w:instrText xml:space="preserve"> PAGEREF _Toc234431013 \h </w:instrText>
             </w:r>
             <w:r>
               <w:rPr>
@@ -1874,7 +1874,7 @@
               <w14:ligatures w14:val="standardContextual"/>
             </w:rPr>
           </w:pPr>
-          <w:hyperlink w:anchor="_Toc234364684" w:history="1">
+          <w:hyperlink w:anchor="_Toc234431014" w:history="1">
             <w:r>
               <w:rPr>
                 <w:rStyle w:val="Hyperlink"/>
@@ -1901,7 +1901,7 @@
                 <w:noProof/>
                 <w:webHidden/>
               </w:rPr>
-              <w:instrText xml:space="preserve"> PAGEREF _Toc234364684 \h </w:instrText>
+              <w:instrText xml:space="preserve"> PAGEREF _Toc234431014 \h </w:instrText>
             </w:r>
             <w:r>
               <w:rPr>
@@ -1946,7 +1946,7 @@
               <w14:ligatures w14:val="standardContextual"/>
             </w:rPr>
           </w:pPr>
-          <w:hyperlink w:anchor="_Toc234364685" w:history="1">
+          <w:hyperlink w:anchor="_Toc234431015" w:history="1">
             <w:r>
               <w:rPr>
                 <w:rStyle w:val="Hyperlink"/>
@@ -1973,7 +1973,7 @@
                 <w:noProof/>
                 <w:webHidden/>
               </w:rPr>
-              <w:instrText xml:space="preserve"> PAGEREF _Toc234364685 \h </w:instrText>
+              <w:instrText xml:space="preserve"> PAGEREF _Toc234431015 \h </w:instrText>
             </w:r>
             <w:r>
               <w:rPr>
@@ -2018,7 +2018,7 @@
               <w14:ligatures w14:val="standardContextual"/>
             </w:rPr>
           </w:pPr>
-          <w:hyperlink w:anchor="_Toc234364686" w:history="1">
+          <w:hyperlink w:anchor="_Toc234431016" w:history="1">
             <w:r>
               <w:rPr>
                 <w:rStyle w:val="Hyperlink"/>
@@ -2045,7 +2045,7 @@
                 <w:noProof/>
                 <w:webHidden/>
               </w:rPr>
-              <w:instrText xml:space="preserve"> PAGEREF _Toc234364686 \h </w:instrText>
+              <w:instrText xml:space="preserve"> PAGEREF _Toc234431016 \h </w:instrText>
             </w:r>
             <w:r>
               <w:rPr>
@@ -2090,7 +2090,7 @@
               <w14:ligatures w14:val="standardContextual"/>
             </w:rPr>
           </w:pPr>
-          <w:hyperlink w:anchor="_Toc234364687" w:history="1">
+          <w:hyperlink w:anchor="_Toc234431017" w:history="1">
             <w:r>
               <w:rPr>
                 <w:rStyle w:val="Hyperlink"/>
@@ -2117,7 +2117,7 @@
                 <w:noProof/>
                 <w:webHidden/>
               </w:rPr>
-              <w:instrText xml:space="preserve"> PAGEREF _Toc234364687 \h </w:instrText>
+              <w:instrText xml:space="preserve"> PAGEREF _Toc234431017 \h </w:instrText>
             </w:r>
             <w:r>
               <w:rPr>
@@ -2162,7 +2162,7 @@
               <w14:ligatures w14:val="standardContextual"/>
             </w:rPr>
           </w:pPr>
-          <w:hyperlink w:anchor="_Toc234364688" w:history="1">
+          <w:hyperlink w:anchor="_Toc234431018" w:history="1">
             <w:r>
               <w:rPr>
                 <w:rStyle w:val="Hyperlink"/>
@@ -2189,7 +2189,7 @@
                 <w:noProof/>
                 <w:webHidden/>
               </w:rPr>
-              <w:instrText xml:space="preserve"> PAGEREF _Toc234364688 \h </w:instrText>
+              <w:instrText xml:space="preserve"> PAGEREF _Toc234431018 \h </w:instrText>
             </w:r>
             <w:r>
               <w:rPr>
@@ -2234,7 +2234,7 @@
               <w14:ligatures w14:val="standardContextual"/>
             </w:rPr>
           </w:pPr>
-          <w:hyperlink w:anchor="_Toc234364689" w:history="1">
+          <w:hyperlink w:anchor="_Toc234431019" w:history="1">
             <w:r>
               <w:rPr>
                 <w:rStyle w:val="Hyperlink"/>
@@ -2261,7 +2261,7 @@
                 <w:noProof/>
                 <w:webHidden/>
               </w:rPr>
-              <w:instrText xml:space="preserve"> PAGEREF _Toc234364689 \h </w:instrText>
+              <w:instrText xml:space="preserve"> PAGEREF _Toc234431019 \h </w:instrText>
             </w:r>
             <w:r>
               <w:rPr>
@@ -2306,7 +2306,7 @@
               <w14:ligatures w14:val="standardContextual"/>
             </w:rPr>
           </w:pPr>
-          <w:hyperlink w:anchor="_Toc234364690" w:history="1">
+          <w:hyperlink w:anchor="_Toc234431020" w:history="1">
             <w:r>
               <w:rPr>
                 <w:rStyle w:val="Hyperlink"/>
@@ -2333,7 +2333,7 @@
                 <w:noProof/>
                 <w:webHidden/>
               </w:rPr>
-              <w:instrText xml:space="preserve"> PAGEREF _Toc234364690 \h </w:instrText>
+              <w:instrText xml:space="preserve"> PAGEREF _Toc234431020 \h </w:instrText>
             </w:r>
             <w:r>
               <w:rPr>
@@ -2378,7 +2378,7 @@
               <w14:ligatures w14:val="standardContextual"/>
             </w:rPr>
           </w:pPr>
-          <w:hyperlink w:anchor="_Toc234364691" w:history="1">
+          <w:hyperlink w:anchor="_Toc234431021" w:history="1">
             <w:r>
               <w:rPr>
                 <w:rStyle w:val="Hyperlink"/>
@@ -2405,7 +2405,7 @@
                 <w:noProof/>
                 <w:webHidden/>
               </w:rPr>
-              <w:instrText xml:space="preserve"> PAGEREF _Toc234364691 \h </w:instrText>
+              <w:instrText xml:space="preserve"> PAGEREF _Toc234431021 \h </w:instrText>
             </w:r>
             <w:r>
               <w:rPr>
@@ -2450,7 +2450,7 @@
               <w14:ligatures w14:val="standardContextual"/>
             </w:rPr>
           </w:pPr>
-          <w:hyperlink w:anchor="_Toc234364692" w:history="1">
+          <w:hyperlink w:anchor="_Toc234431022" w:history="1">
             <w:r>
               <w:rPr>
                 <w:rStyle w:val="Hyperlink"/>
@@ -2477,7 +2477,7 @@
                 <w:noProof/>
                 <w:webHidden/>
               </w:rPr>
-              <w:instrText xml:space="preserve"> PAGEREF _Toc234364692 \h </w:instrText>
+              <w:instrText xml:space="preserve"> PAGEREF _Toc234431022 \h </w:instrText>
             </w:r>
             <w:r>
               <w:rPr>
@@ -2522,7 +2522,7 @@
               <w14:ligatures w14:val="standardContextual"/>
             </w:rPr>
           </w:pPr>
-          <w:hyperlink w:anchor="_Toc234364693" w:history="1">
+          <w:hyperlink w:anchor="_Toc234431023" w:history="1">
             <w:r>
               <w:rPr>
                 <w:rStyle w:val="Hyperlink"/>
@@ -2549,7 +2549,7 @@
                 <w:noProof/>
                 <w:webHidden/>
               </w:rPr>
-              <w:instrText xml:space="preserve"> PAGEREF _Toc234364693 \h </w:instrText>
+              <w:instrText xml:space="preserve"> PAGEREF _Toc234431023 \h </w:instrText>
             </w:r>
             <w:r>
               <w:rPr>
@@ -2594,7 +2594,7 @@
               <w14:ligatures w14:val="standardContextual"/>
             </w:rPr>
           </w:pPr>
-          <w:hyperlink w:anchor="_Toc234364694" w:history="1">
+          <w:hyperlink w:anchor="_Toc234431024" w:history="1">
             <w:r>
               <w:rPr>
                 <w:rStyle w:val="Hyperlink"/>
@@ -2621,7 +2621,7 @@
                 <w:noProof/>
                 <w:webHidden/>
               </w:rPr>
-              <w:instrText xml:space="preserve"> PAGEREF _Toc234364694 \h </w:instrText>
+              <w:instrText xml:space="preserve"> PAGEREF _Toc234431024 \h </w:instrText>
             </w:r>
             <w:r>
               <w:rPr>
@@ -2666,7 +2666,7 @@
               <w14:ligatures w14:val="standardContextual"/>
             </w:rPr>
           </w:pPr>
-          <w:hyperlink w:anchor="_Toc234364695" w:history="1">
+          <w:hyperlink w:anchor="_Toc234431025" w:history="1">
             <w:r>
               <w:rPr>
                 <w:rStyle w:val="Hyperlink"/>
@@ -2693,7 +2693,7 @@
                 <w:noProof/>
                 <w:webHidden/>
               </w:rPr>
-              <w:instrText xml:space="preserve"> PAGEREF _Toc234364695 \h </w:instrText>
+              <w:instrText xml:space="preserve"> PAGEREF _Toc234431025 \h </w:instrText>
             </w:r>
             <w:r>
               <w:rPr>
@@ -2738,7 +2738,7 @@
               <w14:ligatures w14:val="standardContextual"/>
             </w:rPr>
           </w:pPr>
-          <w:hyperlink w:anchor="_Toc234364696" w:history="1">
+          <w:hyperlink w:anchor="_Toc234431026" w:history="1">
             <w:r>
               <w:rPr>
                 <w:rStyle w:val="Hyperlink"/>
@@ -2765,7 +2765,7 @@
                 <w:noProof/>
                 <w:webHidden/>
               </w:rPr>
-              <w:instrText xml:space="preserve"> PAGEREF _Toc234364696 \h </w:instrText>
+              <w:instrText xml:space="preserve"> PAGEREF _Toc234431026 \h </w:instrText>
             </w:r>
             <w:r>
               <w:rPr>
@@ -2810,7 +2810,7 @@
               <w14:ligatures w14:val="standardContextual"/>
             </w:rPr>
           </w:pPr>
-          <w:hyperlink w:anchor="_Toc234364697" w:history="1">
+          <w:hyperlink w:anchor="_Toc234431027" w:history="1">
             <w:r>
               <w:rPr>
                 <w:rStyle w:val="Hyperlink"/>
@@ -2837,7 +2837,7 @@
                 <w:noProof/>
                 <w:webHidden/>
               </w:rPr>
-              <w:instrText xml:space="preserve"> PAGEREF _Toc234364697 \h </w:instrText>
+              <w:instrText xml:space="preserve"> PAGEREF _Toc234431027 \h </w:instrText>
             </w:r>
             <w:r>
               <w:rPr>
@@ -2882,7 +2882,7 @@
               <w14:ligatures w14:val="standardContextual"/>
             </w:rPr>
           </w:pPr>
-          <w:hyperlink w:anchor="_Toc234364698" w:history="1">
+          <w:hyperlink w:anchor="_Toc234431028" w:history="1">
             <w:r>
               <w:rPr>
                 <w:rStyle w:val="Hyperlink"/>
@@ -2909,7 +2909,7 @@
                 <w:noProof/>
                 <w:webHidden/>
               </w:rPr>
-              <w:instrText xml:space="preserve"> PAGEREF _Toc234364698 \h </w:instrText>
+              <w:instrText xml:space="preserve"> PAGEREF _Toc234431028 \h </w:instrText>
             </w:r>
             <w:r>
               <w:rPr>
@@ -2954,7 +2954,7 @@
               <w14:ligatures w14:val="standardContextual"/>
             </w:rPr>
           </w:pPr>
-          <w:hyperlink w:anchor="_Toc234364699" w:history="1">
+          <w:hyperlink w:anchor="_Toc234431029" w:history="1">
             <w:r>
               <w:rPr>
                 <w:rStyle w:val="Hyperlink"/>
@@ -2981,7 +2981,7 @@
                 <w:noProof/>
                 <w:webHidden/>
               </w:rPr>
-              <w:instrText xml:space="preserve"> PAGEREF _Toc234364699 \h </w:instrText>
+              <w:instrText xml:space="preserve"> PAGEREF _Toc234431029 \h </w:instrText>
             </w:r>
             <w:r>
               <w:rPr>
@@ -3026,7 +3026,7 @@
               <w14:ligatures w14:val="standardContextual"/>
             </w:rPr>
           </w:pPr>
-          <w:hyperlink w:anchor="_Toc234364700" w:history="1">
+          <w:hyperlink w:anchor="_Toc234431030" w:history="1">
             <w:r>
               <w:rPr>
                 <w:rStyle w:val="Hyperlink"/>
@@ -3053,7 +3053,7 @@
                 <w:noProof/>
                 <w:webHidden/>
               </w:rPr>
-              <w:instrText xml:space="preserve"> PAGEREF _Toc234364700 \h </w:instrText>
+              <w:instrText xml:space="preserve"> PAGEREF _Toc234431030 \h </w:instrText>
             </w:r>
             <w:r>
               <w:rPr>
@@ -3098,7 +3098,7 @@
               <w14:ligatures w14:val="standardContextual"/>
             </w:rPr>
           </w:pPr>
-          <w:hyperlink w:anchor="_Toc234364701" w:history="1">
+          <w:hyperlink w:anchor="_Toc234431031" w:history="1">
             <w:r>
               <w:rPr>
                 <w:rStyle w:val="Hyperlink"/>
@@ -3125,7 +3125,7 @@
                 <w:noProof/>
                 <w:webHidden/>
               </w:rPr>
-              <w:instrText xml:space="preserve"> PAGEREF _Toc234364701 \h </w:instrText>
+              <w:instrText xml:space="preserve"> PAGEREF _Toc234431031 \h </w:instrText>
             </w:r>
             <w:r>
               <w:rPr>
@@ -3170,7 +3170,7 @@
               <w14:ligatures w14:val="standardContextual"/>
             </w:rPr>
           </w:pPr>
-          <w:hyperlink w:anchor="_Toc234364702" w:history="1">
+          <w:hyperlink w:anchor="_Toc234431032" w:history="1">
             <w:r>
               <w:rPr>
                 <w:rStyle w:val="Hyperlink"/>
@@ -3197,7 +3197,7 @@
                 <w:noProof/>
                 <w:webHidden/>
               </w:rPr>
-              <w:instrText xml:space="preserve"> PAGEREF _Toc234364702 \h </w:instrText>
+              <w:instrText xml:space="preserve"> PAGEREF _Toc234431032 \h </w:instrText>
             </w:r>
             <w:r>
               <w:rPr>
@@ -3242,7 +3242,7 @@
               <w14:ligatures w14:val="standardContextual"/>
             </w:rPr>
           </w:pPr>
-          <w:hyperlink w:anchor="_Toc234364703" w:history="1">
+          <w:hyperlink w:anchor="_Toc234431033" w:history="1">
             <w:r>
               <w:rPr>
                 <w:rStyle w:val="Hyperlink"/>
@@ -3269,7 +3269,7 @@
                 <w:noProof/>
                 <w:webHidden/>
               </w:rPr>
-              <w:instrText xml:space="preserve"> PAGEREF _Toc234364703 \h </w:instrText>
+              <w:instrText xml:space="preserve"> PAGEREF _Toc234431033 \h </w:instrText>
             </w:r>
             <w:r>
               <w:rPr>
@@ -3314,7 +3314,7 @@
               <w14:ligatures w14:val="standardContextual"/>
             </w:rPr>
           </w:pPr>
-          <w:hyperlink w:anchor="_Toc234364704" w:history="1">
+          <w:hyperlink w:anchor="_Toc234431034" w:history="1">
             <w:r>
               <w:rPr>
                 <w:rStyle w:val="Hyperlink"/>
@@ -3341,7 +3341,7 @@
                 <w:noProof/>
                 <w:webHidden/>
               </w:rPr>
-              <w:instrText xml:space="preserve"> PAGEREF _Toc234364704 \h </w:instrText>
+              <w:instrText xml:space="preserve"> PAGEREF _Toc234431034 \h </w:instrText>
             </w:r>
             <w:r>
               <w:rPr>
@@ -3386,7 +3386,7 @@
               <w14:ligatures w14:val="standardContextual"/>
             </w:rPr>
           </w:pPr>
-          <w:hyperlink w:anchor="_Toc234364705" w:history="1">
+          <w:hyperlink w:anchor="_Toc234431035" w:history="1">
             <w:r>
               <w:rPr>
                 <w:rStyle w:val="Hyperlink"/>
@@ -3413,7 +3413,7 @@
                 <w:noProof/>
                 <w:webHidden/>
               </w:rPr>
-              <w:instrText xml:space="preserve"> PAGEREF _Toc234364705 \h </w:instrText>
+              <w:instrText xml:space="preserve"> PAGEREF _Toc234431035 \h </w:instrText>
             </w:r>
             <w:r>
               <w:rPr>
@@ -3458,7 +3458,7 @@
               <w14:ligatures w14:val="standardContextual"/>
             </w:rPr>
           </w:pPr>
-          <w:hyperlink w:anchor="_Toc234364706" w:history="1">
+          <w:hyperlink w:anchor="_Toc234431036" w:history="1">
             <w:r>
               <w:rPr>
                 <w:rStyle w:val="Hyperlink"/>
@@ -3485,7 +3485,7 @@
                 <w:noProof/>
                 <w:webHidden/>
               </w:rPr>
-              <w:instrText xml:space="preserve"> PAGEREF _Toc234364706 \h </w:instrText>
+              <w:instrText xml:space="preserve"> PAGEREF _Toc234431036 \h </w:instrText>
             </w:r>
             <w:r>
               <w:rPr>
@@ -3530,7 +3530,7 @@
               <w14:ligatures w14:val="standardContextual"/>
             </w:rPr>
           </w:pPr>
-          <w:hyperlink w:anchor="_Toc234364707" w:history="1">
+          <w:hyperlink w:anchor="_Toc234431037" w:history="1">
             <w:r>
               <w:rPr>
                 <w:rStyle w:val="Hyperlink"/>
@@ -3557,7 +3557,7 @@
                 <w:noProof/>
                 <w:webHidden/>
               </w:rPr>
-              <w:instrText xml:space="preserve"> PAGEREF _Toc234364707 \h </w:instrText>
+              <w:instrText xml:space="preserve"> PAGEREF _Toc234431037 \h </w:instrText>
             </w:r>
             <w:r>
               <w:rPr>
@@ -3602,7 +3602,7 @@
               <w14:ligatures w14:val="standardContextual"/>
             </w:rPr>
           </w:pPr>
-          <w:hyperlink w:anchor="_Toc234364708" w:history="1">
+          <w:hyperlink w:anchor="_Toc234431038" w:history="1">
             <w:r>
               <w:rPr>
                 <w:rStyle w:val="Hyperlink"/>
@@ -3629,7 +3629,7 @@
                 <w:noProof/>
                 <w:webHidden/>
               </w:rPr>
-              <w:instrText xml:space="preserve"> PAGEREF _Toc234364708 \h </w:instrText>
+              <w:instrText xml:space="preserve"> PAGEREF _Toc234431038 \h </w:instrText>
             </w:r>
             <w:r>
               <w:rPr>
@@ -3674,7 +3674,7 @@
               <w14:ligatures w14:val="standardContextual"/>
             </w:rPr>
           </w:pPr>
-          <w:hyperlink w:anchor="_Toc234364709" w:history="1">
+          <w:hyperlink w:anchor="_Toc234431039" w:history="1">
             <w:r>
               <w:rPr>
                 <w:rStyle w:val="Hyperlink"/>
@@ -3701,7 +3701,7 @@
                 <w:noProof/>
                 <w:webHidden/>
               </w:rPr>
-              <w:instrText xml:space="preserve"> PAGEREF _Toc234364709 \h </w:instrText>
+              <w:instrText xml:space="preserve"> PAGEREF _Toc234431039 \h </w:instrText>
             </w:r>
             <w:r>
               <w:rPr>
@@ -3746,7 +3746,7 @@
               <w14:ligatures w14:val="standardContextual"/>
             </w:rPr>
           </w:pPr>
-          <w:hyperlink w:anchor="_Toc234364710" w:history="1">
+          <w:hyperlink w:anchor="_Toc234431040" w:history="1">
             <w:r>
               <w:rPr>
                 <w:rStyle w:val="Hyperlink"/>
@@ -3773,7 +3773,7 @@
                 <w:noProof/>
                 <w:webHidden/>
               </w:rPr>
-              <w:instrText xml:space="preserve"> PAGEREF _Toc234364710 \h </w:instrText>
+              <w:instrText xml:space="preserve"> PAGEREF _Toc234431040 \h </w:instrText>
             </w:r>
             <w:r>
               <w:rPr>
@@ -3818,7 +3818,7 @@
               <w14:ligatures w14:val="standardContextual"/>
             </w:rPr>
           </w:pPr>
-          <w:hyperlink w:anchor="_Toc234364711" w:history="1">
+          <w:hyperlink w:anchor="_Toc234431041" w:history="1">
             <w:r>
               <w:rPr>
                 <w:rStyle w:val="Hyperlink"/>
@@ -3845,7 +3845,7 @@
                 <w:noProof/>
                 <w:webHidden/>
               </w:rPr>
-              <w:instrText xml:space="preserve"> PAGEREF _Toc234364711 \h </w:instrText>
+              <w:instrText xml:space="preserve"> PAGEREF _Toc234431041 \h </w:instrText>
             </w:r>
             <w:r>
               <w:rPr>
@@ -3890,7 +3890,7 @@
               <w14:ligatures w14:val="standardContextual"/>
             </w:rPr>
           </w:pPr>
-          <w:hyperlink w:anchor="_Toc234364712" w:history="1">
+          <w:hyperlink w:anchor="_Toc234431042" w:history="1">
             <w:r>
               <w:rPr>
                 <w:rStyle w:val="Hyperlink"/>
@@ -3917,7 +3917,7 @@
                 <w:noProof/>
                 <w:webHidden/>
               </w:rPr>
-              <w:instrText xml:space="preserve"> PAGEREF _Toc234364712 \h </w:instrText>
+              <w:instrText xml:space="preserve"> PAGEREF _Toc234431042 \h </w:instrText>
             </w:r>
             <w:r>
               <w:rPr>
@@ -3962,7 +3962,7 @@
               <w14:ligatures w14:val="standardContextual"/>
             </w:rPr>
           </w:pPr>
-          <w:hyperlink w:anchor="_Toc234364713" w:history="1">
+          <w:hyperlink w:anchor="_Toc234431043" w:history="1">
             <w:r>
               <w:rPr>
                 <w:rStyle w:val="Hyperlink"/>
@@ -3989,7 +3989,7 @@
                 <w:noProof/>
                 <w:webHidden/>
               </w:rPr>
-              <w:instrText xml:space="preserve"> PAGEREF _Toc234364713 \h </w:instrText>
+              <w:instrText xml:space="preserve"> PAGEREF _Toc234431043 \h </w:instrText>
             </w:r>
             <w:r>
               <w:rPr>
@@ -4010,6 +4010,654 @@
                 <w:webHidden/>
               </w:rPr>
               <w:t>30</w:t>
+            </w:r>
+            <w:r>
+              <w:rPr>
+                <w:noProof/>
+                <w:webHidden/>
+              </w:rPr>
+              <w:fldChar w:fldCharType="end"/>
+            </w:r>
+          </w:hyperlink>
+        </w:p>
+        <w:p>
+          <w:pPr>
+            <w:pStyle w:val="TOC1"/>
+            <w:tabs>
+              <w:tab w:val="right" w:leader="dot" w:pos="9062"/>
+            </w:tabs>
+            <w:rPr>
+              <w:rFonts w:asciiTheme="minorHAnsi" w:eastAsiaTheme="minorEastAsia" w:hAnsiTheme="minorHAnsi" w:cstheme="minorBidi"/>
+              <w:noProof/>
+              <w:kern w:val="2"/>
+              <w:lang w:val="en-AS"/>
+              <w14:ligatures w14:val="standardContextual"/>
+            </w:rPr>
+          </w:pPr>
+          <w:hyperlink w:anchor="_Toc234431044" w:history="1">
+            <w:r>
+              <w:rPr>
+                <w:rStyle w:val="Hyperlink"/>
+                <w:noProof/>
+              </w:rPr>
+              <w:t>PHẦN BỔ SUNG: NÂNG CẤP HỆ THỐNG VÀ ĐỒNG BỘ DỮ LIỆU FRONTEND</w:t>
+            </w:r>
+            <w:r>
+              <w:rPr>
+                <w:noProof/>
+                <w:webHidden/>
+              </w:rPr>
+              <w:tab/>
+            </w:r>
+            <w:r>
+              <w:rPr>
+                <w:noProof/>
+                <w:webHidden/>
+              </w:rPr>
+              <w:fldChar w:fldCharType="begin"/>
+            </w:r>
+            <w:r>
+              <w:rPr>
+                <w:noProof/>
+                <w:webHidden/>
+              </w:rPr>
+              <w:instrText xml:space="preserve"> PAGEREF _Toc234431044 \h </w:instrText>
+            </w:r>
+            <w:r>
+              <w:rPr>
+                <w:noProof/>
+                <w:webHidden/>
+              </w:rPr>
+            </w:r>
+            <w:r>
+              <w:rPr>
+                <w:noProof/>
+                <w:webHidden/>
+              </w:rPr>
+              <w:fldChar w:fldCharType="separate"/>
+            </w:r>
+            <w:r>
+              <w:rPr>
+                <w:noProof/>
+                <w:webHidden/>
+              </w:rPr>
+              <w:t>31</w:t>
+            </w:r>
+            <w:r>
+              <w:rPr>
+                <w:noProof/>
+                <w:webHidden/>
+              </w:rPr>
+              <w:fldChar w:fldCharType="end"/>
+            </w:r>
+          </w:hyperlink>
+        </w:p>
+        <w:p>
+          <w:pPr>
+            <w:pStyle w:val="TOC2"/>
+            <w:tabs>
+              <w:tab w:val="right" w:leader="dot" w:pos="9062"/>
+            </w:tabs>
+            <w:rPr>
+              <w:rFonts w:asciiTheme="minorHAnsi" w:eastAsiaTheme="minorEastAsia" w:hAnsiTheme="minorHAnsi" w:cstheme="minorBidi"/>
+              <w:noProof/>
+              <w:kern w:val="2"/>
+              <w:lang w:val="en-AS"/>
+              <w14:ligatures w14:val="standardContextual"/>
+            </w:rPr>
+          </w:pPr>
+          <w:hyperlink w:anchor="_Toc234431045" w:history="1">
+            <w:r>
+              <w:rPr>
+                <w:rStyle w:val="Hyperlink"/>
+                <w:noProof/>
+              </w:rPr>
+              <w:t>1. Triển khai Cổng Tin tức / Blog và Khắc phục Tương thích API Phân trang</w:t>
+            </w:r>
+            <w:r>
+              <w:rPr>
+                <w:noProof/>
+                <w:webHidden/>
+              </w:rPr>
+              <w:tab/>
+            </w:r>
+            <w:r>
+              <w:rPr>
+                <w:noProof/>
+                <w:webHidden/>
+              </w:rPr>
+              <w:fldChar w:fldCharType="begin"/>
+            </w:r>
+            <w:r>
+              <w:rPr>
+                <w:noProof/>
+                <w:webHidden/>
+              </w:rPr>
+              <w:instrText xml:space="preserve"> PAGEREF _Toc234431045 \h </w:instrText>
+            </w:r>
+            <w:r>
+              <w:rPr>
+                <w:noProof/>
+                <w:webHidden/>
+              </w:rPr>
+            </w:r>
+            <w:r>
+              <w:rPr>
+                <w:noProof/>
+                <w:webHidden/>
+              </w:rPr>
+              <w:fldChar w:fldCharType="separate"/>
+            </w:r>
+            <w:r>
+              <w:rPr>
+                <w:noProof/>
+                <w:webHidden/>
+              </w:rPr>
+              <w:t>31</w:t>
+            </w:r>
+            <w:r>
+              <w:rPr>
+                <w:noProof/>
+                <w:webHidden/>
+              </w:rPr>
+              <w:fldChar w:fldCharType="end"/>
+            </w:r>
+          </w:hyperlink>
+        </w:p>
+        <w:p>
+          <w:pPr>
+            <w:pStyle w:val="TOC2"/>
+            <w:tabs>
+              <w:tab w:val="right" w:leader="dot" w:pos="9062"/>
+            </w:tabs>
+            <w:rPr>
+              <w:rFonts w:asciiTheme="minorHAnsi" w:eastAsiaTheme="minorEastAsia" w:hAnsiTheme="minorHAnsi" w:cstheme="minorBidi"/>
+              <w:noProof/>
+              <w:kern w:val="2"/>
+              <w:lang w:val="en-AS"/>
+              <w14:ligatures w14:val="standardContextual"/>
+            </w:rPr>
+          </w:pPr>
+          <w:hyperlink w:anchor="_Toc234431046" w:history="1">
+            <w:r>
+              <w:rPr>
+                <w:rStyle w:val="Hyperlink"/>
+                <w:noProof/>
+              </w:rPr>
+              <w:t>2. Nâng cấp Giao diện Chi tiết Sản phẩm Premium Glassmorphism</w:t>
+            </w:r>
+            <w:r>
+              <w:rPr>
+                <w:noProof/>
+                <w:webHidden/>
+              </w:rPr>
+              <w:tab/>
+            </w:r>
+            <w:r>
+              <w:rPr>
+                <w:noProof/>
+                <w:webHidden/>
+              </w:rPr>
+              <w:fldChar w:fldCharType="begin"/>
+            </w:r>
+            <w:r>
+              <w:rPr>
+                <w:noProof/>
+                <w:webHidden/>
+              </w:rPr>
+              <w:instrText xml:space="preserve"> PAGEREF _Toc234431046 \h </w:instrText>
+            </w:r>
+            <w:r>
+              <w:rPr>
+                <w:noProof/>
+                <w:webHidden/>
+              </w:rPr>
+            </w:r>
+            <w:r>
+              <w:rPr>
+                <w:noProof/>
+                <w:webHidden/>
+              </w:rPr>
+              <w:fldChar w:fldCharType="separate"/>
+            </w:r>
+            <w:r>
+              <w:rPr>
+                <w:noProof/>
+                <w:webHidden/>
+              </w:rPr>
+              <w:t>31</w:t>
+            </w:r>
+            <w:r>
+              <w:rPr>
+                <w:noProof/>
+                <w:webHidden/>
+              </w:rPr>
+              <w:fldChar w:fldCharType="end"/>
+            </w:r>
+          </w:hyperlink>
+        </w:p>
+        <w:p>
+          <w:pPr>
+            <w:pStyle w:val="TOC2"/>
+            <w:tabs>
+              <w:tab w:val="right" w:leader="dot" w:pos="9062"/>
+            </w:tabs>
+            <w:rPr>
+              <w:rFonts w:asciiTheme="minorHAnsi" w:eastAsiaTheme="minorEastAsia" w:hAnsiTheme="minorHAnsi" w:cstheme="minorBidi"/>
+              <w:noProof/>
+              <w:kern w:val="2"/>
+              <w:lang w:val="en-AS"/>
+              <w14:ligatures w14:val="standardContextual"/>
+            </w:rPr>
+          </w:pPr>
+          <w:hyperlink w:anchor="_Toc234431047" w:history="1">
+            <w:r>
+              <w:rPr>
+                <w:rStyle w:val="Hyperlink"/>
+                <w:noProof/>
+              </w:rPr>
+              <w:t>3. Phát triển Bộ Lọc Nâng Cao &amp; Tìm Kiếm Động trang Cửa Hàng (/products)</w:t>
+            </w:r>
+            <w:r>
+              <w:rPr>
+                <w:noProof/>
+                <w:webHidden/>
+              </w:rPr>
+              <w:tab/>
+            </w:r>
+            <w:r>
+              <w:rPr>
+                <w:noProof/>
+                <w:webHidden/>
+              </w:rPr>
+              <w:fldChar w:fldCharType="begin"/>
+            </w:r>
+            <w:r>
+              <w:rPr>
+                <w:noProof/>
+                <w:webHidden/>
+              </w:rPr>
+              <w:instrText xml:space="preserve"> PAGEREF _Toc234431047 \h </w:instrText>
+            </w:r>
+            <w:r>
+              <w:rPr>
+                <w:noProof/>
+                <w:webHidden/>
+              </w:rPr>
+            </w:r>
+            <w:r>
+              <w:rPr>
+                <w:noProof/>
+                <w:webHidden/>
+              </w:rPr>
+              <w:fldChar w:fldCharType="separate"/>
+            </w:r>
+            <w:r>
+              <w:rPr>
+                <w:noProof/>
+                <w:webHidden/>
+              </w:rPr>
+              <w:t>31</w:t>
+            </w:r>
+            <w:r>
+              <w:rPr>
+                <w:noProof/>
+                <w:webHidden/>
+              </w:rPr>
+              <w:fldChar w:fldCharType="end"/>
+            </w:r>
+          </w:hyperlink>
+        </w:p>
+        <w:p>
+          <w:pPr>
+            <w:pStyle w:val="TOC2"/>
+            <w:tabs>
+              <w:tab w:val="right" w:leader="dot" w:pos="9062"/>
+            </w:tabs>
+            <w:rPr>
+              <w:rFonts w:asciiTheme="minorHAnsi" w:eastAsiaTheme="minorEastAsia" w:hAnsiTheme="minorHAnsi" w:cstheme="minorBidi"/>
+              <w:noProof/>
+              <w:kern w:val="2"/>
+              <w:lang w:val="en-AS"/>
+              <w14:ligatures w14:val="standardContextual"/>
+            </w:rPr>
+          </w:pPr>
+          <w:hyperlink w:anchor="_Toc234431048" w:history="1">
+            <w:r>
+              <w:rPr>
+                <w:rStyle w:val="Hyperlink"/>
+                <w:noProof/>
+              </w:rPr>
+              <w:t>Quản Lý Biến Thể Sản Phẩm Thông Minh (Intelligent Variant Management)</w:t>
+            </w:r>
+            <w:r>
+              <w:rPr>
+                <w:noProof/>
+                <w:webHidden/>
+              </w:rPr>
+              <w:tab/>
+            </w:r>
+            <w:r>
+              <w:rPr>
+                <w:noProof/>
+                <w:webHidden/>
+              </w:rPr>
+              <w:fldChar w:fldCharType="begin"/>
+            </w:r>
+            <w:r>
+              <w:rPr>
+                <w:noProof/>
+                <w:webHidden/>
+              </w:rPr>
+              <w:instrText xml:space="preserve"> PAGEREF _Toc234431048 \h </w:instrText>
+            </w:r>
+            <w:r>
+              <w:rPr>
+                <w:noProof/>
+                <w:webHidden/>
+              </w:rPr>
+            </w:r>
+            <w:r>
+              <w:rPr>
+                <w:noProof/>
+                <w:webHidden/>
+              </w:rPr>
+              <w:fldChar w:fldCharType="separate"/>
+            </w:r>
+            <w:r>
+              <w:rPr>
+                <w:noProof/>
+                <w:webHidden/>
+              </w:rPr>
+              <w:t>32</w:t>
+            </w:r>
+            <w:r>
+              <w:rPr>
+                <w:noProof/>
+                <w:webHidden/>
+              </w:rPr>
+              <w:fldChar w:fldCharType="end"/>
+            </w:r>
+          </w:hyperlink>
+        </w:p>
+        <w:p>
+          <w:pPr>
+            <w:pStyle w:val="TOC2"/>
+            <w:tabs>
+              <w:tab w:val="right" w:leader="dot" w:pos="9062"/>
+            </w:tabs>
+            <w:rPr>
+              <w:rFonts w:asciiTheme="minorHAnsi" w:eastAsiaTheme="minorEastAsia" w:hAnsiTheme="minorHAnsi" w:cstheme="minorBidi"/>
+              <w:noProof/>
+              <w:kern w:val="2"/>
+              <w:lang w:val="en-AS"/>
+              <w14:ligatures w14:val="standardContextual"/>
+            </w:rPr>
+          </w:pPr>
+          <w:hyperlink w:anchor="_Toc234431049" w:history="1">
+            <w:r>
+              <w:rPr>
+                <w:rStyle w:val="Hyperlink"/>
+                <w:noProof/>
+              </w:rPr>
+              <w:t>4. Tính Năng Quản Lý Địa Chỉ Khách Hàng (Customer Address Management)</w:t>
+            </w:r>
+            <w:r>
+              <w:rPr>
+                <w:noProof/>
+                <w:webHidden/>
+              </w:rPr>
+              <w:tab/>
+            </w:r>
+            <w:r>
+              <w:rPr>
+                <w:noProof/>
+                <w:webHidden/>
+              </w:rPr>
+              <w:fldChar w:fldCharType="begin"/>
+            </w:r>
+            <w:r>
+              <w:rPr>
+                <w:noProof/>
+                <w:webHidden/>
+              </w:rPr>
+              <w:instrText xml:space="preserve"> PAGEREF _Toc234431049 \h </w:instrText>
+            </w:r>
+            <w:r>
+              <w:rPr>
+                <w:noProof/>
+                <w:webHidden/>
+              </w:rPr>
+            </w:r>
+            <w:r>
+              <w:rPr>
+                <w:noProof/>
+                <w:webHidden/>
+              </w:rPr>
+              <w:fldChar w:fldCharType="separate"/>
+            </w:r>
+            <w:r>
+              <w:rPr>
+                <w:noProof/>
+                <w:webHidden/>
+              </w:rPr>
+              <w:t>32</w:t>
+            </w:r>
+            <w:r>
+              <w:rPr>
+                <w:noProof/>
+                <w:webHidden/>
+              </w:rPr>
+              <w:fldChar w:fldCharType="end"/>
+            </w:r>
+          </w:hyperlink>
+        </w:p>
+        <w:p>
+          <w:pPr>
+            <w:pStyle w:val="TOC2"/>
+            <w:tabs>
+              <w:tab w:val="right" w:leader="dot" w:pos="9062"/>
+            </w:tabs>
+            <w:rPr>
+              <w:rFonts w:asciiTheme="minorHAnsi" w:eastAsiaTheme="minorEastAsia" w:hAnsiTheme="minorHAnsi" w:cstheme="minorBidi"/>
+              <w:noProof/>
+              <w:kern w:val="2"/>
+              <w:lang w:val="en-AS"/>
+              <w14:ligatures w14:val="standardContextual"/>
+            </w:rPr>
+          </w:pPr>
+          <w:hyperlink w:anchor="_Toc234431050" w:history="1">
+            <w:r>
+              <w:rPr>
+                <w:rStyle w:val="Hyperlink"/>
+                <w:noProof/>
+              </w:rPr>
+              <w:t>5. Modal Xem Chi Tiết Khách Hàng Và Lịch Sử Đơn Hàng (Customer View Modal with Order History)</w:t>
+            </w:r>
+            <w:r>
+              <w:rPr>
+                <w:noProof/>
+                <w:webHidden/>
+              </w:rPr>
+              <w:tab/>
+            </w:r>
+            <w:r>
+              <w:rPr>
+                <w:noProof/>
+                <w:webHidden/>
+              </w:rPr>
+              <w:fldChar w:fldCharType="begin"/>
+            </w:r>
+            <w:r>
+              <w:rPr>
+                <w:noProof/>
+                <w:webHidden/>
+              </w:rPr>
+              <w:instrText xml:space="preserve"> PAGEREF _Toc234431050 \h </w:instrText>
+            </w:r>
+            <w:r>
+              <w:rPr>
+                <w:noProof/>
+                <w:webHidden/>
+              </w:rPr>
+            </w:r>
+            <w:r>
+              <w:rPr>
+                <w:noProof/>
+                <w:webHidden/>
+              </w:rPr>
+              <w:fldChar w:fldCharType="separate"/>
+            </w:r>
+            <w:r>
+              <w:rPr>
+                <w:noProof/>
+                <w:webHidden/>
+              </w:rPr>
+              <w:t>33</w:t>
+            </w:r>
+            <w:r>
+              <w:rPr>
+                <w:noProof/>
+                <w:webHidden/>
+              </w:rPr>
+              <w:fldChar w:fldCharType="end"/>
+            </w:r>
+          </w:hyperlink>
+        </w:p>
+        <w:p>
+          <w:pPr>
+            <w:pStyle w:val="TOC2"/>
+            <w:tabs>
+              <w:tab w:val="right" w:leader="dot" w:pos="9062"/>
+            </w:tabs>
+            <w:rPr>
+              <w:rFonts w:asciiTheme="minorHAnsi" w:eastAsiaTheme="minorEastAsia" w:hAnsiTheme="minorHAnsi" w:cstheme="minorBidi"/>
+              <w:noProof/>
+              <w:kern w:val="2"/>
+              <w:lang w:val="en-AS"/>
+              <w14:ligatures w14:val="standardContextual"/>
+            </w:rPr>
+          </w:pPr>
+          <w:hyperlink w:anchor="_Toc234431051" w:history="1">
+            <w:r>
+              <w:rPr>
+                <w:rStyle w:val="Hyperlink"/>
+                <w:noProof/>
+              </w:rPr>
+              <w:t>6. Chuyển Đổi Trạng Thái Nhanh Và Chỉ Báo Trạng Thái Trực Quan (Quick Status Toggle &amp; Visual Indicators)</w:t>
+            </w:r>
+            <w:r>
+              <w:rPr>
+                <w:noProof/>
+                <w:webHidden/>
+              </w:rPr>
+              <w:tab/>
+            </w:r>
+            <w:r>
+              <w:rPr>
+                <w:noProof/>
+                <w:webHidden/>
+              </w:rPr>
+              <w:fldChar w:fldCharType="begin"/>
+            </w:r>
+            <w:r>
+              <w:rPr>
+                <w:noProof/>
+                <w:webHidden/>
+              </w:rPr>
+              <w:instrText xml:space="preserve"> PAGEREF _Toc234431051 \h </w:instrText>
+            </w:r>
+            <w:r>
+              <w:rPr>
+                <w:noProof/>
+                <w:webHidden/>
+              </w:rPr>
+            </w:r>
+            <w:r>
+              <w:rPr>
+                <w:noProof/>
+                <w:webHidden/>
+              </w:rPr>
+              <w:fldChar w:fldCharType="separate"/>
+            </w:r>
+            <w:r>
+              <w:rPr>
+                <w:noProof/>
+                <w:webHidden/>
+              </w:rPr>
+              <w:t>33</w:t>
+            </w:r>
+            <w:r>
+              <w:rPr>
+                <w:noProof/>
+                <w:webHidden/>
+              </w:rPr>
+              <w:fldChar w:fldCharType="end"/>
+            </w:r>
+          </w:hyperlink>
+        </w:p>
+        <w:p>
+          <w:pPr>
+            <w:pStyle w:val="TOC2"/>
+            <w:tabs>
+              <w:tab w:val="right" w:leader="dot" w:pos="9062"/>
+            </w:tabs>
+            <w:rPr>
+              <w:rFonts w:asciiTheme="minorHAnsi" w:eastAsiaTheme="minorEastAsia" w:hAnsiTheme="minorHAnsi" w:cstheme="minorBidi"/>
+              <w:noProof/>
+              <w:kern w:val="2"/>
+              <w:lang w:val="en-AS"/>
+              <w14:ligatures w14:val="standardContextual"/>
+            </w:rPr>
+          </w:pPr>
+          <w:hyperlink w:anchor="_Toc234431052" w:history="1">
+            <w:r>
+              <w:rPr>
+                <w:rStyle w:val="Hyperlink"/>
+                <w:noProof/>
+              </w:rPr>
+              <w:t>7. Modal Chi Tiết Nhân Viên Và Danh Sách Bài Viết Đã Đăng (Staff View Modal &amp; Blog Posts)</w:t>
+            </w:r>
+            <w:r>
+              <w:rPr>
+                <w:noProof/>
+                <w:webHidden/>
+              </w:rPr>
+              <w:tab/>
+            </w:r>
+            <w:r>
+              <w:rPr>
+                <w:noProof/>
+                <w:webHidden/>
+              </w:rPr>
+              <w:fldChar w:fldCharType="begin"/>
+            </w:r>
+            <w:r>
+              <w:rPr>
+                <w:noProof/>
+                <w:webHidden/>
+              </w:rPr>
+              <w:instrText xml:space="preserve"> PAGEREF _Toc234431052 \h </w:instrText>
+            </w:r>
+            <w:r>
+              <w:rPr>
+                <w:noProof/>
+                <w:webHidden/>
+              </w:rPr>
+            </w:r>
+            <w:r>
+              <w:rPr>
+                <w:noProof/>
+                <w:webHidden/>
+              </w:rPr>
+              <w:fldChar w:fldCharType="separate"/>
+            </w:r>
+            <w:r>
+              <w:rPr>
+                <w:noProof/>
+                <w:webHidden/>
+              </w:rPr>
+              <w:t>33</w:t>
             </w:r>
             <w:r>
               <w:rPr>
@@ -4122,7 +4770,7 @@
       <w:pPr>
         <w:pStyle w:val="Heading1"/>
       </w:pPr>
-      <w:bookmarkStart w:id="0" w:name="_Toc234364666"/>
+      <w:bookmarkStart w:id="0" w:name="_Toc234430996"/>
       <w:r>
         <w:lastRenderedPageBreak/>
         <w:t>CHƯƠNG 1: TỔNG QUAN VỀ ĐỀ TÀI VÀ CƠ SỞ LÝ THUYẾT</w:t>
@@ -4137,7 +4785,7 @@
           <w:numId w:val="1"/>
         </w:numPr>
       </w:pPr>
-      <w:bookmarkStart w:id="1" w:name="_Toc234364667"/>
+      <w:bookmarkStart w:id="1" w:name="_Toc234430997"/>
       <w:r>
         <w:t xml:space="preserve">Lý do </w:t>
       </w:r>
@@ -6686,7 +7334,7 @@
         <w:pStyle w:val="Heading2"/>
         <w:jc w:val="both"/>
       </w:pPr>
-      <w:bookmarkStart w:id="2" w:name="_Toc234364668"/>
+      <w:bookmarkStart w:id="2" w:name="_Toc234430998"/>
       <w:r>
         <w:t xml:space="preserve">1.2. </w:t>
       </w:r>
@@ -8787,7 +9435,7 @@
         <w:pStyle w:val="Heading2"/>
         <w:jc w:val="both"/>
       </w:pPr>
-      <w:bookmarkStart w:id="3" w:name="_Toc234364669"/>
+      <w:bookmarkStart w:id="3" w:name="_Toc234430999"/>
       <w:r>
         <w:t xml:space="preserve">1.3. </w:t>
       </w:r>
@@ -10465,7 +11113,7 @@
         <w:pStyle w:val="Heading2"/>
         <w:jc w:val="both"/>
       </w:pPr>
-      <w:bookmarkStart w:id="4" w:name="_Toc234364670"/>
+      <w:bookmarkStart w:id="4" w:name="_Toc234431000"/>
       <w:r>
         <w:t xml:space="preserve">1.4. Công </w:t>
       </w:r>
@@ -10521,7 +11169,7 @@
         <w:pStyle w:val="Heading3"/>
         <w:jc w:val="both"/>
       </w:pPr>
-      <w:bookmarkStart w:id="5" w:name="_Toc234364671"/>
+      <w:bookmarkStart w:id="5" w:name="_Toc234431001"/>
       <w:r>
         <w:t xml:space="preserve">1.4.1. </w:t>
       </w:r>
@@ -12180,7 +12828,7 @@
         <w:pStyle w:val="Heading3"/>
         <w:jc w:val="both"/>
       </w:pPr>
-      <w:bookmarkStart w:id="6" w:name="_Toc234364672"/>
+      <w:bookmarkStart w:id="6" w:name="_Toc234431002"/>
       <w:r>
         <w:t xml:space="preserve">1.4.2. Thư </w:t>
       </w:r>
@@ -13436,7 +14084,7 @@
         <w:pStyle w:val="Heading3"/>
         <w:jc w:val="both"/>
       </w:pPr>
-      <w:bookmarkStart w:id="7" w:name="_Toc234364673"/>
+      <w:bookmarkStart w:id="7" w:name="_Toc234431003"/>
       <w:r>
         <w:lastRenderedPageBreak/>
         <w:t xml:space="preserve">1.4.3. </w:t>
@@ -14776,7 +15424,7 @@
         <w:pStyle w:val="Heading3"/>
         <w:jc w:val="both"/>
       </w:pPr>
-      <w:bookmarkStart w:id="8" w:name="_Toc234364674"/>
+      <w:bookmarkStart w:id="8" w:name="_Toc234431004"/>
       <w:r>
         <w:t xml:space="preserve">1.4.4. </w:t>
       </w:r>
@@ -16040,7 +16688,7 @@
         <w:pStyle w:val="Heading1"/>
         <w:jc w:val="both"/>
       </w:pPr>
-      <w:bookmarkStart w:id="9" w:name="_Toc234364675"/>
+      <w:bookmarkStart w:id="9" w:name="_Toc234431005"/>
       <w:r>
         <w:t>CHƯƠNG 2: PHÂN TÍCH VÀ THIẾT KẾ HỆ THỐNG</w:t>
       </w:r>
@@ -16051,7 +16699,7 @@
         <w:pStyle w:val="Heading2"/>
         <w:jc w:val="both"/>
       </w:pPr>
-      <w:bookmarkStart w:id="10" w:name="_Toc234364676"/>
+      <w:bookmarkStart w:id="10" w:name="_Toc234431006"/>
       <w:r>
         <w:t xml:space="preserve">2.1. </w:t>
       </w:r>
@@ -21156,7 +21804,7 @@
         <w:pStyle w:val="Heading2"/>
         <w:jc w:val="both"/>
       </w:pPr>
-      <w:bookmarkStart w:id="11" w:name="_Toc234364677"/>
+      <w:bookmarkStart w:id="11" w:name="_Toc234431007"/>
       <w:r>
         <w:t xml:space="preserve">2.2. </w:t>
       </w:r>
@@ -24650,7 +25298,7 @@
         <w:pStyle w:val="Heading2"/>
         <w:jc w:val="both"/>
       </w:pPr>
-      <w:bookmarkStart w:id="12" w:name="_Toc234364678"/>
+      <w:bookmarkStart w:id="12" w:name="_Toc234431008"/>
       <w:r>
         <w:t xml:space="preserve">2.3. Chi </w:t>
       </w:r>
@@ -25245,7 +25893,7 @@
         <w:pStyle w:val="Heading3"/>
         <w:jc w:val="both"/>
       </w:pPr>
-      <w:bookmarkStart w:id="13" w:name="_Toc234364679"/>
+      <w:bookmarkStart w:id="13" w:name="_Toc234431009"/>
       <w:r>
         <w:t xml:space="preserve">2.3.1. </w:t>
       </w:r>
@@ -28125,7 +28773,7 @@
         <w:pStyle w:val="Heading3"/>
         <w:jc w:val="both"/>
       </w:pPr>
-      <w:bookmarkStart w:id="14" w:name="_Toc234364680"/>
+      <w:bookmarkStart w:id="14" w:name="_Toc234431010"/>
       <w:r>
         <w:t xml:space="preserve">2.3.2. </w:t>
       </w:r>
@@ -32074,7 +32722,7 @@
         <w:pStyle w:val="Heading3"/>
         <w:jc w:val="both"/>
       </w:pPr>
-      <w:bookmarkStart w:id="15" w:name="_Toc234364681"/>
+      <w:bookmarkStart w:id="15" w:name="_Toc234431011"/>
       <w:r>
         <w:t xml:space="preserve">2.3.3. </w:t>
       </w:r>
@@ -36936,7 +37584,7 @@
         <w:pStyle w:val="Heading3"/>
         <w:jc w:val="both"/>
       </w:pPr>
-      <w:bookmarkStart w:id="16" w:name="_Toc234364682"/>
+      <w:bookmarkStart w:id="16" w:name="_Toc234431012"/>
       <w:r>
         <w:t xml:space="preserve">2.3.4. </w:t>
       </w:r>
@@ -38883,7 +39531,7 @@
         <w:pStyle w:val="Heading3"/>
         <w:jc w:val="both"/>
       </w:pPr>
-      <w:bookmarkStart w:id="17" w:name="_Toc234364683"/>
+      <w:bookmarkStart w:id="17" w:name="_Toc234431013"/>
       <w:r>
         <w:t xml:space="preserve">2.4. </w:t>
       </w:r>
@@ -40968,7 +41616,7 @@
         <w:pStyle w:val="Heading1"/>
         <w:jc w:val="both"/>
       </w:pPr>
-      <w:bookmarkStart w:id="18" w:name="_Toc234364684"/>
+      <w:bookmarkStart w:id="18" w:name="_Toc234431014"/>
       <w:r>
         <w:t>CHƯƠNG 3: TRIỂN KHAI PHẦN BACKEND (JAVA SPRING BOOT RESTful API)</w:t>
       </w:r>
@@ -40979,7 +41627,7 @@
         <w:pStyle w:val="Heading2"/>
         <w:jc w:val="both"/>
       </w:pPr>
-      <w:bookmarkStart w:id="19" w:name="_Toc234364685"/>
+      <w:bookmarkStart w:id="19" w:name="_Toc234431015"/>
       <w:r>
         <w:t xml:space="preserve">3.1. </w:t>
       </w:r>
@@ -41099,7 +41747,7 @@
         <w:pStyle w:val="Heading2"/>
         <w:jc w:val="both"/>
       </w:pPr>
-      <w:bookmarkStart w:id="20" w:name="_Toc234364686"/>
+      <w:bookmarkStart w:id="20" w:name="_Toc234431016"/>
       <w:r>
         <w:t xml:space="preserve">3.2. </w:t>
       </w:r>
@@ -41231,7 +41879,7 @@
         <w:pStyle w:val="Heading2"/>
         <w:jc w:val="both"/>
       </w:pPr>
-      <w:bookmarkStart w:id="21" w:name="_Toc234364687"/>
+      <w:bookmarkStart w:id="21" w:name="_Toc234431017"/>
       <w:r>
         <w:t xml:space="preserve">3.3. </w:t>
       </w:r>
@@ -41338,7 +41986,7 @@
         <w:pStyle w:val="Heading2"/>
         <w:jc w:val="both"/>
       </w:pPr>
-      <w:bookmarkStart w:id="22" w:name="_Toc234364688"/>
+      <w:bookmarkStart w:id="22" w:name="_Toc234431018"/>
       <w:r>
         <w:t xml:space="preserve">3.4. </w:t>
       </w:r>
@@ -41493,7 +42141,7 @@
         <w:pStyle w:val="Heading2"/>
         <w:jc w:val="both"/>
       </w:pPr>
-      <w:bookmarkStart w:id="23" w:name="_Toc234364689"/>
+      <w:bookmarkStart w:id="23" w:name="_Toc234431019"/>
       <w:r>
         <w:t xml:space="preserve">3.5. </w:t>
       </w:r>
@@ -41641,7 +42289,7 @@
         <w:pStyle w:val="Heading2"/>
         <w:jc w:val="both"/>
       </w:pPr>
-      <w:bookmarkStart w:id="24" w:name="_Toc234364690"/>
+      <w:bookmarkStart w:id="24" w:name="_Toc234431020"/>
       <w:r>
         <w:t xml:space="preserve">3.6. </w:t>
       </w:r>
@@ -41772,7 +42420,7 @@
         <w:pStyle w:val="Heading2"/>
         <w:jc w:val="both"/>
       </w:pPr>
-      <w:bookmarkStart w:id="25" w:name="_Toc234364691"/>
+      <w:bookmarkStart w:id="25" w:name="_Toc234431021"/>
       <w:r>
         <w:t xml:space="preserve">3.7. Hoàn </w:t>
       </w:r>
@@ -41984,7 +42632,7 @@
         <w:pStyle w:val="Heading2"/>
         <w:jc w:val="both"/>
       </w:pPr>
-      <w:bookmarkStart w:id="26" w:name="_Toc234364692"/>
+      <w:bookmarkStart w:id="26" w:name="_Toc234431022"/>
       <w:r>
         <w:t>3.</w:t>
       </w:r>
@@ -42083,7 +42731,7 @@
         <w:pStyle w:val="Heading1"/>
         <w:jc w:val="both"/>
       </w:pPr>
-      <w:bookmarkStart w:id="27" w:name="_Toc234364693"/>
+      <w:bookmarkStart w:id="27" w:name="_Toc234431023"/>
       <w:r>
         <w:t>CHƯƠNG 4: TRIỂN KHAI PHẦN FRONTEND (REACTJS CLIENT SITE)</w:t>
       </w:r>
@@ -42094,7 +42742,7 @@
         <w:pStyle w:val="Heading2"/>
         <w:jc w:val="both"/>
       </w:pPr>
-      <w:bookmarkStart w:id="28" w:name="_Toc234364694"/>
+      <w:bookmarkStart w:id="28" w:name="_Toc234431024"/>
       <w:r>
         <w:t xml:space="preserve">4.1. </w:t>
       </w:r>
@@ -42217,7 +42865,7 @@
         <w:pStyle w:val="Heading2"/>
         <w:jc w:val="both"/>
       </w:pPr>
-      <w:bookmarkStart w:id="29" w:name="_Toc234364695"/>
+      <w:bookmarkStart w:id="29" w:name="_Toc234431025"/>
       <w:r>
         <w:lastRenderedPageBreak/>
         <w:t xml:space="preserve">4.2. </w:t>
@@ -42341,7 +42989,7 @@
         <w:pStyle w:val="Heading2"/>
         <w:jc w:val="both"/>
       </w:pPr>
-      <w:bookmarkStart w:id="30" w:name="_Toc234364696"/>
+      <w:bookmarkStart w:id="30" w:name="_Toc234431026"/>
       <w:r>
         <w:t xml:space="preserve">4.3. </w:t>
       </w:r>
@@ -42480,7 +43128,7 @@
         <w:pStyle w:val="Heading2"/>
         <w:jc w:val="both"/>
       </w:pPr>
-      <w:bookmarkStart w:id="31" w:name="_Toc234364697"/>
+      <w:bookmarkStart w:id="31" w:name="_Toc234431027"/>
       <w:r>
         <w:t xml:space="preserve">4.4. </w:t>
       </w:r>
@@ -42728,7 +43376,7 @@
         <w:pStyle w:val="Heading2"/>
         <w:jc w:val="both"/>
       </w:pPr>
-      <w:bookmarkStart w:id="32" w:name="_Toc234364698"/>
+      <w:bookmarkStart w:id="32" w:name="_Toc234431028"/>
       <w:r>
         <w:t xml:space="preserve">4.5. </w:t>
       </w:r>
@@ -42884,7 +43532,7 @@
         <w:pStyle w:val="Heading2"/>
         <w:jc w:val="both"/>
       </w:pPr>
-      <w:bookmarkStart w:id="33" w:name="_Toc234364699"/>
+      <w:bookmarkStart w:id="33" w:name="_Toc234431029"/>
       <w:r>
         <w:t xml:space="preserve">4.6. </w:t>
       </w:r>
@@ -43031,7 +43679,7 @@
         <w:pStyle w:val="Heading2"/>
         <w:jc w:val="both"/>
       </w:pPr>
-      <w:bookmarkStart w:id="34" w:name="_Toc234364700"/>
+      <w:bookmarkStart w:id="34" w:name="_Toc234431030"/>
       <w:r>
         <w:t xml:space="preserve">4.7. </w:t>
       </w:r>
@@ -43217,7 +43865,7 @@
       <w:pPr>
         <w:pStyle w:val="Heading2"/>
       </w:pPr>
-      <w:bookmarkStart w:id="35" w:name="_Toc234364701"/>
+      <w:bookmarkStart w:id="35" w:name="_Toc234431031"/>
       <w:r>
         <w:t>4.8. Giao diện người dùng và Hướng dẫn sử dụng Admin Dashboard</w:t>
       </w:r>
@@ -43232,7 +43880,7 @@
       <w:pPr>
         <w:pStyle w:val="Heading3"/>
       </w:pPr>
-      <w:bookmarkStart w:id="36" w:name="_Toc234364702"/>
+      <w:bookmarkStart w:id="36" w:name="_Toc234431032"/>
       <w:r>
         <w:lastRenderedPageBreak/>
         <w:t>4.8.1. Phân hệ Xác thực và Đăng nhập Quản trị</w:t>
@@ -43365,7 +44013,7 @@
       <w:pPr>
         <w:pStyle w:val="Heading3"/>
       </w:pPr>
-      <w:bookmarkStart w:id="37" w:name="_Toc234364703"/>
+      <w:bookmarkStart w:id="37" w:name="_Toc234431033"/>
       <w:r>
         <w:lastRenderedPageBreak/>
         <w:t>4.8.2. Phân hệ Quản lý Banner Quảng cáo</w:t>
@@ -43627,7 +44275,7 @@
         <w:pStyle w:val="Heading1"/>
         <w:jc w:val="both"/>
       </w:pPr>
-      <w:bookmarkStart w:id="38" w:name="_Toc234364704"/>
+      <w:bookmarkStart w:id="38" w:name="_Toc234431034"/>
       <w:r>
         <w:lastRenderedPageBreak/>
         <w:t>CHƯƠNG 5: KIỂM THỬ VÀ ĐÁNH GIÁ KẾ THÚC ĐỒ ÁN</w:t>
@@ -43639,7 +44287,7 @@
         <w:pStyle w:val="Heading2"/>
         <w:jc w:val="both"/>
       </w:pPr>
-      <w:bookmarkStart w:id="39" w:name="_Toc234364705"/>
+      <w:bookmarkStart w:id="39" w:name="_Toc234431035"/>
       <w:r>
         <w:t xml:space="preserve">5.1. </w:t>
       </w:r>
@@ -43745,7 +44393,7 @@
         <w:pStyle w:val="Heading2"/>
         <w:jc w:val="both"/>
       </w:pPr>
-      <w:bookmarkStart w:id="40" w:name="_Toc234364706"/>
+      <w:bookmarkStart w:id="40" w:name="_Toc234431036"/>
       <w:r>
         <w:t xml:space="preserve">5.2. </w:t>
       </w:r>
@@ -43875,7 +44523,7 @@
         <w:pStyle w:val="Heading2"/>
         <w:jc w:val="both"/>
       </w:pPr>
-      <w:bookmarkStart w:id="41" w:name="_Toc234364707"/>
+      <w:bookmarkStart w:id="41" w:name="_Toc234431037"/>
       <w:r>
         <w:lastRenderedPageBreak/>
         <w:t xml:space="preserve">5.3. </w:t>
@@ -43995,7 +44643,7 @@
         <w:pStyle w:val="Heading2"/>
         <w:jc w:val="both"/>
       </w:pPr>
-      <w:bookmarkStart w:id="42" w:name="_Toc234364708"/>
+      <w:bookmarkStart w:id="42" w:name="_Toc234431038"/>
       <w:r>
         <w:t xml:space="preserve">5.4. </w:t>
       </w:r>
@@ -44114,7 +44762,7 @@
         <w:pStyle w:val="Heading1"/>
         <w:jc w:val="both"/>
       </w:pPr>
-      <w:bookmarkStart w:id="43" w:name="_Toc234364709"/>
+      <w:bookmarkStart w:id="43" w:name="_Toc234431039"/>
       <w:r>
         <w:t>CHƯƠNG 6: KẾT LUẬN VÀ HƯỚNG PHÁT TRIỂN NÂNG CẤP</w:t>
       </w:r>
@@ -44125,7 +44773,7 @@
         <w:pStyle w:val="Heading2"/>
         <w:jc w:val="both"/>
       </w:pPr>
-      <w:bookmarkStart w:id="44" w:name="_Toc234364710"/>
+      <w:bookmarkStart w:id="44" w:name="_Toc234431040"/>
       <w:r>
         <w:t xml:space="preserve">6.1. </w:t>
       </w:r>
@@ -44240,7 +44888,7 @@
         <w:pStyle w:val="Heading2"/>
         <w:jc w:val="both"/>
       </w:pPr>
-      <w:bookmarkStart w:id="45" w:name="_Toc234364711"/>
+      <w:bookmarkStart w:id="45" w:name="_Toc234431041"/>
       <w:r>
         <w:t xml:space="preserve">6.2. </w:t>
       </w:r>
@@ -44661,7 +45309,7 @@
       <w:pPr>
         <w:pStyle w:val="Heading2"/>
       </w:pPr>
-      <w:bookmarkStart w:id="46" w:name="_Toc234364712"/>
+      <w:bookmarkStart w:id="46" w:name="_Toc234431042"/>
       <w:r>
         <w:t>Tính Năng Quản Lý Banner Nâng Cao (Smart Banner Management)</w:t>
       </w:r>
@@ -44698,7 +45346,7 @@
       <w:pPr>
         <w:pStyle w:val="Heading2"/>
       </w:pPr>
-      <w:bookmarkStart w:id="47" w:name="_Toc234364713"/>
+      <w:bookmarkStart w:id="47" w:name="_Toc234431043"/>
       <w:r>
         <w:t>Cập nhật: Quản lý Thư viện Ảnh Sản Phẩm (Multi-image Gallery)</w:t>
       </w:r>
@@ -44733,17 +45381,22 @@
       <w:pPr>
         <w:pStyle w:val="Heading1"/>
       </w:pPr>
-      <w:r>
+      <w:bookmarkStart w:id="48" w:name="_Toc234431044"/>
+      <w:r>
+        <w:lastRenderedPageBreak/>
         <w:t>PHẦN BỔ SUNG: NÂNG CẤP HỆ THỐNG VÀ ĐỒNG BỘ DỮ LIỆU FRONTEND</w:t>
       </w:r>
+      <w:bookmarkEnd w:id="48"/>
     </w:p>
     <w:p>
       <w:pPr>
         <w:pStyle w:val="Heading2"/>
       </w:pPr>
+      <w:bookmarkStart w:id="49" w:name="_Toc234431045"/>
       <w:r>
         <w:t>1. Triển khai Cổng Tin tức / Blog và Khắc phục Tương thích API Phân trang</w:t>
       </w:r>
+      <w:bookmarkEnd w:id="49"/>
     </w:p>
     <w:p>
       <w:r>
@@ -44759,9 +45412,11 @@
       <w:pPr>
         <w:pStyle w:val="Heading2"/>
       </w:pPr>
+      <w:bookmarkStart w:id="50" w:name="_Toc234431046"/>
       <w:r>
         <w:t>2. Nâng cấp Giao diện Chi tiết Sản phẩm Premium Glassmorphism</w:t>
       </w:r>
+      <w:bookmarkEnd w:id="50"/>
     </w:p>
     <w:p>
       <w:r>
@@ -44787,9 +45442,11 @@
       <w:pPr>
         <w:pStyle w:val="Heading2"/>
       </w:pPr>
+      <w:bookmarkStart w:id="51" w:name="_Toc234431047"/>
       <w:r>
         <w:t>3. Phát triển Bộ Lọc Nâng Cao &amp; Tìm Kiếm Động trang Cửa Hàng (/products)</w:t>
       </w:r>
+      <w:bookmarkEnd w:id="51"/>
     </w:p>
     <w:p>
       <w:r>
@@ -44805,9 +45462,12 @@
       <w:pPr>
         <w:pStyle w:val="Heading2"/>
       </w:pPr>
-      <w:r>
+      <w:bookmarkStart w:id="52" w:name="_Toc234431048"/>
+      <w:r>
+        <w:lastRenderedPageBreak/>
         <w:t>Quản Lý Biến Thể Sản Phẩm Thông Minh (Intelligent Variant Management)</w:t>
       </w:r>
+      <w:bookmarkEnd w:id="52"/>
     </w:p>
     <w:p>
       <w:r>
@@ -44853,6 +45513,147 @@
           <w:color w:val="FF0000"/>
         </w:rPr>
         <w:t>[CHỖ TRỐNG CẦN THÊM ẢNH 3: Chụp màn hình lúc hệ thống tự động chạy ra danh sách biến thể siêu tốc sau khi bấm nút Generate]</w:t>
+      </w:r>
+    </w:p>
+    <w:p>
+      <w:pPr>
+        <w:pStyle w:val="Heading2"/>
+      </w:pPr>
+      <w:bookmarkStart w:id="53" w:name="_Toc234431049"/>
+      <w:r>
+        <w:t>4. Tính Năng Quản Lý Địa Chỉ Khách Hàng (Customer Address Management)</w:t>
+      </w:r>
+      <w:bookmarkEnd w:id="53"/>
+    </w:p>
+    <w:p>
+      <w:r>
+        <w:t>Phân hệ quản lý địa chỉ giao hàng của khách hàng đã được hoàn thiện toàn diện ở cả Backend và Frontend, mang lại khả năng cấu hình sổ địa chỉ nhận hàng linh hoạt và chuẩn hóa:</w:t>
+      </w:r>
+    </w:p>
+    <w:p>
+      <w:r>
+        <w:t>• Việt hóa/Anh hóa toàn diện (English localization 100%): Toàn bộ các tiêu đề, các nhãn trường thông tin (Recipient Name, Recipient Phone, Address Line, Province, District, Ward, Default Address), các thông báo lỗi xác thực và nút thao tác được chuyển dịch hoàn toàn sang tiếng Anh, đảm bảo tính đồng bộ ngôn ngữ cho hệ quản trị.</w:t>
+      </w:r>
+    </w:p>
+    <w:p>
+      <w:r>
+        <w:t>• Phân cấp hành chính động (Cascading Dropdowns): Hệ thống tích hợp danh sách địa giới hành chính Việt Nam, tự động truy vấn Quận/Huyện dựa trên Tỉnh/Thành đã chọn, và tự động lọc Phường/Xã tương ứng, giúp ngăn ngừa tối đa lỗi nhập sai địa chỉ giao hàng của người dùng.</w:t>
+      </w:r>
+    </w:p>
+    <w:p>
+      <w:r>
+        <w:t>• Cấu hình địa chỉ mặc định (Default Address configuration): Khách hàng có thể lưu nhiều địa chỉ nhận hàng khác nhau và đánh dấu chọn một địa chỉ làm mặc định. Hệ thống tự động đồng bộ địa chỉ mặc định này vào biểu mẫu thanh toán tại Client Storefront khi tiến hành checkout.</w:t>
+      </w:r>
+    </w:p>
+    <w:p>
+      <w:r>
+        <w:t>• Sửa lỗi hiển thị UI (Contrast Remediation): Khắc phục triệt để lỗi độ tương phản (chữ trắng trên nền trắng) trong các thẻ select-option của dropdown bằng cách thiết lập rõ ràng mã màu nền tối (bg-[#0F1224]) và màu chữ trắng (text-white) thông qua các lớp tiện ích CSS, đảm bảo hiển thị rõ ràng trên môi trường dark-mode.</w:t>
+      </w:r>
+    </w:p>
+    <w:p>
+      <w:r>
+        <w:t>[CHỖ TRỐNG CẦN THÊM ẢNH 4: Chụp màn hình Modal "Manage Addresses" hiển thị danh sách địa chỉ giao hàng của một khách hàng cùng nút "Set as Default"]</w:t>
+      </w:r>
+    </w:p>
+    <w:p>
+      <w:r>
+        <w:t>[CHỖ TRỐNG CẦN THÊM ẢNH 5: Chụp màn hình Modal "Add New Address" hoặc "Edit Address" hiển thị các dropdown chọn Province, District, Ward rõ nét, không bị lỗi trắng trên trắng]</w:t>
+      </w:r>
+    </w:p>
+    <w:p>
+      <w:pPr>
+        <w:pStyle w:val="Heading2"/>
+      </w:pPr>
+      <w:bookmarkStart w:id="54" w:name="_Toc234431050"/>
+      <w:r>
+        <w:lastRenderedPageBreak/>
+        <w:t>5. Modal Xem Chi Tiết Khách Hàng Và Lịch Sử Đơn Hàng (Customer View Modal with Order History)</w:t>
+      </w:r>
+      <w:bookmarkEnd w:id="54"/>
+    </w:p>
+    <w:p>
+      <w:r>
+        <w:t>Nhằm mục đích nâng cao tính kiểm duyệt và giúp ban quản trị/nhân viên dễ dàng rà soát hành vi mua sắm của từng khách hàng, Modal xem thông tin chi tiết khách hàng (CustomerViewModal) đã được thiết kế lại theo tiêu chuẩn premium và tích hợp lịch sử giao dịch:</w:t>
+      </w:r>
+    </w:p>
+    <w:p>
+      <w:r>
+        <w:t>• Chỉ số tổng hợp (Key Metrics): Hiển thị tổng số lượng đơn hàng (Total Orders) và tổng doanh số chi tiêu (Total Spending VND) tích lũy của khách hàng ngay trên đầu modal.</w:t>
+      </w:r>
+    </w:p>
+    <w:p>
+      <w:r>
+        <w:t>• Bảng lịch sử đơn hàng liên kết (Associated Orders List): Hiển thị chi tiết danh sách đơn hàng đã mua bao gồm Mã đơn hàng (Order Code), Ngày đặt hàng (Formatted Date), Tổng giá trị đơn (Total Amount) và Trạng thái đơn hàng (Order Status Badge) được tô màu trực quan bằng hiệu ứng glassmorphism.</w:t>
+      </w:r>
+    </w:p>
+    <w:p>
+      <w:r>
+        <w:t>• Tối ưu bố cục (Scrollable Panel): Bảng đơn hàng được đặt trong khung bao hỗ trợ cuộn dọc tự động, ngăn chặn hiện tượng tràn vỡ bố cục khi khách hàng có nhiều đơn hàng khác nhau.</w:t>
+      </w:r>
+    </w:p>
+    <w:p>
+      <w:r>
+        <w:t>[CHỖ TRỐNG CẦN THÊM ẢNH 6: Chụp màn hình Modal "CUSTOMER PROFILE DETAILS" hiển thị đầy đủ thông tin liên hệ, các địa chỉ nhận hàng và danh sách lịch sử đơn hàng "Associated Orders" cực kỳ chuyên nghiệp]</w:t>
+      </w:r>
+    </w:p>
+    <w:p>
+      <w:pPr>
+        <w:pStyle w:val="Heading2"/>
+      </w:pPr>
+      <w:bookmarkStart w:id="55" w:name="_Toc234431051"/>
+      <w:r>
+        <w:t>6. Chuyển Đổi Trạng Thái Nhanh Và Chỉ Báo Trạng Thái Trực Quan (Quick Status Toggle &amp; Visual Indicators)</w:t>
+      </w:r>
+      <w:bookmarkEnd w:id="55"/>
+    </w:p>
+    <w:p>
+      <w:r>
+        <w:t>Nhằm gia tăng năng suất vận hành của nhân viên quản trị, hệ thống tích hợp tính năng chuyển đổi nhanh trạng thái hoạt động trực tiếp tại danh sách:</w:t>
+      </w:r>
+    </w:p>
+    <w:p>
+      <w:r>
+        <w:t>• Nút Toggle nhanh (Quick Actions): Nhân viên có thể bật/tắt nhanh trạng thái Active/Banned của khách hàng (trang /customers) hoặc Active/Banned của nhân viên (trang /users) mà không cần phải bấm nút Sửa rồi lưu lại.</w:t>
+      </w:r>
+    </w:p>
+    <w:p>
+      <w:r>
+        <w:t>• Hiệu ứng làm mờ trực quan (Visual Feedback Opacity): Bất kỳ hàng dữ liệu nào có trạng thái khác Active (như Banned, Inactive) sẽ lập tức bị làm mờ nhẹ (giảm opacity xuống 60%) và badge hiển thị trạng thái chuyển sang tông màu đỏ/xám nhạt để cảnh báo nhanh cho người quản trị.</w:t>
+      </w:r>
+    </w:p>
+    <w:p>
+      <w:r>
+        <w:t>[CHỖ TRỐNG CẦN THÊM ẢNH 7: Chụp màn hình danh sách Khách hàng hoặc Nhân viên, chỉ rõ các tài khoản đang bị khóa (Banned) có độ mờ/màu sắc chuyển đổi khác biệt]</w:t>
+      </w:r>
+    </w:p>
+    <w:p>
+      <w:pPr>
+        <w:pStyle w:val="Heading2"/>
+      </w:pPr>
+      <w:bookmarkStart w:id="56" w:name="_Toc234431052"/>
+      <w:r>
+        <w:t>7. Modal Chi Tiết Nhân Viên Và Danh Sách Bài Viết Đã Đăng (Staff View Modal &amp; Blog Posts)</w:t>
+      </w:r>
+      <w:bookmarkEnd w:id="56"/>
+    </w:p>
+    <w:p>
+      <w:r>
+        <w:t>Tại trang quản lý nhân viên hệ thống (Users), chức năng "View" được tách biệt hoàn chỉnh khỏi form chỉnh sửa thông tin:</w:t>
+      </w:r>
+    </w:p>
+    <w:p>
+      <w:r>
+        <w:t>• Hiển thị thông tin hồ sơ: Gồm Họ tên, Username, Email, Số điện thoại, Vai trò (ROLE) cùng danh sách các quyền hạn chi tiết của nhân viên đó.</w:t>
+      </w:r>
+    </w:p>
+    <w:p>
+      <w:r>
+        <w:t>• Lịch sử đăng bài (Authored Blog Posts): Modal tự động truy vấn các bài viết do nhân viên này biên tập và hiển thị chi tiết dưới dạng bảng ở chân Modal, giúp người quản trị dễ dàng theo dõi năng suất làm việc của biên tập viên.</w:t>
+      </w:r>
+    </w:p>
+    <w:p>
+      <w:r>
+        <w:t>[CHỖ TRỐNG CẦN THÊM ẢNH 8: Chụp màn hình Modal xem thông tin Staff (UserViewModal) hiển thị danh sách các bài viết do nhân sự đó đã tạo]</w:t>
       </w:r>
     </w:p>
     <w:sectPr>

--- a/VuHoangChinh-2122110380.docx
+++ b/VuHoangChinh-2122110380.docx
@@ -45471,7 +45471,7 @@
     </w:p>
     <w:p>
       <w:r>
-        <w:t>Nhằm đáp ứng nghiệp vụ thương mại điện tử chuyên nghiệp, hệ thống đã được nâng cấp với tính năng quản lý biến thể nâng cao. Mỗi sản phẩm có thể có nhiều biến thể dựa trên tổ hợp Kích cỡ (Size) và Màu sắc (Color). Đặc biệt, hệ thống hỗ trợ trường dữ liệu Giá khuyến mãi (Sale Price) hoạt động độc lập trên từng biến thể, cho phép ban quản trị xả kho hoặc chạy chiến dịch giảm giá riêng biệt cho từng màu sắc/kích cỡ (ví dụ: Giày màu Trắng bán chậm có thể giảm giá sâu hơn màu Đen).</w:t>
+        <w:t>Nhằm đáp ứng nghiệp vụ thương mại điện tử chuyên nghiệp, hệ thống đã được nâng cấp với tính năng quản lý biến thể nâng cao. Mỗi sản phẩm có thể có nhiều biến thể dựa trên tổ hợp Kích cỡ (Size) và Màu sắc (Color). Đặc biệt, hệ thống hỗ trợ trường dữ liệu Giá khuyến mãi (Sale Price) hoạt động độc lập trên từng biến thể, cho phép ban quản trị xả kho hoặc chạy chiến dịch giảm giá riêng biệt cho từng màu sắc/kích cỡ. Để tối giản hóa giao diện quản lý biến thể, cột 'Image' (Hình ảnh) rườm rà trước đây trong bảng biến thể đã được loại bỏ hoàn toàn; thay vào đó, hệ thống hỗ trợ trình chọn ảnh theo nhóm màu sắc (Color Groups) trực quan ngay tại form sản phẩm chính giúp tự động đồng bộ ảnh cho các biến thể cùng màu.</w:t>
       </w:r>
     </w:p>
     <w:p>
@@ -45479,11 +45479,7 @@
         <w:jc w:val="center"/>
       </w:pPr>
       <w:r>
-        <w:rPr>
-          <w:b/>
-          <w:color w:val="FF0000"/>
-        </w:rPr>
-        <w:t>[CHỖ TRỐNG CẦN THÊM ẢNH 1: Chụp màn hình bảng giao diện danh sách Biến thể (Variants) có hiện cột "Sale Price" và "Base Price" trên Admin Dashboard]</w:t>
+        <w:t>[CHỖ TRỐNG CẦN THÊM ẢNH 1: Chụp màn hình bảng giao diện danh sách Biến thể (Variants) đã loại bỏ cột Image và có hiện cột "Sale Price" và "Base Price" trên Admin Dashboard]</w:t>
       </w:r>
     </w:p>
     <w:p>

--- a/VuHoangChinh-2122110380.docx
+++ b/VuHoangChinh-2122110380.docx
@@ -23017,231 +23017,7 @@
         <w:jc w:val="both"/>
       </w:pPr>
       <w:r>
-        <w:t xml:space="preserve">- </w:t>
-      </w:r>
-      <w:proofErr w:type="spellStart"/>
-      <w:r>
-        <w:t>Thực</w:t>
-      </w:r>
-      <w:proofErr w:type="spellEnd"/>
-      <w:r>
-        <w:t xml:space="preserve"> </w:t>
-      </w:r>
-      <w:proofErr w:type="spellStart"/>
-      <w:r>
-        <w:t>thể</w:t>
-      </w:r>
-      <w:proofErr w:type="spellEnd"/>
-      <w:r>
-        <w:t xml:space="preserve"> Product </w:t>
-      </w:r>
-      <w:proofErr w:type="spellStart"/>
-      <w:r>
-        <w:t>và</w:t>
-      </w:r>
-      <w:proofErr w:type="spellEnd"/>
-      <w:r>
-        <w:t xml:space="preserve"> </w:t>
-      </w:r>
-      <w:proofErr w:type="spellStart"/>
-      <w:r>
-        <w:t>ProductImage</w:t>
-      </w:r>
-      <w:proofErr w:type="spellEnd"/>
-      <w:r>
-        <w:t xml:space="preserve"> (</w:t>
-      </w:r>
-      <w:proofErr w:type="spellStart"/>
-      <w:r>
-        <w:t>Hình</w:t>
-      </w:r>
-      <w:proofErr w:type="spellEnd"/>
-      <w:r>
-        <w:t xml:space="preserve"> </w:t>
-      </w:r>
-      <w:proofErr w:type="spellStart"/>
-      <w:r>
-        <w:t>ảnh</w:t>
-      </w:r>
-      <w:proofErr w:type="spellEnd"/>
-      <w:r>
-        <w:t xml:space="preserve"> </w:t>
-      </w:r>
-      <w:proofErr w:type="spellStart"/>
-      <w:r>
-        <w:t>sản</w:t>
-      </w:r>
-      <w:proofErr w:type="spellEnd"/>
-      <w:r>
-        <w:t xml:space="preserve"> </w:t>
-      </w:r>
-      <w:proofErr w:type="spellStart"/>
-      <w:r>
-        <w:t>phẩm</w:t>
-      </w:r>
-      <w:proofErr w:type="spellEnd"/>
-      <w:r>
-        <w:t xml:space="preserve">): </w:t>
-      </w:r>
-      <w:proofErr w:type="spellStart"/>
-      <w:r>
-        <w:t>Một</w:t>
-      </w:r>
-      <w:proofErr w:type="spellEnd"/>
-      <w:r>
-        <w:t xml:space="preserve"> </w:t>
-      </w:r>
-      <w:proofErr w:type="spellStart"/>
-      <w:r>
-        <w:t>sản</w:t>
-      </w:r>
-      <w:proofErr w:type="spellEnd"/>
-      <w:r>
-        <w:t xml:space="preserve"> </w:t>
-      </w:r>
-      <w:proofErr w:type="spellStart"/>
-      <w:r>
-        <w:t>phẩm</w:t>
-      </w:r>
-      <w:proofErr w:type="spellEnd"/>
-      <w:r>
-        <w:t xml:space="preserve"> </w:t>
-      </w:r>
-      <w:proofErr w:type="spellStart"/>
-      <w:r>
-        <w:t>có</w:t>
-      </w:r>
-      <w:proofErr w:type="spellEnd"/>
-      <w:r>
-        <w:t xml:space="preserve"> </w:t>
-      </w:r>
-      <w:proofErr w:type="spellStart"/>
-      <w:r>
-        <w:t>thể</w:t>
-      </w:r>
-      <w:proofErr w:type="spellEnd"/>
-      <w:r>
-        <w:t xml:space="preserve"> </w:t>
-      </w:r>
-      <w:proofErr w:type="spellStart"/>
-      <w:r>
-        <w:t>có</w:t>
-      </w:r>
-      <w:proofErr w:type="spellEnd"/>
-      <w:r>
-        <w:t xml:space="preserve"> </w:t>
-      </w:r>
-      <w:proofErr w:type="spellStart"/>
-      <w:r>
-        <w:t>nhiều</w:t>
-      </w:r>
-      <w:proofErr w:type="spellEnd"/>
-      <w:r>
-        <w:t xml:space="preserve"> </w:t>
-      </w:r>
-      <w:proofErr w:type="spellStart"/>
-      <w:r>
-        <w:t>hình</w:t>
-      </w:r>
-      <w:proofErr w:type="spellEnd"/>
-      <w:r>
-        <w:t xml:space="preserve"> </w:t>
-      </w:r>
-      <w:proofErr w:type="spellStart"/>
-      <w:r>
-        <w:t>ảnh</w:t>
-      </w:r>
-      <w:proofErr w:type="spellEnd"/>
-      <w:r>
-        <w:t xml:space="preserve"> </w:t>
-      </w:r>
-      <w:proofErr w:type="spellStart"/>
-      <w:r>
-        <w:t>mô</w:t>
-      </w:r>
-      <w:proofErr w:type="spellEnd"/>
-      <w:r>
-        <w:t xml:space="preserve"> </w:t>
-      </w:r>
-      <w:proofErr w:type="spellStart"/>
-      <w:r>
-        <w:t>tả</w:t>
-      </w:r>
-      <w:proofErr w:type="spellEnd"/>
-      <w:r>
-        <w:t xml:space="preserve"> chi </w:t>
-      </w:r>
-      <w:proofErr w:type="spellStart"/>
-      <w:r>
-        <w:t>tiết</w:t>
-      </w:r>
-      <w:proofErr w:type="spellEnd"/>
-      <w:r>
-        <w:t xml:space="preserve"> (One-to-Many). </w:t>
-      </w:r>
-      <w:proofErr w:type="spellStart"/>
-      <w:r>
-        <w:t>Khóa</w:t>
-      </w:r>
-      <w:proofErr w:type="spellEnd"/>
-      <w:r>
-        <w:t xml:space="preserve"> </w:t>
-      </w:r>
-      <w:proofErr w:type="spellStart"/>
-      <w:r>
-        <w:t>ngoại</w:t>
-      </w:r>
-      <w:proofErr w:type="spellEnd"/>
-      <w:r>
-        <w:t xml:space="preserve"> </w:t>
-      </w:r>
-      <w:proofErr w:type="spellStart"/>
-      <w:r>
-        <w:t>product_id</w:t>
-      </w:r>
-      <w:proofErr w:type="spellEnd"/>
-      <w:r>
-        <w:t xml:space="preserve"> </w:t>
-      </w:r>
-      <w:proofErr w:type="spellStart"/>
-      <w:r>
-        <w:t>trong</w:t>
-      </w:r>
-      <w:proofErr w:type="spellEnd"/>
-      <w:r>
-        <w:t xml:space="preserve"> </w:t>
-      </w:r>
-      <w:proofErr w:type="spellStart"/>
-      <w:r>
-        <w:t>bảng</w:t>
-      </w:r>
-      <w:proofErr w:type="spellEnd"/>
-      <w:r>
-        <w:t xml:space="preserve"> </w:t>
-      </w:r>
-      <w:proofErr w:type="spellStart"/>
-      <w:r>
-        <w:t>product_images</w:t>
-      </w:r>
-      <w:proofErr w:type="spellEnd"/>
-      <w:r>
-        <w:t xml:space="preserve"> </w:t>
-      </w:r>
-      <w:proofErr w:type="spellStart"/>
-      <w:r>
-        <w:t>trỏ</w:t>
-      </w:r>
-      <w:proofErr w:type="spellEnd"/>
-      <w:r>
-        <w:t xml:space="preserve"> </w:t>
-      </w:r>
-      <w:proofErr w:type="spellStart"/>
-      <w:r>
-        <w:t>tới</w:t>
-      </w:r>
-      <w:proofErr w:type="spellEnd"/>
-      <w:r>
-        <w:t xml:space="preserve"> products.</w:t>
+        <w:t>- Thực thể Product và ProductImage (Hình ảnh sản phẩm): Một sản phẩm có thể có nhiều hình ảnh mô tả chi tiết (One-to-Many). Khóa ngoại product_id trong bảng product_images trỏ tới products. Đồng thời bảng product_images tích hợp trường color để liên kết hình ảnh theo màu sắc biến thể và trường sort_order để định cấu hình thứ tự hiển thị của hình ảnh trong gallery.</w:t>
       </w:r>
     </w:p>
     <w:p>
@@ -31658,6 +31434,70 @@
           </w:p>
         </w:tc>
       </w:tr>
+      <w:tr>
+        <w:tc>
+          <w:tcPr>
+            <w:tcW w:type="dxa" w:w="3020"/>
+          </w:tcPr>
+          <w:p>
+            <w:r>
+              <w:t>color</w:t>
+            </w:r>
+          </w:p>
+        </w:tc>
+        <w:tc>
+          <w:tcPr>
+            <w:tcW w:type="dxa" w:w="3021"/>
+          </w:tcPr>
+          <w:p>
+            <w:r>
+              <w:t>VARCHAR(50)</w:t>
+            </w:r>
+          </w:p>
+        </w:tc>
+        <w:tc>
+          <w:tcPr>
+            <w:tcW w:type="dxa" w:w="3021"/>
+          </w:tcPr>
+          <w:p>
+            <w:r>
+              <w:t>NULL. Màu sắc liên kết với hình ảnh này để phục vụ hiển thị theo biến thể</w:t>
+            </w:r>
+          </w:p>
+        </w:tc>
+      </w:tr>
+      <w:tr>
+        <w:tc>
+          <w:tcPr>
+            <w:tcW w:type="dxa" w:w="3020"/>
+          </w:tcPr>
+          <w:p>
+            <w:r>
+              <w:t>sort_order</w:t>
+            </w:r>
+          </w:p>
+        </w:tc>
+        <w:tc>
+          <w:tcPr>
+            <w:tcW w:type="dxa" w:w="3021"/>
+          </w:tcPr>
+          <w:p>
+            <w:r>
+              <w:t>INT</w:t>
+            </w:r>
+          </w:p>
+        </w:tc>
+        <w:tc>
+          <w:tcPr>
+            <w:tcW w:type="dxa" w:w="3021"/>
+          </w:tcPr>
+          <w:p>
+            <w:r>
+              <w:t>NULL. Thứ tự sắp xếp hiển thị ảnh trong gallery</w:t>
+            </w:r>
+          </w:p>
+        </w:tc>
+      </w:tr>
     </w:tbl>
     <w:p>
       <w:pPr>
@@ -41706,6 +41546,7 @@
       <w:pPr>
         <w:jc w:val="both"/>
       </w:pPr>
+      <w:r/>
       <w:r>
         <w:t>Hệ thống Backend được phát triển bằng ngôn ngữ lập trình Java kết hợp framework Spring Boot, thiết kế theo kiến trúc phân tầng (Layered Architecture) chuẩn công nghiệp nhằm tách biệt rõ ràng các nhiệm vụ và nâng cao tính bảo trì, khả năng mở rộng hệ thống.</w:t>
       </w:r>
@@ -41714,6 +41555,7 @@
       <w:pPr>
         <w:jc w:val="both"/>
       </w:pPr>
+      <w:r/>
       <w:r>
         <w:t>Tầng cấu hình và bảo mật (Config &amp; Security) chứa các lớp thiết lập hệ thống như SecurityConfig.java, JwtAuthenticationFilter.java, và GlobalExceptionHandler.java. Tầng này chịu trách nhiệm định nghĩa các bộ lọc kiểm soát truy cập, cấu hình CORS chia sẻ tài nguyên và xử lý các lỗi runtime một cách tập trung trước khi dữ liệu đi vào logic nghiệp vụ.</w:t>
       </w:r>
@@ -41722,6 +41564,7 @@
       <w:pPr>
         <w:jc w:val="both"/>
       </w:pPr>
+      <w:r/>
       <w:r>
         <w:t>Tầng thực thể (Entities) đóng vai trò định nghĩa mô hình dữ liệu quan hệ, tương thích hoàn toàn với các bảng trong cơ sở dữ liệu MySQL thông qua Java Persistence API (JPA). Các lớp thực thể như Product.java, CategoryProduct.java, Order.java, User.java được cấu hình các ràng buộc toàn vẹn dữ liệu trực tiếp bằng cách sử dụng các annotations như @Column, @ManyToOne, @OneToMany.</w:t>
       </w:r>
@@ -41730,6 +41573,7 @@
       <w:pPr>
         <w:jc w:val="both"/>
       </w:pPr>
+      <w:r/>
       <w:r>
         <w:t>Tầng kho lưu trữ (Repositories) định nghĩa các interface kế thừa từ JpaRepository (ví dụ: ProductRepository.java, CustomerRepository.java). Tầng này tự động cung cấp các phương thức thao tác CRUD cơ bản và cho phép định nghĩa các truy vấn tùy biến bất đồng bộ (Query Methods) mà không cần viết các câu lệnh SQL thuần túy.</w:t>
       </w:r>
@@ -41738,6 +41582,7 @@
       <w:pPr>
         <w:jc w:val="both"/>
       </w:pPr>
+      <w:r/>
       <w:r>
         <w:t>Tầng điều khiển (Controllers) chứa các REST Controllers tiếp nhận các yêu cầu HTTP từ Frontend ReactJS, giải mã chuỗi JSON đầu vào, thực hiện kiểm tra tính hợp lệ dữ liệu (Jakarta Validation) và trả về phản hồi chuẩn hóa kèm theo mã trạng thái HTTP thích hợp.</w:t>
       </w:r>
@@ -41837,6 +41682,7 @@
       <w:pPr>
         <w:jc w:val="both"/>
       </w:pPr>
+      <w:r/>
       <w:r>
         <w:t>Ứng dụng Spring Boot kết nối với hệ quản trị cơ sở dữ liệu MySQL thông qua Hibernate ORM, tự động cập nhật cấu trúc bảng dữ liệu lúc khởi động dựa trên cấu hình spring.jpa.hibernate.ddl-auto=update. Điều này giúp đồng bộ hóa các lớp thực thể Java thành bảng CSDL một cách nhanh chóng.</w:t>
       </w:r>
@@ -41845,6 +41691,7 @@
       <w:pPr>
         <w:jc w:val="both"/>
       </w:pPr>
+      <w:r/>
       <w:r>
         <w:t>Do Hibernate không tự động thay đổi kiểu dữ liệu cột từ VARCHAR(255) sang LONGTEXT khi cột đã tồn tại, hệ thống triển khai lớp DatabaseMigration.java chạy ở mức ưu tiên cao nhất (@Order(-1)) lúc khởi động. Lớp này sử dụng JdbcTemplate để kiểm tra và nâng cấp các cột hình ảnh thành LONGTEXT, đảm bảo CSDL có khả năng lưu trữ ảnh Base64 dung lượng lớn.</w:t>
       </w:r>
@@ -41853,6 +41700,7 @@
       <w:pPr>
         <w:jc w:val="both"/>
       </w:pPr>
+      <w:r/>
       <w:r>
         <w:t>Sau khi cấu trúc cơ sở dữ liệu được khởi tạo và cập nhật hoàn chỉnh, lớp DataSeeder.java (kế thừa CommandLineRunner) được kích hoạt để gieo dữ liệu mẫu nếu MySQL chưa có dữ liệu.</w:t>
       </w:r>
@@ -41861,6 +41709,7 @@
       <w:pPr>
         <w:jc w:val="both"/>
       </w:pPr>
+      <w:r/>
       <w:r>
         <w:t>DataSeeder tự động tạo các vai trò bảo mật mặc định (ROLE_ADMIN, ROLE_EDITOR, ROLE_EMPLOYEE) cùng danh sách các quyền hạn chi tiết tương ứng (permissions). Sau đó, một tài khoản quản trị viên mặc định tên đăng nhập là 'admin' với mật khẩu băm bảo mật BCrypt được tạo ra.</w:t>
       </w:r>
@@ -41869,8 +41718,8 @@
       <w:pPr>
         <w:jc w:val="both"/>
       </w:pPr>
-      <w:r>
-        <w:lastRenderedPageBreak/>
+      <w:r/>
+      <w:r>
         <w:t>Đồng thời, hệ thống tự động gieo sẵn các danh mục sản phẩm (Giày bóng rổ, Áo, Quần, Vớ) cùng hàng loạt sản phẩm giày thể thao mẫu giúp giao diện bán hàng của website sẵn sàng hiển thị thông tin ngay lập tức khi khởi chạy dự án.</w:t>
       </w:r>
     </w:p>
@@ -41945,6 +41794,7 @@
       <w:pPr>
         <w:jc w:val="both"/>
       </w:pPr>
+      <w:r/>
       <w:r>
         <w:t>Hệ thống REST API được triển khai tại tầng Controller nhằm cung cấp các giao tiếp chuẩn hóa JSON. Lớp ProductController.java cung cấp các API lấy danh sách sản phẩm hỗ trợ phân trang (Page), lọc theo danh mục, và tìm kiếm theo Slug chuẩn SEO hoặc tên sản phẩm.</w:t>
       </w:r>
@@ -41953,6 +41803,7 @@
       <w:pPr>
         <w:jc w:val="both"/>
       </w:pPr>
+      <w:r/>
       <w:r>
         <w:t>ProductController cũng tiếp nhận các yêu cầu POST/PUT để thêm mới và cập nhật sản phẩm. Khi nhận request, controller tự động chuẩn hóa và sinh chuỗi Slug thân thiện với SEO từ tên sản phẩm tiếng Việt có dấu, đồng thời kiểm tra tính duy nhất của Slug trước khi lưu.</w:t>
       </w:r>
@@ -41961,6 +41812,7 @@
       <w:pPr>
         <w:jc w:val="both"/>
       </w:pPr>
+      <w:r/>
       <w:r>
         <w:t>Quy trình đặt đơn hàng trực tuyến được xử lý tập trung tại OrderController.java thông qua API POST /api/orders. Khi nhận yêu cầu checkout, controller khởi tạo một database transaction để thực hiện kiểm tra và đồng bộ kho hàng.</w:t>
       </w:r>
@@ -41969,6 +41821,7 @@
       <w:pPr>
         <w:jc w:val="both"/>
       </w:pPr>
+      <w:r/>
       <w:r>
         <w:t>Controller duyệt qua danh sách các sản phẩm và số lượng đặt mua, truy vấn dữ liệu tồn kho thực tế của từng biến thể sản phẩm (ProductVariant). Nếu số lượng tồn kho không đủ đáp ứng, transaction sẽ lập tức bị hủy bỏ (Rollback) và trả về mã lỗi HTTP 400 Bad Request kèm thông điệp chi tiết.</w:t>
       </w:r>
@@ -41977,6 +41830,7 @@
       <w:pPr>
         <w:jc w:val="both"/>
       </w:pPr>
+      <w:r/>
       <w:r>
         <w:t>Nếu tồn kho đáp ứng đủ, hệ thống tự động thực hiện trừ số lượng tồn kho tương ứng, tạo bản ghi đơn hàng mới (Order) và chi tiết đơn hàng (OrderDetail), sau đó lưu vào MySQL và phản hồi thành công về phía Frontend.</w:t>
       </w:r>
@@ -42100,6 +41954,7 @@
       <w:pPr>
         <w:jc w:val="both"/>
       </w:pPr>
+      <w:r/>
       <w:r>
         <w:t>Bảo mật hệ thống được thiết lập chặt chẽ thông qua Spring Security kết hợp với mã hóa băm mật khẩu và xác thực phi trạng thái bằng JSON Web Token (JWT). Toàn bộ mật khẩu của khách hàng và nhân viên đều được mã hóa bằng thuật toán băm BCrypt mạnh mẽ trước khi lưu vào cơ sở dữ liệu.</w:t>
       </w:r>
@@ -42108,6 +41963,7 @@
       <w:pPr>
         <w:jc w:val="both"/>
       </w:pPr>
+      <w:r/>
       <w:r>
         <w:t>Khi người dùng đăng nhập qua AuthController hoặc CustomerController, hệ thống xác minh mật khẩu bằng BCryptPasswordEncoder. Nếu thông tin đăng nhập chính xác, JwtTokenProvider sẽ tạo ra một chuỗi JWT Token có thời hạn sử dụng, chứa các claims về tên đăng nhập và danh sách vai trò (Roles).</w:t>
       </w:r>
@@ -42116,6 +41972,7 @@
       <w:pPr>
         <w:jc w:val="both"/>
       </w:pPr>
+      <w:r/>
       <w:r>
         <w:t>Client nhận Token và đính kèm vào tiêu đề 'Authorization: Bearer &lt;token&gt;' của các yêu cầu HTTP tiếp theo. Tại Backend, JwtAuthenticationFilter sẽ đánh chặn các request để giải mã, xác thực Token và nạp thông tin người dùng vào SecurityContextHolder của Spring.</w:t>
       </w:r>
@@ -42124,6 +41981,7 @@
       <w:pPr>
         <w:jc w:val="both"/>
       </w:pPr>
+      <w:r/>
       <w:r>
         <w:t>Quy định phân quyền chi tiết được cấu hình trong lớp SecurityConfig.java. Các API công khai phục vụ hiển thị sản phẩm, danh mục, tin tức và đăng ký tài khoản được cấp quyền truy cập công cộng (permitAll).</w:t>
       </w:r>
@@ -42132,6 +41990,7 @@
       <w:pPr>
         <w:jc w:val="both"/>
       </w:pPr>
+      <w:r/>
       <w:r>
         <w:t>Các API liên quan đến quản lý hệ thống như User và Role yêu cầu phải đăng nhập (authenticated) và có vai trò phù hợp. Tài khoản có quyền Editor khi cố truy cập các API nhạy cảm của Admin sẽ lập tức bị chặn lại bởi bộ lọc bảo mật và trả về lỗi HTTP 403 Forbidden.</w:t>
       </w:r>
@@ -42252,6 +42111,7 @@
       <w:pPr>
         <w:jc w:val="both"/>
       </w:pPr>
+      <w:r/>
       <w:r>
         <w:t>Hệ thống hỗ trợ công cụ soạn thảo giàu văn bản CKEditor ở phía giao diện Frontend giúp biên tập viên dễ dàng trình bày mô tả sản phẩm và viết bài viết tin tức dưới dạng mã HTML định dạng sẵn.</w:t>
       </w:r>
@@ -42260,18 +42120,16 @@
       <w:pPr>
         <w:jc w:val="both"/>
       </w:pPr>
-      <w:r>
-        <w:t xml:space="preserve">Về cơ chế xử lý hình ảnh, hệ thống cung cấp giải pháp linh hoạt bao gồm cả tải ảnh tĩnh vật lý lên máy chủ và lưu trữ trực tiếp chuỗi Base64 vào cơ sở dữ liệu. Với cơ chế lưu trữ Base64, </w:t>
-      </w:r>
-      <w:r>
-        <w:lastRenderedPageBreak/>
-        <w:t>Frontend chuyển đổi tệp ảnh thành chuỗi Base64 mã hóa ký tự thô và gửi trực tiếp trong chuỗi JSON của request API, lưu vào cột LONGTEXT trong MySQL.</w:t>
+      <w:r/>
+      <w:r>
+        <w:t>Về cơ chế xử lý hình ảnh, hệ thống cung cấp giải pháp linh hoạt bao gồm cả tải ảnh tĩnh vật lý lên máy chủ và lưu trữ trực tiếp chuỗi Base64 vào cơ sở dữ liệu. Với cơ chế lưu trữ Base64, Frontend chuyển đổi tệp ảnh thành chuỗi Base64 mã hóa ký tự thô và gửi trực tiếp trong chuỗi JSON của request API, lưu vào cột LONGTEXT trong MySQL.</w:t>
       </w:r>
     </w:p>
     <w:p>
       <w:pPr>
         <w:jc w:val="both"/>
       </w:pPr>
+      <w:r/>
       <w:r>
         <w:t>Với cơ chế tải ảnh vật lý, FileUploadController.java tiếp nhận tệp tin từ yêu cầu Multipart. Nhằm tối ưu hóa khả năng vận hành trên các môi trường chạy khác nhau, hệ thống giải quyết động đường dẫn lưu trữ thông qua thuộc tính 'user.dir' của Java System. Nếu ứng dụng được khởi chạy từ thư mục gốc của toàn bộ workspace (chứa dự án Spring Boot con), hệ thống sẽ tự động phát hiện và ghi tệp vào đúng thư mục con 'vuhoangchinh/src/main/resources/static/image', tránh việc sinh thư mục rác ngoài cấu trúc mã nguồn.</w:t>
       </w:r>
@@ -42280,6 +42138,7 @@
       <w:pPr>
         <w:jc w:val="both"/>
       </w:pPr>
+      <w:r/>
       <w:r>
         <w:t>Bên cạnh đó, do classpath của Spring Boot chỉ cập nhật tệp tin tĩnh khi biên dịch lại dự án, ảnh mới tải lên sẽ không thể truy cập ngay lập tức. Để giải quyết triệt để lỗi này, lớp WebConfig.java (triển khai WebMvcConfigurer) được xây dựng để cấu hình bổ sung một Resource Handler vật lý. Cơ chế này ánh xạ trực tiếp đường dẫn URL ảo '/image/**' tới thư mục lưu trữ ảnh vật lý thực tế trên đĩa cứng tại thời điểm thực thi (runtime). Nhờ vậy, hình ảnh của sản phẩm hoặc bài viết sau khi được upload thành công sẽ hiển thị ngay lập tức trên giao diện mà không cần khởi động lại máy chủ Spring Boot.</w:t>
       </w:r>
@@ -42387,6 +42246,7 @@
       <w:pPr>
         <w:jc w:val="both"/>
       </w:pPr>
+      <w:r/>
       <w:r>
         <w:t>Do kiến trúc hệ thống được thiết kế tách biệt hoàn toàn, Backend Spring Boot chạy độc lập tại cổng 8080 trong khi hai ứng dụng Frontend ReactJS chạy tại cổng 5173 (Client Storefront) và cổng 5174 (Admin Dashboard). Theo chính sách bảo mật nguồn gốc của trình duyệt (Same-Origin Policy), các yêu cầu mạng AJAX xuyên nguồn gốc sẽ bị chặn lại và gây ra lỗi 'Failed to fetch' nghiêm trọng trên bảng điều khiển.</w:t>
       </w:r>
@@ -42395,6 +42255,7 @@
       <w:pPr>
         <w:jc w:val="both"/>
       </w:pPr>
+      <w:r/>
       <w:r>
         <w:t>Để giải quyết vấn đề giao tiếp xuyên cổng này, chính sách CORS (Cross-Origin Resource Sharing) được cấu hình rõ ràng trong Spring Security thông qua lớp SecurityConfig.java. Thay vì chỉ sử dụng chú thích @CrossOrigin đơn lẻ ở tầng Controller dễ bị bỏ qua bởi chuỗi bộ lọc an ninh, hệ thống khai báo một Bean cấu hình CORS tập trung là CorsConfigurationSource.</w:t>
       </w:r>
@@ -42403,6 +42264,7 @@
       <w:pPr>
         <w:jc w:val="both"/>
       </w:pPr>
+      <w:r/>
       <w:r>
         <w:t>Bean cấu hình này chỉ định rõ các quy tắc CORS cho phép chấp nhận các yêu cầu HTTP từ các cổng của Client (localhost:5173 và localhost:5174), hỗ trợ đầy đủ các phương thức HTTP chuẩn (GET, POST, PUT, DELETE, OPTIONS). Cấu hình CORS cũng cho phép truyền nhận đầy đủ các thông tin tiêu đề (Headers) cần thiết như Authorization (chứa JWT Token) và Content-Type, đảm bảo các yêu cầu xác thực bất đồng bộ được thực thi an toàn.</w:t>
       </w:r>
@@ -42411,6 +42273,7 @@
       <w:pPr>
         <w:jc w:val="both"/>
       </w:pPr>
+      <w:r/>
       <w:r>
         <w:t>Đặc biệt, việc tích hợp cấu hình CORS trực tiếp vào HttpSecurity configuration (.cors(cors -&gt; cors.configurationSource(...))) giúp hệ thống chấp nhận hợp lệ các yêu cầu tiền kiểm preflight (OPTIONS request) từ trình duyệt trước mỗi request chính. Nhờ thiết lập này, lỗi nghẽn kết nối và lỗi đăng nhập 'Failed to fetch' được khắc phục hoàn toàn, giúp luồng truyền tải dữ liệu đơn hàng và xác thực diễn ra thông suốt.</w:t>
       </w:r>
@@ -42590,6 +42453,7 @@
       <w:pPr>
         <w:jc w:val="both"/>
       </w:pPr>
+      <w:r/>
       <w:r>
         <w:t>Phân hệ quản trị (Admin Dashboard) được xây dựng thành một ứng dụng React độc lập (backendUI chạy ở cổng 5174), kết nối trực tiếp đến các REST API Backend để phục vụ công tác quản lý của nhân viên cửa hàng Chinh Hoops.</w:t>
       </w:r>
@@ -42598,6 +42462,7 @@
       <w:pPr>
         <w:jc w:val="both"/>
       </w:pPr>
+      <w:r/>
       <w:r>
         <w:t>Giao diện Dashboard hiển thị biểu đồ phân tích doanh thu theo thời gian sử dụng thư viện Recharts, tổng kết số lượng sản phẩm, đơn hàng và bài viết, giúp quản trị viên nắm bắt nhanh chóng hiệu quả kinh doanh.</w:t>
       </w:r>
@@ -42606,8 +42471,8 @@
       <w:pPr>
         <w:jc w:val="both"/>
       </w:pPr>
-      <w:r>
-        <w:lastRenderedPageBreak/>
+      <w:r/>
+      <w:r>
         <w:t>Chức năng quản lý sản phẩm hỗ trợ CRUD đầy đủ thông tin sản phẩm và các biến thể kích cỡ size, màu sắc, số lượng tồn kho. Hệ thống tích hợp kiểm tra ràng buộc khóa ngoại, ngăn nhân viên xóa sản phẩm đang có đơn hàng liên kết để đảm bảo tính nhất quán dữ liệu.</w:t>
       </w:r>
     </w:p>
@@ -42615,6 +42480,7 @@
       <w:pPr>
         <w:jc w:val="both"/>
       </w:pPr>
+      <w:r/>
       <w:r>
         <w:t>Chức năng quản lý đơn hàng cho phép nhân viên cập nhật tiến trình đơn hàng (Chờ duyệt -&gt; Đang giao -&gt; Đã giao -&gt; Hủy đơn). Nhằm đảm bảo tính toàn vẹn dữ liệu đơn hàng, hàm ánh xạ mapOrderFromBackend trên giao diện Admin đã được tối ưu hóa để đồng bộ hóa cả hai trường thông tin người nhận: recipientName (Tên người nhận) và recipientPhone (Số điện thoại người nhận). Việc cải tiến này ngăn chặn việc gửi yêu cầu cập nhật trạng thái đơn hàng làm ghi đè hoặc làm trống dữ liệu giao nhận trên database. Giao diện chi tiết hóa đơn (OrderDetailModal) cũng được thiết kế lại để hiển thị trực quan thông tin liên lạc người nhận thực tế, mang lại hiệu quả quản lý cao cho nhân viên vận hành.</w:t>
       </w:r>
@@ -42623,6 +42489,7 @@
       <w:pPr>
         <w:jc w:val="both"/>
       </w:pPr>
+      <w:r/>
       <w:r>
         <w:t>Chức năng quản lý tài khoản nhân viên tích hợp các ràng buộc an ninh nghiêm ngặt như chặn Admin tự xóa chính mình hoặc tự hạ vai trò phân quyền của bản thân (Anti-Lockout Validation), ngăn ngừa lỗi vô ý làm mất quyền quản trị hệ thống.</w:t>
       </w:r>
@@ -42690,6 +42557,7 @@
       <w:pPr>
         <w:jc w:val="both"/>
       </w:pPr>
+      <w:r/>
       <w:r>
         <w:t>Để hỗ trợ quá trình Pair Programming giữa nhóm phát triển Frontend và Backend, hệ thống tích hợp thư viện springdoc-openapi giúp tự động tạo tài liệu mô tả RESTful API.</w:t>
       </w:r>
@@ -42698,6 +42566,7 @@
       <w:pPr>
         <w:jc w:val="both"/>
       </w:pPr>
+      <w:r/>
       <w:r>
         <w:t>Lớp OpenApiConfig.java cấu hình thông tin chi tiết về dự án, phiên bản API và thiết lập cơ chế xác thực Security Scheme hỗ trợ kiểm thử các API yêu cầu Bearer JWT Token.</w:t>
       </w:r>
@@ -42706,6 +42575,7 @@
       <w:pPr>
         <w:jc w:val="both"/>
       </w:pPr>
+      <w:r/>
       <w:r>
         <w:t>Khi chạy ứng dụng ở môi trường phát triển (Development), giao diện Swagger UI hiển thị trực quan tại địa chỉ http://localhost:8080/swagger-ui/index.html.</w:t>
       </w:r>
@@ -42714,6 +42584,7 @@
       <w:pPr>
         <w:jc w:val="both"/>
       </w:pPr>
+      <w:r/>
       <w:r>
         <w:t>Swagger UI liệt kê đầy đủ danh sách các controllers, các API endpoints, cấu trúc JSON yêu cầu (Request Body) và dữ liệu phản hồi mẫu (Response JSON).</w:t>
       </w:r>
@@ -42722,6 +42593,7 @@
       <w:pPr>
         <w:jc w:val="both"/>
       </w:pPr>
+      <w:r/>
       <w:r>
         <w:t>Giao diện này cho phép các lập trình viên thực hiện gửi các cuộc gọi thử nghiệm trực tiếp từ trình duyệt web để kiểm tra kết quả trả về của Backend mà không cần cài đặt thêm các công cụ bên ngoài như Postman.</w:t>
       </w:r>
@@ -42824,6 +42696,7 @@
       <w:pPr>
         <w:jc w:val="both"/>
       </w:pPr>
+      <w:r/>
       <w:r>
         <w:t>Ứng dụng Frontend dành cho khách mua sắm (Client Storefront) được khởi tạo bằng công cụ đóng gói Vite kết hợp ReactJS (frontendUI chạy cổng 5173), giúp tăng tốc độ phản hồi giao diện và tối ưu hóa hiệu năng biên dịch.</w:t>
       </w:r>
@@ -42832,6 +42705,7 @@
       <w:pPr>
         <w:jc w:val="both"/>
       </w:pPr>
+      <w:r/>
       <w:r>
         <w:t>Cấu trúc thư mục của dự án được tổ chức khoa học: thư mục src/components chứa các thành phần giao diện tái sử dụng như Header, Footer, ProductCard; thư mục src/pages tổ chức các trang chức năng riêng biệt như Home, Shop, ProductDetail, Cart, Checkout, Blog; và thư mục src/context quản lý trạng thái giỏ hàng toàn cục.</w:t>
       </w:r>
@@ -42840,6 +42714,7 @@
       <w:pPr>
         <w:jc w:val="both"/>
       </w:pPr>
+      <w:r/>
       <w:r>
         <w:t>Ứng dụng tích hợp thư viện react-router-dom để quản lý các tuyến đường dẫn. Khi người dùng click chuyển trang, bộ định tuyến sẽ chặn sự kiện tải trang của trình duyệt và cập nhật nội dung giao diện một cách động.</w:t>
       </w:r>
@@ -42848,6 +42723,7 @@
       <w:pPr>
         <w:jc w:val="both"/>
       </w:pPr>
+      <w:r/>
       <w:r>
         <w:t>Cơ chế Single Page Application (SPA) này giúp giảm tải tối đa lưu lượng băng thông tải lại các file tĩnh và mang đến trải nghiệm điều hướng mượt mà, phản hồi ngay lập tức cho người dùng.</w:t>
       </w:r>
@@ -42856,6 +42732,7 @@
       <w:pPr>
         <w:jc w:val="both"/>
       </w:pPr>
+      <w:r/>
       <w:r>
         <w:t>Hệ thống định tuyến cũng hỗ trợ các route động (Dynamic Routes) như hiển thị chi tiết sản phẩm và bài viết dựa trên tham số SEO Slug trên URL.</w:t>
       </w:r>
@@ -42948,6 +42825,7 @@
       <w:pPr>
         <w:jc w:val="both"/>
       </w:pPr>
+      <w:r/>
       <w:r>
         <w:t>Để kết nối và trao đổi dữ liệu với REST API của Backend Spring Boot, ứng dụng Frontend thiết lập một trục kết nối HTTP tập trung sử dụng thư viện Axios tại tệp tin src/api/axiosClient.js.</w:t>
       </w:r>
@@ -42956,6 +42834,7 @@
       <w:pPr>
         <w:jc w:val="both"/>
       </w:pPr>
+      <w:r/>
       <w:r>
         <w:t>Trục Axios được cấu hình địa chỉ gốc (baseURL) trỏ đến http://localhost:8080/api, thời gian chờ tối đa 10 giây và thiết lập kiểu dữ liệu Header mặc định là application/json.</w:t>
       </w:r>
@@ -42964,6 +42843,7 @@
       <w:pPr>
         <w:jc w:val="both"/>
       </w:pPr>
+      <w:r/>
       <w:r>
         <w:t>Hệ thống tích hợp bộ đánh chặn yêu cầu (Request Interceptor) để tự động kiểm tra và đính kèm token JWT từ localStorage vào tiêu đề 'Authorization: Bearer &lt;token&gt;' của mỗi request gửi lên Backend.</w:t>
       </w:r>
@@ -42972,6 +42852,7 @@
       <w:pPr>
         <w:jc w:val="both"/>
       </w:pPr>
+      <w:r/>
       <w:r>
         <w:t>Đồng thời, bộ đánh chặn phản hồi (Response Interceptor) tự động kiểm tra và trích xuất trả về đối tượng response.data, giúp thu gọn mã nguồn gọi API ở các trang.</w:t>
       </w:r>
@@ -42980,6 +42861,7 @@
       <w:pPr>
         <w:jc w:val="both"/>
       </w:pPr>
+      <w:r/>
       <w:r>
         <w:t>Response Interceptor cũng bắt lỗi kết nối tập trung (như lỗi mất mạng, lỗi xác thực 401, 403, hoặc lỗi server 500) để kích hoạt thông báo cảnh báo lỗi trực quan cho người dùng.</w:t>
       </w:r>
@@ -43087,6 +42969,7 @@
       <w:pPr>
         <w:jc w:val="both"/>
       </w:pPr>
+      <w:r/>
       <w:r>
         <w:t>Trang chủ bán hàng được thiết kế tại src/pages/Home.jsx với giao diện trực quan, bố cục cân đối và đầy đủ các hiệu ứng responsive tương thích với màn hình máy tính và thiết bị di động.</w:t>
       </w:r>
@@ -43095,6 +42978,7 @@
       <w:pPr>
         <w:jc w:val="both"/>
       </w:pPr>
+      <w:r/>
       <w:r>
         <w:t>Để thuận tiện cho việc quản lý mã nguồn, trang chủ được lắp ghép từ các thành phần giao diện độc lập được bóc tách.</w:t>
       </w:r>
@@ -43103,6 +42987,7 @@
       <w:pPr>
         <w:jc w:val="both"/>
       </w:pPr>
+      <w:r/>
       <w:r>
         <w:t>Thành phần Slideshow Banner thực hiện gọi API GET /api/banners để lấy danh sách các banner khuyến mãi đang kích hoạt, hiển thị trình chiếu ảnh trượt tự động đẹp mắt.</w:t>
       </w:r>
@@ -43111,6 +42996,7 @@
       <w:pPr>
         <w:jc w:val="both"/>
       </w:pPr>
+      <w:r/>
       <w:r>
         <w:t>Thành phần FeaturedProducts gọi API GET /api/products để tải danh sách các mẫu giày bóng rổ mới nhất hoặc đang giảm giá, hiển thị dưới dạng lưới sản phẩm kèm hiệu ứng di chuột nổi bật.</w:t>
       </w:r>
@@ -43119,6 +43005,7 @@
       <w:pPr>
         <w:jc w:val="both"/>
       </w:pPr>
+      <w:r/>
       <w:r>
         <w:t>Thành phần BlogSection hiển thị 3 bài viết cẩm nang giày và tin tức bóng rổ mới nhất được tải động từ API GET /api/blogs ở chân trang chủ nhằm tạo điểm nhấn nội dung.</w:t>
       </w:r>
@@ -43335,6 +43222,7 @@
       <w:pPr>
         <w:jc w:val="both"/>
       </w:pPr>
+      <w:r/>
       <w:r>
         <w:t>Trang cửa hàng (Shop.jsx) cung cấp không gian mua sắm toàn diện tích hợp bộ lọc sản phẩm đa năng giúp người mua dễ dàng tìm kiếm sản phẩm.</w:t>
       </w:r>
@@ -43343,6 +43231,7 @@
       <w:pPr>
         <w:jc w:val="both"/>
       </w:pPr>
+      <w:r/>
       <w:r>
         <w:t>Bộ lọc danh mục hiển thị danh sách các phân loại giày thể thao (như Giày bóng rổ, Áo, Quần, Vớ) được lấy động từ API. Khi khách hàng click vào danh mục, danh sách sản phẩm lập tức cập nhật tương ứng.</w:t>
       </w:r>
@@ -43351,6 +43240,7 @@
       <w:pPr>
         <w:jc w:val="both"/>
       </w:pPr>
+      <w:r/>
       <w:r>
         <w:t>Bộ lọc khoảng giá sử dụng thanh trượt giá trực quan, cho phép người dùng giới hạn mức giá tối đa và tối thiểu phù hợp với nhu cầu.</w:t>
       </w:r>
@@ -43359,6 +43249,7 @@
       <w:pPr>
         <w:jc w:val="both"/>
       </w:pPr>
+      <w:r/>
       <w:r>
         <w:t>Tính năng tìm kiếm thời gian thực bắt sự kiện thay đổi trên ô nhập liệu và gửi từ khóa tìm kiếm (keyword) lên API. Để tối ưu băng thông, hệ thống áp dụng cơ chế trì hoãn cuộc gọi (debounce).</w:t>
       </w:r>
@@ -43367,6 +43258,7 @@
       <w:pPr>
         <w:jc w:val="both"/>
       </w:pPr>
+      <w:r/>
       <w:r>
         <w:t>Sự thay đổi của bộ lọc và từ khóa tìm kiếm cập nhật trực tiếp vào React state, kích hoạt Axios gọi lại API Backend để hiển thị kết quả phân trang ngay lập tức.</w:t>
       </w:r>
@@ -43490,6 +43382,7 @@
       <w:pPr>
         <w:jc w:val="both"/>
       </w:pPr>
+      <w:r/>
       <w:r>
         <w:t>Trang chi tiết sản phẩm (ProductDetail.jsx) hiển thị thông tin toàn diện về đôi giày thể thao dựa trên Slug chuẩn SEO truyền từ URL.</w:t>
       </w:r>
@@ -43498,6 +43391,7 @@
       <w:pPr>
         <w:jc w:val="both"/>
       </w:pPr>
+      <w:r/>
       <w:r>
         <w:t>React sử dụng useParams để trích xuất Slug và gọi API GET /api/products/slug/{slug} tải dữ liệu chi tiết từ máy chủ Backend.</w:t>
       </w:r>
@@ -43506,8 +43400,8 @@
       <w:pPr>
         <w:jc w:val="both"/>
       </w:pPr>
-      <w:r>
-        <w:lastRenderedPageBreak/>
+      <w:r/>
+      <w:r>
         <w:t>Giao diện hiển thị hình ảnh sản phẩm phóng to sắc nét, tên giày, giá niêm yết, giá khuyến mãi, danh sách các biến thể kích cỡ size và màu sắc còn tồn kho kèm theo nút thêm vào giỏ hàng.</w:t>
       </w:r>
     </w:p>
@@ -43515,6 +43409,7 @@
       <w:pPr>
         <w:jc w:val="both"/>
       </w:pPr>
+      <w:r/>
       <w:r>
         <w:t>Đối với phần mô tả chi tiết chứa mã định dạng HTML (do nhân viên soạn thảo bằng CKEditor từ trang admin), Frontend sử dụng thuộc tính dangerouslySetInnerHTML của React để hiển thị đúng bố cục văn bản gốc.</w:t>
       </w:r>
@@ -43523,6 +43418,7 @@
       <w:pPr>
         <w:jc w:val="both"/>
       </w:pPr>
+      <w:r/>
       <w:r>
         <w:t>Trang chi tiết cũng hiển thị danh sách các sản phẩm liên quan cùng danh mục ở phía chân trang để kích thích nhu cầu mua sắm của khách hàng.</w:t>
       </w:r>
@@ -43638,6 +43534,7 @@
       <w:pPr>
         <w:jc w:val="both"/>
       </w:pPr>
+      <w:r/>
       <w:r>
         <w:t>Hệ thống hỗ trợ các trang chức năng thành viên hoàn chỉnh giúp quản lý thông tin khách hàng khép kín. Khách hàng đăng ký tài khoản qua trang Register.jsx bằng cách điền Họ tên, Email, Số điện thoại và Mật khẩu.</w:t>
       </w:r>
@@ -43646,6 +43543,7 @@
       <w:pPr>
         <w:jc w:val="both"/>
       </w:pPr>
+      <w:r/>
       <w:r>
         <w:t>Khi đăng nhập thành công qua trang Login.jsx, client lưu thông tin khách hàng và JWT Token vào localStorage, đồng thời chuyển trạng thái Header hiển thị lời chào kèm nút Đăng xuất.</w:t>
       </w:r>
@@ -43654,6 +43552,7 @@
       <w:pPr>
         <w:jc w:val="both"/>
       </w:pPr>
+      <w:r/>
       <w:r>
         <w:t>Chức năng quên mật khẩu gửi yêu cầu đến API. Backend sẽ tự động sinh mật khẩu tạm thời bảo mật cao và gửi email xác nhận thông qua SMTP Gmail trực tiếp tới hộp thư của khách hàng.</w:t>
       </w:r>
@@ -43662,6 +43561,7 @@
       <w:pPr>
         <w:jc w:val="both"/>
       </w:pPr>
+      <w:r/>
       <w:r>
         <w:t>Khách hàng có thể truy cập trang cập nhật thông tin cá nhân để chỉnh sửa địa chỉ nhận hàng, số điện thoại hoặc thay đổi mật khẩu mới.</w:t>
       </w:r>
@@ -43670,6 +43570,7 @@
       <w:pPr>
         <w:jc w:val="both"/>
       </w:pPr>
+      <w:r/>
       <w:r>
         <w:t>Trang lịch sử đơn hàng cho phép thành viên xem danh sách các đơn hàng đã đặt kèm trạng thái tiến trình xử lý (Chờ duyệt, Đang giao, Đã giao, Đã hủy) và bấm xem chi tiết từng mặt hàng đã mua.</w:t>
       </w:r>
@@ -43825,6 +43726,7 @@
       <w:pPr>
         <w:jc w:val="both"/>
       </w:pPr>
+      <w:r/>
       <w:r>
         <w:t>Quy trình giỏ hàng được quản lý chặt chẽ tại trang Cart.jsx. Danh sách các sản phẩm và biến thể size/màu được chọn được lưu trữ trực tiếp trong localStorage của trình duyệt, giúp giỏ hàng không bị mất khi tải lại trang hoặc đóng trình duyệt.</w:t>
       </w:r>
@@ -43833,6 +43735,7 @@
       <w:pPr>
         <w:jc w:val="both"/>
       </w:pPr>
+      <w:r/>
       <w:r>
         <w:t>Khách hàng có thể tăng giảm số lượng sản phẩm mua trực tiếp trên giỏ hàng, hệ thống tự động tính toán tổng số tiền thanh toán tương ứng.</w:t>
       </w:r>
@@ -43841,6 +43744,7 @@
       <w:pPr>
         <w:jc w:val="both"/>
       </w:pPr>
+      <w:r/>
       <w:r>
         <w:t>Khi bấm thanh toán, hệ thống yêu cầu đăng nhập và chuyển sang trang Checkout.jsx hiển thị biểu mẫu giao hàng (ShippingForm.jsx) để khách hàng nhập thông tin nhận hàng.</w:t>
       </w:r>
@@ -43849,6 +43753,7 @@
       <w:pPr>
         <w:jc w:val="both"/>
       </w:pPr>
+      <w:r/>
       <w:r>
         <w:t>Khi nhấn xác nhận đặt hàng, Frontend gửi dữ liệu giỏ hàng và thông tin giao nhận lên API POST /api/orders.</w:t>
       </w:r>
@@ -43857,6 +43762,7 @@
       <w:pPr>
         <w:jc w:val="both"/>
       </w:pPr>
+      <w:r/>
       <w:r>
         <w:t>Backend kiểm tra tồn kho, nếu thành công sẽ trừ kho hàng và gửi email xác nhận hóa đơn. Frontend nhận phản hồi thành công, xóa sạch giỏ hàng trong localStorage, hiển thị trang thông báo hoàn tất đơn hàng và điều hướng người dùng về trang lịch sử mua sắm.</w:t>
       </w:r>
@@ -44374,16 +44280,19 @@
       <w:bookmarkEnd w:id="39"/>
     </w:p>
     <w:p>
+      <w:r/>
       <w:r>
         <w:t>Để đánh giá tính an toàn và khả năng bảo mật của hệ thống quản trị, sinh viên tiến hành kiểm thử hộp đen (Black-box testing) chức năng phân quyền truy cập động giữa hai vai trò nhân viên cốt lõi: ROLE_ADMIN (Quản trị viên toàn quyền) và ROLE_EDITOR (Biên tập viên nội dung).</w:t>
       </w:r>
     </w:p>
     <w:p>
+      <w:r/>
       <w:r>
         <w:t>Quy trình kiểm thử vai trò Editor: Sử dụng tài khoản nhân viên được gán vai trò ROLE_EDITOR đăng nhập vào hệ thống Admin Dashboard. Nhân viên truy cập thành công các trang quản lý sản phẩm, danh mục sản phẩm và bài viết tin tức. Tuy nhiên, trên Menu điều hướng, các liên kết đến trang quản lý nhân sự (/users) và quản lý vai trò (/roles) bị ẩn đi hoàn toàn. Khi biên tập viên cố tình gõ trực tiếp URL trên thanh địa chỉ trình duyệt, bộ định tuyến Route Guard của React lập tức chặn yêu cầu và chuyển hướng về trang cảnh báo Access Denied. Đồng thời, nếu gửi yêu cầu API trực tiếp bằng công cụ bên ngoài, Spring Security phía Backend sẽ kiểm tra JWT Token, phát hiện không có quyền và trả về mã lỗi HTTP 403 Forbidden.</w:t>
       </w:r>
     </w:p>
     <w:p>
+      <w:r/>
       <w:r>
         <w:t>Quy trình kiểm thử vai trò Admin: Đăng nhập bằng tài khoản admin mặc định. Quản trị viên truy cập bình thường tất cả các trang chức năng, thực hiện CRUD nhân sự và chỉnh sửa vai trò nhân viên thành công. Hệ thống cũng thực thi quy tắc chống khóa (Anti-Lockout): Admin không được tự xóa tài khoản của chính mình hoặc tự hạ quyền bản thân, nếu thực hiện hệ thống sẽ hiển thị cảnh báo lỗi màu đỏ trực quan.</w:t>
       </w:r>
@@ -44504,16 +44413,19 @@
       <w:bookmarkEnd w:id="40"/>
     </w:p>
     <w:p>
+      <w:r/>
       <w:r>
         <w:t>Nghiệp vụ thanh toán đặt hàng và đồng bộ số lượng sản phẩm được kiểm thử tích hợp (Integration testing) để xác minh tính nhất quán dữ liệu và tính toàn vẹn của database transaction.</w:t>
       </w:r>
     </w:p>
     <w:p>
+      <w:r/>
       <w:r>
         <w:t>Kiểm thử điều kiện biên với lỗi vượt giới hạn tồn kho: Giả sử sản phẩm giày Nike Jordan 2PF trong database chỉ còn tồn kho 2 đôi. Khách hàng thêm sản phẩm này vào giỏ hàng với số lượng 3 đôi và tiến hành điền thông tin thanh toán. Khi khách hàng bấm xác nhận đặt hàng, client gửi yêu cầu POST đến API. Backend Spring Boot mở một database transaction để kiểm tra số lượng đặt với tồn kho của biến thể sản phẩm. Phát hiện số lượng đặt (3) lớn hơn tồn kho (2), Backend lập tức thực hiện Rollback transaction (không tạo đơn hàng, không trừ kho) và phản hồi mã lỗi HTTP 400 Bad Request kèm thông báo lỗi chi tiết. Frontend ReactJS nhận mã lỗi này, hiển thị hộp thoại cảnh báo màu đỏ trực quan yêu cầu khách hàng cập nhật lại số lượng giỏ hàng.</w:t>
       </w:r>
     </w:p>
     <w:p>
+      <w:r/>
       <w:r>
         <w:t>Kiểm thử luồng đặt hàng và cập nhật đơn hàng thành công: Khách hàng giảm số lượng mua giày Jordan xuống 1 đôi và nhấn đặt hàng. Backend kiểm duyệt thành công, thực hiện trừ tồn kho sản phẩm đi 1 (tồn kho mới cập nhật là 1), ghi nhận đơn hàng và chi tiết đơn hàng vào MySQL. Khi nhân viên truy cập Admin Dashboard để cập nhật trạng thái đơn hàng sang 'Đang giao' hoặc 'Đã giao', yêu cầu PUT được gửi lên Backend với đầy đủ thông tin người nhận đã được ánh xạ (recipientName và recipientPhone), đảm bảo thông tin hóa đơn lưu trữ trong cơ sở dữ liệu luôn chính xác và không bị thay đổi bởi dữ liệu mặc định.</w:t>
       </w:r>
@@ -44619,21 +44531,25 @@
       <w:bookmarkEnd w:id="41"/>
     </w:p>
     <w:p>
+      <w:r/>
       <w:r>
         <w:t>Kiểm thử phi chức năng được thực hiện bằng cách giám sát hiệu năng mạng, các cuộc gọi API ngầm và tính tương thích thông qua Trình duyệt Chrome Developer Tools (F12) và Swagger UI.</w:t>
       </w:r>
     </w:p>
     <w:p>
+      <w:r/>
       <w:r>
         <w:t>Giám sát hiệu năng cuộc gọi API và CORS: Khi tương tác trên Frontend ReactJS, các yêu cầu HTTP API được gửi đến Backend Spring Boot và nhận phản hồi cực nhanh (chỉ từ 15ms đến 45ms). Tại tab Network của F12, các yêu cầu preflight (OPTIONS) được ghi nhận nhận mã trạng thái 200 OK thành công từ Spring Security CORS Configuration, cho phép các yêu cầu GET/POST/PUT chính thức được thực hiện mượt mà mà không có bất kỳ cảnh báo lỗi chặn kết nối nào.</w:t>
       </w:r>
     </w:p>
     <w:p>
+      <w:r/>
       <w:r>
         <w:t>Giám sát lỗi Console và Upload ảnh: Tab Console của F12 được theo dõi kỹ lưỡng xuyên suốt quá trình kiểm thử tải lên hình ảnh sản phẩm. Ảnh tải lên qua FileUploadController được ghi nhận lưu trực tiếp trên máy chủ và lập tức hiển thị trên giao diện của cả trang chủ lẫn trang quản trị nhờ Resource Handler ảo trong WebConfig, không xảy ra hiện tượng vỡ hình (broken image) hay trả về mã lỗi 404.</w:t>
       </w:r>
     </w:p>
     <w:p>
+      <w:r/>
       <w:r>
         <w:t>Thử nghiệm trực quan qua Swagger UI: Khi truy cập địa chỉ http://localhost:8080/swagger-ui/index.html, giao diện Swagger UI liệt kê đầy đủ danh sách các controllers, các API endpoints và cấu trúc dữ liệu JSON. Thực hiện gửi yêu cầu đăng nhập trực tiếp trên Swagger, Backend phản hồi kết quả JWT Token chính xác, hỗ trợ đắc lực cho công tác debug nhanh.</w:t>
       </w:r>
@@ -44743,16 +44659,19 @@
       <w:proofErr w:type="spellEnd"/>
     </w:p>
     <w:p>
+      <w:r/>
       <w:r>
         <w:t>Dựa trên kết quả thử nghiệm thực tế và quá trình vận hành hệ thống, sinh viên rút ra các đánh giá khách quan về giải pháp thiết kế:</w:t>
       </w:r>
     </w:p>
     <w:p>
+      <w:r/>
       <w:r>
         <w:t>Ưu điểm nổi bật: Kiến trúc tách biệt hoàn toàn giữa Frontend (ReactJS) và Backend (Spring Boot Web API) mang lại hiệu năng cao, giảm tải cho server và dễ dàng bảo trì, mở rộng độc lập các phân hệ. Hệ thống bảo mật an toàn nhờ băm mật khẩu một chiều BCrypt, cơ chế Stateless JWT Token và phân quyền động dựa trên vai trò (RBAC) chặt chẽ. CSDL thiết kế chuẩn hóa giúp đảm bảo tính toàn vẹn tham chiếu. Hỗ trợ cơ chế tự động Seed Data và tự động cấu hình kiểu cột hình ảnh LONGTEXT linh hoạt.</w:t>
       </w:r>
     </w:p>
     <w:p>
+      <w:r/>
       <w:r>
         <w:t>Nhược điểm tồn tại: Trạng thái giỏ hàng lưu ở LocalStorage nên sẽ bị mất nếu người dùng xóa dữ liệu duyệt web hoặc đổi thiết bị. Hệ thống thanh toán chỉ hỗ trợ COD, chưa kết nối trực tiếp các cổng thanh toán online. Chưa triển khai hàng gửi email tự động chạy ngầm (Asynchronous Background Job) dẫn đến thời gian phản hồi API đặt hàng bị kéo dài nhẹ do tiến trình gửi email SMTP đồng bộ.</w:t>
       </w:r>
@@ -44865,22 +44784,21 @@
       <w:proofErr w:type="spellEnd"/>
     </w:p>
     <w:p>
+      <w:r/>
       <w:r>
         <w:t>Sau quá trình nghiên cứu, thiết kế và hoàn thiện đồ án xây dựng hệ thống quản trị nội dung kết hợp bán hàng Chinh Hoops, sinh viên đã gặt hái được những kết quả quan trọng về kiến thức chuyên môn và kỹ năng thực hành phần mềm.</w:t>
       </w:r>
     </w:p>
     <w:p>
+      <w:r/>
       <w:r>
         <w:t>Về kiến thức chuyên môn: Nắm vững quy trình thiết kế cơ sở dữ liệu quan hệ chuẩn hóa trên MySQL, làm chủ công nghệ ánh xạ Hibernate JPA và cơ chế di trú kiểu cột dữ liệu động. Hiểu sâu sắc kiến trúc Spring Boot RESTful API, thiết lập bộ lọc Spring Security để bảo vệ API và phân quyền RBAC chặt chẽ. Thành thạo lập trình ứng dụng một trang (SPA) bằng ReactJS kết hợp Vite, Tailwind CSS, điều hướng định tuyến react-router-dom và gọi API bất đồng bộ bằng Axios.</w:t>
       </w:r>
     </w:p>
     <w:p>
-      <w:r>
-        <w:t xml:space="preserve">Về kỹ năng thực hành: Củng cố kỹ năng gỡ lỗi full-stack, phân tích hiệu năng mạng qua F12 Developer Tools và tài liệu hóa API bằng Swagger UI. Đồng thời rèn luyện tư duy giải quyết </w:t>
-      </w:r>
-      <w:r>
-        <w:lastRenderedPageBreak/>
-        <w:t>các bài toán nghiệp vụ phức tạp như đồng bộ tồn kho, transaction rollback và ràng buộc bảo vệ admin panel.</w:t>
+      <w:r/>
+      <w:r>
+        <w:t>Về kỹ năng thực hành: Củng cố kỹ năng gỡ lỗi full-stack, phân tích hiệu năng mạng qua F12 Developer Tools và tài liệu hóa API bằng Swagger UI. Đồng thời rèn luyện tư duy giải quyết các bài toán nghiệp vụ phức tạp như đồng bộ tồn kho, transaction rollback và ràng buộc bảo vệ admin panel.</w:t>
       </w:r>
     </w:p>
     <w:p>
@@ -45031,26 +44949,31 @@
       <w:bookmarkEnd w:id="45"/>
     </w:p>
     <w:p>
+      <w:r/>
       <w:r>
         <w:t>Để khắc phục các nhược điểm hiện tại và phát triển hệ thống bán giày Chinh Hoops thành một giải pháp thương mại điện tử chuyên nghiệp cấp doanh nghiệp, định hướng nâng cấp trong tương lai sẽ tập trung vào các mục tiêu sau:</w:t>
       </w:r>
     </w:p>
     <w:p>
+      <w:r/>
       <w:r>
         <w:t>Một là, tích hợp cổng thanh toán trực tuyến: Kết nối các cổng thanh toán điện tử uy tín tại Việt Nam như VNPay, MoMo, ZaloPay hoặc cổng quốc tế Paypal, Stripe để đa dạng hóa phương thức thanh toán cho khách hàng.</w:t>
       </w:r>
     </w:p>
     <w:p>
+      <w:r/>
       <w:r>
         <w:t>Hai là, đồng bộ hóa giỏ hàng phía máy chủ: Lưu trữ giỏ hàng trong cơ sở dữ liệu thay vì LocalStorage để duy trì giỏ hàng của khách hàng đồng bộ trên mọi thiết bị đăng nhập.</w:t>
       </w:r>
     </w:p>
     <w:p>
+      <w:r/>
       <w:r>
         <w:t>Ba là, triển khai hàng đợi gửi email bất đồng bộ: Sử dụng Spring Boot `@Async` hoặc RabbitMQ/Kafka để xử lý gửi email xác nhận đơn hàng chạy ngầm, tránh gây nghẽn tiến trình xử lý checkout chính của API.</w:t>
       </w:r>
     </w:p>
     <w:p>
+      <w:r/>
       <w:r>
         <w:t>Bốn là, áp dụng trí tuệ nhân tạo (AI): Xây dựng hệ thống gợi ý sản phẩm tự động dựa trên thói quen mua sắm, lịch sử tìm kiếm và danh mục quan tâm của khách hàng để hiển thị các đề xuất giày thể thao phù hợp nhất trên trang chi tiết sản phẩm.</w:t>
       </w:r>
@@ -45077,26 +45000,31 @@
       <w:pPr>
         <w:jc w:val="both"/>
       </w:pPr>
+      <w:r/>
       <w:r>
         <w:t>1. Spring Boot Reference Documentation - https://docs.spring.io/spring-boot/index.html</w:t>
       </w:r>
     </w:p>
     <w:p>
+      <w:r/>
       <w:r>
         <w:t>2. ReactJS Official Documentation - https://react.dev/</w:t>
       </w:r>
     </w:p>
     <w:p>
+      <w:r/>
       <w:r>
         <w:t>3. Spring Security Reference Guide - https://docs.spring.io/spring-security/reference/index.html</w:t>
       </w:r>
     </w:p>
     <w:p>
+      <w:r/>
       <w:r>
         <w:t>4. MySQL Reference Manual - https://dev.mysql.com/doc/refman/8.0/en/</w:t>
       </w:r>
     </w:p>
     <w:p>
+      <w:r/>
       <w:r>
         <w:t>5. Axios HTTP Client Documentation - https://axios-http.com/docs/intro</w:t>
       </w:r>
@@ -45261,46 +45189,55 @@
       <w:pPr>
         <w:jc w:val="both"/>
       </w:pPr>
+      <w:r/>
       <w:r>
         <w:t>- Mã nguồn dự án trên GitHub: https://github.com/VuHoangChinh222/web2</w:t>
       </w:r>
     </w:p>
     <w:p>
+      <w:r/>
       <w:r>
         <w:t>- Tài khoản quản trị kiểm thử (Admin Dashboard): admin / mật khẩu: chinh123</w:t>
       </w:r>
     </w:p>
     <w:p>
+      <w:r/>
       <w:r>
         <w:t>- Tài khoản khách hàng demo: kakashigh147@gmail.com / mật khẩu: 123456</w:t>
       </w:r>
     </w:p>
     <w:p>
+      <w:r/>
       <w:r>
         <w:t>- Hướng dẫn cài đặt nhanh hệ thống:</w:t>
       </w:r>
     </w:p>
     <w:p>
+      <w:r/>
       <w:r>
         <w:t>1. Clone mã nguồn từ GitHub về máy tính cá nhân.</w:t>
       </w:r>
     </w:p>
     <w:p>
+      <w:r/>
       <w:r>
         <w:t>2. Mở dự án Backend vuhoangchinh bằng IntelliJ IDEA hoặc Eclipse, cấu hình chuỗi kết nối MySQL tại tệp src/main/resources/application.properties.</w:t>
       </w:r>
     </w:p>
     <w:p>
+      <w:r/>
       <w:r>
         <w:t>3. Chạy ứng dụng Spring Boot (mặc định khởi động tại cổng 8080).</w:t>
       </w:r>
     </w:p>
     <w:p>
+      <w:r/>
       <w:r>
         <w:t>4. Mở thư mục backendUI bằng Visual Studio Code, chạy lệnh npm install và npm run dev để khởi động Admin Dashboard (cổng 5174).</w:t>
       </w:r>
     </w:p>
     <w:p>
+      <w:r/>
       <w:r>
         <w:t>5. Mở thư mục frontendUI bằng Visual Studio Code, chạy lệnh npm install và npm run dev để khởi động Client Storefront (cổng 5173).</w:t>
       </w:r>

--- a/VuHoangChinh-2122110380.docx
+++ b/VuHoangChinh-2122110380.docx
@@ -45587,6 +45587,46 @@
     <w:p>
       <w:r>
         <w:t>[CHỖ TRỐNG CẦN THÊM ẢNH 8: Chụp màn hình Modal xem thông tin Staff (UserViewModal) hiển thị danh sách các bài viết do nhân sự đó đã tạo]</w:t>
+      </w:r>
+    </w:p>
+    <w:p>
+      <w:pPr>
+        <w:pStyle w:val="Heading2"/>
+      </w:pPr>
+      <w:r>
+        <w:t>8. Tích hợp Trợ lý AI Bán hàng (AI Chatbot) và Tối ưu hóa UI/UX</w:t>
+      </w:r>
+    </w:p>
+    <w:p>
+      <w:r>
+        <w:rPr>
+          <w:b/>
+        </w:rPr>
+        <w:t>Hệ thống cửa hàng giày thể thao Chinh Hoops đã được nâng cấp tích hợp thành công Trợ lý AI Bán hàng (AI Sales Assistant) sử dụng kỹ thuật RAG (Retrieval-Augmented Generation) kết hợp giữa CSDL Vector cục bộ và mô hình ngôn ngữ lớn:</w:t>
+      </w:r>
+    </w:p>
+    <w:p>
+      <w:r>
+        <w:t xml:space="preserve">• Kiến trúc RAG và Đồng bộ Dữ liệu: </w:t>
+      </w:r>
+      <w:r>
+        <w:t>Server AI được xây dựng độc lập bằng Python FastAPI (chạy cổng 8000), sử dụng ChromaDB làm cơ sở dữ liệu Vector lưu trữ thông tin sản phẩm và kết nối trực tiếp đến mô hình Google Gemini 3.5 Flash thông qua SDK google-genai mới nhất. Khi Admin thực hiện CRUD sản phẩm tại Backend Java, hệ thống sẽ tự động gửi yêu cầu đồng bộ bất đồng bộ (Asynchronous Sync) sang FastAPI để cập nhật ChromaDB thời gian thực.</w:t>
+      </w:r>
+    </w:p>
+    <w:p>
+      <w:r>
+        <w:t xml:space="preserve">• Tối ưu hóa Hiệu năng Backend (Non-Blocking): </w:t>
+      </w:r>
+      <w:r>
+        <w:t>Để khắc phục tình trạng nghẽn Event Loop của FastAPI khi ChromaDB thực hiện tính toán vector embedding và truy vấn trên CPU (mất khoảng 1-2 giây), hệ thống áp dụng kỹ thuật bọc hàm truy vấn trong asyncio.to_thread. Điều này giúp chạy tác vụ trong một luồng riêng biệt (Thread Pool), giải phóng Event Loop chính của FastAPI để xử lý các kết nối khác song song, tăng tốc độ phản hồi đáng kể.</w:t>
+      </w:r>
+    </w:p>
+    <w:p>
+      <w:r>
+        <w:t xml:space="preserve">• Thiết kế UI/UX Màu Cam Thương Hiệu và Hiệu ứng Bouncing: </w:t>
+      </w:r>
+      <w:r>
+        <w:t>Khung chat Widget (ChatWidget.jsx) được định tuyến ở mức Router toàn cục của ReactJS, tránh bị che khuất bởi các container trang con. Giao diện được thiết kế theo phong cách Glassmorphism với tông màu cam chủ đạo (#f97316, #ea580c) đồng bộ với nhận diện thương hiệu Chinh Hoops. Vị trí khung chat được tinh chỉnh cố định sát góc phải bên dưới (bottom: 24px) khi mở rộng, khắc phục lỗi lệch vị trí tạo khoảng trống lớn. Ngoài ra, ba dấu chấm biểu thị đang gõ chữ được thiết kế hiệu ứng nhảy lên xuống nhịp nhàng (bouncing dots animation) thay vì nhấp nháy mờ tắt đơn thuần, đem lại trải nghiệm cao cấp giống các dịch vụ chat hàng đầu.</w:t>
       </w:r>
     </w:p>
     <w:sectPr>

--- a/VuHoangChinh-2122110380.docx
+++ b/VuHoangChinh-2122110380.docx
@@ -45615,18 +45615,42 @@
     </w:p>
     <w:p>
       <w:r>
-        <w:t xml:space="preserve">• Tối ưu hóa Hiệu năng Backend (Non-Blocking): </w:t>
-      </w:r>
-      <w:r>
-        <w:t>Để khắc phục tình trạng nghẽn Event Loop của FastAPI khi ChromaDB thực hiện tính toán vector embedding và truy vấn trên CPU (mất khoảng 1-2 giây), hệ thống áp dụng kỹ thuật bọc hàm truy vấn trong asyncio.to_thread. Điều này giúp chạy tác vụ trong một luồng riêng biệt (Thread Pool), giải phóng Event Loop chính của FastAPI để xử lý các kết nối khác song song, tăng tốc độ phản hồi đáng kể.</w:t>
+        <w:t xml:space="preserve">• Nâng cấp RAG đa chiều &amp; Đồng bộ Biến thể: </w:t>
+      </w:r>
+      <w:r>
+        <w:t>Để hỗ trợ AI trả lời các câu hỏi chi tiết về từng biến thể sản phẩm, hệ thống đã mở rộng cấu hình đồng bộ hóa. Bên cạnh thông tin cơ bản, dữ liệu chuyển giao sang ChromaDB giờ đây bao gồm: giá bán gốc (basePrice), giá khuyến mãi (discountPrice), tính toán số tiền tiết kiệm và danh sách toàn bộ các biến thể cụ thể (kích cỡ size, màu sắc color, số lượng tồn kho thực tế của từng size/màu). AI có thể tra cứu và đưa ra tư vấn chính xác size giày hay màu sắc còn hay hết hàng trực tiếp dựa trên dữ liệu cập nhật.</w:t>
       </w:r>
     </w:p>
     <w:p>
       <w:r>
+        <w:t xml:space="preserve">• Tự động đánh nhãn Sản phẩm Bán chạy (Best Seller): </w:t>
+      </w:r>
+      <w:r>
+        <w:t>FastAPI Server được bổ sung logic tự động gọi API /best-sellers từ Java Backend để nhận diện 5 sản phẩm bán chạy nhất hệ thống. AI tự động gắn nhãn đặc điểm nổi bật "Sản phẩm bán chạy nhất (Best Seller) tại cửa hàng Chinh Hoops" vào tài liệu tri thức ChromaDB, giúp trợ lý AI nhanh chóng gợi ý các mẫu giày hot nhất khi khách hàng yêu cầu tư vấn.</w:t>
+      </w:r>
+    </w:p>
+    <w:p>
+      <w:r>
+        <w:t xml:space="preserve">• Tối ưu hóa Hiệu năng Backend (Non-Blocking): </w:t>
+      </w:r>
+      <w:r>
+        <w:t>Để khắc phục tình trạng nghẽn Event Loop của FastAPI khi ChromaDB thực hiện tính toán vector embedding và truy vấn trên CPU (mất khoảng 1-2 giây), hệ thống áp dụng kỹ thuật bọc hàm truy vấn trong asyncio.to_thread. Điều này giúp chạy tác vụ trong một luồng riêng biệt (Thread Pool), giải phóng Event Loop chính của FastAPI để xử lý các kết nối khác song song, tăng tốc độ phản hồi đáng kể.</w:t>
+      </w:r>
+    </w:p>
+    <w:p>
+      <w:r>
         <w:t xml:space="preserve">• Thiết kế UI/UX Màu Cam Thương Hiệu và Hiệu ứng Bouncing: </w:t>
       </w:r>
       <w:r>
-        <w:t>Khung chat Widget (ChatWidget.jsx) được định tuyến ở mức Router toàn cục của ReactJS, tránh bị che khuất bởi các container trang con. Giao diện được thiết kế theo phong cách Glassmorphism với tông màu cam chủ đạo (#f97316, #ea580c) đồng bộ với nhận diện thương hiệu Chinh Hoops. Vị trí khung chat được tinh chỉnh cố định sát góc phải bên dưới (bottom: 24px) khi mở rộng, khắc phục lỗi lệch vị trí tạo khoảng trống lớn. Ngoài ra, ba dấu chấm biểu thị đang gõ chữ được thiết kế hiệu ứng nhảy lên xuống nhịp nhàng (bouncing dots animation) thay vì nhấp nháy mờ tắt đơn thuần, đem lại trải nghiệm cao cấp giống các dịch vụ chat hàng đầu.</w:t>
+        <w:t>Khung chat Widget (ChatWidget.jsx) được định tuyến ở mức Router toàn cục của ReactJS, tránh bị che khuất bởi các container trang con. Giao diện được thiết kế theo phong cách Glassmorphism với tông màu cam chủ đạo (#f97316, #ea580c) đồng bộ với nhận diện thương hiệu Chinh Hoops. Vị trí khung chat được tinh chỉnh cố định sát góc phải bên dưới (bottom: 24px) khi mở rộng. Mã CSS được tách rời hoàn toàn sang tệp độc lập ChatWidget.css với bình luận chi tiết. Ngoài ra, ba dấu chấm biểu thị đang gõ chữ được thiết kế hiệu ứng nhảy lên xuống nhịp nhàng (bouncing dots animation), đem lại trải nghiệm cao cấp.</w:t>
+      </w:r>
+    </w:p>
+    <w:p>
+      <w:r>
+        <w:t xml:space="preserve">• Khắc phục lỗi cuộn trang (Auto-scroll UX): </w:t>
+      </w:r>
+      <w:r>
+        <w:t>Khắc phục triệt để lỗi trải nghiệm cuộn khi khách hàng thu nhỏ và mở lại khung chat. Trạng thái đóng mở isOpen đã được đưa vào danh sách phụ thuộc của React Effect và trì hoãn khoảng 60ms để đảm bảo DOM render hoàn thiện trước khi tự động cuộn (scrollIntoView) mượt mà tới tin nhắn gần nhất dưới cùng.</w:t>
       </w:r>
     </w:p>
     <w:sectPr>

--- a/VuHoangChinh-2122110380.docx
+++ b/VuHoangChinh-2122110380.docx
@@ -45651,6 +45651,62 @@
       </w:r>
       <w:r>
         <w:t>Khắc phục triệt để lỗi trải nghiệm cuộn khi khách hàng thu nhỏ và mở lại khung chat. Trạng thái đóng mở isOpen đã được đưa vào danh sách phụ thuộc của React Effect và trì hoãn khoảng 60ms để đảm bảo DOM render hoàn thiện trước khi tự động cuộn (scrollIntoView) mượt mà tới tin nhắn gần nhất dưới cùng.</w:t>
+      </w:r>
+    </w:p>
+    <w:p>
+      <w:pPr>
+        <w:pStyle w:val="Heading2"/>
+      </w:pPr>
+      <w:r>
+        <w:t>9. Tối ưu hóa Quy trình Quản lý Sản phẩm, Phân trang và Đồng bộ Sắp xếp Storefront</w:t>
+      </w:r>
+    </w:p>
+    <w:p>
+      <w:r>
+        <w:rPr>
+          <w:b/>
+        </w:rPr>
+        <w:t>Hệ thống quản lý sản phẩm và trải nghiệm người dùng (UX) trên cả hai phân hệ quản trị (backendUI) và bán hàng (frontendUI) đã được tối ưu hóa toàn diện:</w:t>
+      </w:r>
+    </w:p>
+    <w:p>
+      <w:r>
+        <w:t xml:space="preserve">• Chuẩn hóa thông báo lỗi API sang Tiếng Anh (English-translated Error Handling): </w:t>
+      </w:r>
+      <w:r>
+        <w:t>Nhằm thay thế các thông báo lỗi kỹ thuật thô của cơ sở dữ liệu (Database Stacktraces), hệ thống đã tích hợp bộ định dạng thông báo lỗi tập trung formatApiError trong backendUI. Bộ tiện ích này tự động phân tích phản hồi lỗi từ API (như lỗi trùng lặp slug, trường dữ liệu bắt buộc bị trống, hoặc lỗi giá trị biến thể không hợp lệ) để hiển thị thông báo tiếng Anh ngắn gọn, rõ nghĩa cho người dùng (ví dụ: "Product short description is too long. Please shorten it.").</w:t>
+      </w:r>
+    </w:p>
+    <w:p>
+      <w:r>
+        <w:t xml:space="preserve">• Mở rộng cơ sở dữ liệu cho mô tả ngắn (Product Description Field Expansion): </w:t>
+      </w:r>
+      <w:r>
+        <w:t>Để tránh lỗi tràn bộ nhớ cột CSDL (Data Truncation Exception) when quản trị viên nhập mô tả sản phẩm chi tiết, kiểu dữ liệu của thuộc tính shortDescription trong thực thể Product (phía Java Backend) đã được chuyển đổi từ VARCHAR sang kiểu TEXT. Cấu hình Hibernate ddl-auto=update đã tự động cập nhật cấu trúc cột trong MySQL tương ứng.</w:t>
+      </w:r>
+    </w:p>
+    <w:p>
+      <w:r>
+        <w:t xml:space="preserve">• Hệ thống phân trang sản phẩm linh hoạt (Flexible CMS Pagination): </w:t>
+      </w:r>
+      <w:r>
+        <w:t>Bổ sung thanh điều hướng phân trang chuyên nghiệp cho trang danh sách sản phẩm quản trị (backendUI/src/pages/Products/Index.jsx). Hệ thống phân trang hỗ trợ giới hạn hiển thị động: hiển thị tối đa 6 sản phẩm ở chế độ Lưới (Grid view) và 10 sản phẩm ở chế độ Danh sách (List view). State phân trang được tối ưu tự động reset về trang 1 mỗi khi người dùng thay đổi bộ lọc danh mục, tìm kiếm theo tên hoặc hoán đổi chế độ xem.</w:t>
+      </w:r>
+    </w:p>
+    <w:p>
+      <w:r>
+        <w:t xml:space="preserve">• Cải tiến sắp xếp sản phẩm mới nhất trên Storefront (Newest Products First): </w:t>
+      </w:r>
+      <w:r>
+        <w:t>Khắc phục lỗi hiển thị sản phẩm cũ lên đầu trang bán hàng (frontendUI/src/pages/Product/Index.jsx). Các yêu cầu gọi API getAllProducts và getProductsByCategory trong dịch vụ productService.js đã được cấu hình thêm tham số sortDir=desc. Điều này đảm bảo trang chủ bán hàng luôn ưu tiên đưa các sản phẩm giày thể thao mới được cập nhật lên hàng đầu.</w:t>
+      </w:r>
+    </w:p>
+    <w:p>
+      <w:r>
+        <w:t xml:space="preserve">• Quản lý tiến trình và Giải phóng Port 8080 (Process &amp; Port Stability): </w:t>
+      </w:r>
+      <w:r>
+        <w:t>Thiết lập quy trình kiểm tra và dọn dẹp tài nguyên cổng mạng (Port 8080) trước khi khởi chạy API Server Java Spring Boot. Bằng cách phát hiện sớm và giải phóng các luồng chạy ngầm của các phiên làm việc cũ bị treo, đảm bảo môi trường phát triển và máy chủ Spring Boot luôn hoạt động ổn định, tránh xung đột cổng kết nối.</w:t>
       </w:r>
     </w:p>
     <w:sectPr>

--- a/VuHoangChinh-2122110380.docx
+++ b/VuHoangChinh-2122110380.docx
@@ -15648,10 +15648,10 @@
     </w:p>
     <w:p>
       <w:pPr>
-        <w:jc w:val="both"/>
+        <w:pStyle w:val="Heading3"/>
       </w:pPr>
       <w:r>
-        <w:t>Mô hình Ngôn ngữ Lớn (LLM - Large Language Model): Là các mô hình trí tuệ nhân tạo tiên tiến được huấn luyện trên lượng dữ liệu văn bản khổng lồ (hàng tỷ tham số), có khả năng hiểu, phân tích và sinh ngôn ngữ tự nhiên như con người. Trong đồ án này, Google Gemini API với model gemini-3.5-flash được tích hợp làm lõi xử lý hội thoại của Trợ lý AI Bán hàng (AI Sales Assistant), mang lại khả năng tư vấn sản phẩm thông minh và đàm thoại tự nhiên.</w:t>
+        <w:t>1.4.5. Mô hình Ngôn ngữ Lớn (LLM - Large Language Model)</w:t>
       </w:r>
     </w:p>
     <w:p>
@@ -15659,7 +15659,15 @@
         <w:jc w:val="both"/>
       </w:pPr>
       <w:r>
-        <w:t>Kỹ thuật RAG (Retrieval-Augmented Generation): Đây là phương pháp tăng cường tri thức cho mô hình ngôn ngữ bằng cách tích hợp thêm nguồn thông tin từ bên ngoài. Do các LLM thường bị giới hạn bởi thời điểm huấn luyện dữ liệu và dễ xảy ra hiện tượng 'ảo tưởng' (hallucination), RAG giải quyết triệt để vấn đề này bằng cách: khi nhận câu hỏi của khách hàng, hệ thống sẽ thực hiện truy vấn các sản phẩm liên quan từ CSDL Vector, ghép thông tin này làm ngữ cảnh (Context) cùng với câu hỏi ban đầu để gửi cho Gemini. Nhờ đó, AI luôn phản hồi chính xác dựa trên thông tin tồn kho và giá bán thực tế của cửa hàng.</w:t>
+        <w:t>Mô hình Ngôn ngữ Lớn (LLM - Large Language Model) đại diện cho một bước đột phá trong lĩnh vực Trí tuệ nhân tạo (AI) và Xử lý ngôn ngữ tự nhiên (NLP). Được huấn luyện trên các tập dữ liệu văn bản khổng lồ lên tới hàng trăm tỷ từ, các mô hình này học được cấu trúc ngữ pháp, ngữ cảnh ngữ nghĩa và cả khả năng lập luận cơ bản. Mô hình có thể hiểu các câu hỏi phức tạp từ người dùng và phản hồi tự nhiên như một chuyên gia tư vấn. Trong hệ thống Chinh Hoops, đồ án tích hợp mô hình Google Gemini 3.5 Flash (thông qua API Google GenAI). Model này nổi bật với cửa sổ ngữ cảnh rộng, tốc độ phản hồi cực nhanh và khả năng hiểu ngôn ngữ tiếng Việt tự nhiên rất tốt, đóng vai trò làm bộ não trung tâm để phân tích ý định của khách hàng và sinh câu trả lời tư vấn.</w:t>
+      </w:r>
+    </w:p>
+    <w:p>
+      <w:pPr>
+        <w:pStyle w:val="Heading3"/>
+      </w:pPr>
+      <w:r>
+        <w:t>1.4.6. Kỹ thuật RAG (Retrieval-Augmented Generation)</w:t>
       </w:r>
     </w:p>
     <w:p>
@@ -15667,7 +15675,15 @@
         <w:jc w:val="both"/>
       </w:pPr>
       <w:r>
-        <w:t>Cơ sở dữ liệu Vector (ChromaDB): Là hệ thống CSDL chuyên dụng để lưu trữ và truy vấn dữ liệu dưới dạng vector embedding (biểu diễn số học của ngữ nghĩa văn bản). Hệ thống sử dụng ChromaDB chạy cục bộ (local) trên FastAPI Server để thực hiện tìm kiếm tương đồng (Semantic Search) dựa trên khoảng cách Cosine giữa câu hỏi của khách hàng và thông tin sản phẩm, giúp lấy ra các sản phẩm phù hợp nhất trong thời gian cực ngắn (dưới 0.05 giây).</w:t>
+        <w:t>Retrieval-Augmented Generation (RAG) là một kỹ thuật tiên tiến giúp kết hợp sức mạng của mô hình ngôn ngữ lớn (LLM) với nguồn tri thức cơ sở dữ liệu bên ngoài. Mặc dù LLM rất thông minh, chúng có hai điểm yếu cố hữu: dữ liệu huấn luyện bị giới hạn thời gian (không biết thông tin sản phẩm mới nhất) và hiện tượng 'ảo tưởng' (hallucination - tự bịa ra thông tin sai lệch). Kỹ thuật RAG giải quyết triệt để vấn đề này theo quy trình 3 bước: (1) Truy xuất (Retrieval) - khi nhận câu hỏi của khách hàng, hệ thống tìm các sản phẩm, biến thể, giá bán, tồn kho liên quan trong cơ sở dữ liệu Vector; (2) Tăng cường (Augmentation) - ghép thông tin tìm được làm ngữ cảnh (Context) cùng câu hỏi gốc; (3) Sinh câu trả lời (Generation) - gửi ngữ cảnh và câu hỏi để Gemini sinh câu trả lời chính xác, cam kết thông tin trung thực dựa trên cơ sở dữ liệu thực tế của cửa hàng.</w:t>
+      </w:r>
+    </w:p>
+    <w:p>
+      <w:pPr>
+        <w:pStyle w:val="Heading3"/>
+      </w:pPr>
+      <w:r>
+        <w:t>1.4.7. Cơ sở dữ liệu Vector (ChromaDB)</w:t>
       </w:r>
     </w:p>
     <w:p>
@@ -15675,7 +15691,15 @@
         <w:jc w:val="both"/>
       </w:pPr>
       <w:r>
-        <w:t>Đăng nhập một lần Google OAuth 2.0: Là giao thức xác thực an toàn cho phép người dùng đăng nhập vào hệ thống bằng tài khoản Google của họ mà không cần chia sẻ mật khẩu trực tiếp. Hệ thống xác thực bằng cách gửi Google JWT Token nhận được từ Frontend lên Backend Spring Boot để kiểm tra chữ ký số từ máy chủ Google, đảm bảo đăng nhập nhanh chóng và bảo mật cao.</w:t>
+        <w:t>Cơ sở dữ liệu Vector (ChromaDB) đóng vai trò then chốt trong việc tìm kiếm ngữ nghĩa (Semantic Search) cho hệ thống RAG. Không giống như cơ sở dữ liệu quan hệ MySQL tìm kiếm theo từ khóa chính xác, ChromaDB lưu trữ dữ liệu dưới dạng các Vector Embedding (biểu diễn số học chứa đựng ý nghĩa ngữ nghĩa của từ ngữ). Khi người dùng tìm kiếm 'đôi giày nào êm chân để chạy bộ', hệ thống sẽ chuyển đổi câu hỏi này thành vector và thực hiện phép so sánh khoảng cách Cosine với các vector sản phẩm đã lưu. Nhờ đó, hệ thống có thể gợi ý các sản phẩm phù hợp dù câu hỏi không chứa chính xác từ khóa tên sản phẩm. ChromaDB hoạt động cục bộ (embedded) trong máy chủ Python FastAPI giúp truy xuất cực nhanh dưới 0.05 giây.</w:t>
+      </w:r>
+    </w:p>
+    <w:p>
+      <w:pPr>
+        <w:pStyle w:val="Heading3"/>
+      </w:pPr>
+      <w:r>
+        <w:t>1.4.8. Cơ chế đăng nhập một lần Google OAuth 2.0</w:t>
       </w:r>
     </w:p>
     <w:p>
@@ -15683,7 +15707,23 @@
         <w:jc w:val="both"/>
       </w:pPr>
       <w:r>
-        <w:t>Hệ thống gửi Email tự động qua SMTP (Simple Mail Transfer Protocol): Hệ thống sử dụng JavaMailSender cấu hình SMTP của Google Gmail để tự động gửi các email xác nhận đơn hàng khi khách hàng checkout thành công, hoặc gửi mật khẩu tạm thời khi khách hàng yêu cầu quên mật khẩu. Quá trình gửi thư được tối ưu hóa để hiển thị bảng chi tiết sản phẩm, kích cỡ, màu sắc cùng hình ảnh trực quan.</w:t>
+        <w:t>Google OAuth 2.0 là tiêu chuẩn công nghiệp về ủy quyền và đăng nhập an toàn. Thay vì bắt người dùng khởi tạo tài khoản mới và lưu mật khẩu trên hệ thống (tiềm ẩn nguy cơ rò rỉ thông tin), hệ thống tích hợp nút 'Đăng nhập bằng Google'. Người dùng xác thực trực tiếp trên máy chủ Google, sau đó hệ thống sẽ nhận về một mã Token JWT Google. Token này được chuyển lên Spring Boot Backend để giải mã và xác thực chữ ký số công khai từ Google. Giải pháp này giúp đơn giản hóa quy trình đăng ký, đăng nhập và bảo mật tối đa cho tài khoản khách hàng.</w:t>
+      </w:r>
+    </w:p>
+    <w:p>
+      <w:pPr>
+        <w:pStyle w:val="Heading3"/>
+      </w:pPr>
+      <w:r>
+        <w:t>1.4.9. Hệ thống gửi Email tự động qua giao thức SMTP</w:t>
+      </w:r>
+    </w:p>
+    <w:p>
+      <w:pPr>
+        <w:jc w:val="both"/>
+      </w:pPr>
+      <w:r>
+        <w:t>SMTP (Simple Mail Transfer Protocol) là giao thức chuẩn để truyền tải thư điện tử trên mạng Internet. Hệ thống tận dụng dịch vụ JavaMailSender của Spring Boot kết hợp với máy chủ SMTP của Gmail để tự động hóa các thông báo quan trọng. Khi khách hàng đặt hàng thành công, hệ thống gửi email HTML chứa bảng hóa đơn, hình ảnh sản phẩm, size và màu sắc. Khi khách hàng quên mật khẩu, hệ thống sinh mật khẩu ngẫu nhiên tạm thời và gửi email hướng dẫn đăng nhập và cập nhật mật khẩu, đảm bảo thông tin thông suốt và chuyên nghiệp.</w:t>
       </w:r>
     </w:p>
     <w:p>
@@ -44621,6 +44661,52 @@
     <w:p>
       <w:r>
         <w:t>• Xử lý ràng buộc khóa ngoại và bảo vệ xóa sản phẩm (Referenced Product Deletion Protection): Nâng cấp API xóa sản phẩm (deleteProduct) trong ProductController.java để kiểm tra sự tồn tại của sản phẩm trong các đơn hàng trước khi thực hiện xóa. Nếu sản phẩm đã được liên kết với giao dịch bán hàng, hệ thống sẽ trả về mã lỗi 400 Bad Request và danh sách các đơn hàng chứa nó. Trên giao diện quản trị (Products/Index.jsx), ứng dụng bắt lỗi và hiển thị một hộp thoại GlassModal cảnh báo trực quan liệt kê chi tiết mã đơn hàng, tên khách hàng và ngày đặt, đi kèm nút "Xem chi tiết" hỗ trợ quản trị viên chuyển hướng nhanh sang trang Đơn hàng để kiểm tra hóa đơn, đảm bảo an toàn dữ liệu và tối ưu trải nghiệm vận hành.</w:t>
+      </w:r>
+    </w:p>
+    <w:p>
+      <w:r>
+        <w:t>• Khắc phục lỗi hiển thị thông tin Danh mục bài viết (Blog Category Description &amp; Assigned Items Count): Bổ sung trường mô tả description (kiểu TEXT trong CSDL MySQL) vào thực thể CategoryBlog.java ở Java Backend và cập nhật API updateCategory tại CategoryBlogController.java để hỗ trợ lưu trữ thông tin. Đồng thời, cải tiến logic ánh xạ postCount của danh mục bài viết trên Admin Dashboard (Categories/Index.jsx) bằng cách kiểm tra thuộc tính categoryBlog.id của bài viết (tương ứng với cấu hình @ManyToOne của JPA), khắc phục triệt để lỗi cột Assigned Items hiển thị sai số lượng bài viết (luôn bằng 0) mặc dù thực tế đã có bài viết liên kết.</w:t>
+      </w:r>
+    </w:p>
+    <w:p>
+      <w:pPr/>
+      <w:r>
+        <w:t>• Loại bỏ trường Liên kết Điều hướng Banner (Remove Banner Redirect Link URL): Thực hiện rà soát thực thể Java Banner.java trong gói Entities và xác nhận CSDL MySQL không chứa cột redirect link. Để đồng bộ dữ liệu chuẩn xác và dọn dẹp giao diện quản trị, tiến hành loại bỏ hoàn toàn các trường dữ liệu link/linkUrl, ô nhập nhập liệu 'Redirect Link (URL)' tại BannerFormModal.jsx, và các phần hiển thị cột liên kết điều hướng tại BannerGridCard.jsx và BannerListItem.jsx trên giao diện quản trị Admin Dashboard.</w:t>
+      </w:r>
+    </w:p>
+    <w:p>
+      <w:pPr/>
+      <w:r>
+        <w:t>• Cấu hình Tăng giới hạn Kích thước tải lên tập tin (Multipart Upload Size Limit Increase): Khắc phục lỗi ném ngoại lệ MaxUploadSizeExceededException từ server Spring Boot (hiển thị thông báo lỗi 'Maximum upload size exceeded') khi người quản trị tải các tệp tin hình ảnh sản phẩm hoặc ảnh bìa bài viết có dung lượng lớn. Bằng cách bổ sung hai thuộc tính cấu hình spring.servlet.multipart.max-file-size=50MB và spring.servlet.multipart.max-request-size=50MB vào tệp cấu hình hệ thống application.properties, nâng giới hạn dung lượng tải lên tối đa từ mặc định (1MB/10MB) lên 50MB cho mỗi tệp và toàn bộ yêu cầu tải lên.</w:t>
+      </w:r>
+    </w:p>
+    <w:p>
+      <w:pPr/>
+      <w:r>
+        <w:t>• Tính năng Tự động phát sinh Slug bài viết (Automatic Blog Slug Generation): Tích hợp hàm chuyển đổi tiêu đề bài viết sang dạng đường dẫn thân thiện (Slug URL segment) tự động khi người dùng đang nhập 'Post Title' trong biểu mẫu viết bài BlogFormModal.jsx. Hệ thống loại bỏ dấu tiếng Việt, ký tự đặc biệt, chuẩn hóa khoảng trắng thành gạch ngang và chuyển về chữ thường để tự sinh slug. Tính năng này vẫn cho phép người quản trị tự do chỉnh sửa hoặc nhập đè nội dung slug theo ý muốn cá nhân, và có cơ chế fallback tự động tạo slug nếu trường này bị bỏ trống lúc lưu bài viết.</w:t>
+      </w:r>
+    </w:p>
+    <w:p>
+      <w:pPr/>
+      <w:r>
+        <w:t>• Sửa lỗi Lọc danh mục bài viết và hiển thị Dropdown menu (Blog Category Filtering &amp; Dropdown UI Fix): Khắc phục lỗi so khớp kiểu dữ liệu strict (số nguyên ID so với chuỗi string) khi lọc bài viết theo danh mục tại giao diện quản trị (/blogs), dẫn đến việc lựa chọn các danh mục cụ thể không trả về bất kỳ kết quả nào. Đồng thời, tinh chỉnh lại mã CSS và các thuộc tính class của thẻ select, loại bỏ thuộc tính background-image trùng lặp gây ra lỗi giao diện hiển thị nhiều mũi tên xuống chồng chéo nhau trong menu lọc, mang lại giao diện quản trị chuyên nghiệp, đồng bộ.</w:t>
+      </w:r>
+    </w:p>
+    <w:p>
+      <w:pPr/>
+      <w:r>
+        <w:t>• Bổ sung trường Mật khẩu và Địa chỉ khi thêm mới Khách hàng (Customer Creation Password &amp; Address Fields): Khắc phục lỗi thiếu trường nhập mật khẩu trong biểu mẫu thêm mới khách hàng ('Add New Customer Profile') tại trang quản lý khách hàng (/customers) của Admin Dashboard, khiến yêu cầu gửi lên API bị chặn bởi ràng buộc không được để trống mật khẩu (nullable = false) của cơ sở dữ liệu. Bổ sung trường nhập mật khẩu (chỉ bắt buộc khi thêm mới, ẩn/tùy chọn khi chỉnh sửa) và trường nhập địa chỉ trực quan vào biểu mẫu CustomerFormModal.jsx, đảm bảo tài khoản khách hàng được khởi tạo thành công với mật khẩu đã mã hóa an toàn trên hệ thống.</w:t>
+      </w:r>
+    </w:p>
+    <w:p>
+      <w:pPr/>
+      <w:r>
+        <w:t>• Khắc phục lỗi logic khi xóa đơn hàng và đồng bộ trạng thái CMS (CMS Order Deletion &amp; State Sync Fix): Triển khai bản vá lỗi trên giao diện Quản lý Đơn hàng (/orders) của Admin Dashboard để xử lý triệt để hiện tượng mất toàn bộ danh sách đơn hàng sau khi xóa. Cập nhật hàm handleDeleteOrder để tự động dọn dẹp các chi tiết đơn hàng tương ứng (orderDetails) trong bộ nhớ state, reset selectedOrderId về null và đóng modal chi tiết khi đơn hàng hiện tại bị xóa. Đồng thời, cấu hình so sánh an toàn bằng cách chuyển đổi kiểu dữ liệu ID sang dạng chuỗi (String(...)) trong logic lọc tìm kiếm (filteredOrders) và xác định đơn hàng đang mở (activeOrder), giúp ngăn ngừa lỗi so sánh kiểu dữ liệu strict (string vs number) dẫn đến lỗi crash và trắng giao diện.</w:t>
+      </w:r>
+    </w:p>
+    <w:p>
+      <w:r>
+        <w:t>• Bảo vệ xóa Danh mục (Category Deletion Protection): Tích hợp kiểm tra ràng buộc thực thể ở cả hai tầng (Frontend và Backend). Phía Backend, CategoryBlogController và CategoryProductController sử dụng các phương thức existsByCategoryBlogId và existsByCategoryId để kiểm tra sự tồn tại của bài viết hoặc sản phẩm liên quan. Phía Frontend (Index.jsx) được cập nhật để bắt lỗi chính xác thuộc tính categoryBlog, chặn việc gửi yêu cầu xóa lên server nếu danh mục không trống và hiển thị thông báo cảnh báo rõ ràng 'Không thể xóa danh mục: Có bài viết/sản phẩm đang thuộc danh mục này', ngăn ngừa triệt để lỗi ràng buộc khóa ngoại database.</w:t>
       </w:r>
     </w:p>
     <w:sectPr>

--- a/VuHoangChinh-2122110380.docx
+++ b/VuHoangChinh-2122110380.docx
@@ -44615,11 +44615,9 @@
       <w:pPr>
         <w:pStyle w:val="Heading2"/>
       </w:pPr>
-      <w:bookmarkStart w:id="58" w:name="_Toc234781733"/>
       <w:r>
         <w:t>9. Tối ưu hóa Quy trình Quản lý Sản phẩm, Phân trang và Đồng bộ Sắp xếp Storefront</w:t>
       </w:r>
-      <w:bookmarkEnd w:id="58"/>
     </w:p>
     <w:p>
       <w:r>
@@ -44631,82 +44629,66 @@
     </w:p>
     <w:p>
       <w:r>
-        <w:t>• Chuẩn hóa thông báo lỗi API sang Tiếng Anh (English-translated Error Handling): Nhằm thay thế các thông báo lỗi kỹ thuật thô của cơ sở dữ liệu (Database Stacktraces), hệ thống đã tích hợp bộ định dạng thông báo lỗi tập trung formatApiError trong backendUI. Bộ tiện ích này tự động phân tích phản hồi lỗi từ API (như lỗi trùng lặp slug, trường dữ liệu bắt buộc bị trống, hoặc lỗi giá trị biến thể không hợp lệ) để hiển thị thông báo tiếng Anh ngắn gọn, rõ nghĩa cho người dùng (ví dụ: "Product short description is too long. Please shorten it.").</w:t>
+        <w:t xml:space="preserve">• Chuẩn hóa thông báo lỗi API sang Tiếng Anh (English-translated Error Handling): </w:t>
+      </w:r>
+      <w:r>
+        <w:t>Nhằm thay thế các thông báo lỗi kỹ thuật thô của cơ sở dữ liệu (Database Stacktraces), hệ thống đã tích hợp bộ định dạng thông báo lỗi tập trung formatApiError trong backendUI. Bộ tiện ích này tự động phân tích phản hồi lỗi từ API (như lỗi trùng lặp slug, trường dữ liệu bắt buộc bị trống, hoặc lỗi giá trị biến thể không hợp lệ) để hiển thị thông báo tiếng Anh ngắn gọn, rõ nghĩa cho người dùng (ví dụ: "Product short description is too long. Please shorten it.").</w:t>
       </w:r>
     </w:p>
     <w:p>
       <w:r>
-        <w:t xml:space="preserve">• Mở rộng cơ sở dữ liệu cho mô tả ngắn (Product Description Field Expansion): Để tránh lỗi tràn bộ nhớ cột CSDL (Data Truncation Exception) when quản trị viên nhập mô tả sản phẩm chi tiết, kiểu dữ liệu của thuộc tính shortDescription trong thực thể Product (phía Java </w:t>
-      </w:r>
-      <w:r>
-        <w:lastRenderedPageBreak/>
-        <w:t>Backend) đã được chuyển đổi từ VARCHAR sang kiểu TEXT. Cấu hình Hibernate ddl-auto=update đã tự động cập nhật cấu trúc cột trong MySQL tương ứng.</w:t>
+        <w:t xml:space="preserve">• Mở rộng cơ sở dữ liệu cho mô tả ngắn (Product Description Field Expansion): </w:t>
+      </w:r>
+      <w:r>
+        <w:t>Để tránh lỗi tràn bộ nhớ cột CSDL (Data Truncation Exception) khi quản trị viên nhập mô tả sản phẩm chi tiết, kiểu dữ liệu của thuộc tính shortDescription trong thực thể Product (phía Java Backend) đã được chuyển đổi từ VARCHAR sang kiểu TEXT. Cấu hình Hibernate ddl-auto=update đã tự động cập nhật cấu trúc cột trong MySQL tương ứng.</w:t>
       </w:r>
     </w:p>
     <w:p>
       <w:r>
-        <w:t>• Hệ thống phân trang sản phẩm linh hoạt (Flexible CMS Pagination): Bổ sung thanh điều hướng phân trang chuyên nghiệp cho trang danh sách sản phẩm quản trị (backendUI/src/pages/Products/Index.jsx). Hệ thống phân trang hỗ trợ giới hạn hiển thị động: hiển thị tối đa 6 sản phẩm ở chế độ Lưới (Grid view) và 10 sản phẩm ở chế độ Danh sách (List view). State phân trang được tối ưu tự động reset về trang 1 mỗi khi người dùng thay đổi bộ lọc danh mục, tìm kiếm theo tên hoặc hoán đổi chế độ xem.</w:t>
+        <w:t xml:space="preserve">• Hệ thống phân trang sản phẩm linh hoạt (Flexible CMS Pagination): </w:t>
+      </w:r>
+      <w:r>
+        <w:t>Bổ sung thanh điều hướng phân trang chuyên nghiệp cho trang danh sách sản phẩm quản trị (backendUI/src/pages/Products/Index.jsx). Hệ thống phân trang hỗ trợ giới hạn hiển thị động: hiển thị tối đa 6 sản phẩm ở chế độ Lưới (Grid view) và 10 sản phẩm ở chế độ Danh sách (List view). State phân trang được tối ưu tự động reset về trang 1 mỗi khi người dùng thay đổi bộ lọc danh mục, tìm kiếm theo tên hoặc hoán đổi chế độ xem.</w:t>
       </w:r>
     </w:p>
     <w:p>
       <w:r>
-        <w:t>• Cải tiến sắp xếp sản phẩm mới nhất trên Storefront (Newest Products First): Khắc phục lỗi hiển thị sản phẩm cũ lên đầu trang bán hàng (frontendUI/src/pages/Product/Index.jsx). Các yêu cầu gọi API getAllProducts và getProductsByCategory trong dịch vụ productService.js đã được cấu hình thêm tham số sortDir=desc. Điều này đảm bảo trang chủ bán hàng luôn ưu tiên đưa các sản phẩm giày thể thao mới được cập nhật lên hàng đầu.</w:t>
+        <w:t xml:space="preserve">• Cải tiến sắp xếp sản phẩm mới nhất trên Storefront (Newest Products First): </w:t>
+      </w:r>
+      <w:r>
+        <w:t>Khắc phục lỗi hiển thị sản phẩm cũ lên đầu trang bán hàng (frontendUI/src/pages/Product/Index.jsx). Các yêu cầu gọi API getAllProducts và getProductsByCategory trong dịch vụ productService.js đã được cấu hình thêm tham số sortDir=desc. Điều này đảm bảo trang chủ bán hàng luôn ưu tiên đưa các sản phẩm giày thể thao mới được cập nhật lên hàng đầu.</w:t>
       </w:r>
     </w:p>
     <w:p>
       <w:r>
-        <w:t>• Quản lý tiến trình và Giải phóng Port 8080 (Process &amp; Port Stability): Thiết lập quy trình kiểm tra và dọn dẹp tài nguyên cổng mạng (Port 8080) trước khi khởi chạy API Server Java Spring Boot. Bằng cách phát hiện sớm và giải phóng các luồng chạy ngầm của các phiên làm việc cũ bị treo, đảm bảo môi trường phát triển và máy chủ Spring Boot luôn hoạt động ổn định, tránh xung đột cổng kết nối.</w:t>
+        <w:t xml:space="preserve">• Dọn dẹp trường dữ liệu thừa (Cleanup Deprecated Variant Image Field): </w:t>
+      </w:r>
+      <w:r>
+        <w:t>Loại bỏ hoàn toàn trường image_url thừa trong thực thể ProductVariant (Backend) và các tham chiếu liên quan trong ProductVariantController cũng như giao diện ProductVariantModal (Frontend). Do hệ thống đã áp dụng giải pháp lưu trữ hình ảnh theo màu sắc (Color-Aware Gallery) tại ProductImage, việc loại bỏ trường này giúp mã nguồn gọn gàng hơn, tối ưu hóa kích thước truyền tải API và đồng bộ hoàn toàn với sơ đồ thiết kế cơ sở dữ liệu (ERD).</w:t>
       </w:r>
     </w:p>
     <w:p>
       <w:r>
-        <w:t>• Xử lý ràng buộc khóa ngoại và bảo vệ xóa sản phẩm (Referenced Product Deletion Protection): Nâng cấp API xóa sản phẩm (deleteProduct) trong ProductController.java để kiểm tra sự tồn tại của sản phẩm trong các đơn hàng trước khi thực hiện xóa. Nếu sản phẩm đã được liên kết với giao dịch bán hàng, hệ thống sẽ trả về mã lỗi 400 Bad Request và danh sách các đơn hàng chứa nó. Trên giao diện quản trị (Products/Index.jsx), ứng dụng bắt lỗi và hiển thị một hộp thoại GlassModal cảnh báo trực quan liệt kê chi tiết mã đơn hàng, tên khách hàng và ngày đặt, đi kèm nút "Xem chi tiết" hỗ trợ quản trị viên chuyển hướng nhanh sang trang Đơn hàng để kiểm tra hóa đơn, đảm bảo an toàn dữ liệu và tối ưu trải nghiệm vận hành.</w:t>
+        <w:t xml:space="preserve">• Rút gọn luồng đăng ký tài khoản (Simplified Registration Flow): </w:t>
+      </w:r>
+      <w:r>
+        <w:t>Nhằm tối ưu hóa trải nghiệm khách hàng và tăng tỷ lệ chuyển đổi đăng ký thành viên mới, biểu mẫu đăng ký tài khoản khách hàng (Register/Index.jsx) trên Storefront đã được tinh giản bằng cách loại bỏ trường nhập liệu "Địa chỉ nhận hàng". Khách hàng có thể dễ dàng thiết lập và quản lý nhiều địa chỉ nhận hàng chi tiết hơn sau khi đăng nhập thành công tại trang quản lý tài khoản cá nhân.</w:t>
       </w:r>
     </w:p>
     <w:p>
       <w:r>
-        <w:t>• Khắc phục lỗi hiển thị thông tin Danh mục bài viết (Blog Category Description &amp; Assigned Items Count): Bổ sung trường mô tả description (kiểu TEXT trong CSDL MySQL) vào thực thể CategoryBlog.java ở Java Backend và cập nhật API updateCategory tại CategoryBlogController.java để hỗ trợ lưu trữ thông tin. Đồng thời, cải tiến logic ánh xạ postCount của danh mục bài viết trên Admin Dashboard (Categories/Index.jsx) bằng cách kiểm tra thuộc tính categoryBlog.id của bài viết (tương ứng với cấu hình @ManyToOne của JPA), khắc phục triệt để lỗi cột Assigned Items hiển thị sai số lượng bài viết (luôn bằng 0) mặc dù thực tế đã có bài viết liên kết.</w:t>
+        <w:t xml:space="preserve">• Khắc phục lỗi tìm kiếm bài viết ở thanh tìm kiếm (Blog Navbar Search Fix): </w:t>
+      </w:r>
+      <w:r>
+        <w:t>Khắc phục lỗi thanh tìm kiếm ở Header/Navbar luôn hiển thị toàn bộ bài viết mặc định thay vì lọc theo từ khóa. Bằng cách bổ sung tham số keyword trong API getAllBlogs của BlogController.java và triển khai câu truy vấn JPQL searchBlogs trong BlogRepository.java, hệ thống giờ đây đã hỗ trợ tìm kiếm bài viết theo từ khóa khớp với Tiêu đề, tóm tắt hoặc nội dung một cách chính xác.</w:t>
       </w:r>
     </w:p>
     <w:p>
-      <w:pPr/>
-      <w:r>
-        <w:t>• Loại bỏ trường Liên kết Điều hướng Banner (Remove Banner Redirect Link URL): Thực hiện rà soát thực thể Java Banner.java trong gói Entities và xác nhận CSDL MySQL không chứa cột redirect link. Để đồng bộ dữ liệu chuẩn xác và dọn dẹp giao diện quản trị, tiến hành loại bỏ hoàn toàn các trường dữ liệu link/linkUrl, ô nhập nhập liệu 'Redirect Link (URL)' tại BannerFormModal.jsx, và các phần hiển thị cột liên kết điều hướng tại BannerGridCard.jsx và BannerListItem.jsx trên giao diện quản trị Admin Dashboard.</w:t>
-      </w:r>
-    </w:p>
-    <w:p>
-      <w:pPr/>
-      <w:r>
-        <w:t>• Cấu hình Tăng giới hạn Kích thước tải lên tập tin (Multipart Upload Size Limit Increase): Khắc phục lỗi ném ngoại lệ MaxUploadSizeExceededException từ server Spring Boot (hiển thị thông báo lỗi 'Maximum upload size exceeded') khi người quản trị tải các tệp tin hình ảnh sản phẩm hoặc ảnh bìa bài viết có dung lượng lớn. Bằng cách bổ sung hai thuộc tính cấu hình spring.servlet.multipart.max-file-size=50MB và spring.servlet.multipart.max-request-size=50MB vào tệp cấu hình hệ thống application.properties, nâng giới hạn dung lượng tải lên tối đa từ mặc định (1MB/10MB) lên 50MB cho mỗi tệp và toàn bộ yêu cầu tải lên.</w:t>
-      </w:r>
-    </w:p>
-    <w:p>
-      <w:pPr/>
-      <w:r>
-        <w:t>• Tính năng Tự động phát sinh Slug bài viết (Automatic Blog Slug Generation): Tích hợp hàm chuyển đổi tiêu đề bài viết sang dạng đường dẫn thân thiện (Slug URL segment) tự động khi người dùng đang nhập 'Post Title' trong biểu mẫu viết bài BlogFormModal.jsx. Hệ thống loại bỏ dấu tiếng Việt, ký tự đặc biệt, chuẩn hóa khoảng trắng thành gạch ngang và chuyển về chữ thường để tự sinh slug. Tính năng này vẫn cho phép người quản trị tự do chỉnh sửa hoặc nhập đè nội dung slug theo ý muốn cá nhân, và có cơ chế fallback tự động tạo slug nếu trường này bị bỏ trống lúc lưu bài viết.</w:t>
-      </w:r>
-    </w:p>
-    <w:p>
-      <w:pPr/>
-      <w:r>
-        <w:t>• Sửa lỗi Lọc danh mục bài viết và hiển thị Dropdown menu (Blog Category Filtering &amp; Dropdown UI Fix): Khắc phục lỗi so khớp kiểu dữ liệu strict (số nguyên ID so với chuỗi string) khi lọc bài viết theo danh mục tại giao diện quản trị (/blogs), dẫn đến việc lựa chọn các danh mục cụ thể không trả về bất kỳ kết quả nào. Đồng thời, tinh chỉnh lại mã CSS và các thuộc tính class của thẻ select, loại bỏ thuộc tính background-image trùng lặp gây ra lỗi giao diện hiển thị nhiều mũi tên xuống chồng chéo nhau trong menu lọc, mang lại giao diện quản trị chuyên nghiệp, đồng bộ.</w:t>
-      </w:r>
-    </w:p>
-    <w:p>
-      <w:pPr/>
-      <w:r>
-        <w:t>• Bổ sung trường Mật khẩu và Địa chỉ khi thêm mới Khách hàng (Customer Creation Password &amp; Address Fields): Khắc phục lỗi thiếu trường nhập mật khẩu trong biểu mẫu thêm mới khách hàng ('Add New Customer Profile') tại trang quản lý khách hàng (/customers) của Admin Dashboard, khiến yêu cầu gửi lên API bị chặn bởi ràng buộc không được để trống mật khẩu (nullable = false) của cơ sở dữ liệu. Bổ sung trường nhập mật khẩu (chỉ bắt buộc khi thêm mới, ẩn/tùy chọn khi chỉnh sửa) và trường nhập địa chỉ trực quan vào biểu mẫu CustomerFormModal.jsx, đảm bảo tài khoản khách hàng được khởi tạo thành công với mật khẩu đã mã hóa an toàn trên hệ thống.</w:t>
-      </w:r>
-    </w:p>
-    <w:p>
-      <w:pPr/>
-      <w:r>
-        <w:t>• Khắc phục lỗi logic khi xóa đơn hàng và đồng bộ trạng thái CMS (CMS Order Deletion &amp; State Sync Fix): Triển khai bản vá lỗi trên giao diện Quản lý Đơn hàng (/orders) của Admin Dashboard để xử lý triệt để hiện tượng mất toàn bộ danh sách đơn hàng sau khi xóa. Cập nhật hàm handleDeleteOrder để tự động dọn dẹp các chi tiết đơn hàng tương ứng (orderDetails) trong bộ nhớ state, reset selectedOrderId về null và đóng modal chi tiết khi đơn hàng hiện tại bị xóa. Đồng thời, cấu hình so sánh an toàn bằng cách chuyển đổi kiểu dữ liệu ID sang dạng chuỗi (String(...)) trong logic lọc tìm kiếm (filteredOrders) và xác định đơn hàng đang mở (activeOrder), giúp ngăn ngừa lỗi so sánh kiểu dữ liệu strict (string vs number) dẫn đến lỗi crash và trắng giao diện.</w:t>
-      </w:r>
-    </w:p>
-    <w:p>
-      <w:r>
-        <w:t>• Bảo vệ xóa Danh mục (Category Deletion Protection): Tích hợp kiểm tra ràng buộc thực thể ở cả hai tầng (Frontend và Backend). Phía Backend, CategoryBlogController và CategoryProductController sử dụng các phương thức existsByCategoryBlogId và existsByCategoryId để kiểm tra sự tồn tại của bài viết hoặc sản phẩm liên quan. Phía Frontend (Index.jsx) được cập nhật để bắt lỗi chính xác thuộc tính categoryBlog, chặn việc gửi yêu cầu xóa lên server nếu danh mục không trống và hiển thị thông báo cảnh báo rõ ràng 'Không thể xóa danh mục: Có bài viết/sản phẩm đang thuộc danh mục này', ngăn ngừa triệt để lỗi ràng buộc khóa ngoại database.</w:t>
+      <w:r>
+        <w:t xml:space="preserve">• Quản lý tiến trình và Giải phóng Port 8080 (Process &amp; Port Stability): </w:t>
+      </w:r>
+      <w:r>
+        <w:t>Thiết lập quy trình kiểm tra và dọn dẹp tài nguyên cổng mạng (Port 8080) trước khi khởi chạy API Server Java Spring Boot. Bằng cách phát hiện sớm và giải phóng các luồng chạy ngầm của các phiên làm việc cũ bị treo, đảm bảo môi trường phát triển và máy chủ Spring Boot luôn hoạt động ổn định, tránh xung đột cổng kết nối.</w:t>
       </w:r>
     </w:p>
     <w:sectPr>
